--- a/Timestre 1/evidencia_ADSO/Evidencias/POO/05. Guía de aprendizaje POO.docx
+++ b/Timestre 1/evidencia_ADSO/Evidencias/POO/05. Guía de aprendizaje POO.docx
@@ -2986,6 +2986,18 @@
     </w:p>
     <w:p>
       <w:pPr>
+        <w:spacing w:after="0" w:line="240" w:lineRule="auto"/>
+        <w:ind w:left="720"/>
+        <w:rPr>
+          <w:rFonts w:cs="Calibri"/>
+          <w:bCs/>
+          <w:sz w:val="24"/>
+          <w:szCs w:val="24"/>
+        </w:rPr>
+      </w:pPr>
+    </w:p>
+    <w:p>
+      <w:pPr>
         <w:numPr>
           <w:ilvl w:val="0"/>
           <w:numId w:val="4"/>
@@ -3019,6 +3031,250 @@
           <w:szCs w:val="24"/>
         </w:rPr>
       </w:pPr>
+      <w:proofErr w:type="spellStart"/>
+      <w:proofErr w:type="gramStart"/>
+      <w:r>
+        <w:rPr>
+          <w:rFonts w:cs="Calibri"/>
+          <w:b/>
+          <w:sz w:val="24"/>
+          <w:szCs w:val="24"/>
+        </w:rPr>
+        <w:t>RTA:</w:t>
+      </w:r>
+      <w:r>
+        <w:rPr>
+          <w:rFonts w:cs="Calibri"/>
+          <w:bCs/>
+          <w:sz w:val="24"/>
+          <w:szCs w:val="24"/>
+        </w:rPr>
+        <w:t>Las</w:t>
+      </w:r>
+      <w:proofErr w:type="spellEnd"/>
+      <w:proofErr w:type="gramEnd"/>
+      <w:r>
+        <w:rPr>
+          <w:rFonts w:cs="Calibri"/>
+          <w:bCs/>
+          <w:sz w:val="24"/>
+          <w:szCs w:val="24"/>
+        </w:rPr>
+        <w:t xml:space="preserve"> características principales de la POO son:</w:t>
+      </w:r>
+    </w:p>
+    <w:p>
+      <w:pPr>
+        <w:pStyle w:val="Prrafodelista"/>
+        <w:numPr>
+          <w:ilvl w:val="0"/>
+          <w:numId w:val="37"/>
+        </w:numPr>
+        <w:spacing w:after="0" w:line="240" w:lineRule="auto"/>
+        <w:rPr>
+          <w:rFonts w:ascii="Calibri" w:hAnsi="Calibri" w:cs="Calibri"/>
+          <w:bCs/>
+          <w:sz w:val="24"/>
+          <w:szCs w:val="24"/>
+        </w:rPr>
+      </w:pPr>
+      <w:r>
+        <w:rPr>
+          <w:rFonts w:ascii="Calibri" w:hAnsi="Calibri" w:cs="Calibri"/>
+          <w:bCs/>
+          <w:sz w:val="24"/>
+          <w:szCs w:val="24"/>
+        </w:rPr>
+        <w:t>Clase → plantilla para crear objetos.</w:t>
+      </w:r>
+    </w:p>
+    <w:p>
+      <w:pPr>
+        <w:pStyle w:val="Prrafodelista"/>
+        <w:numPr>
+          <w:ilvl w:val="0"/>
+          <w:numId w:val="37"/>
+        </w:numPr>
+        <w:spacing w:after="0" w:line="240" w:lineRule="auto"/>
+        <w:rPr>
+          <w:rFonts w:ascii="Calibri" w:hAnsi="Calibri" w:cs="Calibri"/>
+          <w:bCs/>
+          <w:sz w:val="24"/>
+          <w:szCs w:val="24"/>
+        </w:rPr>
+      </w:pPr>
+      <w:r>
+        <w:rPr>
+          <w:rFonts w:ascii="Calibri" w:hAnsi="Calibri" w:cs="Calibri"/>
+          <w:bCs/>
+          <w:sz w:val="24"/>
+          <w:szCs w:val="24"/>
+        </w:rPr>
+        <w:t>Objeto → instancia de una clase.</w:t>
+      </w:r>
+    </w:p>
+    <w:p>
+      <w:pPr>
+        <w:pStyle w:val="Prrafodelista"/>
+        <w:numPr>
+          <w:ilvl w:val="0"/>
+          <w:numId w:val="37"/>
+        </w:numPr>
+        <w:spacing w:after="0" w:line="240" w:lineRule="auto"/>
+        <w:rPr>
+          <w:rFonts w:ascii="Calibri" w:hAnsi="Calibri" w:cs="Calibri"/>
+          <w:bCs/>
+          <w:sz w:val="24"/>
+          <w:szCs w:val="24"/>
+        </w:rPr>
+      </w:pPr>
+      <w:r>
+        <w:rPr>
+          <w:rFonts w:ascii="Calibri" w:hAnsi="Calibri" w:cs="Calibri"/>
+          <w:bCs/>
+          <w:sz w:val="24"/>
+          <w:szCs w:val="24"/>
+        </w:rPr>
+        <w:t>Atributos → características del objeto.</w:t>
+      </w:r>
+    </w:p>
+    <w:p>
+      <w:pPr>
+        <w:pStyle w:val="Prrafodelista"/>
+        <w:numPr>
+          <w:ilvl w:val="0"/>
+          <w:numId w:val="37"/>
+        </w:numPr>
+        <w:spacing w:after="0" w:line="240" w:lineRule="auto"/>
+        <w:rPr>
+          <w:rFonts w:ascii="Calibri" w:hAnsi="Calibri" w:cs="Calibri"/>
+          <w:bCs/>
+          <w:sz w:val="24"/>
+          <w:szCs w:val="24"/>
+        </w:rPr>
+      </w:pPr>
+      <w:r>
+        <w:rPr>
+          <w:rFonts w:ascii="Calibri" w:hAnsi="Calibri" w:cs="Calibri"/>
+          <w:bCs/>
+          <w:sz w:val="24"/>
+          <w:szCs w:val="24"/>
+        </w:rPr>
+        <w:t>Métodos → acciones del objeto.</w:t>
+      </w:r>
+    </w:p>
+    <w:p>
+      <w:pPr>
+        <w:pStyle w:val="Prrafodelista"/>
+        <w:numPr>
+          <w:ilvl w:val="0"/>
+          <w:numId w:val="37"/>
+        </w:numPr>
+        <w:spacing w:after="0" w:line="240" w:lineRule="auto"/>
+        <w:rPr>
+          <w:rFonts w:ascii="Calibri" w:hAnsi="Calibri" w:cs="Calibri"/>
+          <w:bCs/>
+          <w:sz w:val="24"/>
+          <w:szCs w:val="24"/>
+        </w:rPr>
+      </w:pPr>
+      <w:r>
+        <w:rPr>
+          <w:rFonts w:ascii="Calibri" w:hAnsi="Calibri" w:cs="Calibri"/>
+          <w:bCs/>
+          <w:sz w:val="24"/>
+          <w:szCs w:val="24"/>
+        </w:rPr>
+        <w:t>Encapsulamiento → protege y controla el acceso a los datos.</w:t>
+      </w:r>
+    </w:p>
+    <w:p>
+      <w:pPr>
+        <w:pStyle w:val="Prrafodelista"/>
+        <w:numPr>
+          <w:ilvl w:val="0"/>
+          <w:numId w:val="37"/>
+        </w:numPr>
+        <w:spacing w:after="0" w:line="240" w:lineRule="auto"/>
+        <w:rPr>
+          <w:rFonts w:ascii="Calibri" w:hAnsi="Calibri" w:cs="Calibri"/>
+          <w:bCs/>
+          <w:sz w:val="24"/>
+          <w:szCs w:val="24"/>
+        </w:rPr>
+      </w:pPr>
+      <w:r>
+        <w:rPr>
+          <w:rFonts w:ascii="Calibri" w:hAnsi="Calibri" w:cs="Calibri"/>
+          <w:bCs/>
+          <w:sz w:val="24"/>
+          <w:szCs w:val="24"/>
+        </w:rPr>
+        <w:t>Abstracción → oculta detalles complejos.</w:t>
+      </w:r>
+    </w:p>
+    <w:p>
+      <w:pPr>
+        <w:pStyle w:val="Prrafodelista"/>
+        <w:numPr>
+          <w:ilvl w:val="0"/>
+          <w:numId w:val="37"/>
+        </w:numPr>
+        <w:spacing w:after="0" w:line="240" w:lineRule="auto"/>
+        <w:rPr>
+          <w:rFonts w:ascii="Calibri" w:hAnsi="Calibri" w:cs="Calibri"/>
+          <w:bCs/>
+          <w:sz w:val="24"/>
+          <w:szCs w:val="24"/>
+        </w:rPr>
+      </w:pPr>
+      <w:r>
+        <w:rPr>
+          <w:rFonts w:ascii="Calibri" w:hAnsi="Calibri" w:cs="Calibri"/>
+          <w:bCs/>
+          <w:sz w:val="24"/>
+          <w:szCs w:val="24"/>
+        </w:rPr>
+        <w:t>Herencia → permite crear clases a partir de otras.</w:t>
+      </w:r>
+    </w:p>
+    <w:p>
+      <w:pPr>
+        <w:pStyle w:val="Prrafodelista"/>
+        <w:numPr>
+          <w:ilvl w:val="0"/>
+          <w:numId w:val="37"/>
+        </w:numPr>
+        <w:spacing w:after="0" w:line="240" w:lineRule="auto"/>
+        <w:rPr>
+          <w:rFonts w:ascii="Calibri" w:hAnsi="Calibri" w:cs="Calibri"/>
+          <w:bCs/>
+          <w:sz w:val="24"/>
+          <w:szCs w:val="24"/>
+        </w:rPr>
+      </w:pPr>
+      <w:r>
+        <w:rPr>
+          <w:rFonts w:ascii="Calibri" w:hAnsi="Calibri" w:cs="Calibri"/>
+          <w:bCs/>
+          <w:sz w:val="24"/>
+          <w:szCs w:val="24"/>
+        </w:rPr>
+        <w:t>Polimorfismo → un mismo método puede comportarse de distintas formas.</w:t>
+      </w:r>
+    </w:p>
+    <w:p>
+      <w:pPr>
+        <w:pStyle w:val="Prrafodelista"/>
+        <w:spacing w:after="0" w:line="240" w:lineRule="auto"/>
+        <w:ind w:left="1440"/>
+        <w:rPr>
+          <w:rFonts w:ascii="Calibri" w:hAnsi="Calibri" w:cs="Calibri"/>
+          <w:bCs/>
+          <w:sz w:val="24"/>
+          <w:szCs w:val="24"/>
+        </w:rPr>
+      </w:pPr>
     </w:p>
     <w:p>
       <w:pPr>
@@ -3047,20 +3303,64 @@
     <w:p>
       <w:pPr>
         <w:spacing w:after="0" w:line="240" w:lineRule="auto"/>
-        <w:rPr>
-          <w:rFonts w:cs="Calibri"/>
-          <w:bCs/>
-          <w:sz w:val="24"/>
-          <w:szCs w:val="24"/>
-        </w:rPr>
-      </w:pPr>
-      <w:r>
-        <w:rPr>
-          <w:rFonts w:cs="Calibri"/>
-          <w:bCs/>
-          <w:sz w:val="24"/>
-          <w:szCs w:val="24"/>
-        </w:rPr>
+        <w:ind w:left="720"/>
+        <w:rPr>
+          <w:rFonts w:cs="Calibri"/>
+          <w:bCs/>
+          <w:sz w:val="24"/>
+          <w:szCs w:val="24"/>
+        </w:rPr>
+      </w:pPr>
+      <w:proofErr w:type="spellStart"/>
+      <w:proofErr w:type="gramStart"/>
+      <w:r>
+        <w:rPr>
+          <w:rFonts w:cs="Calibri"/>
+          <w:b/>
+          <w:sz w:val="24"/>
+          <w:szCs w:val="24"/>
+        </w:rPr>
+        <w:t>RTA:</w:t>
+      </w:r>
+      <w:r>
+        <w:rPr>
+          <w:rFonts w:cs="Calibri"/>
+          <w:bCs/>
+          <w:sz w:val="24"/>
+          <w:szCs w:val="24"/>
+        </w:rPr>
+        <w:t>En</w:t>
+      </w:r>
+      <w:proofErr w:type="spellEnd"/>
+      <w:proofErr w:type="gramEnd"/>
+      <w:r>
+        <w:rPr>
+          <w:rFonts w:cs="Calibri"/>
+          <w:bCs/>
+          <w:sz w:val="24"/>
+          <w:szCs w:val="24"/>
+        </w:rPr>
+        <w:t xml:space="preserve"> resumen, la principal ventaja de la POO es que permite construir software más organizado, reutilizable, escalable y fácil de mantener a medida que los proyectos crecen.</w:t>
+      </w:r>
+    </w:p>
+    <w:p>
+      <w:pPr>
+        <w:spacing w:after="0" w:line="240" w:lineRule="auto"/>
+        <w:rPr>
+          <w:rFonts w:cs="Calibri"/>
+          <w:bCs/>
+          <w:sz w:val="24"/>
+          <w:szCs w:val="24"/>
+        </w:rPr>
+      </w:pPr>
+      <w:r>
+        <w:rPr>
+          <w:rFonts w:cs="Calibri"/>
+          <w:bCs/>
+          <w:sz w:val="24"/>
+          <w:szCs w:val="24"/>
+        </w:rPr>
+        <w:lastRenderedPageBreak/>
         <w:pict w14:anchorId="65EBF775">
           <v:rect id="_x0000_i1031" style="width:0;height:1.5pt" o:hralign="center" o:hrstd="t" o:hr="t" fillcolor="#a0a0a0" stroked="f"/>
         </w:pict>
@@ -3129,7 +3429,46 @@
           <w:sz w:val="24"/>
           <w:szCs w:val="24"/>
         </w:rPr>
-        <w:t xml:space="preserve">Concepto de clase. </w:t>
+        <w:t>Concepto de clase.</w:t>
+      </w:r>
+    </w:p>
+    <w:p>
+      <w:pPr>
+        <w:spacing w:after="0" w:line="240" w:lineRule="auto"/>
+        <w:ind w:left="720"/>
+        <w:rPr>
+          <w:rFonts w:cs="Calibri"/>
+          <w:bCs/>
+          <w:sz w:val="24"/>
+          <w:szCs w:val="24"/>
+        </w:rPr>
+      </w:pPr>
+      <w:r>
+        <w:rPr>
+          <w:rFonts w:cs="Calibri"/>
+          <w:b/>
+          <w:sz w:val="24"/>
+          <w:szCs w:val="24"/>
+        </w:rPr>
+        <w:t>RTA:</w:t>
+      </w:r>
+      <w:r>
+        <w:rPr>
+          <w:rFonts w:cs="Calibri"/>
+          <w:b/>
+          <w:sz w:val="24"/>
+          <w:szCs w:val="24"/>
+        </w:rPr>
+        <w:t xml:space="preserve"> </w:t>
+      </w:r>
+      <w:r>
+        <w:rPr>
+          <w:rFonts w:cs="Calibri"/>
+          <w:bCs/>
+          <w:sz w:val="24"/>
+          <w:szCs w:val="24"/>
+        </w:rPr>
+        <w:t>Es el molde modelo en el cual definimos atributos y métodos que tendrán los objetos que salen de ella</w:t>
       </w:r>
     </w:p>
     <w:p>
@@ -3153,7 +3492,28 @@
           <w:sz w:val="24"/>
           <w:szCs w:val="24"/>
         </w:rPr>
-        <w:t xml:space="preserve">Concepto de objeto. </w:t>
+        <w:t>Concepto de objeto.</w:t>
+      </w:r>
+    </w:p>
+    <w:p>
+      <w:pPr>
+        <w:spacing w:after="0" w:line="240" w:lineRule="auto"/>
+        <w:ind w:left="708"/>
+        <w:rPr>
+          <w:rFonts w:cs="Calibri"/>
+          <w:b/>
+          <w:sz w:val="24"/>
+          <w:szCs w:val="24"/>
+        </w:rPr>
+      </w:pPr>
+      <w:r>
+        <w:rPr>
+          <w:rFonts w:cs="Calibri"/>
+          <w:b/>
+          <w:sz w:val="24"/>
+          <w:szCs w:val="24"/>
+        </w:rPr>
+        <w:t>RTA:</w:t>
       </w:r>
     </w:p>
     <w:p>
@@ -3182,6 +3542,27 @@
     </w:p>
     <w:p>
       <w:pPr>
+        <w:spacing w:after="0" w:line="240" w:lineRule="auto"/>
+        <w:ind w:left="708"/>
+        <w:rPr>
+          <w:rFonts w:cs="Calibri"/>
+          <w:b/>
+          <w:sz w:val="24"/>
+          <w:szCs w:val="24"/>
+        </w:rPr>
+      </w:pPr>
+      <w:r>
+        <w:rPr>
+          <w:rFonts w:cs="Calibri"/>
+          <w:b/>
+          <w:sz w:val="24"/>
+          <w:szCs w:val="24"/>
+        </w:rPr>
+        <w:t>RTA:</w:t>
+      </w:r>
+    </w:p>
+    <w:p>
+      <w:pPr>
         <w:numPr>
           <w:ilvl w:val="0"/>
           <w:numId w:val="5"/>
@@ -3206,6 +3587,27 @@
     </w:p>
     <w:p>
       <w:pPr>
+        <w:spacing w:after="0" w:line="240" w:lineRule="auto"/>
+        <w:ind w:left="708"/>
+        <w:rPr>
+          <w:rFonts w:cs="Calibri"/>
+          <w:b/>
+          <w:sz w:val="24"/>
+          <w:szCs w:val="24"/>
+        </w:rPr>
+      </w:pPr>
+      <w:r>
+        <w:rPr>
+          <w:rFonts w:cs="Calibri"/>
+          <w:b/>
+          <w:sz w:val="24"/>
+          <w:szCs w:val="24"/>
+        </w:rPr>
+        <w:t>RTA:</w:t>
+      </w:r>
+    </w:p>
+    <w:p>
+      <w:pPr>
         <w:numPr>
           <w:ilvl w:val="0"/>
           <w:numId w:val="5"/>
@@ -3231,6 +3633,27 @@
     <w:p>
       <w:pPr>
         <w:spacing w:after="0" w:line="240" w:lineRule="auto"/>
+        <w:ind w:left="708"/>
+        <w:rPr>
+          <w:rFonts w:cs="Calibri"/>
+          <w:b/>
+          <w:sz w:val="24"/>
+          <w:szCs w:val="24"/>
+        </w:rPr>
+      </w:pPr>
+      <w:r>
+        <w:rPr>
+          <w:rFonts w:cs="Calibri"/>
+          <w:b/>
+          <w:sz w:val="24"/>
+          <w:szCs w:val="24"/>
+        </w:rPr>
+        <w:t>RTA:</w:t>
+      </w:r>
+    </w:p>
+    <w:p>
+      <w:pPr>
+        <w:spacing w:after="0" w:line="240" w:lineRule="auto"/>
         <w:rPr>
           <w:rFonts w:cs="Calibri"/>
           <w:bCs/>
@@ -3246,6 +3669,26 @@
           <w:szCs w:val="24"/>
         </w:rPr>
         <w:t>Construir ejemplos del entorno cotidiano.</w:t>
+      </w:r>
+    </w:p>
+    <w:p>
+      <w:pPr>
+        <w:spacing w:after="0" w:line="240" w:lineRule="auto"/>
+        <w:rPr>
+          <w:rFonts w:cs="Calibri"/>
+          <w:b/>
+          <w:sz w:val="24"/>
+          <w:szCs w:val="24"/>
+        </w:rPr>
+      </w:pPr>
+      <w:r>
+        <w:rPr>
+          <w:rFonts w:cs="Calibri"/>
+          <w:b/>
+          <w:sz w:val="24"/>
+          <w:szCs w:val="24"/>
+        </w:rPr>
+        <w:t>RTA:</w:t>
       </w:r>
     </w:p>
     <w:p>
@@ -3331,8 +3774,28 @@
           <w:sz w:val="24"/>
           <w:szCs w:val="24"/>
         </w:rPr>
-        <w:lastRenderedPageBreak/>
-        <w:t xml:space="preserve">Definición de atributo. </w:t>
+        <w:t>Definición de atributo.</w:t>
+      </w:r>
+    </w:p>
+    <w:p>
+      <w:pPr>
+        <w:spacing w:after="0" w:line="240" w:lineRule="auto"/>
+        <w:ind w:left="720"/>
+        <w:rPr>
+          <w:rFonts w:cs="Calibri"/>
+          <w:b/>
+          <w:sz w:val="24"/>
+          <w:szCs w:val="24"/>
+        </w:rPr>
+      </w:pPr>
+      <w:r>
+        <w:rPr>
+          <w:rFonts w:cs="Calibri"/>
+          <w:b/>
+          <w:sz w:val="24"/>
+          <w:szCs w:val="24"/>
+        </w:rPr>
+        <w:t>RTA:</w:t>
       </w:r>
     </w:p>
     <w:p>
@@ -3361,6 +3824,27 @@
     </w:p>
     <w:p>
       <w:pPr>
+        <w:spacing w:after="0" w:line="240" w:lineRule="auto"/>
+        <w:ind w:left="720"/>
+        <w:rPr>
+          <w:rFonts w:cs="Calibri"/>
+          <w:b/>
+          <w:sz w:val="24"/>
+          <w:szCs w:val="24"/>
+        </w:rPr>
+      </w:pPr>
+      <w:r>
+        <w:rPr>
+          <w:rFonts w:cs="Calibri"/>
+          <w:b/>
+          <w:sz w:val="24"/>
+          <w:szCs w:val="24"/>
+        </w:rPr>
+        <w:t>RTA:</w:t>
+      </w:r>
+    </w:p>
+    <w:p>
+      <w:pPr>
         <w:numPr>
           <w:ilvl w:val="0"/>
           <w:numId w:val="6"/>
@@ -3386,6 +3870,27 @@
     <w:p>
       <w:pPr>
         <w:spacing w:after="0" w:line="240" w:lineRule="auto"/>
+        <w:ind w:left="720"/>
+        <w:rPr>
+          <w:rFonts w:cs="Calibri"/>
+          <w:b/>
+          <w:sz w:val="24"/>
+          <w:szCs w:val="24"/>
+        </w:rPr>
+      </w:pPr>
+      <w:r>
+        <w:rPr>
+          <w:rFonts w:cs="Calibri"/>
+          <w:b/>
+          <w:sz w:val="24"/>
+          <w:szCs w:val="24"/>
+        </w:rPr>
+        <w:t>RTA:</w:t>
+      </w:r>
+    </w:p>
+    <w:p>
+      <w:pPr>
+        <w:spacing w:after="0" w:line="240" w:lineRule="auto"/>
         <w:rPr>
           <w:rFonts w:cs="Calibri"/>
           <w:bCs/>
@@ -3429,6 +3934,27 @@
     </w:p>
     <w:p>
       <w:pPr>
+        <w:spacing w:after="0" w:line="240" w:lineRule="auto"/>
+        <w:ind w:left="720"/>
+        <w:rPr>
+          <w:rFonts w:cs="Calibri"/>
+          <w:b/>
+          <w:sz w:val="24"/>
+          <w:szCs w:val="24"/>
+        </w:rPr>
+      </w:pPr>
+      <w:r>
+        <w:rPr>
+          <w:rFonts w:cs="Calibri"/>
+          <w:b/>
+          <w:sz w:val="24"/>
+          <w:szCs w:val="24"/>
+        </w:rPr>
+        <w:t>RTA:</w:t>
+      </w:r>
+    </w:p>
+    <w:p>
+      <w:pPr>
         <w:numPr>
           <w:ilvl w:val="0"/>
           <w:numId w:val="7"/>
@@ -3453,6 +3979,27 @@
     </w:p>
     <w:p>
       <w:pPr>
+        <w:spacing w:after="0" w:line="240" w:lineRule="auto"/>
+        <w:ind w:left="720"/>
+        <w:rPr>
+          <w:rFonts w:cs="Calibri"/>
+          <w:b/>
+          <w:sz w:val="24"/>
+          <w:szCs w:val="24"/>
+        </w:rPr>
+      </w:pPr>
+      <w:r>
+        <w:rPr>
+          <w:rFonts w:cs="Calibri"/>
+          <w:b/>
+          <w:sz w:val="24"/>
+          <w:szCs w:val="24"/>
+        </w:rPr>
+        <w:t>RTA:</w:t>
+      </w:r>
+    </w:p>
+    <w:p>
+      <w:pPr>
         <w:numPr>
           <w:ilvl w:val="0"/>
           <w:numId w:val="7"/>
@@ -3472,7 +4019,37 @@
           <w:sz w:val="24"/>
           <w:szCs w:val="24"/>
         </w:rPr>
-        <w:t xml:space="preserve">Producto </w:t>
+        <w:t>Producto</w:t>
+      </w:r>
+    </w:p>
+    <w:p>
+      <w:pPr>
+        <w:spacing w:after="0" w:line="240" w:lineRule="auto"/>
+        <w:ind w:left="720"/>
+        <w:rPr>
+          <w:rFonts w:cs="Calibri"/>
+          <w:bCs/>
+          <w:sz w:val="24"/>
+          <w:szCs w:val="24"/>
+        </w:rPr>
+      </w:pPr>
+      <w:r>
+        <w:rPr>
+          <w:rFonts w:cs="Calibri"/>
+          <w:b/>
+          <w:sz w:val="24"/>
+          <w:szCs w:val="24"/>
+        </w:rPr>
+        <w:t>RTA:</w:t>
+      </w:r>
+      <w:r>
+        <w:rPr>
+          <w:rFonts w:cs="Calibri"/>
+          <w:bCs/>
+          <w:sz w:val="24"/>
+          <w:szCs w:val="24"/>
+        </w:rPr>
+        <w:t xml:space="preserve"> </w:t>
       </w:r>
     </w:p>
     <w:p>
@@ -3560,7 +4137,28 @@
           <w:sz w:val="24"/>
           <w:szCs w:val="24"/>
         </w:rPr>
-        <w:t xml:space="preserve">Público (Public) </w:t>
+        <w:t>Público (Public)</w:t>
+      </w:r>
+    </w:p>
+    <w:p>
+      <w:pPr>
+        <w:spacing w:after="0" w:line="240" w:lineRule="auto"/>
+        <w:ind w:left="720"/>
+        <w:rPr>
+          <w:rFonts w:cs="Calibri"/>
+          <w:b/>
+          <w:sz w:val="24"/>
+          <w:szCs w:val="24"/>
+        </w:rPr>
+      </w:pPr>
+      <w:r>
+        <w:rPr>
+          <w:rFonts w:cs="Calibri"/>
+          <w:b/>
+          <w:sz w:val="24"/>
+          <w:szCs w:val="24"/>
+        </w:rPr>
+        <w:t>RTA:</w:t>
       </w:r>
     </w:p>
     <w:p>
@@ -3589,6 +4187,27 @@
     </w:p>
     <w:p>
       <w:pPr>
+        <w:spacing w:after="0" w:line="240" w:lineRule="auto"/>
+        <w:ind w:left="720"/>
+        <w:rPr>
+          <w:rFonts w:cs="Calibri"/>
+          <w:b/>
+          <w:sz w:val="24"/>
+          <w:szCs w:val="24"/>
+        </w:rPr>
+      </w:pPr>
+      <w:r>
+        <w:rPr>
+          <w:rFonts w:cs="Calibri"/>
+          <w:b/>
+          <w:sz w:val="24"/>
+          <w:szCs w:val="24"/>
+        </w:rPr>
+        <w:t>RTA:</w:t>
+      </w:r>
+    </w:p>
+    <w:p>
+      <w:pPr>
         <w:numPr>
           <w:ilvl w:val="0"/>
           <w:numId w:val="8"/>
@@ -3634,6 +4253,27 @@
     <w:p>
       <w:pPr>
         <w:spacing w:after="0" w:line="240" w:lineRule="auto"/>
+        <w:ind w:left="720"/>
+        <w:rPr>
+          <w:rFonts w:cs="Calibri"/>
+          <w:b/>
+          <w:sz w:val="24"/>
+          <w:szCs w:val="24"/>
+        </w:rPr>
+      </w:pPr>
+      <w:r>
+        <w:rPr>
+          <w:rFonts w:cs="Calibri"/>
+          <w:b/>
+          <w:sz w:val="24"/>
+          <w:szCs w:val="24"/>
+        </w:rPr>
+        <w:t>RTA:</w:t>
+      </w:r>
+    </w:p>
+    <w:p>
+      <w:pPr>
+        <w:spacing w:after="0" w:line="240" w:lineRule="auto"/>
         <w:rPr>
           <w:rFonts w:cs="Calibri"/>
           <w:bCs/>
@@ -3649,6 +4289,27 @@
           <w:szCs w:val="24"/>
         </w:rPr>
         <w:t>Analizar su importancia en la protección de la información.</w:t>
+      </w:r>
+    </w:p>
+    <w:p>
+      <w:pPr>
+        <w:spacing w:after="0" w:line="240" w:lineRule="auto"/>
+        <w:rPr>
+          <w:rFonts w:cs="Calibri"/>
+          <w:b/>
+          <w:sz w:val="24"/>
+          <w:szCs w:val="24"/>
+        </w:rPr>
+      </w:pPr>
+      <w:r>
+        <w:rPr>
+          <w:rFonts w:cs="Calibri"/>
+          <w:b/>
+          <w:sz w:val="24"/>
+          <w:szCs w:val="24"/>
+        </w:rPr>
+        <w:lastRenderedPageBreak/>
+        <w:t>RTA:</w:t>
       </w:r>
     </w:p>
     <w:p>
@@ -3915,6 +4576,414 @@
         <w:spacing w:after="0" w:line="240" w:lineRule="auto"/>
         <w:rPr>
           <w:rFonts w:cs="Calibri"/>
+          <w:b/>
+          <w:sz w:val="24"/>
+          <w:szCs w:val="24"/>
+        </w:rPr>
+      </w:pPr>
+      <w:r>
+        <w:rPr>
+          <w:rFonts w:cs="Calibri"/>
+          <w:b/>
+          <w:sz w:val="24"/>
+          <w:szCs w:val="24"/>
+        </w:rPr>
+        <w:t>RTA:</w:t>
+      </w:r>
+    </w:p>
+    <w:p>
+      <w:pPr>
+        <w:pStyle w:val="Prrafodelista"/>
+        <w:numPr>
+          <w:ilvl w:val="0"/>
+          <w:numId w:val="38"/>
+        </w:numPr>
+        <w:spacing w:after="0" w:line="240" w:lineRule="auto"/>
+        <w:rPr>
+          <w:rFonts w:ascii="Calibri" w:hAnsi="Calibri" w:cs="Calibri"/>
+          <w:b/>
+          <w:sz w:val="24"/>
+          <w:szCs w:val="24"/>
+        </w:rPr>
+      </w:pPr>
+      <w:r>
+        <w:rPr>
+          <w:rFonts w:ascii="Calibri" w:hAnsi="Calibri" w:cs="Calibri"/>
+          <w:b/>
+          <w:sz w:val="24"/>
+          <w:szCs w:val="24"/>
+        </w:rPr>
+        <w:t>Abstracción</w:t>
+      </w:r>
+    </w:p>
+    <w:p>
+      <w:pPr>
+        <w:numPr>
+          <w:ilvl w:val="0"/>
+          <w:numId w:val="39"/>
+        </w:numPr>
+        <w:spacing w:after="0" w:line="240" w:lineRule="auto"/>
+        <w:rPr>
+          <w:rFonts w:cs="Calibri"/>
+          <w:bCs/>
+          <w:sz w:val="24"/>
+          <w:szCs w:val="24"/>
+        </w:rPr>
+      </w:pPr>
+      <w:r>
+        <w:rPr>
+          <w:rFonts w:cs="Calibri"/>
+          <w:bCs/>
+          <w:sz w:val="24"/>
+          <w:szCs w:val="24"/>
+        </w:rPr>
+        <w:t xml:space="preserve">Definición. </w:t>
+      </w:r>
+    </w:p>
+    <w:p>
+      <w:pPr>
+        <w:numPr>
+          <w:ilvl w:val="0"/>
+          <w:numId w:val="39"/>
+        </w:numPr>
+        <w:spacing w:after="0" w:line="240" w:lineRule="auto"/>
+        <w:rPr>
+          <w:rFonts w:cs="Calibri"/>
+          <w:bCs/>
+          <w:sz w:val="24"/>
+          <w:szCs w:val="24"/>
+        </w:rPr>
+      </w:pPr>
+      <w:r>
+        <w:rPr>
+          <w:rFonts w:cs="Calibri"/>
+          <w:bCs/>
+          <w:sz w:val="24"/>
+          <w:szCs w:val="24"/>
+        </w:rPr>
+        <w:t xml:space="preserve">Ejemplo cotidiano. </w:t>
+      </w:r>
+    </w:p>
+    <w:p>
+      <w:pPr>
+        <w:numPr>
+          <w:ilvl w:val="0"/>
+          <w:numId w:val="39"/>
+        </w:numPr>
+        <w:spacing w:after="0" w:line="240" w:lineRule="auto"/>
+        <w:rPr>
+          <w:rFonts w:cs="Calibri"/>
+          <w:bCs/>
+          <w:sz w:val="24"/>
+          <w:szCs w:val="24"/>
+        </w:rPr>
+      </w:pPr>
+      <w:r>
+        <w:rPr>
+          <w:rFonts w:cs="Calibri"/>
+          <w:bCs/>
+          <w:sz w:val="24"/>
+          <w:szCs w:val="24"/>
+        </w:rPr>
+        <w:t xml:space="preserve">Aplicación en software. </w:t>
+      </w:r>
+    </w:p>
+    <w:p>
+      <w:pPr>
+        <w:pStyle w:val="Prrafodelista"/>
+        <w:numPr>
+          <w:ilvl w:val="0"/>
+          <w:numId w:val="38"/>
+        </w:numPr>
+        <w:spacing w:after="0" w:line="240" w:lineRule="auto"/>
+        <w:rPr>
+          <w:rFonts w:ascii="Calibri" w:hAnsi="Calibri" w:cs="Calibri"/>
+          <w:b/>
+          <w:sz w:val="24"/>
+          <w:szCs w:val="24"/>
+        </w:rPr>
+      </w:pPr>
+      <w:r>
+        <w:rPr>
+          <w:rFonts w:ascii="Calibri" w:hAnsi="Calibri" w:cs="Calibri"/>
+          <w:b/>
+          <w:sz w:val="24"/>
+          <w:szCs w:val="24"/>
+        </w:rPr>
+        <w:t>Encapsulamiento</w:t>
+      </w:r>
+    </w:p>
+    <w:p>
+      <w:pPr>
+        <w:numPr>
+          <w:ilvl w:val="0"/>
+          <w:numId w:val="40"/>
+        </w:numPr>
+        <w:spacing w:after="0" w:line="240" w:lineRule="auto"/>
+        <w:rPr>
+          <w:rFonts w:cs="Calibri"/>
+          <w:bCs/>
+          <w:sz w:val="24"/>
+          <w:szCs w:val="24"/>
+        </w:rPr>
+      </w:pPr>
+      <w:r>
+        <w:rPr>
+          <w:rFonts w:cs="Calibri"/>
+          <w:bCs/>
+          <w:sz w:val="24"/>
+          <w:szCs w:val="24"/>
+        </w:rPr>
+        <w:t xml:space="preserve">Definición. </w:t>
+      </w:r>
+    </w:p>
+    <w:p>
+      <w:pPr>
+        <w:numPr>
+          <w:ilvl w:val="0"/>
+          <w:numId w:val="40"/>
+        </w:numPr>
+        <w:spacing w:after="0" w:line="240" w:lineRule="auto"/>
+        <w:rPr>
+          <w:rFonts w:cs="Calibri"/>
+          <w:bCs/>
+          <w:sz w:val="24"/>
+          <w:szCs w:val="24"/>
+        </w:rPr>
+      </w:pPr>
+      <w:r>
+        <w:rPr>
+          <w:rFonts w:cs="Calibri"/>
+          <w:bCs/>
+          <w:sz w:val="24"/>
+          <w:szCs w:val="24"/>
+        </w:rPr>
+        <w:t xml:space="preserve">Ejemplo cotidiano. </w:t>
+      </w:r>
+    </w:p>
+    <w:p>
+      <w:pPr>
+        <w:numPr>
+          <w:ilvl w:val="0"/>
+          <w:numId w:val="40"/>
+        </w:numPr>
+        <w:spacing w:after="0" w:line="240" w:lineRule="auto"/>
+        <w:rPr>
+          <w:rFonts w:cs="Calibri"/>
+          <w:bCs/>
+          <w:sz w:val="24"/>
+          <w:szCs w:val="24"/>
+        </w:rPr>
+      </w:pPr>
+      <w:r>
+        <w:rPr>
+          <w:rFonts w:cs="Calibri"/>
+          <w:bCs/>
+          <w:sz w:val="24"/>
+          <w:szCs w:val="24"/>
+        </w:rPr>
+        <w:t xml:space="preserve">Aplicación en software. </w:t>
+      </w:r>
+    </w:p>
+    <w:p>
+      <w:pPr>
+        <w:pStyle w:val="Prrafodelista"/>
+        <w:numPr>
+          <w:ilvl w:val="0"/>
+          <w:numId w:val="38"/>
+        </w:numPr>
+        <w:spacing w:after="0" w:line="240" w:lineRule="auto"/>
+        <w:rPr>
+          <w:rFonts w:ascii="Calibri" w:hAnsi="Calibri" w:cs="Calibri"/>
+          <w:b/>
+          <w:sz w:val="24"/>
+          <w:szCs w:val="24"/>
+        </w:rPr>
+      </w:pPr>
+      <w:r>
+        <w:rPr>
+          <w:rFonts w:ascii="Calibri" w:hAnsi="Calibri" w:cs="Calibri"/>
+          <w:b/>
+          <w:sz w:val="24"/>
+          <w:szCs w:val="24"/>
+        </w:rPr>
+        <w:t>Herencia (Generalización)</w:t>
+      </w:r>
+    </w:p>
+    <w:p>
+      <w:pPr>
+        <w:numPr>
+          <w:ilvl w:val="0"/>
+          <w:numId w:val="42"/>
+        </w:numPr>
+        <w:spacing w:after="0" w:line="240" w:lineRule="auto"/>
+        <w:rPr>
+          <w:rFonts w:cs="Calibri"/>
+          <w:bCs/>
+          <w:sz w:val="24"/>
+          <w:szCs w:val="24"/>
+        </w:rPr>
+      </w:pPr>
+      <w:r>
+        <w:rPr>
+          <w:rFonts w:cs="Calibri"/>
+          <w:bCs/>
+          <w:sz w:val="24"/>
+          <w:szCs w:val="24"/>
+        </w:rPr>
+        <w:t xml:space="preserve">Definición. </w:t>
+      </w:r>
+    </w:p>
+    <w:p>
+      <w:pPr>
+        <w:numPr>
+          <w:ilvl w:val="0"/>
+          <w:numId w:val="42"/>
+        </w:numPr>
+        <w:spacing w:after="0" w:line="240" w:lineRule="auto"/>
+        <w:rPr>
+          <w:rFonts w:cs="Calibri"/>
+          <w:bCs/>
+          <w:sz w:val="24"/>
+          <w:szCs w:val="24"/>
+        </w:rPr>
+      </w:pPr>
+      <w:r>
+        <w:rPr>
+          <w:rFonts w:cs="Calibri"/>
+          <w:bCs/>
+          <w:sz w:val="24"/>
+          <w:szCs w:val="24"/>
+        </w:rPr>
+        <w:t xml:space="preserve">Ejemplo cotidiano. </w:t>
+      </w:r>
+    </w:p>
+    <w:p>
+      <w:pPr>
+        <w:numPr>
+          <w:ilvl w:val="0"/>
+          <w:numId w:val="42"/>
+        </w:numPr>
+        <w:spacing w:after="0" w:line="240" w:lineRule="auto"/>
+        <w:rPr>
+          <w:rFonts w:cs="Calibri"/>
+          <w:bCs/>
+          <w:sz w:val="24"/>
+          <w:szCs w:val="24"/>
+        </w:rPr>
+      </w:pPr>
+      <w:r>
+        <w:rPr>
+          <w:rFonts w:cs="Calibri"/>
+          <w:bCs/>
+          <w:sz w:val="24"/>
+          <w:szCs w:val="24"/>
+        </w:rPr>
+        <w:t xml:space="preserve">Aplicación en software. </w:t>
+      </w:r>
+    </w:p>
+    <w:p>
+      <w:pPr>
+        <w:pStyle w:val="Prrafodelista"/>
+        <w:numPr>
+          <w:ilvl w:val="0"/>
+          <w:numId w:val="38"/>
+        </w:numPr>
+        <w:spacing w:after="0" w:line="240" w:lineRule="auto"/>
+        <w:rPr>
+          <w:rFonts w:ascii="Calibri" w:hAnsi="Calibri" w:cs="Calibri"/>
+          <w:b/>
+          <w:sz w:val="24"/>
+          <w:szCs w:val="24"/>
+        </w:rPr>
+      </w:pPr>
+      <w:r>
+        <w:rPr>
+          <w:rFonts w:ascii="Calibri" w:hAnsi="Calibri" w:cs="Calibri"/>
+          <w:b/>
+          <w:sz w:val="24"/>
+          <w:szCs w:val="24"/>
+        </w:rPr>
+        <w:t>Polimorfismo</w:t>
+      </w:r>
+    </w:p>
+    <w:p>
+      <w:pPr>
+        <w:numPr>
+          <w:ilvl w:val="0"/>
+          <w:numId w:val="41"/>
+        </w:numPr>
+        <w:spacing w:after="0" w:line="240" w:lineRule="auto"/>
+        <w:rPr>
+          <w:rFonts w:cs="Calibri"/>
+          <w:bCs/>
+          <w:sz w:val="24"/>
+          <w:szCs w:val="24"/>
+        </w:rPr>
+      </w:pPr>
+      <w:r>
+        <w:rPr>
+          <w:rFonts w:cs="Calibri"/>
+          <w:bCs/>
+          <w:sz w:val="24"/>
+          <w:szCs w:val="24"/>
+        </w:rPr>
+        <w:t xml:space="preserve">Definición. </w:t>
+      </w:r>
+    </w:p>
+    <w:p>
+      <w:pPr>
+        <w:numPr>
+          <w:ilvl w:val="0"/>
+          <w:numId w:val="41"/>
+        </w:numPr>
+        <w:spacing w:after="0" w:line="240" w:lineRule="auto"/>
+        <w:rPr>
+          <w:rFonts w:cs="Calibri"/>
+          <w:bCs/>
+          <w:sz w:val="24"/>
+          <w:szCs w:val="24"/>
+        </w:rPr>
+      </w:pPr>
+      <w:r>
+        <w:rPr>
+          <w:rFonts w:cs="Calibri"/>
+          <w:bCs/>
+          <w:sz w:val="24"/>
+          <w:szCs w:val="24"/>
+        </w:rPr>
+        <w:t xml:space="preserve">Ejemplo cotidiano. </w:t>
+      </w:r>
+    </w:p>
+    <w:p>
+      <w:pPr>
+        <w:numPr>
+          <w:ilvl w:val="0"/>
+          <w:numId w:val="41"/>
+        </w:numPr>
+        <w:spacing w:after="0" w:line="240" w:lineRule="auto"/>
+        <w:rPr>
+          <w:rFonts w:cs="Calibri"/>
+          <w:bCs/>
+          <w:sz w:val="24"/>
+          <w:szCs w:val="24"/>
+        </w:rPr>
+      </w:pPr>
+      <w:r>
+        <w:rPr>
+          <w:rFonts w:cs="Calibri"/>
+          <w:bCs/>
+          <w:sz w:val="24"/>
+          <w:szCs w:val="24"/>
+        </w:rPr>
+        <w:t xml:space="preserve">Aplicación en software. </w:t>
+      </w:r>
+    </w:p>
+    <w:p>
+      <w:pPr>
+        <w:spacing w:after="0" w:line="240" w:lineRule="auto"/>
+        <w:rPr>
+          <w:rFonts w:cs="Calibri"/>
           <w:bCs/>
           <w:sz w:val="24"/>
           <w:szCs w:val="24"/>
@@ -3998,6 +5067,27 @@
     </w:p>
     <w:p>
       <w:pPr>
+        <w:spacing w:after="0" w:line="240" w:lineRule="auto"/>
+        <w:ind w:left="720"/>
+        <w:rPr>
+          <w:rFonts w:cs="Calibri"/>
+          <w:b/>
+          <w:sz w:val="24"/>
+          <w:szCs w:val="24"/>
+        </w:rPr>
+      </w:pPr>
+      <w:r>
+        <w:rPr>
+          <w:rFonts w:cs="Calibri"/>
+          <w:b/>
+          <w:sz w:val="24"/>
+          <w:szCs w:val="24"/>
+        </w:rPr>
+        <w:t>RTA:</w:t>
+      </w:r>
+    </w:p>
+    <w:p>
+      <w:pPr>
         <w:numPr>
           <w:ilvl w:val="0"/>
           <w:numId w:val="10"/>
@@ -4022,6 +5112,27 @@
     </w:p>
     <w:p>
       <w:pPr>
+        <w:spacing w:after="0" w:line="240" w:lineRule="auto"/>
+        <w:ind w:left="720"/>
+        <w:rPr>
+          <w:rFonts w:cs="Calibri"/>
+          <w:b/>
+          <w:sz w:val="24"/>
+          <w:szCs w:val="24"/>
+        </w:rPr>
+      </w:pPr>
+      <w:r>
+        <w:rPr>
+          <w:rFonts w:cs="Calibri"/>
+          <w:b/>
+          <w:sz w:val="24"/>
+          <w:szCs w:val="24"/>
+        </w:rPr>
+        <w:t>RTA:</w:t>
+      </w:r>
+    </w:p>
+    <w:p>
+      <w:pPr>
         <w:numPr>
           <w:ilvl w:val="0"/>
           <w:numId w:val="10"/>
@@ -4046,6 +5157,27 @@
     </w:p>
     <w:p>
       <w:pPr>
+        <w:pStyle w:val="Prrafodelista"/>
+        <w:spacing w:after="0" w:line="240" w:lineRule="auto"/>
+        <w:rPr>
+          <w:rFonts w:cs="Calibri"/>
+          <w:b/>
+          <w:sz w:val="24"/>
+          <w:szCs w:val="24"/>
+        </w:rPr>
+      </w:pPr>
+      <w:r>
+        <w:rPr>
+          <w:rFonts w:cs="Calibri"/>
+          <w:b/>
+          <w:sz w:val="24"/>
+          <w:szCs w:val="24"/>
+        </w:rPr>
+        <w:t>RTA:</w:t>
+      </w:r>
+    </w:p>
+    <w:p>
+      <w:pPr>
         <w:spacing w:after="0" w:line="240" w:lineRule="auto"/>
         <w:rPr>
           <w:rFonts w:cs="Calibri"/>
@@ -4105,6 +5237,7 @@
           <w:sz w:val="24"/>
           <w:szCs w:val="24"/>
         </w:rPr>
+        <w:lastRenderedPageBreak/>
         <w:t>Investigar:</w:t>
       </w:r>
     </w:p>
@@ -4134,6 +5267,27 @@
     </w:p>
     <w:p>
       <w:pPr>
+        <w:pStyle w:val="Prrafodelista"/>
+        <w:spacing w:after="0" w:line="240" w:lineRule="auto"/>
+        <w:rPr>
+          <w:rFonts w:cs="Calibri"/>
+          <w:b/>
+          <w:sz w:val="24"/>
+          <w:szCs w:val="24"/>
+        </w:rPr>
+      </w:pPr>
+      <w:r>
+        <w:rPr>
+          <w:rFonts w:cs="Calibri"/>
+          <w:b/>
+          <w:sz w:val="24"/>
+          <w:szCs w:val="24"/>
+        </w:rPr>
+        <w:t>RTA:</w:t>
+      </w:r>
+    </w:p>
+    <w:p>
+      <w:pPr>
         <w:numPr>
           <w:ilvl w:val="0"/>
           <w:numId w:val="11"/>
@@ -4158,6 +5312,27 @@
     </w:p>
     <w:p>
       <w:pPr>
+        <w:pStyle w:val="Prrafodelista"/>
+        <w:spacing w:after="0" w:line="240" w:lineRule="auto"/>
+        <w:rPr>
+          <w:rFonts w:cs="Calibri"/>
+          <w:b/>
+          <w:sz w:val="24"/>
+          <w:szCs w:val="24"/>
+        </w:rPr>
+      </w:pPr>
+      <w:r>
+        <w:rPr>
+          <w:rFonts w:cs="Calibri"/>
+          <w:b/>
+          <w:sz w:val="24"/>
+          <w:szCs w:val="24"/>
+        </w:rPr>
+        <w:t>RTA:</w:t>
+      </w:r>
+    </w:p>
+    <w:p>
+      <w:pPr>
         <w:numPr>
           <w:ilvl w:val="0"/>
           <w:numId w:val="11"/>
@@ -4197,7 +5372,37 @@
           <w:sz w:val="24"/>
           <w:szCs w:val="24"/>
         </w:rPr>
-        <w:t xml:space="preserve"> utilizadas diariamente. </w:t>
+        <w:t xml:space="preserve"> utilizadas diariamente.</w:t>
+      </w:r>
+    </w:p>
+    <w:p>
+      <w:pPr>
+        <w:spacing w:after="0" w:line="240" w:lineRule="auto"/>
+        <w:ind w:left="720"/>
+        <w:rPr>
+          <w:rFonts w:cs="Calibri"/>
+          <w:bCs/>
+          <w:sz w:val="24"/>
+          <w:szCs w:val="24"/>
+        </w:rPr>
+      </w:pPr>
+      <w:r>
+        <w:rPr>
+          <w:rFonts w:cs="Calibri"/>
+          <w:b/>
+          <w:sz w:val="24"/>
+          <w:szCs w:val="24"/>
+        </w:rPr>
+        <w:t>RTA</w:t>
+      </w:r>
+      <w:r>
+        <w:rPr>
+          <w:rFonts w:cs="Calibri"/>
+          <w:b/>
+          <w:sz w:val="24"/>
+          <w:szCs w:val="24"/>
+        </w:rPr>
+        <w:t>:</w:t>
       </w:r>
     </w:p>
     <w:p>
@@ -4221,7 +5426,37 @@
           <w:sz w:val="24"/>
           <w:szCs w:val="24"/>
         </w:rPr>
-        <w:t xml:space="preserve">Importancia en sistemas modernos. </w:t>
+        <w:t>Importancia en sistemas modernos.</w:t>
+      </w:r>
+    </w:p>
+    <w:p>
+      <w:pPr>
+        <w:spacing w:after="0" w:line="240" w:lineRule="auto"/>
+        <w:ind w:left="720"/>
+        <w:rPr>
+          <w:rFonts w:cs="Calibri"/>
+          <w:bCs/>
+          <w:sz w:val="24"/>
+          <w:szCs w:val="24"/>
+        </w:rPr>
+      </w:pPr>
+      <w:r>
+        <w:rPr>
+          <w:rFonts w:cs="Calibri"/>
+          <w:b/>
+          <w:sz w:val="24"/>
+          <w:szCs w:val="24"/>
+        </w:rPr>
+        <w:t>RTA</w:t>
+      </w:r>
+      <w:r>
+        <w:rPr>
+          <w:rFonts w:cs="Calibri"/>
+          <w:b/>
+          <w:sz w:val="24"/>
+          <w:szCs w:val="24"/>
+        </w:rPr>
+        <w:t>:</w:t>
       </w:r>
     </w:p>
     <w:p>
@@ -4283,7 +5518,6 @@
           <w:sz w:val="24"/>
           <w:szCs w:val="24"/>
         </w:rPr>
-        <w:lastRenderedPageBreak/>
         <w:t>Investigar:</w:t>
       </w:r>
     </w:p>
@@ -4308,7 +5542,37 @@
           <w:sz w:val="24"/>
           <w:szCs w:val="24"/>
         </w:rPr>
-        <w:t xml:space="preserve">¿Qué es UML? </w:t>
+        <w:t>¿Qué es UML?</w:t>
+      </w:r>
+    </w:p>
+    <w:p>
+      <w:pPr>
+        <w:spacing w:after="0" w:line="240" w:lineRule="auto"/>
+        <w:ind w:left="720"/>
+        <w:rPr>
+          <w:rFonts w:cs="Calibri"/>
+          <w:bCs/>
+          <w:sz w:val="24"/>
+          <w:szCs w:val="24"/>
+        </w:rPr>
+      </w:pPr>
+      <w:r>
+        <w:rPr>
+          <w:rFonts w:cs="Calibri"/>
+          <w:b/>
+          <w:sz w:val="24"/>
+          <w:szCs w:val="24"/>
+        </w:rPr>
+        <w:t>RTA</w:t>
+      </w:r>
+      <w:r>
+        <w:rPr>
+          <w:rFonts w:cs="Calibri"/>
+          <w:b/>
+          <w:sz w:val="24"/>
+          <w:szCs w:val="24"/>
+        </w:rPr>
+        <w:t>:</w:t>
       </w:r>
     </w:p>
     <w:p>
@@ -4337,6 +5601,36 @@
     </w:p>
     <w:p>
       <w:pPr>
+        <w:spacing w:after="0" w:line="240" w:lineRule="auto"/>
+        <w:ind w:left="720"/>
+        <w:rPr>
+          <w:rFonts w:cs="Calibri"/>
+          <w:bCs/>
+          <w:sz w:val="24"/>
+          <w:szCs w:val="24"/>
+        </w:rPr>
+      </w:pPr>
+      <w:r>
+        <w:rPr>
+          <w:rFonts w:cs="Calibri"/>
+          <w:b/>
+          <w:sz w:val="24"/>
+          <w:szCs w:val="24"/>
+        </w:rPr>
+        <w:t>RTA</w:t>
+      </w:r>
+      <w:r>
+        <w:rPr>
+          <w:rFonts w:cs="Calibri"/>
+          <w:b/>
+          <w:sz w:val="24"/>
+          <w:szCs w:val="24"/>
+        </w:rPr>
+        <w:t>:</w:t>
+      </w:r>
+    </w:p>
+    <w:p>
+      <w:pPr>
         <w:numPr>
           <w:ilvl w:val="0"/>
           <w:numId w:val="12"/>
@@ -4361,6 +5655,36 @@
     </w:p>
     <w:p>
       <w:pPr>
+        <w:spacing w:after="0" w:line="240" w:lineRule="auto"/>
+        <w:ind w:left="720"/>
+        <w:rPr>
+          <w:rFonts w:cs="Calibri"/>
+          <w:bCs/>
+          <w:sz w:val="24"/>
+          <w:szCs w:val="24"/>
+        </w:rPr>
+      </w:pPr>
+      <w:r>
+        <w:rPr>
+          <w:rFonts w:cs="Calibri"/>
+          <w:b/>
+          <w:sz w:val="24"/>
+          <w:szCs w:val="24"/>
+        </w:rPr>
+        <w:t>RTA</w:t>
+      </w:r>
+      <w:r>
+        <w:rPr>
+          <w:rFonts w:cs="Calibri"/>
+          <w:b/>
+          <w:sz w:val="24"/>
+          <w:szCs w:val="24"/>
+        </w:rPr>
+        <w:t>:</w:t>
+      </w:r>
+    </w:p>
+    <w:p>
+      <w:pPr>
         <w:numPr>
           <w:ilvl w:val="0"/>
           <w:numId w:val="12"/>
@@ -4386,6 +5710,27 @@
     <w:p>
       <w:pPr>
         <w:spacing w:after="0" w:line="240" w:lineRule="auto"/>
+        <w:ind w:left="720"/>
+        <w:rPr>
+          <w:rFonts w:cs="Calibri"/>
+          <w:bCs/>
+          <w:sz w:val="24"/>
+          <w:szCs w:val="24"/>
+        </w:rPr>
+      </w:pPr>
+      <w:r>
+        <w:rPr>
+          <w:rFonts w:cs="Calibri"/>
+          <w:b/>
+          <w:sz w:val="24"/>
+          <w:szCs w:val="24"/>
+        </w:rPr>
+        <w:t>RTA</w:t>
+      </w:r>
+    </w:p>
+    <w:p>
+      <w:pPr>
+        <w:spacing w:after="0" w:line="240" w:lineRule="auto"/>
         <w:rPr>
           <w:rFonts w:cs="Calibri"/>
           <w:bCs/>
@@ -4450,15 +5795,15 @@
         <w:spacing w:after="0" w:line="240" w:lineRule="auto"/>
         <w:rPr>
           <w:rFonts w:cs="Calibri"/>
-          <w:bCs/>
-          <w:sz w:val="24"/>
-          <w:szCs w:val="24"/>
-        </w:rPr>
-      </w:pPr>
-      <w:r>
-        <w:rPr>
-          <w:rFonts w:cs="Calibri"/>
-          <w:bCs/>
+          <w:b/>
+          <w:sz w:val="24"/>
+          <w:szCs w:val="24"/>
+        </w:rPr>
+      </w:pPr>
+      <w:r>
+        <w:rPr>
+          <w:rFonts w:cs="Calibri"/>
+          <w:b/>
           <w:sz w:val="24"/>
           <w:szCs w:val="24"/>
         </w:rPr>
@@ -4468,17 +5813,68 @@
     <w:p>
       <w:pPr>
         <w:spacing w:after="0" w:line="240" w:lineRule="auto"/>
-        <w:rPr>
-          <w:rFonts w:cs="Calibri"/>
-          <w:bCs/>
-          <w:sz w:val="24"/>
-          <w:szCs w:val="24"/>
-        </w:rPr>
-      </w:pPr>
-      <w:r>
-        <w:rPr>
-          <w:rFonts w:cs="Calibri"/>
-          <w:bCs/>
+        <w:ind w:left="708"/>
+        <w:rPr>
+          <w:rFonts w:cs="Calibri"/>
+          <w:b/>
+          <w:sz w:val="24"/>
+          <w:szCs w:val="24"/>
+        </w:rPr>
+      </w:pPr>
+      <w:r>
+        <w:rPr>
+          <w:rFonts w:cs="Calibri"/>
+          <w:b/>
+          <w:sz w:val="24"/>
+          <w:szCs w:val="24"/>
+        </w:rPr>
+        <w:t>RTA</w:t>
+      </w:r>
+      <w:r>
+        <w:rPr>
+          <w:rFonts w:cs="Calibri"/>
+          <w:b/>
+          <w:sz w:val="24"/>
+          <w:szCs w:val="24"/>
+        </w:rPr>
+        <w:t>:</w:t>
+      </w:r>
+    </w:p>
+    <w:p>
+      <w:pPr>
+        <w:spacing w:after="0" w:line="240" w:lineRule="auto"/>
+        <w:ind w:left="708"/>
+        <w:rPr>
+          <w:rFonts w:cs="Calibri"/>
+          <w:b/>
+          <w:sz w:val="24"/>
+          <w:szCs w:val="24"/>
+        </w:rPr>
+      </w:pPr>
+      <w:r>
+        <w:rPr>
+          <w:rFonts w:cs="Calibri"/>
+          <w:b/>
+          <w:sz w:val="24"/>
+          <w:szCs w:val="24"/>
+        </w:rPr>
+        <w:t>Ejemplo:</w:t>
+      </w:r>
+    </w:p>
+    <w:p>
+      <w:pPr>
+        <w:spacing w:after="0" w:line="240" w:lineRule="auto"/>
+        <w:rPr>
+          <w:rFonts w:cs="Calibri"/>
+          <w:b/>
+          <w:sz w:val="24"/>
+          <w:szCs w:val="24"/>
+        </w:rPr>
+      </w:pPr>
+      <w:r>
+        <w:rPr>
+          <w:rFonts w:cs="Calibri"/>
+          <w:b/>
           <w:sz w:val="24"/>
           <w:szCs w:val="24"/>
         </w:rPr>
@@ -4488,17 +5884,68 @@
     <w:p>
       <w:pPr>
         <w:spacing w:after="0" w:line="240" w:lineRule="auto"/>
-        <w:rPr>
-          <w:rFonts w:cs="Calibri"/>
-          <w:bCs/>
-          <w:sz w:val="24"/>
-          <w:szCs w:val="24"/>
-        </w:rPr>
-      </w:pPr>
-      <w:r>
-        <w:rPr>
-          <w:rFonts w:cs="Calibri"/>
-          <w:bCs/>
+        <w:ind w:left="708"/>
+        <w:rPr>
+          <w:rFonts w:cs="Calibri"/>
+          <w:b/>
+          <w:sz w:val="24"/>
+          <w:szCs w:val="24"/>
+        </w:rPr>
+      </w:pPr>
+      <w:r>
+        <w:rPr>
+          <w:rFonts w:cs="Calibri"/>
+          <w:b/>
+          <w:sz w:val="24"/>
+          <w:szCs w:val="24"/>
+        </w:rPr>
+        <w:t>RTA:</w:t>
+      </w:r>
+    </w:p>
+    <w:p>
+      <w:pPr>
+        <w:spacing w:after="0" w:line="240" w:lineRule="auto"/>
+        <w:ind w:left="708"/>
+        <w:rPr>
+          <w:rFonts w:cs="Calibri"/>
+          <w:b/>
+          <w:sz w:val="24"/>
+          <w:szCs w:val="24"/>
+        </w:rPr>
+      </w:pPr>
+      <w:r>
+        <w:rPr>
+          <w:rFonts w:cs="Calibri"/>
+          <w:b/>
+          <w:sz w:val="24"/>
+          <w:szCs w:val="24"/>
+        </w:rPr>
+        <w:t>Ejemplo</w:t>
+      </w:r>
+      <w:r>
+        <w:rPr>
+          <w:rFonts w:cs="Calibri"/>
+          <w:b/>
+          <w:sz w:val="24"/>
+          <w:szCs w:val="24"/>
+        </w:rPr>
+        <w:t>:</w:t>
+      </w:r>
+    </w:p>
+    <w:p>
+      <w:pPr>
+        <w:spacing w:after="0" w:line="240" w:lineRule="auto"/>
+        <w:rPr>
+          <w:rFonts w:cs="Calibri"/>
+          <w:b/>
+          <w:sz w:val="24"/>
+          <w:szCs w:val="24"/>
+        </w:rPr>
+      </w:pPr>
+      <w:r>
+        <w:rPr>
+          <w:rFonts w:cs="Calibri"/>
+          <w:b/>
           <w:sz w:val="24"/>
           <w:szCs w:val="24"/>
         </w:rPr>
@@ -4508,17 +5955,68 @@
     <w:p>
       <w:pPr>
         <w:spacing w:after="0" w:line="240" w:lineRule="auto"/>
-        <w:rPr>
-          <w:rFonts w:cs="Calibri"/>
-          <w:bCs/>
-          <w:sz w:val="24"/>
-          <w:szCs w:val="24"/>
-        </w:rPr>
-      </w:pPr>
-      <w:r>
-        <w:rPr>
-          <w:rFonts w:cs="Calibri"/>
-          <w:bCs/>
+        <w:ind w:left="708"/>
+        <w:rPr>
+          <w:rFonts w:cs="Calibri"/>
+          <w:b/>
+          <w:sz w:val="24"/>
+          <w:szCs w:val="24"/>
+        </w:rPr>
+      </w:pPr>
+      <w:r>
+        <w:rPr>
+          <w:rFonts w:cs="Calibri"/>
+          <w:b/>
+          <w:sz w:val="24"/>
+          <w:szCs w:val="24"/>
+        </w:rPr>
+        <w:t>RTA:</w:t>
+      </w:r>
+    </w:p>
+    <w:p>
+      <w:pPr>
+        <w:spacing w:after="0" w:line="240" w:lineRule="auto"/>
+        <w:ind w:left="708"/>
+        <w:rPr>
+          <w:rFonts w:cs="Calibri"/>
+          <w:b/>
+          <w:sz w:val="24"/>
+          <w:szCs w:val="24"/>
+        </w:rPr>
+      </w:pPr>
+      <w:r>
+        <w:rPr>
+          <w:rFonts w:cs="Calibri"/>
+          <w:b/>
+          <w:sz w:val="24"/>
+          <w:szCs w:val="24"/>
+        </w:rPr>
+        <w:t>Ejemplo</w:t>
+      </w:r>
+      <w:r>
+        <w:rPr>
+          <w:rFonts w:cs="Calibri"/>
+          <w:b/>
+          <w:sz w:val="24"/>
+          <w:szCs w:val="24"/>
+        </w:rPr>
+        <w:t>:</w:t>
+      </w:r>
+    </w:p>
+    <w:p>
+      <w:pPr>
+        <w:spacing w:after="0" w:line="240" w:lineRule="auto"/>
+        <w:rPr>
+          <w:rFonts w:cs="Calibri"/>
+          <w:b/>
+          <w:sz w:val="24"/>
+          <w:szCs w:val="24"/>
+        </w:rPr>
+      </w:pPr>
+      <w:r>
+        <w:rPr>
+          <w:rFonts w:cs="Calibri"/>
+          <w:b/>
           <w:sz w:val="24"/>
           <w:szCs w:val="24"/>
         </w:rPr>
@@ -4528,21 +6026,123 @@
     <w:p>
       <w:pPr>
         <w:spacing w:after="0" w:line="240" w:lineRule="auto"/>
-        <w:rPr>
-          <w:rFonts w:cs="Calibri"/>
-          <w:bCs/>
-          <w:sz w:val="24"/>
-          <w:szCs w:val="24"/>
-        </w:rPr>
-      </w:pPr>
-      <w:r>
-        <w:rPr>
-          <w:rFonts w:cs="Calibri"/>
-          <w:bCs/>
+        <w:ind w:left="708"/>
+        <w:rPr>
+          <w:rFonts w:cs="Calibri"/>
+          <w:b/>
+          <w:sz w:val="24"/>
+          <w:szCs w:val="24"/>
+        </w:rPr>
+      </w:pPr>
+      <w:r>
+        <w:rPr>
+          <w:rFonts w:cs="Calibri"/>
+          <w:b/>
+          <w:sz w:val="24"/>
+          <w:szCs w:val="24"/>
+        </w:rPr>
+        <w:t>RTA:</w:t>
+      </w:r>
+    </w:p>
+    <w:p>
+      <w:pPr>
+        <w:spacing w:after="0" w:line="240" w:lineRule="auto"/>
+        <w:ind w:left="708"/>
+        <w:rPr>
+          <w:rFonts w:cs="Calibri"/>
+          <w:b/>
+          <w:sz w:val="24"/>
+          <w:szCs w:val="24"/>
+        </w:rPr>
+      </w:pPr>
+      <w:r>
+        <w:rPr>
+          <w:rFonts w:cs="Calibri"/>
+          <w:b/>
+          <w:sz w:val="24"/>
+          <w:szCs w:val="24"/>
+        </w:rPr>
+        <w:t>Ejemplo</w:t>
+      </w:r>
+      <w:r>
+        <w:rPr>
+          <w:rFonts w:cs="Calibri"/>
+          <w:b/>
+          <w:sz w:val="24"/>
+          <w:szCs w:val="24"/>
+        </w:rPr>
+        <w:t>:</w:t>
+      </w:r>
+    </w:p>
+    <w:p>
+      <w:pPr>
+        <w:spacing w:after="0" w:line="240" w:lineRule="auto"/>
+        <w:rPr>
+          <w:rFonts w:cs="Calibri"/>
+          <w:b/>
+          <w:sz w:val="24"/>
+          <w:szCs w:val="24"/>
+        </w:rPr>
+      </w:pPr>
+      <w:r>
+        <w:rPr>
+          <w:rFonts w:cs="Calibri"/>
+          <w:b/>
           <w:sz w:val="24"/>
           <w:szCs w:val="24"/>
         </w:rPr>
         <w:t>Construir ejemplos para cada caso.</w:t>
+      </w:r>
+    </w:p>
+    <w:p>
+      <w:pPr>
+        <w:spacing w:after="0" w:line="240" w:lineRule="auto"/>
+        <w:ind w:left="708"/>
+        <w:rPr>
+          <w:rFonts w:cs="Calibri"/>
+          <w:b/>
+          <w:sz w:val="24"/>
+          <w:szCs w:val="24"/>
+        </w:rPr>
+      </w:pPr>
+      <w:r>
+        <w:rPr>
+          <w:rFonts w:cs="Calibri"/>
+          <w:b/>
+          <w:sz w:val="24"/>
+          <w:szCs w:val="24"/>
+        </w:rPr>
+        <w:t>RTA:</w:t>
+      </w:r>
+    </w:p>
+    <w:p>
+      <w:pPr>
+        <w:spacing w:after="0" w:line="240" w:lineRule="auto"/>
+        <w:ind w:left="708"/>
+        <w:rPr>
+          <w:rFonts w:cs="Calibri"/>
+          <w:b/>
+          <w:sz w:val="24"/>
+          <w:szCs w:val="24"/>
+        </w:rPr>
+      </w:pPr>
+      <w:r>
+        <w:rPr>
+          <w:rFonts w:cs="Calibri"/>
+          <w:b/>
+          <w:sz w:val="24"/>
+          <w:szCs w:val="24"/>
+        </w:rPr>
+        <w:t>Ejemplo</w:t>
+      </w:r>
+      <w:r>
+        <w:rPr>
+          <w:rFonts w:cs="Calibri"/>
+          <w:b/>
+          <w:sz w:val="24"/>
+          <w:szCs w:val="24"/>
+        </w:rPr>
+        <w:t>:</w:t>
       </w:r>
     </w:p>
     <w:p>
@@ -4652,6 +6252,7 @@
           <w:sz w:val="24"/>
           <w:szCs w:val="24"/>
         </w:rPr>
+        <w:lastRenderedPageBreak/>
         <w:t xml:space="preserve">Cuadros comparativos. </w:t>
       </w:r>
     </w:p>
@@ -4732,6 +6333,65 @@
         <w:spacing w:after="0" w:line="240" w:lineRule="auto"/>
         <w:rPr>
           <w:rFonts w:cs="Calibri"/>
+          <w:b/>
+          <w:sz w:val="24"/>
+          <w:szCs w:val="24"/>
+        </w:rPr>
+      </w:pPr>
+      <w:r>
+        <w:rPr>
+          <w:rFonts w:cs="Calibri"/>
+          <w:b/>
+          <w:sz w:val="24"/>
+          <w:szCs w:val="24"/>
+        </w:rPr>
+        <w:t>RTA</w:t>
+      </w:r>
+      <w:r>
+        <w:rPr>
+          <w:rFonts w:cs="Calibri"/>
+          <w:b/>
+          <w:sz w:val="24"/>
+          <w:szCs w:val="24"/>
+        </w:rPr>
+        <w:t>S</w:t>
+      </w:r>
+      <w:r>
+        <w:rPr>
+          <w:rFonts w:cs="Calibri"/>
+          <w:b/>
+          <w:sz w:val="24"/>
+          <w:szCs w:val="24"/>
+        </w:rPr>
+        <w:t>:</w:t>
+      </w:r>
+      <w:r>
+        <w:rPr>
+          <w:rFonts w:cs="Calibri"/>
+          <w:b/>
+          <w:sz w:val="24"/>
+          <w:szCs w:val="24"/>
+        </w:rPr>
+        <w:t xml:space="preserve"> Aqui estarán los mapas conceptuales representaciones graficas y cuadros comparativos</w:t>
+      </w:r>
+    </w:p>
+    <w:p>
+      <w:pPr>
+        <w:pStyle w:val="Prrafodelista"/>
+        <w:spacing w:after="0" w:line="240" w:lineRule="auto"/>
+        <w:rPr>
+          <w:rFonts w:cs="Calibri"/>
+          <w:bCs/>
+          <w:sz w:val="24"/>
+          <w:szCs w:val="24"/>
+        </w:rPr>
+      </w:pPr>
+    </w:p>
+    <w:p>
+      <w:pPr>
+        <w:spacing w:after="0" w:line="240" w:lineRule="auto"/>
+        <w:rPr>
+          <w:rFonts w:cs="Calibri"/>
           <w:bCs/>
           <w:sz w:val="24"/>
           <w:szCs w:val="24"/>
@@ -5200,7 +6860,6 @@
           <w:sz w:val="24"/>
           <w:szCs w:val="24"/>
         </w:rPr>
-        <w:lastRenderedPageBreak/>
         <w:t>Actividad 2. Clasificación de Conceptos POO</w:t>
       </w:r>
     </w:p>
@@ -5537,6 +7196,7 @@
           <w:sz w:val="24"/>
           <w:szCs w:val="24"/>
         </w:rPr>
+        <w:lastRenderedPageBreak/>
         <w:t>Identificar ejemplos de:</w:t>
       </w:r>
     </w:p>
@@ -6133,7 +7793,6 @@
           <w:sz w:val="24"/>
           <w:szCs w:val="24"/>
         </w:rPr>
-        <w:lastRenderedPageBreak/>
         <w:t>1. Identificación de Entidades</w:t>
       </w:r>
     </w:p>
@@ -6460,6 +8119,7 @@
           <w:sz w:val="24"/>
           <w:szCs w:val="24"/>
         </w:rPr>
+        <w:lastRenderedPageBreak/>
         <w:t xml:space="preserve">Herencia. </w:t>
       </w:r>
     </w:p>
@@ -6971,7 +8631,6 @@
                 <w:sz w:val="24"/>
                 <w:szCs w:val="24"/>
               </w:rPr>
-              <w:lastRenderedPageBreak/>
               <w:t>Fase</w:t>
             </w:r>
           </w:p>
@@ -7987,6 +9646,7 @@
           <w:sz w:val="24"/>
           <w:szCs w:val="24"/>
         </w:rPr>
+        <w:lastRenderedPageBreak/>
         <w:t>5. GLOSARIO DE TÉRMINOS</w:t>
       </w:r>
     </w:p>
@@ -8533,7 +10193,6 @@
           <w:sz w:val="24"/>
           <w:szCs w:val="24"/>
         </w:rPr>
-        <w:lastRenderedPageBreak/>
         <w:t xml:space="preserve">UML y Patrones </w:t>
       </w:r>
     </w:p>
@@ -9699,6 +11358,119 @@
 <file path=word/numbering.xml><?xml version="1.0" encoding="utf-8"?>
 <w:numbering xmlns:wpc="http://schemas.microsoft.com/office/word/2010/wordprocessingCanvas" xmlns:cx="http://schemas.microsoft.com/office/drawing/2014/chartex" xmlns:cx1="http://schemas.microsoft.com/office/drawing/2015/9/8/chartex" xmlns:cx2="http://schemas.microsoft.com/office/drawing/2015/10/21/chartex" xmlns:cx3="http://schemas.microsoft.com/office/drawing/2016/5/9/chartex" xmlns:cx4="http://schemas.microsoft.com/office/drawing/2016/5/10/chartex" xmlns:cx5="http://schemas.microsoft.com/office/drawing/2016/5/11/chartex" xmlns:cx6="http://schemas.microsoft.com/office/drawing/2016/5/12/chartex" xmlns:cx7="http://schemas.microsoft.com/office/drawing/2016/5/13/chartex" xmlns:cx8="http://schemas.microsoft.com/office/drawing/2016/5/14/chartex" xmlns:mc="http://schemas.openxmlformats.org/markup-compatibility/2006" xmlns:aink="http://schemas.microsoft.com/office/drawing/2016/ink" xmlns:am3d="http://schemas.microsoft.com/office/drawing/2017/model3d" xmlns:o="urn:schemas-microsoft-com:office:office" xmlns:oel="http://schemas.microsoft.com/office/2019/extlst" xmlns:r="http://schemas.openxmlformats.org/officeDocument/2006/relationships" xmlns:m="http://schemas.openxmlformats.org/officeDocument/2006/math" xmlns:v="urn:schemas-microsoft-com:vml" xmlns:wp14="http://schemas.microsoft.com/office/word/2010/wordprocessingDrawing" xmlns:wp="http://schemas.openxmlformats.org/drawingml/2006/wordprocessingDrawing" xmlns:w10="urn:schemas-microsoft-com:office:word" xmlns:w="http://schemas.openxmlformats.org/wordprocessingml/2006/main" xmlns:w14="http://schemas.microsoft.com/office/word/2010/wordml" xmlns:w15="http://schemas.microsoft.com/office/word/2012/wordml" xmlns:w16cex="http://schemas.microsoft.com/office/word/2018/wordml/cex" xmlns:w16cid="http://schemas.microsoft.com/office/word/2016/wordml/cid" xmlns:w16="http://schemas.microsoft.com/office/word/2018/wordml" xmlns:w16du="http://schemas.microsoft.com/office/word/2023/wordml/word16du" xmlns:w16sdtdh="http://schemas.microsoft.com/office/word/2020/wordml/sdtdatahash" xmlns:w16sdtfl="http://schemas.microsoft.com/office/word/2024/wordml/sdtformatlock" xmlns:w16se="http://schemas.microsoft.com/office/word/2015/wordml/symex" xmlns:wpg="http://schemas.microsoft.com/office/word/2010/wordprocessingGroup" xmlns:wpi="http://schemas.microsoft.com/office/word/2010/wordprocessingInk" xmlns:wne="http://schemas.microsoft.com/office/word/2006/wordml" xmlns:wps="http://schemas.microsoft.com/office/word/2010/wordprocessingShape" mc:Ignorable="w14 w15 w16se w16cid w16 w16cex w16sdtdh w16sdtfl w16du wp14">
   <w:abstractNum w:abstractNumId="0" w15:restartNumberingAfterBreak="0">
+    <w:nsid w:val="00085117"/>
+    <w:multiLevelType w:val="hybridMultilevel"/>
+    <w:tmpl w:val="383A54A6"/>
+    <w:lvl w:ilvl="0" w:tplc="17F45DA6">
+      <w:start w:val="1"/>
+      <w:numFmt w:val="bullet"/>
+      <w:lvlText w:val=""/>
+      <w:lvlJc w:val="left"/>
+      <w:pPr>
+        <w:ind w:left="720" w:hanging="360"/>
+      </w:pPr>
+      <w:rPr>
+        <w:rFonts w:ascii="Wingdings" w:hAnsi="Wingdings" w:hint="default"/>
+      </w:rPr>
+    </w:lvl>
+    <w:lvl w:ilvl="1" w:tplc="FFFFFFFF" w:tentative="1">
+      <w:start w:val="1"/>
+      <w:numFmt w:val="bullet"/>
+      <w:lvlText w:val="o"/>
+      <w:lvlJc w:val="left"/>
+      <w:pPr>
+        <w:ind w:left="1440" w:hanging="360"/>
+      </w:pPr>
+      <w:rPr>
+        <w:rFonts w:ascii="Courier New" w:hAnsi="Courier New" w:cs="Courier New" w:hint="default"/>
+      </w:rPr>
+    </w:lvl>
+    <w:lvl w:ilvl="2" w:tplc="FFFFFFFF" w:tentative="1">
+      <w:start w:val="1"/>
+      <w:numFmt w:val="bullet"/>
+      <w:lvlText w:val=""/>
+      <w:lvlJc w:val="left"/>
+      <w:pPr>
+        <w:ind w:left="2160" w:hanging="360"/>
+      </w:pPr>
+      <w:rPr>
+        <w:rFonts w:ascii="Wingdings" w:hAnsi="Wingdings" w:hint="default"/>
+      </w:rPr>
+    </w:lvl>
+    <w:lvl w:ilvl="3" w:tplc="FFFFFFFF" w:tentative="1">
+      <w:start w:val="1"/>
+      <w:numFmt w:val="bullet"/>
+      <w:lvlText w:val=""/>
+      <w:lvlJc w:val="left"/>
+      <w:pPr>
+        <w:ind w:left="2880" w:hanging="360"/>
+      </w:pPr>
+      <w:rPr>
+        <w:rFonts w:ascii="Symbol" w:hAnsi="Symbol" w:hint="default"/>
+      </w:rPr>
+    </w:lvl>
+    <w:lvl w:ilvl="4" w:tplc="FFFFFFFF" w:tentative="1">
+      <w:start w:val="1"/>
+      <w:numFmt w:val="bullet"/>
+      <w:lvlText w:val="o"/>
+      <w:lvlJc w:val="left"/>
+      <w:pPr>
+        <w:ind w:left="3600" w:hanging="360"/>
+      </w:pPr>
+      <w:rPr>
+        <w:rFonts w:ascii="Courier New" w:hAnsi="Courier New" w:cs="Courier New" w:hint="default"/>
+      </w:rPr>
+    </w:lvl>
+    <w:lvl w:ilvl="5" w:tplc="FFFFFFFF" w:tentative="1">
+      <w:start w:val="1"/>
+      <w:numFmt w:val="bullet"/>
+      <w:lvlText w:val=""/>
+      <w:lvlJc w:val="left"/>
+      <w:pPr>
+        <w:ind w:left="4320" w:hanging="360"/>
+      </w:pPr>
+      <w:rPr>
+        <w:rFonts w:ascii="Wingdings" w:hAnsi="Wingdings" w:hint="default"/>
+      </w:rPr>
+    </w:lvl>
+    <w:lvl w:ilvl="6" w:tplc="FFFFFFFF" w:tentative="1">
+      <w:start w:val="1"/>
+      <w:numFmt w:val="bullet"/>
+      <w:lvlText w:val=""/>
+      <w:lvlJc w:val="left"/>
+      <w:pPr>
+        <w:ind w:left="5040" w:hanging="360"/>
+      </w:pPr>
+      <w:rPr>
+        <w:rFonts w:ascii="Symbol" w:hAnsi="Symbol" w:hint="default"/>
+      </w:rPr>
+    </w:lvl>
+    <w:lvl w:ilvl="7" w:tplc="FFFFFFFF" w:tentative="1">
+      <w:start w:val="1"/>
+      <w:numFmt w:val="bullet"/>
+      <w:lvlText w:val="o"/>
+      <w:lvlJc w:val="left"/>
+      <w:pPr>
+        <w:ind w:left="5760" w:hanging="360"/>
+      </w:pPr>
+      <w:rPr>
+        <w:rFonts w:ascii="Courier New" w:hAnsi="Courier New" w:cs="Courier New" w:hint="default"/>
+      </w:rPr>
+    </w:lvl>
+    <w:lvl w:ilvl="8" w:tplc="FFFFFFFF" w:tentative="1">
+      <w:start w:val="1"/>
+      <w:numFmt w:val="bullet"/>
+      <w:lvlText w:val=""/>
+      <w:lvlJc w:val="left"/>
+      <w:pPr>
+        <w:ind w:left="6480" w:hanging="360"/>
+      </w:pPr>
+      <w:rPr>
+        <w:rFonts w:ascii="Wingdings" w:hAnsi="Wingdings" w:hint="default"/>
+      </w:rPr>
+    </w:lvl>
+  </w:abstractNum>
+  <w:abstractNum w:abstractNumId="1" w15:restartNumberingAfterBreak="0">
     <w:nsid w:val="00171DF0"/>
     <w:multiLevelType w:val="multilevel"/>
     <w:tmpl w:val="8A649C62"/>
@@ -9847,7 +11619,7 @@
       </w:rPr>
     </w:lvl>
   </w:abstractNum>
-  <w:abstractNum w:abstractNumId="1" w15:restartNumberingAfterBreak="0">
+  <w:abstractNum w:abstractNumId="2" w15:restartNumberingAfterBreak="0">
     <w:nsid w:val="01122C00"/>
     <w:multiLevelType w:val="multilevel"/>
     <w:tmpl w:val="55D8A63E"/>
@@ -9996,7 +11768,7 @@
       </w:rPr>
     </w:lvl>
   </w:abstractNum>
-  <w:abstractNum w:abstractNumId="2" w15:restartNumberingAfterBreak="0">
+  <w:abstractNum w:abstractNumId="3" w15:restartNumberingAfterBreak="0">
     <w:nsid w:val="072124F7"/>
     <w:multiLevelType w:val="hybridMultilevel"/>
     <w:tmpl w:val="C5BC7A18"/>
@@ -10109,7 +11881,7 @@
       </w:rPr>
     </w:lvl>
   </w:abstractNum>
-  <w:abstractNum w:abstractNumId="3" w15:restartNumberingAfterBreak="0">
+  <w:abstractNum w:abstractNumId="4" w15:restartNumberingAfterBreak="0">
     <w:nsid w:val="0A103A8D"/>
     <w:multiLevelType w:val="hybridMultilevel"/>
     <w:tmpl w:val="D4DCB166"/>
@@ -10222,7 +11994,7 @@
       </w:rPr>
     </w:lvl>
   </w:abstractNum>
-  <w:abstractNum w:abstractNumId="4" w15:restartNumberingAfterBreak="0">
+  <w:abstractNum w:abstractNumId="5" w15:restartNumberingAfterBreak="0">
     <w:nsid w:val="0AA225A0"/>
     <w:multiLevelType w:val="multilevel"/>
     <w:tmpl w:val="267006FA"/>
@@ -10371,7 +12143,7 @@
       </w:rPr>
     </w:lvl>
   </w:abstractNum>
-  <w:abstractNum w:abstractNumId="5" w15:restartNumberingAfterBreak="0">
+  <w:abstractNum w:abstractNumId="6" w15:restartNumberingAfterBreak="0">
     <w:nsid w:val="0AA47375"/>
     <w:multiLevelType w:val="multilevel"/>
     <w:tmpl w:val="43243840"/>
@@ -10520,7 +12292,7 @@
       </w:rPr>
     </w:lvl>
   </w:abstractNum>
-  <w:abstractNum w:abstractNumId="6" w15:restartNumberingAfterBreak="0">
+  <w:abstractNum w:abstractNumId="7" w15:restartNumberingAfterBreak="0">
     <w:nsid w:val="0C252000"/>
     <w:multiLevelType w:val="multilevel"/>
     <w:tmpl w:val="C81214FE"/>
@@ -10669,7 +12441,7 @@
       </w:rPr>
     </w:lvl>
   </w:abstractNum>
-  <w:abstractNum w:abstractNumId="7" w15:restartNumberingAfterBreak="0">
+  <w:abstractNum w:abstractNumId="8" w15:restartNumberingAfterBreak="0">
     <w:nsid w:val="0E8F240B"/>
     <w:multiLevelType w:val="multilevel"/>
     <w:tmpl w:val="C0F040D4"/>
@@ -10818,7 +12590,7 @@
       </w:rPr>
     </w:lvl>
   </w:abstractNum>
-  <w:abstractNum w:abstractNumId="8" w15:restartNumberingAfterBreak="0">
+  <w:abstractNum w:abstractNumId="9" w15:restartNumberingAfterBreak="0">
     <w:nsid w:val="0F7B0B10"/>
     <w:multiLevelType w:val="hybridMultilevel"/>
     <w:tmpl w:val="4D8C664A"/>
@@ -10931,7 +12703,120 @@
       </w:rPr>
     </w:lvl>
   </w:abstractNum>
-  <w:abstractNum w:abstractNumId="9" w15:restartNumberingAfterBreak="0">
+  <w:abstractNum w:abstractNumId="10" w15:restartNumberingAfterBreak="0">
+    <w:nsid w:val="11022194"/>
+    <w:multiLevelType w:val="hybridMultilevel"/>
+    <w:tmpl w:val="8256AC2C"/>
+    <w:lvl w:ilvl="0" w:tplc="17F45DA6">
+      <w:start w:val="1"/>
+      <w:numFmt w:val="bullet"/>
+      <w:lvlText w:val=""/>
+      <w:lvlJc w:val="left"/>
+      <w:pPr>
+        <w:ind w:left="720" w:hanging="360"/>
+      </w:pPr>
+      <w:rPr>
+        <w:rFonts w:ascii="Wingdings" w:hAnsi="Wingdings" w:hint="default"/>
+      </w:rPr>
+    </w:lvl>
+    <w:lvl w:ilvl="1" w:tplc="FFFFFFFF" w:tentative="1">
+      <w:start w:val="1"/>
+      <w:numFmt w:val="bullet"/>
+      <w:lvlText w:val="o"/>
+      <w:lvlJc w:val="left"/>
+      <w:pPr>
+        <w:ind w:left="1440" w:hanging="360"/>
+      </w:pPr>
+      <w:rPr>
+        <w:rFonts w:ascii="Courier New" w:hAnsi="Courier New" w:cs="Courier New" w:hint="default"/>
+      </w:rPr>
+    </w:lvl>
+    <w:lvl w:ilvl="2" w:tplc="FFFFFFFF" w:tentative="1">
+      <w:start w:val="1"/>
+      <w:numFmt w:val="bullet"/>
+      <w:lvlText w:val=""/>
+      <w:lvlJc w:val="left"/>
+      <w:pPr>
+        <w:ind w:left="2160" w:hanging="360"/>
+      </w:pPr>
+      <w:rPr>
+        <w:rFonts w:ascii="Wingdings" w:hAnsi="Wingdings" w:hint="default"/>
+      </w:rPr>
+    </w:lvl>
+    <w:lvl w:ilvl="3" w:tplc="FFFFFFFF" w:tentative="1">
+      <w:start w:val="1"/>
+      <w:numFmt w:val="bullet"/>
+      <w:lvlText w:val=""/>
+      <w:lvlJc w:val="left"/>
+      <w:pPr>
+        <w:ind w:left="2880" w:hanging="360"/>
+      </w:pPr>
+      <w:rPr>
+        <w:rFonts w:ascii="Symbol" w:hAnsi="Symbol" w:hint="default"/>
+      </w:rPr>
+    </w:lvl>
+    <w:lvl w:ilvl="4" w:tplc="FFFFFFFF" w:tentative="1">
+      <w:start w:val="1"/>
+      <w:numFmt w:val="bullet"/>
+      <w:lvlText w:val="o"/>
+      <w:lvlJc w:val="left"/>
+      <w:pPr>
+        <w:ind w:left="3600" w:hanging="360"/>
+      </w:pPr>
+      <w:rPr>
+        <w:rFonts w:ascii="Courier New" w:hAnsi="Courier New" w:cs="Courier New" w:hint="default"/>
+      </w:rPr>
+    </w:lvl>
+    <w:lvl w:ilvl="5" w:tplc="FFFFFFFF" w:tentative="1">
+      <w:start w:val="1"/>
+      <w:numFmt w:val="bullet"/>
+      <w:lvlText w:val=""/>
+      <w:lvlJc w:val="left"/>
+      <w:pPr>
+        <w:ind w:left="4320" w:hanging="360"/>
+      </w:pPr>
+      <w:rPr>
+        <w:rFonts w:ascii="Wingdings" w:hAnsi="Wingdings" w:hint="default"/>
+      </w:rPr>
+    </w:lvl>
+    <w:lvl w:ilvl="6" w:tplc="FFFFFFFF" w:tentative="1">
+      <w:start w:val="1"/>
+      <w:numFmt w:val="bullet"/>
+      <w:lvlText w:val=""/>
+      <w:lvlJc w:val="left"/>
+      <w:pPr>
+        <w:ind w:left="5040" w:hanging="360"/>
+      </w:pPr>
+      <w:rPr>
+        <w:rFonts w:ascii="Symbol" w:hAnsi="Symbol" w:hint="default"/>
+      </w:rPr>
+    </w:lvl>
+    <w:lvl w:ilvl="7" w:tplc="FFFFFFFF" w:tentative="1">
+      <w:start w:val="1"/>
+      <w:numFmt w:val="bullet"/>
+      <w:lvlText w:val="o"/>
+      <w:lvlJc w:val="left"/>
+      <w:pPr>
+        <w:ind w:left="5760" w:hanging="360"/>
+      </w:pPr>
+      <w:rPr>
+        <w:rFonts w:ascii="Courier New" w:hAnsi="Courier New" w:cs="Courier New" w:hint="default"/>
+      </w:rPr>
+    </w:lvl>
+    <w:lvl w:ilvl="8" w:tplc="FFFFFFFF" w:tentative="1">
+      <w:start w:val="1"/>
+      <w:numFmt w:val="bullet"/>
+      <w:lvlText w:val=""/>
+      <w:lvlJc w:val="left"/>
+      <w:pPr>
+        <w:ind w:left="6480" w:hanging="360"/>
+      </w:pPr>
+      <w:rPr>
+        <w:rFonts w:ascii="Wingdings" w:hAnsi="Wingdings" w:hint="default"/>
+      </w:rPr>
+    </w:lvl>
+  </w:abstractNum>
+  <w:abstractNum w:abstractNumId="11" w15:restartNumberingAfterBreak="0">
     <w:nsid w:val="11DB2EAD"/>
     <w:multiLevelType w:val="hybridMultilevel"/>
     <w:tmpl w:val="B888DF08"/>
@@ -11044,7 +12929,7 @@
       </w:rPr>
     </w:lvl>
   </w:abstractNum>
-  <w:abstractNum w:abstractNumId="10" w15:restartNumberingAfterBreak="0">
+  <w:abstractNum w:abstractNumId="12" w15:restartNumberingAfterBreak="0">
     <w:nsid w:val="13556375"/>
     <w:multiLevelType w:val="multilevel"/>
     <w:tmpl w:val="840E9DB0"/>
@@ -11193,7 +13078,7 @@
       </w:rPr>
     </w:lvl>
   </w:abstractNum>
-  <w:abstractNum w:abstractNumId="11" w15:restartNumberingAfterBreak="0">
+  <w:abstractNum w:abstractNumId="13" w15:restartNumberingAfterBreak="0">
     <w:nsid w:val="17776B83"/>
     <w:multiLevelType w:val="multilevel"/>
     <w:tmpl w:val="C27CBB98"/>
@@ -11342,7 +13227,7 @@
       </w:rPr>
     </w:lvl>
   </w:abstractNum>
-  <w:abstractNum w:abstractNumId="12" w15:restartNumberingAfterBreak="0">
+  <w:abstractNum w:abstractNumId="14" w15:restartNumberingAfterBreak="0">
     <w:nsid w:val="19260BDF"/>
     <w:multiLevelType w:val="multilevel"/>
     <w:tmpl w:val="5C7A207A"/>
@@ -11491,7 +13376,7 @@
       </w:rPr>
     </w:lvl>
   </w:abstractNum>
-  <w:abstractNum w:abstractNumId="13" w15:restartNumberingAfterBreak="0">
+  <w:abstractNum w:abstractNumId="15" w15:restartNumberingAfterBreak="0">
     <w:nsid w:val="1B8D2A7F"/>
     <w:multiLevelType w:val="multilevel"/>
     <w:tmpl w:val="25BABAA0"/>
@@ -11640,7 +13525,7 @@
       </w:rPr>
     </w:lvl>
   </w:abstractNum>
-  <w:abstractNum w:abstractNumId="14" w15:restartNumberingAfterBreak="0">
+  <w:abstractNum w:abstractNumId="16" w15:restartNumberingAfterBreak="0">
     <w:nsid w:val="1C1E4FE5"/>
     <w:multiLevelType w:val="multilevel"/>
     <w:tmpl w:val="A15CBFFE"/>
@@ -11789,7 +13674,7 @@
       </w:rPr>
     </w:lvl>
   </w:abstractNum>
-  <w:abstractNum w:abstractNumId="15" w15:restartNumberingAfterBreak="0">
+  <w:abstractNum w:abstractNumId="17" w15:restartNumberingAfterBreak="0">
     <w:nsid w:val="24AB63A8"/>
     <w:multiLevelType w:val="multilevel"/>
     <w:tmpl w:val="F4DEAA9A"/>
@@ -11938,7 +13823,7 @@
       </w:rPr>
     </w:lvl>
   </w:abstractNum>
-  <w:abstractNum w:abstractNumId="16" w15:restartNumberingAfterBreak="0">
+  <w:abstractNum w:abstractNumId="18" w15:restartNumberingAfterBreak="0">
     <w:nsid w:val="26AF50DE"/>
     <w:multiLevelType w:val="hybridMultilevel"/>
     <w:tmpl w:val="2B4661C0"/>
@@ -12051,7 +13936,7 @@
       </w:rPr>
     </w:lvl>
   </w:abstractNum>
-  <w:abstractNum w:abstractNumId="17" w15:restartNumberingAfterBreak="0">
+  <w:abstractNum w:abstractNumId="19" w15:restartNumberingAfterBreak="0">
     <w:nsid w:val="26FE15FA"/>
     <w:multiLevelType w:val="multilevel"/>
     <w:tmpl w:val="860E33AE"/>
@@ -12200,7 +14085,7 @@
       </w:rPr>
     </w:lvl>
   </w:abstractNum>
-  <w:abstractNum w:abstractNumId="18" w15:restartNumberingAfterBreak="0">
+  <w:abstractNum w:abstractNumId="20" w15:restartNumberingAfterBreak="0">
     <w:nsid w:val="280E604F"/>
     <w:multiLevelType w:val="multilevel"/>
     <w:tmpl w:val="1A4E732E"/>
@@ -12349,7 +14234,7 @@
       </w:rPr>
     </w:lvl>
   </w:abstractNum>
-  <w:abstractNum w:abstractNumId="19" w15:restartNumberingAfterBreak="0">
+  <w:abstractNum w:abstractNumId="21" w15:restartNumberingAfterBreak="0">
     <w:nsid w:val="287E2547"/>
     <w:multiLevelType w:val="multilevel"/>
     <w:tmpl w:val="91A6F6CA"/>
@@ -12498,7 +14383,7 @@
       </w:rPr>
     </w:lvl>
   </w:abstractNum>
-  <w:abstractNum w:abstractNumId="20" w15:restartNumberingAfterBreak="0">
+  <w:abstractNum w:abstractNumId="22" w15:restartNumberingAfterBreak="0">
     <w:nsid w:val="2A761B2E"/>
     <w:multiLevelType w:val="multilevel"/>
     <w:tmpl w:val="C896CFE8"/>
@@ -12647,7 +14532,7 @@
       </w:rPr>
     </w:lvl>
   </w:abstractNum>
-  <w:abstractNum w:abstractNumId="21" w15:restartNumberingAfterBreak="0">
+  <w:abstractNum w:abstractNumId="23" w15:restartNumberingAfterBreak="0">
     <w:nsid w:val="304D4446"/>
     <w:multiLevelType w:val="multilevel"/>
     <w:tmpl w:val="D33EB0BE"/>
@@ -12796,7 +14681,7 @@
       </w:rPr>
     </w:lvl>
   </w:abstractNum>
-  <w:abstractNum w:abstractNumId="22" w15:restartNumberingAfterBreak="0">
+  <w:abstractNum w:abstractNumId="24" w15:restartNumberingAfterBreak="0">
     <w:nsid w:val="3B73689C"/>
     <w:multiLevelType w:val="hybridMultilevel"/>
     <w:tmpl w:val="A7DC3FF8"/>
@@ -12909,7 +14794,120 @@
       </w:rPr>
     </w:lvl>
   </w:abstractNum>
-  <w:abstractNum w:abstractNumId="23" w15:restartNumberingAfterBreak="0">
+  <w:abstractNum w:abstractNumId="25" w15:restartNumberingAfterBreak="0">
+    <w:nsid w:val="3C3D28CD"/>
+    <w:multiLevelType w:val="hybridMultilevel"/>
+    <w:tmpl w:val="1BC6C2A8"/>
+    <w:lvl w:ilvl="0" w:tplc="17F45DA6">
+      <w:start w:val="1"/>
+      <w:numFmt w:val="bullet"/>
+      <w:lvlText w:val=""/>
+      <w:lvlJc w:val="left"/>
+      <w:pPr>
+        <w:ind w:left="720" w:hanging="360"/>
+      </w:pPr>
+      <w:rPr>
+        <w:rFonts w:ascii="Wingdings" w:hAnsi="Wingdings" w:hint="default"/>
+      </w:rPr>
+    </w:lvl>
+    <w:lvl w:ilvl="1" w:tplc="FFFFFFFF" w:tentative="1">
+      <w:start w:val="1"/>
+      <w:numFmt w:val="bullet"/>
+      <w:lvlText w:val="o"/>
+      <w:lvlJc w:val="left"/>
+      <w:pPr>
+        <w:ind w:left="1440" w:hanging="360"/>
+      </w:pPr>
+      <w:rPr>
+        <w:rFonts w:ascii="Courier New" w:hAnsi="Courier New" w:cs="Courier New" w:hint="default"/>
+      </w:rPr>
+    </w:lvl>
+    <w:lvl w:ilvl="2" w:tplc="FFFFFFFF" w:tentative="1">
+      <w:start w:val="1"/>
+      <w:numFmt w:val="bullet"/>
+      <w:lvlText w:val=""/>
+      <w:lvlJc w:val="left"/>
+      <w:pPr>
+        <w:ind w:left="2160" w:hanging="360"/>
+      </w:pPr>
+      <w:rPr>
+        <w:rFonts w:ascii="Wingdings" w:hAnsi="Wingdings" w:hint="default"/>
+      </w:rPr>
+    </w:lvl>
+    <w:lvl w:ilvl="3" w:tplc="FFFFFFFF" w:tentative="1">
+      <w:start w:val="1"/>
+      <w:numFmt w:val="bullet"/>
+      <w:lvlText w:val=""/>
+      <w:lvlJc w:val="left"/>
+      <w:pPr>
+        <w:ind w:left="2880" w:hanging="360"/>
+      </w:pPr>
+      <w:rPr>
+        <w:rFonts w:ascii="Symbol" w:hAnsi="Symbol" w:hint="default"/>
+      </w:rPr>
+    </w:lvl>
+    <w:lvl w:ilvl="4" w:tplc="FFFFFFFF" w:tentative="1">
+      <w:start w:val="1"/>
+      <w:numFmt w:val="bullet"/>
+      <w:lvlText w:val="o"/>
+      <w:lvlJc w:val="left"/>
+      <w:pPr>
+        <w:ind w:left="3600" w:hanging="360"/>
+      </w:pPr>
+      <w:rPr>
+        <w:rFonts w:ascii="Courier New" w:hAnsi="Courier New" w:cs="Courier New" w:hint="default"/>
+      </w:rPr>
+    </w:lvl>
+    <w:lvl w:ilvl="5" w:tplc="FFFFFFFF" w:tentative="1">
+      <w:start w:val="1"/>
+      <w:numFmt w:val="bullet"/>
+      <w:lvlText w:val=""/>
+      <w:lvlJc w:val="left"/>
+      <w:pPr>
+        <w:ind w:left="4320" w:hanging="360"/>
+      </w:pPr>
+      <w:rPr>
+        <w:rFonts w:ascii="Wingdings" w:hAnsi="Wingdings" w:hint="default"/>
+      </w:rPr>
+    </w:lvl>
+    <w:lvl w:ilvl="6" w:tplc="FFFFFFFF" w:tentative="1">
+      <w:start w:val="1"/>
+      <w:numFmt w:val="bullet"/>
+      <w:lvlText w:val=""/>
+      <w:lvlJc w:val="left"/>
+      <w:pPr>
+        <w:ind w:left="5040" w:hanging="360"/>
+      </w:pPr>
+      <w:rPr>
+        <w:rFonts w:ascii="Symbol" w:hAnsi="Symbol" w:hint="default"/>
+      </w:rPr>
+    </w:lvl>
+    <w:lvl w:ilvl="7" w:tplc="FFFFFFFF" w:tentative="1">
+      <w:start w:val="1"/>
+      <w:numFmt w:val="bullet"/>
+      <w:lvlText w:val="o"/>
+      <w:lvlJc w:val="left"/>
+      <w:pPr>
+        <w:ind w:left="5760" w:hanging="360"/>
+      </w:pPr>
+      <w:rPr>
+        <w:rFonts w:ascii="Courier New" w:hAnsi="Courier New" w:cs="Courier New" w:hint="default"/>
+      </w:rPr>
+    </w:lvl>
+    <w:lvl w:ilvl="8" w:tplc="FFFFFFFF" w:tentative="1">
+      <w:start w:val="1"/>
+      <w:numFmt w:val="bullet"/>
+      <w:lvlText w:val=""/>
+      <w:lvlJc w:val="left"/>
+      <w:pPr>
+        <w:ind w:left="6480" w:hanging="360"/>
+      </w:pPr>
+      <w:rPr>
+        <w:rFonts w:ascii="Wingdings" w:hAnsi="Wingdings" w:hint="default"/>
+      </w:rPr>
+    </w:lvl>
+  </w:abstractNum>
+  <w:abstractNum w:abstractNumId="26" w15:restartNumberingAfterBreak="0">
     <w:nsid w:val="3CB831ED"/>
     <w:multiLevelType w:val="multilevel"/>
     <w:tmpl w:val="09DCB202"/>
@@ -13058,7 +15056,7 @@
       </w:rPr>
     </w:lvl>
   </w:abstractNum>
-  <w:abstractNum w:abstractNumId="24" w15:restartNumberingAfterBreak="0">
+  <w:abstractNum w:abstractNumId="27" w15:restartNumberingAfterBreak="0">
     <w:nsid w:val="44D84B33"/>
     <w:multiLevelType w:val="multilevel"/>
     <w:tmpl w:val="315E589C"/>
@@ -13207,7 +15205,120 @@
       </w:rPr>
     </w:lvl>
   </w:abstractNum>
-  <w:abstractNum w:abstractNumId="25" w15:restartNumberingAfterBreak="0">
+  <w:abstractNum w:abstractNumId="28" w15:restartNumberingAfterBreak="0">
+    <w:nsid w:val="45447768"/>
+    <w:multiLevelType w:val="hybridMultilevel"/>
+    <w:tmpl w:val="351C0302"/>
+    <w:lvl w:ilvl="0" w:tplc="17F45DA6">
+      <w:start w:val="1"/>
+      <w:numFmt w:val="bullet"/>
+      <w:lvlText w:val=""/>
+      <w:lvlJc w:val="left"/>
+      <w:pPr>
+        <w:ind w:left="1440" w:hanging="360"/>
+      </w:pPr>
+      <w:rPr>
+        <w:rFonts w:ascii="Wingdings" w:hAnsi="Wingdings" w:hint="default"/>
+      </w:rPr>
+    </w:lvl>
+    <w:lvl w:ilvl="1" w:tplc="240A0003" w:tentative="1">
+      <w:start w:val="1"/>
+      <w:numFmt w:val="bullet"/>
+      <w:lvlText w:val="o"/>
+      <w:lvlJc w:val="left"/>
+      <w:pPr>
+        <w:ind w:left="2160" w:hanging="360"/>
+      </w:pPr>
+      <w:rPr>
+        <w:rFonts w:ascii="Courier New" w:hAnsi="Courier New" w:cs="Courier New" w:hint="default"/>
+      </w:rPr>
+    </w:lvl>
+    <w:lvl w:ilvl="2" w:tplc="240A0005" w:tentative="1">
+      <w:start w:val="1"/>
+      <w:numFmt w:val="bullet"/>
+      <w:lvlText w:val=""/>
+      <w:lvlJc w:val="left"/>
+      <w:pPr>
+        <w:ind w:left="2880" w:hanging="360"/>
+      </w:pPr>
+      <w:rPr>
+        <w:rFonts w:ascii="Wingdings" w:hAnsi="Wingdings" w:hint="default"/>
+      </w:rPr>
+    </w:lvl>
+    <w:lvl w:ilvl="3" w:tplc="240A0001" w:tentative="1">
+      <w:start w:val="1"/>
+      <w:numFmt w:val="bullet"/>
+      <w:lvlText w:val=""/>
+      <w:lvlJc w:val="left"/>
+      <w:pPr>
+        <w:ind w:left="3600" w:hanging="360"/>
+      </w:pPr>
+      <w:rPr>
+        <w:rFonts w:ascii="Symbol" w:hAnsi="Symbol" w:hint="default"/>
+      </w:rPr>
+    </w:lvl>
+    <w:lvl w:ilvl="4" w:tplc="240A0003" w:tentative="1">
+      <w:start w:val="1"/>
+      <w:numFmt w:val="bullet"/>
+      <w:lvlText w:val="o"/>
+      <w:lvlJc w:val="left"/>
+      <w:pPr>
+        <w:ind w:left="4320" w:hanging="360"/>
+      </w:pPr>
+      <w:rPr>
+        <w:rFonts w:ascii="Courier New" w:hAnsi="Courier New" w:cs="Courier New" w:hint="default"/>
+      </w:rPr>
+    </w:lvl>
+    <w:lvl w:ilvl="5" w:tplc="240A0005" w:tentative="1">
+      <w:start w:val="1"/>
+      <w:numFmt w:val="bullet"/>
+      <w:lvlText w:val=""/>
+      <w:lvlJc w:val="left"/>
+      <w:pPr>
+        <w:ind w:left="5040" w:hanging="360"/>
+      </w:pPr>
+      <w:rPr>
+        <w:rFonts w:ascii="Wingdings" w:hAnsi="Wingdings" w:hint="default"/>
+      </w:rPr>
+    </w:lvl>
+    <w:lvl w:ilvl="6" w:tplc="240A0001" w:tentative="1">
+      <w:start w:val="1"/>
+      <w:numFmt w:val="bullet"/>
+      <w:lvlText w:val=""/>
+      <w:lvlJc w:val="left"/>
+      <w:pPr>
+        <w:ind w:left="5760" w:hanging="360"/>
+      </w:pPr>
+      <w:rPr>
+        <w:rFonts w:ascii="Symbol" w:hAnsi="Symbol" w:hint="default"/>
+      </w:rPr>
+    </w:lvl>
+    <w:lvl w:ilvl="7" w:tplc="240A0003" w:tentative="1">
+      <w:start w:val="1"/>
+      <w:numFmt w:val="bullet"/>
+      <w:lvlText w:val="o"/>
+      <w:lvlJc w:val="left"/>
+      <w:pPr>
+        <w:ind w:left="6480" w:hanging="360"/>
+      </w:pPr>
+      <w:rPr>
+        <w:rFonts w:ascii="Courier New" w:hAnsi="Courier New" w:cs="Courier New" w:hint="default"/>
+      </w:rPr>
+    </w:lvl>
+    <w:lvl w:ilvl="8" w:tplc="240A0005" w:tentative="1">
+      <w:start w:val="1"/>
+      <w:numFmt w:val="bullet"/>
+      <w:lvlText w:val=""/>
+      <w:lvlJc w:val="left"/>
+      <w:pPr>
+        <w:ind w:left="7200" w:hanging="360"/>
+      </w:pPr>
+      <w:rPr>
+        <w:rFonts w:ascii="Wingdings" w:hAnsi="Wingdings" w:hint="default"/>
+      </w:rPr>
+    </w:lvl>
+  </w:abstractNum>
+  <w:abstractNum w:abstractNumId="29" w15:restartNumberingAfterBreak="0">
     <w:nsid w:val="4D3D6BC4"/>
     <w:multiLevelType w:val="multilevel"/>
     <w:tmpl w:val="0F989D04"/>
@@ -13356,7 +15467,7 @@
       </w:rPr>
     </w:lvl>
   </w:abstractNum>
-  <w:abstractNum w:abstractNumId="26" w15:restartNumberingAfterBreak="0">
+  <w:abstractNum w:abstractNumId="30" w15:restartNumberingAfterBreak="0">
     <w:nsid w:val="53F23079"/>
     <w:multiLevelType w:val="multilevel"/>
     <w:tmpl w:val="7D98BF08"/>
@@ -13505,7 +15616,7 @@
       </w:rPr>
     </w:lvl>
   </w:abstractNum>
-  <w:abstractNum w:abstractNumId="27" w15:restartNumberingAfterBreak="0">
+  <w:abstractNum w:abstractNumId="31" w15:restartNumberingAfterBreak="0">
     <w:nsid w:val="54DA67C1"/>
     <w:multiLevelType w:val="hybridMultilevel"/>
     <w:tmpl w:val="656659A2"/>
@@ -13618,7 +15729,7 @@
       </w:rPr>
     </w:lvl>
   </w:abstractNum>
-  <w:abstractNum w:abstractNumId="28" w15:restartNumberingAfterBreak="0">
+  <w:abstractNum w:abstractNumId="32" w15:restartNumberingAfterBreak="0">
     <w:nsid w:val="58D35BFE"/>
     <w:multiLevelType w:val="hybridMultilevel"/>
     <w:tmpl w:val="BDD6315E"/>
@@ -13731,7 +15842,7 @@
       </w:rPr>
     </w:lvl>
   </w:abstractNum>
-  <w:abstractNum w:abstractNumId="29" w15:restartNumberingAfterBreak="0">
+  <w:abstractNum w:abstractNumId="33" w15:restartNumberingAfterBreak="0">
     <w:nsid w:val="5D58425E"/>
     <w:multiLevelType w:val="hybridMultilevel"/>
     <w:tmpl w:val="9A787BB2"/>
@@ -13844,7 +15955,7 @@
       </w:rPr>
     </w:lvl>
   </w:abstractNum>
-  <w:abstractNum w:abstractNumId="30" w15:restartNumberingAfterBreak="0">
+  <w:abstractNum w:abstractNumId="34" w15:restartNumberingAfterBreak="0">
     <w:nsid w:val="5FC266AA"/>
     <w:multiLevelType w:val="hybridMultilevel"/>
     <w:tmpl w:val="AF6AFB4A"/>
@@ -13957,7 +16068,233 @@
       </w:rPr>
     </w:lvl>
   </w:abstractNum>
-  <w:abstractNum w:abstractNumId="31" w15:restartNumberingAfterBreak="0">
+  <w:abstractNum w:abstractNumId="35" w15:restartNumberingAfterBreak="0">
+    <w:nsid w:val="625657F9"/>
+    <w:multiLevelType w:val="hybridMultilevel"/>
+    <w:tmpl w:val="1ACED0B0"/>
+    <w:lvl w:ilvl="0" w:tplc="240A0001">
+      <w:start w:val="1"/>
+      <w:numFmt w:val="bullet"/>
+      <w:lvlText w:val=""/>
+      <w:lvlJc w:val="left"/>
+      <w:pPr>
+        <w:ind w:left="360" w:hanging="360"/>
+      </w:pPr>
+      <w:rPr>
+        <w:rFonts w:ascii="Symbol" w:hAnsi="Symbol" w:hint="default"/>
+      </w:rPr>
+    </w:lvl>
+    <w:lvl w:ilvl="1" w:tplc="240A0003" w:tentative="1">
+      <w:start w:val="1"/>
+      <w:numFmt w:val="bullet"/>
+      <w:lvlText w:val="o"/>
+      <w:lvlJc w:val="left"/>
+      <w:pPr>
+        <w:ind w:left="1080" w:hanging="360"/>
+      </w:pPr>
+      <w:rPr>
+        <w:rFonts w:ascii="Courier New" w:hAnsi="Courier New" w:cs="Courier New" w:hint="default"/>
+      </w:rPr>
+    </w:lvl>
+    <w:lvl w:ilvl="2" w:tplc="240A0005" w:tentative="1">
+      <w:start w:val="1"/>
+      <w:numFmt w:val="bullet"/>
+      <w:lvlText w:val=""/>
+      <w:lvlJc w:val="left"/>
+      <w:pPr>
+        <w:ind w:left="1800" w:hanging="360"/>
+      </w:pPr>
+      <w:rPr>
+        <w:rFonts w:ascii="Wingdings" w:hAnsi="Wingdings" w:hint="default"/>
+      </w:rPr>
+    </w:lvl>
+    <w:lvl w:ilvl="3" w:tplc="240A0001" w:tentative="1">
+      <w:start w:val="1"/>
+      <w:numFmt w:val="bullet"/>
+      <w:lvlText w:val=""/>
+      <w:lvlJc w:val="left"/>
+      <w:pPr>
+        <w:ind w:left="2520" w:hanging="360"/>
+      </w:pPr>
+      <w:rPr>
+        <w:rFonts w:ascii="Symbol" w:hAnsi="Symbol" w:hint="default"/>
+      </w:rPr>
+    </w:lvl>
+    <w:lvl w:ilvl="4" w:tplc="240A0003" w:tentative="1">
+      <w:start w:val="1"/>
+      <w:numFmt w:val="bullet"/>
+      <w:lvlText w:val="o"/>
+      <w:lvlJc w:val="left"/>
+      <w:pPr>
+        <w:ind w:left="3240" w:hanging="360"/>
+      </w:pPr>
+      <w:rPr>
+        <w:rFonts w:ascii="Courier New" w:hAnsi="Courier New" w:cs="Courier New" w:hint="default"/>
+      </w:rPr>
+    </w:lvl>
+    <w:lvl w:ilvl="5" w:tplc="240A0005" w:tentative="1">
+      <w:start w:val="1"/>
+      <w:numFmt w:val="bullet"/>
+      <w:lvlText w:val=""/>
+      <w:lvlJc w:val="left"/>
+      <w:pPr>
+        <w:ind w:left="3960" w:hanging="360"/>
+      </w:pPr>
+      <w:rPr>
+        <w:rFonts w:ascii="Wingdings" w:hAnsi="Wingdings" w:hint="default"/>
+      </w:rPr>
+    </w:lvl>
+    <w:lvl w:ilvl="6" w:tplc="240A0001" w:tentative="1">
+      <w:start w:val="1"/>
+      <w:numFmt w:val="bullet"/>
+      <w:lvlText w:val=""/>
+      <w:lvlJc w:val="left"/>
+      <w:pPr>
+        <w:ind w:left="4680" w:hanging="360"/>
+      </w:pPr>
+      <w:rPr>
+        <w:rFonts w:ascii="Symbol" w:hAnsi="Symbol" w:hint="default"/>
+      </w:rPr>
+    </w:lvl>
+    <w:lvl w:ilvl="7" w:tplc="240A0003" w:tentative="1">
+      <w:start w:val="1"/>
+      <w:numFmt w:val="bullet"/>
+      <w:lvlText w:val="o"/>
+      <w:lvlJc w:val="left"/>
+      <w:pPr>
+        <w:ind w:left="5400" w:hanging="360"/>
+      </w:pPr>
+      <w:rPr>
+        <w:rFonts w:ascii="Courier New" w:hAnsi="Courier New" w:cs="Courier New" w:hint="default"/>
+      </w:rPr>
+    </w:lvl>
+    <w:lvl w:ilvl="8" w:tplc="240A0005" w:tentative="1">
+      <w:start w:val="1"/>
+      <w:numFmt w:val="bullet"/>
+      <w:lvlText w:val=""/>
+      <w:lvlJc w:val="left"/>
+      <w:pPr>
+        <w:ind w:left="6120" w:hanging="360"/>
+      </w:pPr>
+      <w:rPr>
+        <w:rFonts w:ascii="Wingdings" w:hAnsi="Wingdings" w:hint="default"/>
+      </w:rPr>
+    </w:lvl>
+  </w:abstractNum>
+  <w:abstractNum w:abstractNumId="36" w15:restartNumberingAfterBreak="0">
+    <w:nsid w:val="64F71FCE"/>
+    <w:multiLevelType w:val="hybridMultilevel"/>
+    <w:tmpl w:val="13C4A590"/>
+    <w:lvl w:ilvl="0" w:tplc="17F45DA6">
+      <w:start w:val="1"/>
+      <w:numFmt w:val="bullet"/>
+      <w:lvlText w:val=""/>
+      <w:lvlJc w:val="left"/>
+      <w:pPr>
+        <w:ind w:left="720" w:hanging="360"/>
+      </w:pPr>
+      <w:rPr>
+        <w:rFonts w:ascii="Wingdings" w:hAnsi="Wingdings" w:hint="default"/>
+      </w:rPr>
+    </w:lvl>
+    <w:lvl w:ilvl="1" w:tplc="FFFFFFFF" w:tentative="1">
+      <w:start w:val="1"/>
+      <w:numFmt w:val="bullet"/>
+      <w:lvlText w:val="o"/>
+      <w:lvlJc w:val="left"/>
+      <w:pPr>
+        <w:ind w:left="1440" w:hanging="360"/>
+      </w:pPr>
+      <w:rPr>
+        <w:rFonts w:ascii="Courier New" w:hAnsi="Courier New" w:cs="Courier New" w:hint="default"/>
+      </w:rPr>
+    </w:lvl>
+    <w:lvl w:ilvl="2" w:tplc="FFFFFFFF" w:tentative="1">
+      <w:start w:val="1"/>
+      <w:numFmt w:val="bullet"/>
+      <w:lvlText w:val=""/>
+      <w:lvlJc w:val="left"/>
+      <w:pPr>
+        <w:ind w:left="2160" w:hanging="360"/>
+      </w:pPr>
+      <w:rPr>
+        <w:rFonts w:ascii="Wingdings" w:hAnsi="Wingdings" w:hint="default"/>
+      </w:rPr>
+    </w:lvl>
+    <w:lvl w:ilvl="3" w:tplc="FFFFFFFF" w:tentative="1">
+      <w:start w:val="1"/>
+      <w:numFmt w:val="bullet"/>
+      <w:lvlText w:val=""/>
+      <w:lvlJc w:val="left"/>
+      <w:pPr>
+        <w:ind w:left="2880" w:hanging="360"/>
+      </w:pPr>
+      <w:rPr>
+        <w:rFonts w:ascii="Symbol" w:hAnsi="Symbol" w:hint="default"/>
+      </w:rPr>
+    </w:lvl>
+    <w:lvl w:ilvl="4" w:tplc="FFFFFFFF" w:tentative="1">
+      <w:start w:val="1"/>
+      <w:numFmt w:val="bullet"/>
+      <w:lvlText w:val="o"/>
+      <w:lvlJc w:val="left"/>
+      <w:pPr>
+        <w:ind w:left="3600" w:hanging="360"/>
+      </w:pPr>
+      <w:rPr>
+        <w:rFonts w:ascii="Courier New" w:hAnsi="Courier New" w:cs="Courier New" w:hint="default"/>
+      </w:rPr>
+    </w:lvl>
+    <w:lvl w:ilvl="5" w:tplc="FFFFFFFF" w:tentative="1">
+      <w:start w:val="1"/>
+      <w:numFmt w:val="bullet"/>
+      <w:lvlText w:val=""/>
+      <w:lvlJc w:val="left"/>
+      <w:pPr>
+        <w:ind w:left="4320" w:hanging="360"/>
+      </w:pPr>
+      <w:rPr>
+        <w:rFonts w:ascii="Wingdings" w:hAnsi="Wingdings" w:hint="default"/>
+      </w:rPr>
+    </w:lvl>
+    <w:lvl w:ilvl="6" w:tplc="FFFFFFFF" w:tentative="1">
+      <w:start w:val="1"/>
+      <w:numFmt w:val="bullet"/>
+      <w:lvlText w:val=""/>
+      <w:lvlJc w:val="left"/>
+      <w:pPr>
+        <w:ind w:left="5040" w:hanging="360"/>
+      </w:pPr>
+      <w:rPr>
+        <w:rFonts w:ascii="Symbol" w:hAnsi="Symbol" w:hint="default"/>
+      </w:rPr>
+    </w:lvl>
+    <w:lvl w:ilvl="7" w:tplc="FFFFFFFF" w:tentative="1">
+      <w:start w:val="1"/>
+      <w:numFmt w:val="bullet"/>
+      <w:lvlText w:val="o"/>
+      <w:lvlJc w:val="left"/>
+      <w:pPr>
+        <w:ind w:left="5760" w:hanging="360"/>
+      </w:pPr>
+      <w:rPr>
+        <w:rFonts w:ascii="Courier New" w:hAnsi="Courier New" w:cs="Courier New" w:hint="default"/>
+      </w:rPr>
+    </w:lvl>
+    <w:lvl w:ilvl="8" w:tplc="FFFFFFFF" w:tentative="1">
+      <w:start w:val="1"/>
+      <w:numFmt w:val="bullet"/>
+      <w:lvlText w:val=""/>
+      <w:lvlJc w:val="left"/>
+      <w:pPr>
+        <w:ind w:left="6480" w:hanging="360"/>
+      </w:pPr>
+      <w:rPr>
+        <w:rFonts w:ascii="Wingdings" w:hAnsi="Wingdings" w:hint="default"/>
+      </w:rPr>
+    </w:lvl>
+  </w:abstractNum>
+  <w:abstractNum w:abstractNumId="37" w15:restartNumberingAfterBreak="0">
     <w:nsid w:val="654853F9"/>
     <w:multiLevelType w:val="multilevel"/>
     <w:tmpl w:val="90D267DA"/>
@@ -14106,7 +16443,7 @@
       </w:rPr>
     </w:lvl>
   </w:abstractNum>
-  <w:abstractNum w:abstractNumId="32" w15:restartNumberingAfterBreak="0">
+  <w:abstractNum w:abstractNumId="38" w15:restartNumberingAfterBreak="0">
     <w:nsid w:val="71231B5C"/>
     <w:multiLevelType w:val="multilevel"/>
     <w:tmpl w:val="240A0021"/>
@@ -14221,7 +16558,7 @@
       </w:rPr>
     </w:lvl>
   </w:abstractNum>
-  <w:abstractNum w:abstractNumId="33" w15:restartNumberingAfterBreak="0">
+  <w:abstractNum w:abstractNumId="39" w15:restartNumberingAfterBreak="0">
     <w:nsid w:val="77171047"/>
     <w:multiLevelType w:val="multilevel"/>
     <w:tmpl w:val="73D2D270"/>
@@ -14370,7 +16707,7 @@
       </w:rPr>
     </w:lvl>
   </w:abstractNum>
-  <w:abstractNum w:abstractNumId="34" w15:restartNumberingAfterBreak="0">
+  <w:abstractNum w:abstractNumId="40" w15:restartNumberingAfterBreak="0">
     <w:nsid w:val="779607F3"/>
     <w:multiLevelType w:val="multilevel"/>
     <w:tmpl w:val="5F107A54"/>
@@ -14483,7 +16820,7 @@
       </w:pPr>
     </w:lvl>
   </w:abstractNum>
-  <w:abstractNum w:abstractNumId="35" w15:restartNumberingAfterBreak="0">
+  <w:abstractNum w:abstractNumId="41" w15:restartNumberingAfterBreak="0">
     <w:nsid w:val="7C812FE2"/>
     <w:multiLevelType w:val="multilevel"/>
     <w:tmpl w:val="54A239B0"/>
@@ -14633,112 +16970,130 @@
     </w:lvl>
   </w:abstractNum>
   <w:num w:numId="1" w16cid:durableId="579366500">
+    <w:abstractNumId w:val="38"/>
+  </w:num>
+  <w:num w:numId="2" w16cid:durableId="1097139569">
+    <w:abstractNumId w:val="40"/>
+  </w:num>
+  <w:num w:numId="3" w16cid:durableId="1525245181">
+    <w:abstractNumId w:val="39"/>
+  </w:num>
+  <w:num w:numId="4" w16cid:durableId="1638680955">
+    <w:abstractNumId w:val="7"/>
+  </w:num>
+  <w:num w:numId="5" w16cid:durableId="1502086267">
+    <w:abstractNumId w:val="22"/>
+  </w:num>
+  <w:num w:numId="6" w16cid:durableId="1789662560">
+    <w:abstractNumId w:val="1"/>
+  </w:num>
+  <w:num w:numId="7" w16cid:durableId="1883900682">
+    <w:abstractNumId w:val="23"/>
+  </w:num>
+  <w:num w:numId="8" w16cid:durableId="422800211">
+    <w:abstractNumId w:val="20"/>
+  </w:num>
+  <w:num w:numId="9" w16cid:durableId="1009603117">
+    <w:abstractNumId w:val="8"/>
+  </w:num>
+  <w:num w:numId="10" w16cid:durableId="1510292221">
+    <w:abstractNumId w:val="27"/>
+  </w:num>
+  <w:num w:numId="11" w16cid:durableId="150604111">
+    <w:abstractNumId w:val="29"/>
+  </w:num>
+  <w:num w:numId="12" w16cid:durableId="1088162739">
+    <w:abstractNumId w:val="26"/>
+  </w:num>
+  <w:num w:numId="13" w16cid:durableId="1888253509">
+    <w:abstractNumId w:val="5"/>
+  </w:num>
+  <w:num w:numId="14" w16cid:durableId="630941029">
+    <w:abstractNumId w:val="6"/>
+  </w:num>
+  <w:num w:numId="15" w16cid:durableId="129134539">
+    <w:abstractNumId w:val="15"/>
+  </w:num>
+  <w:num w:numId="16" w16cid:durableId="261306490">
+    <w:abstractNumId w:val="2"/>
+  </w:num>
+  <w:num w:numId="17" w16cid:durableId="326204244">
+    <w:abstractNumId w:val="30"/>
+  </w:num>
+  <w:num w:numId="18" w16cid:durableId="379592929">
+    <w:abstractNumId w:val="21"/>
+  </w:num>
+  <w:num w:numId="19" w16cid:durableId="934247162">
+    <w:abstractNumId w:val="14"/>
+  </w:num>
+  <w:num w:numId="20" w16cid:durableId="1937514196">
+    <w:abstractNumId w:val="19"/>
+  </w:num>
+  <w:num w:numId="21" w16cid:durableId="1271354861">
+    <w:abstractNumId w:val="37"/>
+  </w:num>
+  <w:num w:numId="22" w16cid:durableId="1998915467">
+    <w:abstractNumId w:val="16"/>
+  </w:num>
+  <w:num w:numId="23" w16cid:durableId="1748726261">
+    <w:abstractNumId w:val="12"/>
+  </w:num>
+  <w:num w:numId="24" w16cid:durableId="503401976">
+    <w:abstractNumId w:val="13"/>
+  </w:num>
+  <w:num w:numId="25" w16cid:durableId="1402171223">
+    <w:abstractNumId w:val="41"/>
+  </w:num>
+  <w:num w:numId="26" w16cid:durableId="949821994">
+    <w:abstractNumId w:val="17"/>
+  </w:num>
+  <w:num w:numId="27" w16cid:durableId="1891724810">
+    <w:abstractNumId w:val="24"/>
+  </w:num>
+  <w:num w:numId="28" w16cid:durableId="239414635">
+    <w:abstractNumId w:val="9"/>
+  </w:num>
+  <w:num w:numId="29" w16cid:durableId="2082368579">
+    <w:abstractNumId w:val="4"/>
+  </w:num>
+  <w:num w:numId="30" w16cid:durableId="821313058">
+    <w:abstractNumId w:val="34"/>
+  </w:num>
+  <w:num w:numId="31" w16cid:durableId="1552032456">
+    <w:abstractNumId w:val="3"/>
+  </w:num>
+  <w:num w:numId="32" w16cid:durableId="1256397145">
+    <w:abstractNumId w:val="11"/>
+  </w:num>
+  <w:num w:numId="33" w16cid:durableId="1542473157">
+    <w:abstractNumId w:val="31"/>
+  </w:num>
+  <w:num w:numId="34" w16cid:durableId="157768738">
     <w:abstractNumId w:val="32"/>
   </w:num>
-  <w:num w:numId="2" w16cid:durableId="1097139569">
-    <w:abstractNumId w:val="34"/>
-  </w:num>
-  <w:num w:numId="3" w16cid:durableId="1525245181">
+  <w:num w:numId="35" w16cid:durableId="920404968">
     <w:abstractNumId w:val="33"/>
   </w:num>
-  <w:num w:numId="4" w16cid:durableId="1638680955">
-    <w:abstractNumId w:val="6"/>
+  <w:num w:numId="36" w16cid:durableId="2087725002">
+    <w:abstractNumId w:val="18"/>
   </w:num>
-  <w:num w:numId="5" w16cid:durableId="1502086267">
-    <w:abstractNumId w:val="20"/>
+  <w:num w:numId="37" w16cid:durableId="1386564791">
+    <w:abstractNumId w:val="28"/>
   </w:num>
-  <w:num w:numId="6" w16cid:durableId="1789662560">
+  <w:num w:numId="38" w16cid:durableId="1517883425">
+    <w:abstractNumId w:val="35"/>
+  </w:num>
+  <w:num w:numId="39" w16cid:durableId="2141263389">
+    <w:abstractNumId w:val="25"/>
+  </w:num>
+  <w:num w:numId="40" w16cid:durableId="649486072">
     <w:abstractNumId w:val="0"/>
   </w:num>
-  <w:num w:numId="7" w16cid:durableId="1883900682">
-    <w:abstractNumId w:val="21"/>
+  <w:num w:numId="41" w16cid:durableId="1323974556">
+    <w:abstractNumId w:val="36"/>
   </w:num>
-  <w:num w:numId="8" w16cid:durableId="422800211">
-    <w:abstractNumId w:val="18"/>
-  </w:num>
-  <w:num w:numId="9" w16cid:durableId="1009603117">
-    <w:abstractNumId w:val="7"/>
-  </w:num>
-  <w:num w:numId="10" w16cid:durableId="1510292221">
-    <w:abstractNumId w:val="24"/>
-  </w:num>
-  <w:num w:numId="11" w16cid:durableId="150604111">
-    <w:abstractNumId w:val="25"/>
-  </w:num>
-  <w:num w:numId="12" w16cid:durableId="1088162739">
-    <w:abstractNumId w:val="23"/>
-  </w:num>
-  <w:num w:numId="13" w16cid:durableId="1888253509">
-    <w:abstractNumId w:val="4"/>
-  </w:num>
-  <w:num w:numId="14" w16cid:durableId="630941029">
-    <w:abstractNumId w:val="5"/>
-  </w:num>
-  <w:num w:numId="15" w16cid:durableId="129134539">
-    <w:abstractNumId w:val="13"/>
-  </w:num>
-  <w:num w:numId="16" w16cid:durableId="261306490">
-    <w:abstractNumId w:val="1"/>
-  </w:num>
-  <w:num w:numId="17" w16cid:durableId="326204244">
-    <w:abstractNumId w:val="26"/>
-  </w:num>
-  <w:num w:numId="18" w16cid:durableId="379592929">
-    <w:abstractNumId w:val="19"/>
-  </w:num>
-  <w:num w:numId="19" w16cid:durableId="934247162">
-    <w:abstractNumId w:val="12"/>
-  </w:num>
-  <w:num w:numId="20" w16cid:durableId="1937514196">
-    <w:abstractNumId w:val="17"/>
-  </w:num>
-  <w:num w:numId="21" w16cid:durableId="1271354861">
-    <w:abstractNumId w:val="31"/>
-  </w:num>
-  <w:num w:numId="22" w16cid:durableId="1998915467">
-    <w:abstractNumId w:val="14"/>
-  </w:num>
-  <w:num w:numId="23" w16cid:durableId="1748726261">
+  <w:num w:numId="42" w16cid:durableId="1772433469">
     <w:abstractNumId w:val="10"/>
-  </w:num>
-  <w:num w:numId="24" w16cid:durableId="503401976">
-    <w:abstractNumId w:val="11"/>
-  </w:num>
-  <w:num w:numId="25" w16cid:durableId="1402171223">
-    <w:abstractNumId w:val="35"/>
-  </w:num>
-  <w:num w:numId="26" w16cid:durableId="949821994">
-    <w:abstractNumId w:val="15"/>
-  </w:num>
-  <w:num w:numId="27" w16cid:durableId="1891724810">
-    <w:abstractNumId w:val="22"/>
-  </w:num>
-  <w:num w:numId="28" w16cid:durableId="239414635">
-    <w:abstractNumId w:val="8"/>
-  </w:num>
-  <w:num w:numId="29" w16cid:durableId="2082368579">
-    <w:abstractNumId w:val="3"/>
-  </w:num>
-  <w:num w:numId="30" w16cid:durableId="821313058">
-    <w:abstractNumId w:val="30"/>
-  </w:num>
-  <w:num w:numId="31" w16cid:durableId="1552032456">
-    <w:abstractNumId w:val="2"/>
-  </w:num>
-  <w:num w:numId="32" w16cid:durableId="1256397145">
-    <w:abstractNumId w:val="9"/>
-  </w:num>
-  <w:num w:numId="33" w16cid:durableId="1542473157">
-    <w:abstractNumId w:val="27"/>
-  </w:num>
-  <w:num w:numId="34" w16cid:durableId="157768738">
-    <w:abstractNumId w:val="28"/>
-  </w:num>
-  <w:num w:numId="35" w16cid:durableId="920404968">
-    <w:abstractNumId w:val="29"/>
-  </w:num>
-  <w:num w:numId="36" w16cid:durableId="2087725002">
-    <w:abstractNumId w:val="16"/>
   </w:num>
   <w:numIdMacAtCleanup w:val="26"/>
 </w:numbering>
@@ -15136,7 +17491,7 @@
   <w:style w:type="paragraph" w:default="1" w:styleId="Normal">
     <w:name w:val="Normal"/>
     <w:qFormat/>
-    <w:rsid w:val="003B7CE9"/>
+    <w:rsid w:val="003E3C72"/>
     <w:pPr>
       <w:spacing w:after="200" w:line="276" w:lineRule="auto"/>
     </w:pPr>
@@ -15232,6 +17587,7 @@
   <w:style w:type="character" w:default="1" w:styleId="Fuentedeprrafopredeter">
     <w:name w:val="Default Paragraph Font"/>
     <w:uiPriority w:val="1"/>
+    <w:semiHidden/>
     <w:unhideWhenUsed/>
   </w:style>
   <w:style w:type="table" w:default="1" w:styleId="Tablanormal">
@@ -16244,17 +18600,6 @@
 </file>
 
 <file path=customXml/item1.xml><?xml version="1.0" encoding="utf-8"?>
-<p:properties xmlns:p="http://schemas.microsoft.com/office/2006/metadata/properties" xmlns:xsi="http://www.w3.org/2001/XMLSchema-instance" xmlns:pc="http://schemas.microsoft.com/office/infopath/2007/PartnerControls">
-  <documentManagement>
-    <lcf76f155ced4ddcb4097134ff3c332f xmlns="932546ec-9fd3-4385-85aa-a79281ebb4c5">
-      <Terms xmlns="http://schemas.microsoft.com/office/infopath/2007/PartnerControls"/>
-    </lcf76f155ced4ddcb4097134ff3c332f>
-    <TaxCatchAll xmlns="3b6d2153-ea30-4986-ad45-11d5a60cf126" xsi:nil="true"/>
-  </documentManagement>
-</p:properties>
-</file>
-
-<file path=customXml/item2.xml><?xml version="1.0" encoding="utf-8"?>
 <ct:contentTypeSchema xmlns:ct="http://schemas.microsoft.com/office/2006/metadata/contentType" xmlns:ma="http://schemas.microsoft.com/office/2006/metadata/properties/metaAttributes" ct:_="" ma:_="" ma:contentTypeName="Document" ma:contentTypeID="0x010100E6FB40559C53924D9947EEC60714F600" ma:contentTypeVersion="14" ma:contentTypeDescription="Create a new document." ma:contentTypeScope="" ma:versionID="cb94d2a05574536df82d0c972c1ab7f6">
   <xsd:schema xmlns:xsd="http://www.w3.org/2001/XMLSchema" xmlns:xs="http://www.w3.org/2001/XMLSchema" xmlns:p="http://schemas.microsoft.com/office/2006/metadata/properties" xmlns:ns2="932546ec-9fd3-4385-85aa-a79281ebb4c5" xmlns:ns3="3b6d2153-ea30-4986-ad45-11d5a60cf126" targetNamespace="http://schemas.microsoft.com/office/2006/metadata/properties" ma:root="true" ma:fieldsID="0dac74d9b28dc37fa479047abd5a0322" ns2:_="" ns3:_="">
     <xsd:import namespace="932546ec-9fd3-4385-85aa-a79281ebb4c5"/>
@@ -16483,7 +18828,22 @@
 </ct:contentTypeSchema>
 </file>
 
+<file path=customXml/item2.xml><?xml version="1.0" encoding="utf-8"?>
+<p:properties xmlns:p="http://schemas.microsoft.com/office/2006/metadata/properties" xmlns:xsi="http://www.w3.org/2001/XMLSchema-instance" xmlns:pc="http://schemas.microsoft.com/office/infopath/2007/PartnerControls">
+  <documentManagement>
+    <lcf76f155ced4ddcb4097134ff3c332f xmlns="932546ec-9fd3-4385-85aa-a79281ebb4c5">
+      <Terms xmlns="http://schemas.microsoft.com/office/infopath/2007/PartnerControls"/>
+    </lcf76f155ced4ddcb4097134ff3c332f>
+    <TaxCatchAll xmlns="3b6d2153-ea30-4986-ad45-11d5a60cf126" xsi:nil="true"/>
+  </documentManagement>
+</p:properties>
+</file>
+
 <file path=customXml/item3.xml><?xml version="1.0" encoding="utf-8"?>
+<b:Sources xmlns:b="http://schemas.openxmlformats.org/officeDocument/2006/bibliography" xmlns="http://schemas.openxmlformats.org/officeDocument/2006/bibliography" SelectedStyle="/APA.XSL" StyleName="APA"/>
+</file>
+
+<file path=customXml/item4.xml><?xml version="1.0" encoding="utf-8"?>
 <?mso-contentType ?>
 <FormTemplates xmlns="http://schemas.microsoft.com/sharepoint/v3/contenttype/forms">
   <Display>DocumentLibraryForm</Display>
@@ -16492,22 +18852,7 @@
 </FormTemplates>
 </file>
 
-<file path=customXml/item4.xml><?xml version="1.0" encoding="utf-8"?>
-<b:Sources xmlns:b="http://schemas.openxmlformats.org/officeDocument/2006/bibliography" xmlns="http://schemas.openxmlformats.org/officeDocument/2006/bibliography" SelectedStyle="/APA.XSL" StyleName="APA"/>
-</file>
-
 <file path=customXml/itemProps1.xml><?xml version="1.0" encoding="utf-8"?>
-<ds:datastoreItem xmlns:ds="http://schemas.openxmlformats.org/officeDocument/2006/customXml" ds:itemID="{148CFCA9-C04F-4472-9ACE-2C2B0713CCB5}">
-  <ds:schemaRefs>
-    <ds:schemaRef ds:uri="http://schemas.microsoft.com/office/2006/metadata/properties"/>
-    <ds:schemaRef ds:uri="http://schemas.microsoft.com/office/infopath/2007/PartnerControls"/>
-    <ds:schemaRef ds:uri="932546ec-9fd3-4385-85aa-a79281ebb4c5"/>
-    <ds:schemaRef ds:uri="3b6d2153-ea30-4986-ad45-11d5a60cf126"/>
-  </ds:schemaRefs>
-</ds:datastoreItem>
-</file>
-
-<file path=customXml/itemProps2.xml><?xml version="1.0" encoding="utf-8"?>
 <ds:datastoreItem xmlns:ds="http://schemas.openxmlformats.org/officeDocument/2006/customXml" ds:itemID="{3B1041A2-1341-4421-B5F5-50CA599F65C6}">
   <ds:schemaRefs>
     <ds:schemaRef ds:uri="http://schemas.microsoft.com/office/2006/metadata/contentType"/>
@@ -16526,18 +18871,29 @@
 </ds:datastoreItem>
 </file>
 
+<file path=customXml/itemProps2.xml><?xml version="1.0" encoding="utf-8"?>
+<ds:datastoreItem xmlns:ds="http://schemas.openxmlformats.org/officeDocument/2006/customXml" ds:itemID="{148CFCA9-C04F-4472-9ACE-2C2B0713CCB5}">
+  <ds:schemaRefs>
+    <ds:schemaRef ds:uri="http://schemas.microsoft.com/office/2006/metadata/properties"/>
+    <ds:schemaRef ds:uri="http://schemas.microsoft.com/office/infopath/2007/PartnerControls"/>
+    <ds:schemaRef ds:uri="932546ec-9fd3-4385-85aa-a79281ebb4c5"/>
+    <ds:schemaRef ds:uri="3b6d2153-ea30-4986-ad45-11d5a60cf126"/>
+  </ds:schemaRefs>
+</ds:datastoreItem>
+</file>
+
 <file path=customXml/itemProps3.xml><?xml version="1.0" encoding="utf-8"?>
+<ds:datastoreItem xmlns:ds="http://schemas.openxmlformats.org/officeDocument/2006/customXml" ds:itemID="{8F77DE2A-42C6-4CA6-9039-80EF84878373}">
+  <ds:schemaRefs>
+    <ds:schemaRef ds:uri="http://schemas.openxmlformats.org/officeDocument/2006/bibliography"/>
+  </ds:schemaRefs>
+</ds:datastoreItem>
+</file>
+
+<file path=customXml/itemProps4.xml><?xml version="1.0" encoding="utf-8"?>
 <ds:datastoreItem xmlns:ds="http://schemas.openxmlformats.org/officeDocument/2006/customXml" ds:itemID="{3F9D943A-8F73-4333-9169-A981417CD6FA}">
   <ds:schemaRefs>
     <ds:schemaRef ds:uri="http://schemas.microsoft.com/sharepoint/v3/contenttype/forms"/>
   </ds:schemaRefs>
 </ds:datastoreItem>
-</file>
-
-<file path=customXml/itemProps4.xml><?xml version="1.0" encoding="utf-8"?>
-<ds:datastoreItem xmlns:ds="http://schemas.openxmlformats.org/officeDocument/2006/customXml" ds:itemID="{8F77DE2A-42C6-4CA6-9039-80EF84878373}">
-  <ds:schemaRefs>
-    <ds:schemaRef ds:uri="http://schemas.openxmlformats.org/officeDocument/2006/bibliography"/>
-  </ds:schemaRefs>
-</ds:datastoreItem>
 </file>
--- a/Timestre 1/evidencia_ADSO/Evidencias/POO/05. Guía de aprendizaje POO.docx
+++ b/Timestre 1/evidencia_ADSO/Evidencias/POO/05. Guía de aprendizaje POO.docx
@@ -3501,19 +3501,29 @@
         <w:ind w:left="708"/>
         <w:rPr>
           <w:rFonts w:cs="Calibri"/>
+          <w:sz w:val="24"/>
+          <w:szCs w:val="24"/>
+        </w:rPr>
+      </w:pPr>
+      <w:r>
+        <w:rPr>
+          <w:rFonts w:cs="Calibri"/>
           <w:b/>
           <w:sz w:val="24"/>
           <w:szCs w:val="24"/>
         </w:rPr>
-      </w:pPr>
-      <w:r>
-        <w:rPr>
-          <w:rFonts w:cs="Calibri"/>
-          <w:b/>
-          <w:sz w:val="24"/>
-          <w:szCs w:val="24"/>
-        </w:rPr>
         <w:t>RTA:</w:t>
+      </w:r>
+      <w:r>
+        <w:t xml:space="preserve"> U</w:t>
+      </w:r>
+      <w:r>
+        <w:rPr>
+          <w:rFonts w:cs="Calibri"/>
+          <w:sz w:val="24"/>
+          <w:szCs w:val="24"/>
+        </w:rPr>
+        <w:t>n objeto es una unidad de software que agrupa tanto datos (llamados atributos) como los comportamientos que pueden alterar esos datos (llamados métodos).</w:t>
       </w:r>
     </w:p>
     <w:p>
@@ -3563,6 +3573,411 @@
     </w:p>
     <w:p>
       <w:pPr>
+        <w:spacing w:after="0" w:line="240" w:lineRule="auto"/>
+        <w:ind w:left="708"/>
+        <w:jc w:val="center"/>
+        <w:rPr>
+          <w:rFonts w:cs="Calibri"/>
+          <w:b/>
+          <w:sz w:val="24"/>
+          <w:szCs w:val="24"/>
+        </w:rPr>
+      </w:pPr>
+    </w:p>
+    <w:tbl>
+      <w:tblPr>
+        <w:tblStyle w:val="Tablaconcuadrcula"/>
+        <w:tblW w:w="9776" w:type="dxa"/>
+        <w:tblLook w:val="04A0" w:firstRow="1" w:lastRow="0" w:firstColumn="1" w:lastColumn="0" w:noHBand="0" w:noVBand="1"/>
+      </w:tblPr>
+      <w:tblGrid>
+        <w:gridCol w:w="4814"/>
+        <w:gridCol w:w="4962"/>
+      </w:tblGrid>
+      <w:tr>
+        <w:tc>
+          <w:tcPr>
+            <w:tcW w:w="4814" w:type="dxa"/>
+            <w:shd w:val="clear" w:color="auto" w:fill="F9C1EC" w:themeFill="accent2" w:themeFillTint="33"/>
+          </w:tcPr>
+          <w:p>
+            <w:pPr>
+              <w:spacing w:after="0" w:line="240" w:lineRule="auto"/>
+              <w:ind w:left="1416"/>
+              <w:rPr>
+                <w:rFonts w:cs="Calibri"/>
+                <w:bCs/>
+                <w:color w:val="FFFFFF" w:themeColor="background1"/>
+                <w:sz w:val="24"/>
+                <w:szCs w:val="24"/>
+              </w:rPr>
+            </w:pPr>
+            <w:r>
+              <w:rPr>
+                <w:rFonts w:cs="Calibri"/>
+                <w:b/>
+                <w:sz w:val="24"/>
+                <w:szCs w:val="24"/>
+              </w:rPr>
+              <w:t>Clase</w:t>
+            </w:r>
+          </w:p>
+        </w:tc>
+        <w:tc>
+          <w:tcPr>
+            <w:tcW w:w="4962" w:type="dxa"/>
+            <w:shd w:val="clear" w:color="auto" w:fill="F9C1EC" w:themeFill="accent2" w:themeFillTint="33"/>
+          </w:tcPr>
+          <w:p>
+            <w:pPr>
+              <w:spacing w:after="0" w:line="240" w:lineRule="auto"/>
+              <w:jc w:val="center"/>
+              <w:rPr>
+                <w:rFonts w:cs="Calibri"/>
+                <w:b/>
+                <w:sz w:val="24"/>
+                <w:szCs w:val="24"/>
+              </w:rPr>
+            </w:pPr>
+            <w:r>
+              <w:rPr>
+                <w:rFonts w:cs="Calibri"/>
+                <w:b/>
+                <w:sz w:val="24"/>
+                <w:szCs w:val="24"/>
+              </w:rPr>
+              <w:t>Objeto</w:t>
+            </w:r>
+          </w:p>
+        </w:tc>
+      </w:tr>
+      <w:tr>
+        <w:tc>
+          <w:tcPr>
+            <w:tcW w:w="4814" w:type="dxa"/>
+          </w:tcPr>
+          <w:p>
+            <w:pPr>
+              <w:spacing w:after="0" w:line="240" w:lineRule="auto"/>
+              <w:rPr>
+                <w:rFonts w:cs="Calibri"/>
+                <w:b/>
+                <w:bCs/>
+                <w:sz w:val="24"/>
+                <w:szCs w:val="24"/>
+              </w:rPr>
+            </w:pPr>
+            <w:r>
+              <w:rPr>
+                <w:rFonts w:cs="Calibri"/>
+                <w:b/>
+                <w:bCs/>
+                <w:sz w:val="24"/>
+                <w:szCs w:val="24"/>
+              </w:rPr>
+              <w:t>Es una plantilla o modelo.</w:t>
+            </w:r>
+          </w:p>
+        </w:tc>
+        <w:tc>
+          <w:tcPr>
+            <w:tcW w:w="4962" w:type="dxa"/>
+          </w:tcPr>
+          <w:p>
+            <w:pPr>
+              <w:spacing w:after="0" w:line="240" w:lineRule="auto"/>
+              <w:rPr>
+                <w:rFonts w:cs="Calibri"/>
+                <w:b/>
+                <w:sz w:val="24"/>
+                <w:szCs w:val="24"/>
+              </w:rPr>
+            </w:pPr>
+            <w:r>
+              <w:rPr>
+                <w:rFonts w:cs="Calibri"/>
+                <w:bCs/>
+                <w:sz w:val="24"/>
+                <w:szCs w:val="24"/>
+              </w:rPr>
+              <w:t>Es una instancia creada a partir de la clase.</w:t>
+            </w:r>
+          </w:p>
+        </w:tc>
+      </w:tr>
+      <w:tr>
+        <w:tc>
+          <w:tcPr>
+            <w:tcW w:w="4814" w:type="dxa"/>
+          </w:tcPr>
+          <w:p>
+            <w:pPr>
+              <w:spacing w:after="0" w:line="240" w:lineRule="auto"/>
+              <w:rPr>
+                <w:rFonts w:cs="Calibri"/>
+                <w:b/>
+                <w:bCs/>
+                <w:sz w:val="24"/>
+                <w:szCs w:val="24"/>
+              </w:rPr>
+            </w:pPr>
+            <w:r>
+              <w:rPr>
+                <w:rFonts w:cs="Calibri"/>
+                <w:b/>
+                <w:bCs/>
+                <w:sz w:val="24"/>
+                <w:szCs w:val="24"/>
+              </w:rPr>
+              <w:t>Define atributos y métodos.</w:t>
+            </w:r>
+          </w:p>
+        </w:tc>
+        <w:tc>
+          <w:tcPr>
+            <w:tcW w:w="4962" w:type="dxa"/>
+          </w:tcPr>
+          <w:p>
+            <w:pPr>
+              <w:spacing w:after="0" w:line="240" w:lineRule="auto"/>
+              <w:rPr>
+                <w:rFonts w:cs="Calibri"/>
+                <w:b/>
+                <w:sz w:val="24"/>
+                <w:szCs w:val="24"/>
+              </w:rPr>
+            </w:pPr>
+            <w:r>
+              <w:rPr>
+                <w:rFonts w:cs="Calibri"/>
+                <w:bCs/>
+                <w:sz w:val="24"/>
+                <w:szCs w:val="24"/>
+              </w:rPr>
+              <w:t>Contiene valores concretos para esos atributos.</w:t>
+            </w:r>
+          </w:p>
+        </w:tc>
+      </w:tr>
+      <w:tr>
+        <w:tc>
+          <w:tcPr>
+            <w:tcW w:w="4814" w:type="dxa"/>
+          </w:tcPr>
+          <w:p>
+            <w:pPr>
+              <w:spacing w:after="0" w:line="240" w:lineRule="auto"/>
+              <w:rPr>
+                <w:rFonts w:cs="Calibri"/>
+                <w:b/>
+                <w:bCs/>
+                <w:sz w:val="24"/>
+                <w:szCs w:val="24"/>
+              </w:rPr>
+            </w:pPr>
+            <w:r>
+              <w:rPr>
+                <w:rFonts w:cs="Calibri"/>
+                <w:b/>
+                <w:bCs/>
+                <w:sz w:val="24"/>
+                <w:szCs w:val="24"/>
+              </w:rPr>
+              <w:t>No representa una entidad específica.</w:t>
+            </w:r>
+          </w:p>
+        </w:tc>
+        <w:tc>
+          <w:tcPr>
+            <w:tcW w:w="4962" w:type="dxa"/>
+          </w:tcPr>
+          <w:p>
+            <w:pPr>
+              <w:spacing w:after="0" w:line="240" w:lineRule="auto"/>
+              <w:rPr>
+                <w:rFonts w:cs="Calibri"/>
+                <w:b/>
+                <w:sz w:val="24"/>
+                <w:szCs w:val="24"/>
+              </w:rPr>
+            </w:pPr>
+            <w:r>
+              <w:rPr>
+                <w:rFonts w:cs="Calibri"/>
+                <w:bCs/>
+                <w:sz w:val="24"/>
+                <w:szCs w:val="24"/>
+              </w:rPr>
+              <w:t>Representa una entidad específica.</w:t>
+            </w:r>
+          </w:p>
+        </w:tc>
+      </w:tr>
+      <w:tr>
+        <w:trPr>
+          <w:trHeight w:val="423"/>
+        </w:trPr>
+        <w:tc>
+          <w:tcPr>
+            <w:tcW w:w="4814" w:type="dxa"/>
+          </w:tcPr>
+          <w:p>
+            <w:pPr>
+              <w:spacing w:after="0" w:line="240" w:lineRule="auto"/>
+              <w:rPr>
+                <w:rFonts w:cs="Calibri"/>
+                <w:b/>
+                <w:bCs/>
+                <w:sz w:val="24"/>
+                <w:szCs w:val="24"/>
+              </w:rPr>
+            </w:pPr>
+            <w:r>
+              <w:rPr>
+                <w:rFonts w:cs="Calibri"/>
+                <w:b/>
+                <w:bCs/>
+                <w:sz w:val="24"/>
+                <w:szCs w:val="24"/>
+              </w:rPr>
+              <w:t>Se declara una sola vez.</w:t>
+            </w:r>
+          </w:p>
+        </w:tc>
+        <w:tc>
+          <w:tcPr>
+            <w:tcW w:w="4962" w:type="dxa"/>
+          </w:tcPr>
+          <w:p>
+            <w:pPr>
+              <w:spacing w:after="0" w:line="240" w:lineRule="auto"/>
+              <w:rPr>
+                <w:rFonts w:cs="Calibri"/>
+                <w:b/>
+                <w:sz w:val="24"/>
+                <w:szCs w:val="24"/>
+              </w:rPr>
+            </w:pPr>
+            <w:r>
+              <w:rPr>
+                <w:rFonts w:cs="Calibri"/>
+                <w:bCs/>
+                <w:sz w:val="24"/>
+                <w:szCs w:val="24"/>
+              </w:rPr>
+              <w:t>Se pueden crear muchos objetos de la misma clase.</w:t>
+            </w:r>
+          </w:p>
+        </w:tc>
+      </w:tr>
+    </w:tbl>
+    <w:p>
+      <w:pPr>
+        <w:spacing w:after="0" w:line="240" w:lineRule="auto"/>
+        <w:rPr>
+          <w:rFonts w:cs="Calibri"/>
+          <w:b/>
+          <w:sz w:val="24"/>
+          <w:szCs w:val="24"/>
+        </w:rPr>
+      </w:pPr>
+    </w:p>
+    <w:p>
+      <w:pPr>
+        <w:pStyle w:val="Prrafodelista"/>
+        <w:numPr>
+          <w:ilvl w:val="0"/>
+          <w:numId w:val="47"/>
+        </w:numPr>
+        <w:spacing w:after="0" w:line="240" w:lineRule="auto"/>
+        <w:rPr>
+          <w:rFonts w:ascii="Calibri" w:hAnsi="Calibri" w:cs="Calibri"/>
+          <w:bCs/>
+          <w:sz w:val="24"/>
+          <w:szCs w:val="24"/>
+        </w:rPr>
+      </w:pPr>
+      <w:r>
+        <w:rPr>
+          <w:rFonts w:ascii="Calibri" w:hAnsi="Calibri" w:cs="Calibri"/>
+          <w:bCs/>
+          <w:sz w:val="24"/>
+          <w:szCs w:val="24"/>
+        </w:rPr>
+        <w:t xml:space="preserve">Clases abstractas. </w:t>
+      </w:r>
+    </w:p>
+    <w:p>
+      <w:pPr>
+        <w:spacing w:after="0" w:line="240" w:lineRule="auto"/>
+        <w:ind w:left="708"/>
+        <w:rPr>
+          <w:rFonts w:cs="Calibri"/>
+          <w:bCs/>
+          <w:sz w:val="24"/>
+          <w:szCs w:val="24"/>
+        </w:rPr>
+      </w:pPr>
+      <w:r>
+        <w:rPr>
+          <w:rFonts w:cs="Calibri"/>
+          <w:b/>
+          <w:sz w:val="24"/>
+          <w:szCs w:val="24"/>
+        </w:rPr>
+        <w:t>RTA</w:t>
+      </w:r>
+      <w:r>
+        <w:rPr>
+          <w:rFonts w:cs="Calibri"/>
+          <w:bCs/>
+          <w:sz w:val="24"/>
+          <w:szCs w:val="24"/>
+        </w:rPr>
+        <w:t>:</w:t>
+      </w:r>
+      <w:r>
+        <w:rPr>
+          <w:rFonts w:cs="Calibri"/>
+          <w:bCs/>
+          <w:sz w:val="24"/>
+          <w:szCs w:val="24"/>
+        </w:rPr>
+        <w:t xml:space="preserve"> </w:t>
+      </w:r>
+      <w:r>
+        <w:rPr>
+          <w:rFonts w:cs="Calibri"/>
+          <w:bCs/>
+          <w:sz w:val="24"/>
+          <w:szCs w:val="24"/>
+        </w:rPr>
+        <w:t>Una clase abstracta es una clase que no puede ser instanciada directamente y que sirve como base para otras clases.</w:t>
+      </w:r>
+    </w:p>
+    <w:p>
+      <w:pPr>
+        <w:spacing w:after="0" w:line="240" w:lineRule="auto"/>
+        <w:ind w:left="708"/>
+        <w:rPr>
+          <w:rFonts w:cs="Calibri"/>
+          <w:bCs/>
+          <w:sz w:val="24"/>
+          <w:szCs w:val="24"/>
+        </w:rPr>
+      </w:pPr>
+      <w:r>
+        <w:rPr>
+          <w:rFonts w:cs="Calibri"/>
+          <w:bCs/>
+          <w:sz w:val="24"/>
+          <w:szCs w:val="24"/>
+        </w:rPr>
+        <w:t>Su propósito es definir métodos que las clases hijas deben implementar.</w:t>
+      </w:r>
+    </w:p>
+    <w:p>
+      <w:pPr>
         <w:numPr>
           <w:ilvl w:val="0"/>
           <w:numId w:val="5"/>
@@ -3582,7 +3997,7 @@
           <w:sz w:val="24"/>
           <w:szCs w:val="24"/>
         </w:rPr>
-        <w:t xml:space="preserve">Clases abstractas. </w:t>
+        <w:t xml:space="preserve">Clases concretas. </w:t>
       </w:r>
     </w:p>
     <w:p>
@@ -3591,11 +4006,20 @@
         <w:ind w:left="708"/>
         <w:rPr>
           <w:rFonts w:cs="Calibri"/>
+          <w:bCs/>
+          <w:sz w:val="24"/>
+          <w:szCs w:val="24"/>
+        </w:rPr>
+      </w:pPr>
+      <w:r>
+        <w:rPr>
+          <w:rFonts w:cs="Calibri"/>
           <w:b/>
           <w:sz w:val="24"/>
           <w:szCs w:val="24"/>
         </w:rPr>
-      </w:pPr>
+        <w:t>RTA:</w:t>
+      </w:r>
       <w:r>
         <w:rPr>
           <w:rFonts w:cs="Calibri"/>
@@ -3603,43 +4027,128 @@
           <w:sz w:val="24"/>
           <w:szCs w:val="24"/>
         </w:rPr>
+        <w:t xml:space="preserve"> </w:t>
+      </w:r>
+      <w:r>
+        <w:rPr>
+          <w:rFonts w:cs="Calibri"/>
+          <w:bCs/>
+          <w:sz w:val="24"/>
+          <w:szCs w:val="24"/>
+        </w:rPr>
+        <w:t>Una clase concreta es una clase normal que puede ser instanciada para crear objetos.</w:t>
+      </w:r>
+    </w:p>
+    <w:p>
+      <w:pPr>
+        <w:spacing w:after="0" w:line="240" w:lineRule="auto"/>
+        <w:ind w:left="708"/>
+        <w:rPr>
+          <w:rFonts w:cs="Calibri"/>
+          <w:bCs/>
+          <w:sz w:val="24"/>
+          <w:szCs w:val="24"/>
+        </w:rPr>
+      </w:pPr>
+      <w:r>
+        <w:rPr>
+          <w:rFonts w:cs="Calibri"/>
+          <w:bCs/>
+          <w:sz w:val="24"/>
+          <w:szCs w:val="24"/>
+        </w:rPr>
+        <w:t>Implementa todos sus métodos y está lista para ser utilizada.</w:t>
+      </w:r>
+    </w:p>
+    <w:p>
+      <w:pPr>
+        <w:spacing w:after="0" w:line="240" w:lineRule="auto"/>
+        <w:rPr>
+          <w:rFonts w:cs="Calibri"/>
+          <w:bCs/>
+          <w:sz w:val="24"/>
+          <w:szCs w:val="24"/>
+        </w:rPr>
+      </w:pPr>
+      <w:r>
+        <w:rPr>
+          <w:rFonts w:cs="Calibri"/>
+          <w:bCs/>
+          <w:sz w:val="24"/>
+          <w:szCs w:val="24"/>
+        </w:rPr>
+        <w:t>Construir ejemplos del entorno cotidiano.</w:t>
+      </w:r>
+    </w:p>
+    <w:p>
+      <w:pPr>
+        <w:spacing w:after="0" w:line="240" w:lineRule="auto"/>
+        <w:rPr>
+          <w:rFonts w:cs="Calibri"/>
+          <w:b/>
+          <w:sz w:val="24"/>
+          <w:szCs w:val="24"/>
+        </w:rPr>
+      </w:pPr>
+      <w:r>
+        <w:rPr>
+          <w:rFonts w:cs="Calibri"/>
+          <w:b/>
+          <w:sz w:val="24"/>
+          <w:szCs w:val="24"/>
+        </w:rPr>
         <w:t>RTA:</w:t>
       </w:r>
     </w:p>
     <w:p>
       <w:pPr>
-        <w:numPr>
-          <w:ilvl w:val="0"/>
-          <w:numId w:val="5"/>
-        </w:numPr>
-        <w:spacing w:after="0" w:line="240" w:lineRule="auto"/>
-        <w:rPr>
-          <w:rFonts w:cs="Calibri"/>
-          <w:bCs/>
-          <w:sz w:val="24"/>
-          <w:szCs w:val="24"/>
-        </w:rPr>
-      </w:pPr>
-      <w:r>
-        <w:rPr>
-          <w:rFonts w:cs="Calibri"/>
-          <w:bCs/>
-          <w:sz w:val="24"/>
-          <w:szCs w:val="24"/>
-        </w:rPr>
-        <w:t xml:space="preserve">Clases concretas. </w:t>
-      </w:r>
-    </w:p>
-    <w:p>
-      <w:pPr>
-        <w:spacing w:after="0" w:line="240" w:lineRule="auto"/>
-        <w:ind w:left="708"/>
+        <w:spacing w:after="0" w:line="240" w:lineRule="auto"/>
+        <w:rPr>
+          <w:rFonts w:cs="Calibri"/>
+          <w:bCs/>
+          <w:sz w:val="24"/>
+          <w:szCs w:val="24"/>
+        </w:rPr>
+      </w:pPr>
+      <w:r>
         <w:rPr>
           <w:rFonts w:cs="Calibri"/>
           <w:b/>
           <w:sz w:val="24"/>
           <w:szCs w:val="24"/>
         </w:rPr>
+        <w:t>Clase:</w:t>
+      </w:r>
+      <w:r>
+        <w:rPr>
+          <w:rFonts w:cs="Calibri"/>
+          <w:bCs/>
+          <w:sz w:val="24"/>
+          <w:szCs w:val="24"/>
+        </w:rPr>
+        <w:t xml:space="preserve"> un molde para hacer galletas, con atributos en común y ciertas funciones</w:t>
+      </w:r>
+    </w:p>
+    <w:p>
+      <w:pPr>
+        <w:spacing w:after="0" w:line="240" w:lineRule="auto"/>
+        <w:rPr>
+          <w:rFonts w:cs="Calibri"/>
+          <w:bCs/>
+          <w:sz w:val="24"/>
+          <w:szCs w:val="24"/>
+        </w:rPr>
+      </w:pPr>
+    </w:p>
+    <w:p>
+      <w:pPr>
+        <w:spacing w:after="0" w:line="240" w:lineRule="auto"/>
+        <w:rPr>
+          <w:rFonts w:cs="Calibri"/>
+          <w:bCs/>
+          <w:sz w:val="24"/>
+          <w:szCs w:val="24"/>
+        </w:rPr>
       </w:pPr>
       <w:r>
         <w:rPr>
@@ -3648,27 +4157,16 @@
           <w:sz w:val="24"/>
           <w:szCs w:val="24"/>
         </w:rPr>
-        <w:t>RTA:</w:t>
-      </w:r>
-    </w:p>
-    <w:p>
-      <w:pPr>
-        <w:spacing w:after="0" w:line="240" w:lineRule="auto"/>
-        <w:rPr>
-          <w:rFonts w:cs="Calibri"/>
-          <w:bCs/>
-          <w:sz w:val="24"/>
-          <w:szCs w:val="24"/>
-        </w:rPr>
-      </w:pPr>
-      <w:r>
-        <w:rPr>
-          <w:rFonts w:cs="Calibri"/>
-          <w:bCs/>
-          <w:sz w:val="24"/>
-          <w:szCs w:val="24"/>
-        </w:rPr>
-        <w:t>Construir ejemplos del entorno cotidiano.</w:t>
+        <w:t>Objeto:</w:t>
+      </w:r>
+      <w:r>
+        <w:rPr>
+          <w:rFonts w:cs="Calibri"/>
+          <w:bCs/>
+          <w:sz w:val="24"/>
+          <w:szCs w:val="24"/>
+        </w:rPr>
+        <w:t xml:space="preserve"> las galletas que salen del molde, pero tienen diferencias, como que una es de chocolate, una de vainilla, una con chispas, una con las 3.</w:t>
       </w:r>
     </w:p>
     <w:p>
@@ -3681,6 +4179,11 @@
           <w:szCs w:val="24"/>
         </w:rPr>
       </w:pPr>
+    </w:p>
+    <w:p>
+      <w:pPr>
+        <w:spacing w:after="0" w:line="240" w:lineRule="auto"/>
+      </w:pPr>
       <w:r>
         <w:rPr>
           <w:rFonts w:cs="Calibri"/>
@@ -3688,8 +4191,252 @@
           <w:sz w:val="24"/>
           <w:szCs w:val="24"/>
         </w:rPr>
-        <w:t>RTA:</w:t>
-      </w:r>
+        <w:t>Clases abstractas:</w:t>
+      </w:r>
+      <w:r>
+        <w:t xml:space="preserve"> </w:t>
+      </w:r>
+      <w:r>
+        <w:rPr>
+          <w:rFonts w:cs="Calibri"/>
+          <w:bCs/>
+          <w:sz w:val="24"/>
+          <w:szCs w:val="24"/>
+        </w:rPr>
+        <w:t>La clase abstracta Vehículo sirve para definir características comunes, pero no para crear objetos directamente.</w:t>
+      </w:r>
+    </w:p>
+    <w:p>
+      <w:pPr>
+        <w:spacing w:after="0" w:line="240" w:lineRule="auto"/>
+        <w:rPr>
+          <w:rFonts w:cs="Calibri"/>
+          <w:bCs/>
+          <w:sz w:val="24"/>
+          <w:szCs w:val="24"/>
+        </w:rPr>
+      </w:pPr>
+      <w:r>
+        <w:rPr>
+          <w:rFonts w:cs="Calibri"/>
+          <w:bCs/>
+          <w:sz w:val="24"/>
+          <w:szCs w:val="24"/>
+        </w:rPr>
+        <w:t>Sabemos que un vehículo:</w:t>
+      </w:r>
+    </w:p>
+    <w:p>
+      <w:pPr>
+        <w:spacing w:after="0" w:line="240" w:lineRule="auto"/>
+        <w:rPr>
+          <w:rFonts w:cs="Calibri"/>
+          <w:bCs/>
+          <w:sz w:val="24"/>
+          <w:szCs w:val="24"/>
+        </w:rPr>
+      </w:pPr>
+      <w:r>
+        <w:rPr>
+          <w:rFonts w:cs="Calibri"/>
+          <w:bCs/>
+          <w:sz w:val="24"/>
+          <w:szCs w:val="24"/>
+        </w:rPr>
+        <w:t>Puede arrancar.</w:t>
+      </w:r>
+    </w:p>
+    <w:p>
+      <w:pPr>
+        <w:spacing w:after="0" w:line="240" w:lineRule="auto"/>
+        <w:rPr>
+          <w:rFonts w:cs="Calibri"/>
+          <w:bCs/>
+          <w:sz w:val="24"/>
+          <w:szCs w:val="24"/>
+        </w:rPr>
+      </w:pPr>
+      <w:r>
+        <w:rPr>
+          <w:rFonts w:cs="Calibri"/>
+          <w:bCs/>
+          <w:sz w:val="24"/>
+          <w:szCs w:val="24"/>
+        </w:rPr>
+        <w:t>Puede frenar.</w:t>
+      </w:r>
+    </w:p>
+    <w:p>
+      <w:pPr>
+        <w:spacing w:after="0" w:line="240" w:lineRule="auto"/>
+        <w:rPr>
+          <w:rFonts w:cs="Calibri"/>
+          <w:bCs/>
+          <w:sz w:val="24"/>
+          <w:szCs w:val="24"/>
+        </w:rPr>
+      </w:pPr>
+      <w:r>
+        <w:rPr>
+          <w:rFonts w:cs="Calibri"/>
+          <w:bCs/>
+          <w:sz w:val="24"/>
+          <w:szCs w:val="24"/>
+        </w:rPr>
+        <w:t>Puede transportar personas o carga.</w:t>
+      </w:r>
+    </w:p>
+    <w:p>
+      <w:pPr>
+        <w:spacing w:after="0" w:line="240" w:lineRule="auto"/>
+        <w:rPr>
+          <w:rFonts w:cs="Calibri"/>
+          <w:bCs/>
+          <w:sz w:val="24"/>
+          <w:szCs w:val="24"/>
+        </w:rPr>
+      </w:pPr>
+      <w:r>
+        <w:rPr>
+          <w:rFonts w:cs="Calibri"/>
+          <w:bCs/>
+          <w:sz w:val="24"/>
+          <w:szCs w:val="24"/>
+        </w:rPr>
+        <w:t>Pero cuando vas a la calle, no ves un "vehículo" genérico. Lo que ves son:</w:t>
+      </w:r>
+    </w:p>
+    <w:p>
+      <w:pPr>
+        <w:spacing w:after="0" w:line="240" w:lineRule="auto"/>
+        <w:rPr>
+          <w:rFonts w:cs="Calibri"/>
+          <w:bCs/>
+          <w:sz w:val="24"/>
+          <w:szCs w:val="24"/>
+        </w:rPr>
+      </w:pPr>
+      <w:r>
+        <w:rPr>
+          <w:rFonts w:cs="Calibri"/>
+          <w:bCs/>
+          <w:sz w:val="24"/>
+          <w:szCs w:val="24"/>
+        </w:rPr>
+        <w:t>Carros</w:t>
+      </w:r>
+    </w:p>
+    <w:p>
+      <w:pPr>
+        <w:spacing w:after="0" w:line="240" w:lineRule="auto"/>
+        <w:rPr>
+          <w:rFonts w:cs="Calibri"/>
+          <w:bCs/>
+          <w:sz w:val="24"/>
+          <w:szCs w:val="24"/>
+        </w:rPr>
+      </w:pPr>
+      <w:r>
+        <w:rPr>
+          <w:rFonts w:cs="Calibri"/>
+          <w:bCs/>
+          <w:sz w:val="24"/>
+          <w:szCs w:val="24"/>
+        </w:rPr>
+        <w:t>Motos</w:t>
+      </w:r>
+    </w:p>
+    <w:p>
+      <w:pPr>
+        <w:spacing w:after="0" w:line="240" w:lineRule="auto"/>
+        <w:rPr>
+          <w:rFonts w:cs="Calibri"/>
+          <w:bCs/>
+          <w:sz w:val="24"/>
+          <w:szCs w:val="24"/>
+        </w:rPr>
+      </w:pPr>
+      <w:r>
+        <w:rPr>
+          <w:rFonts w:cs="Calibri"/>
+          <w:bCs/>
+          <w:sz w:val="24"/>
+          <w:szCs w:val="24"/>
+        </w:rPr>
+        <w:lastRenderedPageBreak/>
+        <w:t>Camiones</w:t>
+      </w:r>
+    </w:p>
+    <w:p>
+      <w:pPr>
+        <w:spacing w:after="0" w:line="240" w:lineRule="auto"/>
+        <w:rPr>
+          <w:rFonts w:cs="Calibri"/>
+          <w:bCs/>
+          <w:sz w:val="24"/>
+          <w:szCs w:val="24"/>
+        </w:rPr>
+      </w:pPr>
+      <w:r>
+        <w:rPr>
+          <w:rFonts w:cs="Calibri"/>
+          <w:bCs/>
+          <w:sz w:val="24"/>
+          <w:szCs w:val="24"/>
+        </w:rPr>
+        <w:t>Bicicletas</w:t>
+      </w:r>
+    </w:p>
+    <w:p>
+      <w:pPr>
+        <w:spacing w:after="0" w:line="240" w:lineRule="auto"/>
+        <w:rPr>
+          <w:rFonts w:cs="Calibri"/>
+          <w:bCs/>
+          <w:sz w:val="24"/>
+          <w:szCs w:val="24"/>
+        </w:rPr>
+      </w:pPr>
+    </w:p>
+    <w:p>
+      <w:pPr>
+        <w:spacing w:after="0" w:line="240" w:lineRule="auto"/>
+        <w:rPr>
+          <w:rFonts w:cs="Calibri"/>
+          <w:bCs/>
+          <w:sz w:val="24"/>
+          <w:szCs w:val="24"/>
+        </w:rPr>
+      </w:pPr>
+      <w:r>
+        <w:rPr>
+          <w:rFonts w:cs="Calibri"/>
+          <w:b/>
+          <w:sz w:val="24"/>
+          <w:szCs w:val="24"/>
+        </w:rPr>
+        <w:t>Clases concretas:</w:t>
+      </w:r>
+      <w:r>
+        <w:rPr>
+          <w:rFonts w:cs="Calibri"/>
+          <w:bCs/>
+          <w:sz w:val="24"/>
+          <w:szCs w:val="24"/>
+        </w:rPr>
+        <w:t xml:space="preserve"> Carro, motos, camiones, serian clases concretas de las cuales sacaríamos objetos, por modelos colores, etc.</w:t>
+      </w:r>
+    </w:p>
+    <w:p>
+      <w:pPr>
+        <w:spacing w:after="0" w:line="240" w:lineRule="auto"/>
+        <w:rPr>
+          <w:rFonts w:cs="Calibri"/>
+          <w:bCs/>
+          <w:sz w:val="24"/>
+          <w:szCs w:val="24"/>
+        </w:rPr>
+      </w:pPr>
     </w:p>
     <w:p>
       <w:pPr>
@@ -3783,11 +4530,20 @@
         <w:ind w:left="720"/>
         <w:rPr>
           <w:rFonts w:cs="Calibri"/>
+          <w:bCs/>
+          <w:sz w:val="24"/>
+          <w:szCs w:val="24"/>
+        </w:rPr>
+      </w:pPr>
+      <w:r>
+        <w:rPr>
+          <w:rFonts w:cs="Calibri"/>
           <w:b/>
           <w:sz w:val="24"/>
           <w:szCs w:val="24"/>
         </w:rPr>
-      </w:pPr>
+        <w:t>RTA:</w:t>
+      </w:r>
       <w:r>
         <w:rPr>
           <w:rFonts w:cs="Calibri"/>
@@ -3795,7 +4551,27 @@
           <w:sz w:val="24"/>
           <w:szCs w:val="24"/>
         </w:rPr>
-        <w:t>RTA:</w:t>
+        <w:t xml:space="preserve"> </w:t>
+      </w:r>
+      <w:proofErr w:type="spellStart"/>
+      <w:r>
+        <w:rPr>
+          <w:rFonts w:cs="Calibri"/>
+          <w:bCs/>
+          <w:sz w:val="24"/>
+          <w:szCs w:val="24"/>
+        </w:rPr>
+        <w:t>Caracteristicas</w:t>
+      </w:r>
+      <w:proofErr w:type="spellEnd"/>
+      <w:r>
+        <w:rPr>
+          <w:rFonts w:cs="Calibri"/>
+          <w:bCs/>
+          <w:sz w:val="24"/>
+          <w:szCs w:val="24"/>
+        </w:rPr>
+        <w:t xml:space="preserve"> o propiedades de un objeto, en personas seria como, edad, nombre, genero.</w:t>
       </w:r>
     </w:p>
     <w:p>
@@ -3828,11 +4604,20 @@
         <w:ind w:left="720"/>
         <w:rPr>
           <w:rFonts w:cs="Calibri"/>
+          <w:bCs/>
+          <w:sz w:val="24"/>
+          <w:szCs w:val="24"/>
+        </w:rPr>
+      </w:pPr>
+      <w:r>
+        <w:rPr>
+          <w:rFonts w:cs="Calibri"/>
           <w:b/>
           <w:sz w:val="24"/>
           <w:szCs w:val="24"/>
         </w:rPr>
-      </w:pPr>
+        <w:t>RTA:</w:t>
+      </w:r>
       <w:r>
         <w:rPr>
           <w:rFonts w:cs="Calibri"/>
@@ -3840,7 +4625,16 @@
           <w:sz w:val="24"/>
           <w:szCs w:val="24"/>
         </w:rPr>
-        <w:t>RTA:</w:t>
+        <w:t xml:space="preserve"> </w:t>
+      </w:r>
+      <w:r>
+        <w:rPr>
+          <w:rFonts w:cs="Calibri"/>
+          <w:bCs/>
+          <w:sz w:val="24"/>
+          <w:szCs w:val="24"/>
+        </w:rPr>
+        <w:t>Son las funciones que este realiza, en personas, es como, caminar, hablar, correr, dormir, comer, etc.</w:t>
       </w:r>
     </w:p>
     <w:p>
@@ -3888,6 +4682,332 @@
         <w:t>RTA:</w:t>
       </w:r>
     </w:p>
+    <w:tbl>
+      <w:tblPr>
+        <w:tblStyle w:val="Tablaconcuadrcula"/>
+        <w:tblW w:w="0" w:type="auto"/>
+        <w:tblInd w:w="720" w:type="dxa"/>
+        <w:tblLook w:val="04A0" w:firstRow="1" w:lastRow="0" w:firstColumn="1" w:lastColumn="0" w:noHBand="0" w:noVBand="1"/>
+      </w:tblPr>
+      <w:tblGrid>
+        <w:gridCol w:w="4432"/>
+        <w:gridCol w:w="4477"/>
+      </w:tblGrid>
+      <w:tr>
+        <w:tc>
+          <w:tcPr>
+            <w:tcW w:w="4814" w:type="dxa"/>
+            <w:shd w:val="clear" w:color="auto" w:fill="F9C1EC" w:themeFill="accent2" w:themeFillTint="33"/>
+          </w:tcPr>
+          <w:p>
+            <w:pPr>
+              <w:spacing w:after="0" w:line="240" w:lineRule="auto"/>
+              <w:rPr>
+                <w:rFonts w:cs="Calibri"/>
+                <w:b/>
+                <w:sz w:val="24"/>
+                <w:szCs w:val="24"/>
+              </w:rPr>
+            </w:pPr>
+            <w:proofErr w:type="spellStart"/>
+            <w:r>
+              <w:rPr>
+                <w:rFonts w:cs="Calibri"/>
+                <w:b/>
+                <w:sz w:val="24"/>
+                <w:szCs w:val="24"/>
+              </w:rPr>
+              <w:t>Caracteristicas</w:t>
+            </w:r>
+            <w:proofErr w:type="spellEnd"/>
+          </w:p>
+        </w:tc>
+        <w:tc>
+          <w:tcPr>
+            <w:tcW w:w="4815" w:type="dxa"/>
+            <w:shd w:val="clear" w:color="auto" w:fill="F9C1EC" w:themeFill="accent2" w:themeFillTint="33"/>
+          </w:tcPr>
+          <w:p>
+            <w:pPr>
+              <w:spacing w:after="0" w:line="240" w:lineRule="auto"/>
+              <w:rPr>
+                <w:rFonts w:cs="Calibri"/>
+                <w:b/>
+                <w:sz w:val="24"/>
+                <w:szCs w:val="24"/>
+              </w:rPr>
+            </w:pPr>
+            <w:r>
+              <w:rPr>
+                <w:rFonts w:cs="Calibri"/>
+                <w:b/>
+                <w:sz w:val="24"/>
+                <w:szCs w:val="24"/>
+              </w:rPr>
+              <w:t>Comportamientos</w:t>
+            </w:r>
+          </w:p>
+        </w:tc>
+      </w:tr>
+      <w:tr>
+        <w:tc>
+          <w:tcPr>
+            <w:tcW w:w="4814" w:type="dxa"/>
+          </w:tcPr>
+          <w:p>
+            <w:pPr>
+              <w:spacing w:after="0" w:line="240" w:lineRule="auto"/>
+              <w:rPr>
+                <w:rFonts w:cs="Calibri"/>
+                <w:b/>
+                <w:sz w:val="24"/>
+                <w:szCs w:val="24"/>
+              </w:rPr>
+            </w:pPr>
+            <w:r>
+              <w:rPr>
+                <w:rFonts w:cs="Calibri"/>
+                <w:b/>
+                <w:sz w:val="24"/>
+                <w:szCs w:val="24"/>
+              </w:rPr>
+              <w:t>Describe como es un objeto</w:t>
+            </w:r>
+          </w:p>
+        </w:tc>
+        <w:tc>
+          <w:tcPr>
+            <w:tcW w:w="4815" w:type="dxa"/>
+          </w:tcPr>
+          <w:p>
+            <w:pPr>
+              <w:spacing w:after="0" w:line="240" w:lineRule="auto"/>
+              <w:rPr>
+                <w:rFonts w:cs="Calibri"/>
+                <w:b/>
+                <w:sz w:val="24"/>
+                <w:szCs w:val="24"/>
+              </w:rPr>
+            </w:pPr>
+            <w:r>
+              <w:rPr>
+                <w:rFonts w:cs="Calibri"/>
+                <w:b/>
+                <w:sz w:val="24"/>
+                <w:szCs w:val="24"/>
+              </w:rPr>
+              <w:t>Describe que hace un objeto</w:t>
+            </w:r>
+          </w:p>
+        </w:tc>
+      </w:tr>
+      <w:tr>
+        <w:tc>
+          <w:tcPr>
+            <w:tcW w:w="4814" w:type="dxa"/>
+          </w:tcPr>
+          <w:p>
+            <w:pPr>
+              <w:spacing w:after="0" w:line="240" w:lineRule="auto"/>
+              <w:rPr>
+                <w:rFonts w:cs="Calibri"/>
+                <w:b/>
+                <w:sz w:val="24"/>
+                <w:szCs w:val="24"/>
+              </w:rPr>
+            </w:pPr>
+            <w:r>
+              <w:rPr>
+                <w:rFonts w:cs="Calibri"/>
+                <w:b/>
+                <w:sz w:val="24"/>
+                <w:szCs w:val="24"/>
+              </w:rPr>
+              <w:t>Se presenta mediante atributos</w:t>
+            </w:r>
+          </w:p>
+        </w:tc>
+        <w:tc>
+          <w:tcPr>
+            <w:tcW w:w="4815" w:type="dxa"/>
+          </w:tcPr>
+          <w:p>
+            <w:pPr>
+              <w:spacing w:after="0" w:line="240" w:lineRule="auto"/>
+              <w:rPr>
+                <w:rFonts w:cs="Calibri"/>
+                <w:b/>
+                <w:sz w:val="24"/>
+                <w:szCs w:val="24"/>
+              </w:rPr>
+            </w:pPr>
+            <w:r>
+              <w:rPr>
+                <w:rFonts w:cs="Calibri"/>
+                <w:b/>
+                <w:sz w:val="24"/>
+                <w:szCs w:val="24"/>
+              </w:rPr>
+              <w:t>Se presenta mediante</w:t>
+            </w:r>
+            <w:r>
+              <w:rPr>
+                <w:rFonts w:cs="Calibri"/>
+                <w:b/>
+                <w:sz w:val="24"/>
+                <w:szCs w:val="24"/>
+              </w:rPr>
+              <w:t xml:space="preserve"> métodos</w:t>
+            </w:r>
+          </w:p>
+        </w:tc>
+      </w:tr>
+      <w:tr>
+        <w:tc>
+          <w:tcPr>
+            <w:tcW w:w="4814" w:type="dxa"/>
+          </w:tcPr>
+          <w:p>
+            <w:pPr>
+              <w:spacing w:after="0" w:line="240" w:lineRule="auto"/>
+              <w:rPr>
+                <w:rFonts w:cs="Calibri"/>
+                <w:b/>
+                <w:sz w:val="24"/>
+                <w:szCs w:val="24"/>
+              </w:rPr>
+            </w:pPr>
+            <w:r>
+              <w:rPr>
+                <w:rFonts w:cs="Calibri"/>
+                <w:b/>
+                <w:sz w:val="24"/>
+                <w:szCs w:val="24"/>
+              </w:rPr>
+              <w:t>Datos o propiedades</w:t>
+            </w:r>
+          </w:p>
+        </w:tc>
+        <w:tc>
+          <w:tcPr>
+            <w:tcW w:w="4815" w:type="dxa"/>
+          </w:tcPr>
+          <w:p>
+            <w:pPr>
+              <w:spacing w:after="0" w:line="240" w:lineRule="auto"/>
+              <w:rPr>
+                <w:rFonts w:cs="Calibri"/>
+                <w:b/>
+                <w:sz w:val="24"/>
+                <w:szCs w:val="24"/>
+              </w:rPr>
+            </w:pPr>
+            <w:r>
+              <w:rPr>
+                <w:rFonts w:cs="Calibri"/>
+                <w:b/>
+                <w:sz w:val="24"/>
+                <w:szCs w:val="24"/>
+              </w:rPr>
+              <w:t>Funciones o acciones</w:t>
+            </w:r>
+          </w:p>
+        </w:tc>
+      </w:tr>
+      <w:tr>
+        <w:tc>
+          <w:tcPr>
+            <w:tcW w:w="4814" w:type="dxa"/>
+          </w:tcPr>
+          <w:p>
+            <w:pPr>
+              <w:spacing w:after="0" w:line="240" w:lineRule="auto"/>
+              <w:rPr>
+                <w:rFonts w:cs="Calibri"/>
+                <w:b/>
+                <w:sz w:val="24"/>
+                <w:szCs w:val="24"/>
+              </w:rPr>
+            </w:pPr>
+            <w:r>
+              <w:rPr>
+                <w:rFonts w:cs="Calibri"/>
+                <w:b/>
+                <w:sz w:val="24"/>
+                <w:szCs w:val="24"/>
+              </w:rPr>
+              <w:t>Responde a ¿Cómo es, que tiene?</w:t>
+            </w:r>
+          </w:p>
+        </w:tc>
+        <w:tc>
+          <w:tcPr>
+            <w:tcW w:w="4815" w:type="dxa"/>
+          </w:tcPr>
+          <w:p>
+            <w:pPr>
+              <w:spacing w:after="0" w:line="240" w:lineRule="auto"/>
+              <w:rPr>
+                <w:rFonts w:cs="Calibri"/>
+                <w:b/>
+                <w:sz w:val="24"/>
+                <w:szCs w:val="24"/>
+              </w:rPr>
+            </w:pPr>
+            <w:r>
+              <w:rPr>
+                <w:rFonts w:cs="Calibri"/>
+                <w:b/>
+                <w:sz w:val="24"/>
+                <w:szCs w:val="24"/>
+              </w:rPr>
+              <w:t xml:space="preserve">Responde </w:t>
+            </w:r>
+            <w:proofErr w:type="gramStart"/>
+            <w:r>
+              <w:rPr>
+                <w:rFonts w:cs="Calibri"/>
+                <w:b/>
+                <w:sz w:val="24"/>
+                <w:szCs w:val="24"/>
+              </w:rPr>
+              <w:t>a</w:t>
+            </w:r>
+            <w:r>
+              <w:rPr>
+                <w:rFonts w:cs="Calibri"/>
+                <w:b/>
+                <w:sz w:val="24"/>
+                <w:szCs w:val="24"/>
+              </w:rPr>
+              <w:t xml:space="preserve">  ¿</w:t>
+            </w:r>
+            <w:proofErr w:type="gramEnd"/>
+            <w:r>
+              <w:rPr>
+                <w:rFonts w:cs="Calibri"/>
+                <w:b/>
+                <w:sz w:val="24"/>
+                <w:szCs w:val="24"/>
+              </w:rPr>
+              <w:t>Qué hace?</w:t>
+            </w:r>
+          </w:p>
+        </w:tc>
+      </w:tr>
+    </w:tbl>
+    <w:p>
+      <w:pPr>
+        <w:spacing w:after="0" w:line="240" w:lineRule="auto"/>
+        <w:ind w:left="720"/>
+        <w:rPr>
+          <w:rFonts w:cs="Calibri"/>
+          <w:b/>
+          <w:sz w:val="24"/>
+          <w:szCs w:val="24"/>
+        </w:rPr>
+      </w:pPr>
+    </w:p>
     <w:p>
       <w:pPr>
         <w:spacing w:after="0" w:line="240" w:lineRule="auto"/>
@@ -3938,11 +5058,20 @@
         <w:ind w:left="720"/>
         <w:rPr>
           <w:rFonts w:cs="Calibri"/>
+          <w:bCs/>
+          <w:sz w:val="24"/>
+          <w:szCs w:val="24"/>
+        </w:rPr>
+      </w:pPr>
+      <w:r>
+        <w:rPr>
+          <w:rFonts w:cs="Calibri"/>
           <w:b/>
           <w:sz w:val="24"/>
           <w:szCs w:val="24"/>
         </w:rPr>
-      </w:pPr>
+        <w:t>RTA:</w:t>
+      </w:r>
       <w:r>
         <w:rPr>
           <w:rFonts w:cs="Calibri"/>
@@ -3950,7 +5079,36 @@
           <w:sz w:val="24"/>
           <w:szCs w:val="24"/>
         </w:rPr>
-        <w:t>RTA:</w:t>
+        <w:t xml:space="preserve"> </w:t>
+      </w:r>
+      <w:r>
+        <w:rPr>
+          <w:rFonts w:cs="Calibri"/>
+          <w:bCs/>
+          <w:sz w:val="24"/>
+          <w:szCs w:val="24"/>
+        </w:rPr>
+        <w:t xml:space="preserve">Persona es la clase, que tiene nombre, edad, genero, entre otras como </w:t>
+      </w:r>
+      <w:proofErr w:type="spellStart"/>
+      <w:r>
+        <w:rPr>
+          <w:rFonts w:cs="Calibri"/>
+          <w:bCs/>
+          <w:sz w:val="24"/>
+          <w:szCs w:val="24"/>
+        </w:rPr>
+        <w:t>atrubutos</w:t>
+      </w:r>
+      <w:proofErr w:type="spellEnd"/>
+      <w:r>
+        <w:rPr>
+          <w:rFonts w:cs="Calibri"/>
+          <w:bCs/>
+          <w:sz w:val="24"/>
+          <w:szCs w:val="24"/>
+        </w:rPr>
+        <w:t>, los métodos son todo lo que hacen, correr, comer, dormir, leer, jugar, Etc.</w:t>
       </w:r>
     </w:p>
     <w:p>
@@ -3983,11 +5141,20 @@
         <w:ind w:left="720"/>
         <w:rPr>
           <w:rFonts w:cs="Calibri"/>
+          <w:bCs/>
+          <w:sz w:val="24"/>
+          <w:szCs w:val="24"/>
+        </w:rPr>
+      </w:pPr>
+      <w:r>
+        <w:rPr>
+          <w:rFonts w:cs="Calibri"/>
           <w:b/>
           <w:sz w:val="24"/>
           <w:szCs w:val="24"/>
         </w:rPr>
-      </w:pPr>
+        <w:t>RTA:</w:t>
+      </w:r>
       <w:r>
         <w:rPr>
           <w:rFonts w:cs="Calibri"/>
@@ -3995,7 +5162,36 @@
           <w:sz w:val="24"/>
           <w:szCs w:val="24"/>
         </w:rPr>
-        <w:t>RTA:</w:t>
+        <w:t xml:space="preserve"> </w:t>
+      </w:r>
+      <w:r>
+        <w:rPr>
+          <w:rFonts w:cs="Calibri"/>
+          <w:bCs/>
+          <w:sz w:val="24"/>
+          <w:szCs w:val="24"/>
+        </w:rPr>
+        <w:t xml:space="preserve">Carro es la clase, atributos son, color, marca, modelo, motor, etc. Métodos, acelerar, frenar, </w:t>
+      </w:r>
+      <w:proofErr w:type="spellStart"/>
+      <w:r>
+        <w:rPr>
+          <w:rFonts w:cs="Calibri"/>
+          <w:bCs/>
+          <w:sz w:val="24"/>
+          <w:szCs w:val="24"/>
+        </w:rPr>
+        <w:t>arancar</w:t>
+      </w:r>
+      <w:proofErr w:type="spellEnd"/>
+      <w:r>
+        <w:rPr>
+          <w:rFonts w:cs="Calibri"/>
+          <w:bCs/>
+          <w:sz w:val="24"/>
+          <w:szCs w:val="24"/>
+        </w:rPr>
+        <w:t>, etc.</w:t>
       </w:r>
     </w:p>
     <w:p>
@@ -4051,6 +5247,95 @@
         </w:rPr>
         <w:t xml:space="preserve"> </w:t>
       </w:r>
+      <w:r>
+        <w:rPr>
+          <w:rFonts w:cs="Calibri"/>
+          <w:bCs/>
+          <w:sz w:val="24"/>
+          <w:szCs w:val="24"/>
+        </w:rPr>
+        <w:t xml:space="preserve">la clase </w:t>
+      </w:r>
+      <w:proofErr w:type="gramStart"/>
+      <w:r>
+        <w:rPr>
+          <w:rFonts w:cs="Calibri"/>
+          <w:bCs/>
+          <w:sz w:val="24"/>
+          <w:szCs w:val="24"/>
+        </w:rPr>
+        <w:t>seria</w:t>
+      </w:r>
+      <w:proofErr w:type="gramEnd"/>
+      <w:r>
+        <w:rPr>
+          <w:rFonts w:cs="Calibri"/>
+          <w:bCs/>
+          <w:sz w:val="24"/>
+          <w:szCs w:val="24"/>
+        </w:rPr>
+        <w:t xml:space="preserve"> el tipo de producto, los atributos las especificaciones, contenido sabor, color, y el </w:t>
+      </w:r>
+      <w:proofErr w:type="gramStart"/>
+      <w:r>
+        <w:rPr>
+          <w:rFonts w:cs="Calibri"/>
+          <w:bCs/>
+          <w:sz w:val="24"/>
+          <w:szCs w:val="24"/>
+        </w:rPr>
+        <w:t>método seria</w:t>
+      </w:r>
+      <w:proofErr w:type="gramEnd"/>
+      <w:r>
+        <w:rPr>
+          <w:rFonts w:cs="Calibri"/>
+          <w:bCs/>
+          <w:sz w:val="24"/>
+          <w:szCs w:val="24"/>
+        </w:rPr>
+        <w:t xml:space="preserve">, consumir, botar, regalar, o lo que se </w:t>
+      </w:r>
+      <w:proofErr w:type="spellStart"/>
+      <w:r>
+        <w:rPr>
+          <w:rFonts w:cs="Calibri"/>
+          <w:bCs/>
+          <w:sz w:val="24"/>
+          <w:szCs w:val="24"/>
+        </w:rPr>
+        <w:t>valla</w:t>
+      </w:r>
+      <w:proofErr w:type="spellEnd"/>
+      <w:r>
+        <w:rPr>
+          <w:rFonts w:cs="Calibri"/>
+          <w:bCs/>
+          <w:sz w:val="24"/>
+          <w:szCs w:val="24"/>
+        </w:rPr>
+        <w:t xml:space="preserve"> a hacer con </w:t>
+      </w:r>
+      <w:proofErr w:type="spellStart"/>
+      <w:r>
+        <w:rPr>
+          <w:rFonts w:cs="Calibri"/>
+          <w:bCs/>
+          <w:sz w:val="24"/>
+          <w:szCs w:val="24"/>
+        </w:rPr>
+        <w:t>el</w:t>
+      </w:r>
+      <w:proofErr w:type="spellEnd"/>
+      <w:r>
+        <w:rPr>
+          <w:rFonts w:cs="Calibri"/>
+          <w:bCs/>
+          <w:sz w:val="24"/>
+          <w:szCs w:val="24"/>
+        </w:rPr>
+        <w:t>.</w:t>
+      </w:r>
     </w:p>
     <w:p>
       <w:pPr>
@@ -4146,11 +5431,20 @@
         <w:ind w:left="720"/>
         <w:rPr>
           <w:rFonts w:cs="Calibri"/>
+          <w:bCs/>
+          <w:sz w:val="24"/>
+          <w:szCs w:val="24"/>
+        </w:rPr>
+      </w:pPr>
+      <w:r>
+        <w:rPr>
+          <w:rFonts w:cs="Calibri"/>
           <w:b/>
           <w:sz w:val="24"/>
           <w:szCs w:val="24"/>
         </w:rPr>
-      </w:pPr>
+        <w:t>RTA:</w:t>
+      </w:r>
       <w:r>
         <w:rPr>
           <w:rFonts w:cs="Calibri"/>
@@ -4158,7 +5452,16 @@
           <w:sz w:val="24"/>
           <w:szCs w:val="24"/>
         </w:rPr>
-        <w:t>RTA:</w:t>
+        <w:t xml:space="preserve"> </w:t>
+      </w:r>
+      <w:r>
+        <w:rPr>
+          <w:rFonts w:cs="Calibri"/>
+          <w:bCs/>
+          <w:sz w:val="24"/>
+          <w:szCs w:val="24"/>
+        </w:rPr>
+        <w:t>Todos pueden acceder a ella desde dentro y fuera de la clase</w:t>
       </w:r>
     </w:p>
     <w:p>
@@ -4191,11 +5494,20 @@
         <w:ind w:left="720"/>
         <w:rPr>
           <w:rFonts w:cs="Calibri"/>
+          <w:bCs/>
+          <w:sz w:val="24"/>
+          <w:szCs w:val="24"/>
+        </w:rPr>
+      </w:pPr>
+      <w:r>
+        <w:rPr>
+          <w:rFonts w:cs="Calibri"/>
           <w:b/>
           <w:sz w:val="24"/>
           <w:szCs w:val="24"/>
         </w:rPr>
-      </w:pPr>
+        <w:t>RTA:</w:t>
+      </w:r>
       <w:r>
         <w:rPr>
           <w:rFonts w:cs="Calibri"/>
@@ -4203,7 +5515,16 @@
           <w:sz w:val="24"/>
           <w:szCs w:val="24"/>
         </w:rPr>
-        <w:t>RTA:</w:t>
+        <w:t xml:space="preserve"> </w:t>
+      </w:r>
+      <w:r>
+        <w:rPr>
+          <w:rFonts w:cs="Calibri"/>
+          <w:bCs/>
+          <w:sz w:val="24"/>
+          <w:szCs w:val="24"/>
+        </w:rPr>
+        <w:t>Solo se puede acceder desde dentro de la clase</w:t>
       </w:r>
     </w:p>
     <w:p>
@@ -4256,11 +5577,20 @@
         <w:ind w:left="720"/>
         <w:rPr>
           <w:rFonts w:cs="Calibri"/>
+          <w:bCs/>
+          <w:sz w:val="24"/>
+          <w:szCs w:val="24"/>
+        </w:rPr>
+      </w:pPr>
+      <w:r>
+        <w:rPr>
+          <w:rFonts w:cs="Calibri"/>
           <w:b/>
           <w:sz w:val="24"/>
           <w:szCs w:val="24"/>
         </w:rPr>
-      </w:pPr>
+        <w:t>RTA:</w:t>
+      </w:r>
       <w:r>
         <w:rPr>
           <w:rFonts w:cs="Calibri"/>
@@ -4268,6 +5598,56 @@
           <w:sz w:val="24"/>
           <w:szCs w:val="24"/>
         </w:rPr>
+        <w:t xml:space="preserve"> </w:t>
+      </w:r>
+      <w:r>
+        <w:rPr>
+          <w:rFonts w:cs="Calibri"/>
+          <w:bCs/>
+          <w:sz w:val="24"/>
+          <w:szCs w:val="24"/>
+        </w:rPr>
+        <w:t>Solo puede acceder desde la clase y la herencia</w:t>
+      </w:r>
+    </w:p>
+    <w:p>
+      <w:pPr>
+        <w:spacing w:after="0" w:line="240" w:lineRule="auto"/>
+        <w:rPr>
+          <w:rFonts w:cs="Calibri"/>
+          <w:bCs/>
+          <w:sz w:val="24"/>
+          <w:szCs w:val="24"/>
+        </w:rPr>
+      </w:pPr>
+      <w:r>
+        <w:rPr>
+          <w:rFonts w:cs="Calibri"/>
+          <w:bCs/>
+          <w:sz w:val="24"/>
+          <w:szCs w:val="24"/>
+        </w:rPr>
+        <w:lastRenderedPageBreak/>
+        <w:t>Analizar su importancia en la protección de la información.</w:t>
+      </w:r>
+    </w:p>
+    <w:p>
+      <w:pPr>
+        <w:spacing w:after="0" w:line="240" w:lineRule="auto"/>
+        <w:rPr>
+          <w:rFonts w:cs="Calibri"/>
+          <w:b/>
+          <w:sz w:val="24"/>
+          <w:szCs w:val="24"/>
+        </w:rPr>
+      </w:pPr>
+      <w:r>
+        <w:rPr>
+          <w:rFonts w:cs="Calibri"/>
+          <w:b/>
+          <w:sz w:val="24"/>
+          <w:szCs w:val="24"/>
+        </w:rPr>
         <w:t>RTA:</w:t>
       </w:r>
     </w:p>
@@ -4276,41 +5656,484 @@
         <w:spacing w:after="0" w:line="240" w:lineRule="auto"/>
         <w:rPr>
           <w:rFonts w:cs="Calibri"/>
-          <w:bCs/>
-          <w:sz w:val="24"/>
-          <w:szCs w:val="24"/>
-        </w:rPr>
-      </w:pPr>
-      <w:r>
-        <w:rPr>
-          <w:rFonts w:cs="Calibri"/>
-          <w:bCs/>
-          <w:sz w:val="24"/>
-          <w:szCs w:val="24"/>
-        </w:rPr>
-        <w:t>Analizar su importancia en la protección de la información.</w:t>
-      </w:r>
-    </w:p>
-    <w:p>
-      <w:pPr>
-        <w:spacing w:after="0" w:line="240" w:lineRule="auto"/>
-        <w:rPr>
-          <w:rFonts w:cs="Calibri"/>
           <w:b/>
           <w:sz w:val="24"/>
           <w:szCs w:val="24"/>
         </w:rPr>
       </w:pPr>
-      <w:r>
+    </w:p>
+    <w:tbl>
+      <w:tblPr>
+        <w:tblStyle w:val="Tablaconcuadrcula"/>
+        <w:tblW w:w="0" w:type="auto"/>
+        <w:jc w:val="center"/>
+        <w:tblLook w:val="04A0" w:firstRow="1" w:lastRow="0" w:firstColumn="1" w:lastColumn="0" w:noHBand="0" w:noVBand="1"/>
+      </w:tblPr>
+      <w:tblGrid>
+        <w:gridCol w:w="1193"/>
+        <w:gridCol w:w="2458"/>
+        <w:gridCol w:w="2099"/>
+        <w:gridCol w:w="2325"/>
+      </w:tblGrid>
+      <w:tr>
+        <w:trPr>
+          <w:jc w:val="center"/>
+        </w:trPr>
+        <w:tc>
+          <w:tcPr>
+            <w:tcW w:w="0" w:type="auto"/>
+            <w:shd w:val="clear" w:color="auto" w:fill="F9C1EC" w:themeFill="accent2" w:themeFillTint="33"/>
+            <w:hideMark/>
+          </w:tcPr>
+          <w:p>
+            <w:pPr>
+              <w:spacing w:after="0" w:line="240" w:lineRule="auto"/>
+              <w:rPr>
+                <w:rFonts w:cs="Calibri"/>
+                <w:b/>
+                <w:bCs/>
+                <w:sz w:val="24"/>
+                <w:szCs w:val="24"/>
+              </w:rPr>
+            </w:pPr>
+            <w:r>
+              <w:rPr>
+                <w:rFonts w:cs="Calibri"/>
+                <w:b/>
+                <w:bCs/>
+                <w:sz w:val="24"/>
+                <w:szCs w:val="24"/>
+              </w:rPr>
+              <w:t>Tipo</w:t>
+            </w:r>
+          </w:p>
+        </w:tc>
+        <w:tc>
+          <w:tcPr>
+            <w:tcW w:w="0" w:type="auto"/>
+            <w:shd w:val="clear" w:color="auto" w:fill="F9C1EC" w:themeFill="accent2" w:themeFillTint="33"/>
+            <w:hideMark/>
+          </w:tcPr>
+          <w:p>
+            <w:pPr>
+              <w:spacing w:after="0" w:line="240" w:lineRule="auto"/>
+              <w:rPr>
+                <w:rFonts w:cs="Calibri"/>
+                <w:b/>
+                <w:bCs/>
+                <w:sz w:val="24"/>
+                <w:szCs w:val="24"/>
+              </w:rPr>
+            </w:pPr>
+            <w:r>
+              <w:rPr>
+                <w:rFonts w:cs="Calibri"/>
+                <w:b/>
+                <w:bCs/>
+                <w:sz w:val="24"/>
+                <w:szCs w:val="24"/>
+              </w:rPr>
+              <w:t>Acceso</w:t>
+            </w:r>
+          </w:p>
+        </w:tc>
+        <w:tc>
+          <w:tcPr>
+            <w:tcW w:w="0" w:type="auto"/>
+            <w:shd w:val="clear" w:color="auto" w:fill="F9C1EC" w:themeFill="accent2" w:themeFillTint="33"/>
+            <w:hideMark/>
+          </w:tcPr>
+          <w:p>
+            <w:pPr>
+              <w:spacing w:after="0" w:line="240" w:lineRule="auto"/>
+              <w:rPr>
+                <w:rFonts w:cs="Calibri"/>
+                <w:b/>
+                <w:bCs/>
+                <w:sz w:val="24"/>
+                <w:szCs w:val="24"/>
+              </w:rPr>
+            </w:pPr>
+            <w:r>
+              <w:rPr>
+                <w:rFonts w:cs="Calibri"/>
+                <w:b/>
+                <w:bCs/>
+                <w:sz w:val="24"/>
+                <w:szCs w:val="24"/>
+              </w:rPr>
+              <w:t>Símbolo en Python</w:t>
+            </w:r>
+          </w:p>
+        </w:tc>
+        <w:tc>
+          <w:tcPr>
+            <w:tcW w:w="2325" w:type="dxa"/>
+            <w:shd w:val="clear" w:color="auto" w:fill="F9C1EC" w:themeFill="accent2" w:themeFillTint="33"/>
+            <w:hideMark/>
+          </w:tcPr>
+          <w:p>
+            <w:pPr>
+              <w:spacing w:after="0" w:line="240" w:lineRule="auto"/>
+              <w:rPr>
+                <w:rFonts w:cs="Calibri"/>
+                <w:b/>
+                <w:bCs/>
+                <w:sz w:val="24"/>
+                <w:szCs w:val="24"/>
+              </w:rPr>
+            </w:pPr>
+            <w:r>
+              <w:rPr>
+                <w:rFonts w:cs="Calibri"/>
+                <w:b/>
+                <w:bCs/>
+                <w:sz w:val="24"/>
+                <w:szCs w:val="24"/>
+              </w:rPr>
+              <w:t>Nivel de seguridad</w:t>
+            </w:r>
+          </w:p>
+        </w:tc>
+      </w:tr>
+      <w:tr>
+        <w:trPr>
+          <w:jc w:val="center"/>
+        </w:trPr>
+        <w:tc>
+          <w:tcPr>
+            <w:tcW w:w="0" w:type="auto"/>
+            <w:hideMark/>
+          </w:tcPr>
+          <w:p>
+            <w:pPr>
+              <w:spacing w:after="0" w:line="240" w:lineRule="auto"/>
+              <w:rPr>
+                <w:rFonts w:cs="Calibri"/>
+                <w:b/>
+                <w:sz w:val="24"/>
+                <w:szCs w:val="24"/>
+              </w:rPr>
+            </w:pPr>
+            <w:r>
+              <w:rPr>
+                <w:rFonts w:cs="Calibri"/>
+                <w:b/>
+                <w:sz w:val="24"/>
+                <w:szCs w:val="24"/>
+              </w:rPr>
+              <w:t>Público</w:t>
+            </w:r>
+          </w:p>
+        </w:tc>
+        <w:tc>
+          <w:tcPr>
+            <w:tcW w:w="0" w:type="auto"/>
+            <w:hideMark/>
+          </w:tcPr>
+          <w:p>
+            <w:pPr>
+              <w:spacing w:after="0" w:line="240" w:lineRule="auto"/>
+              <w:rPr>
+                <w:rFonts w:cs="Calibri"/>
+                <w:b/>
+                <w:sz w:val="24"/>
+                <w:szCs w:val="24"/>
+              </w:rPr>
+            </w:pPr>
+            <w:r>
+              <w:rPr>
+                <w:rFonts w:cs="Calibri"/>
+                <w:b/>
+                <w:sz w:val="24"/>
+                <w:szCs w:val="24"/>
+              </w:rPr>
+              <w:t>Todos pueden acceder</w:t>
+            </w:r>
+          </w:p>
+        </w:tc>
+        <w:tc>
+          <w:tcPr>
+            <w:tcW w:w="0" w:type="auto"/>
+            <w:hideMark/>
+          </w:tcPr>
+          <w:p>
+            <w:pPr>
+              <w:spacing w:after="0" w:line="240" w:lineRule="auto"/>
+              <w:rPr>
+                <w:rFonts w:cs="Calibri"/>
+                <w:b/>
+                <w:sz w:val="24"/>
+                <w:szCs w:val="24"/>
+              </w:rPr>
+            </w:pPr>
+            <w:r>
+              <w:rPr>
+                <w:rFonts w:cs="Calibri"/>
+                <w:b/>
+                <w:sz w:val="24"/>
+                <w:szCs w:val="24"/>
+              </w:rPr>
+              <w:t>nombre</w:t>
+            </w:r>
+          </w:p>
+        </w:tc>
+        <w:tc>
+          <w:tcPr>
+            <w:tcW w:w="2325" w:type="dxa"/>
+            <w:hideMark/>
+          </w:tcPr>
+          <w:p>
+            <w:pPr>
+              <w:spacing w:after="0" w:line="240" w:lineRule="auto"/>
+              <w:rPr>
+                <w:rFonts w:cs="Calibri"/>
+                <w:b/>
+                <w:sz w:val="24"/>
+                <w:szCs w:val="24"/>
+              </w:rPr>
+            </w:pPr>
+            <w:r>
+              <w:rPr>
+                <w:rFonts w:cs="Calibri"/>
+                <w:b/>
+                <w:sz w:val="24"/>
+                <w:szCs w:val="24"/>
+              </w:rPr>
+              <w:t>Bajo</w:t>
+            </w:r>
+          </w:p>
+        </w:tc>
+      </w:tr>
+      <w:tr>
+        <w:trPr>
+          <w:jc w:val="center"/>
+        </w:trPr>
+        <w:tc>
+          <w:tcPr>
+            <w:tcW w:w="0" w:type="auto"/>
+            <w:hideMark/>
+          </w:tcPr>
+          <w:p>
+            <w:pPr>
+              <w:spacing w:after="0" w:line="240" w:lineRule="auto"/>
+              <w:rPr>
+                <w:rFonts w:cs="Calibri"/>
+                <w:b/>
+                <w:sz w:val="24"/>
+                <w:szCs w:val="24"/>
+              </w:rPr>
+            </w:pPr>
+            <w:r>
+              <w:rPr>
+                <w:rFonts w:cs="Calibri"/>
+                <w:b/>
+                <w:sz w:val="24"/>
+                <w:szCs w:val="24"/>
+              </w:rPr>
+              <w:t>Protegido</w:t>
+            </w:r>
+          </w:p>
+        </w:tc>
+        <w:tc>
+          <w:tcPr>
+            <w:tcW w:w="0" w:type="auto"/>
+            <w:hideMark/>
+          </w:tcPr>
+          <w:p>
+            <w:pPr>
+              <w:spacing w:after="0" w:line="240" w:lineRule="auto"/>
+              <w:rPr>
+                <w:rFonts w:cs="Calibri"/>
+                <w:b/>
+                <w:sz w:val="24"/>
+                <w:szCs w:val="24"/>
+              </w:rPr>
+            </w:pPr>
+            <w:r>
+              <w:rPr>
+                <w:rFonts w:cs="Calibri"/>
+                <w:b/>
+                <w:sz w:val="24"/>
+                <w:szCs w:val="24"/>
+              </w:rPr>
+              <w:t>Clase y herencia</w:t>
+            </w:r>
+          </w:p>
+        </w:tc>
+        <w:tc>
+          <w:tcPr>
+            <w:tcW w:w="0" w:type="auto"/>
+            <w:hideMark/>
+          </w:tcPr>
+          <w:p>
+            <w:pPr>
+              <w:spacing w:after="0" w:line="240" w:lineRule="auto"/>
+              <w:rPr>
+                <w:rFonts w:cs="Calibri"/>
+                <w:b/>
+                <w:sz w:val="24"/>
+                <w:szCs w:val="24"/>
+              </w:rPr>
+            </w:pPr>
+            <w:r>
+              <w:rPr>
+                <w:rFonts w:cs="Calibri"/>
+                <w:b/>
+                <w:sz w:val="24"/>
+                <w:szCs w:val="24"/>
+              </w:rPr>
+              <w:t>_nombre</w:t>
+            </w:r>
+          </w:p>
+        </w:tc>
+        <w:tc>
+          <w:tcPr>
+            <w:tcW w:w="2325" w:type="dxa"/>
+            <w:hideMark/>
+          </w:tcPr>
+          <w:p>
+            <w:pPr>
+              <w:spacing w:after="0" w:line="240" w:lineRule="auto"/>
+              <w:rPr>
+                <w:rFonts w:cs="Calibri"/>
+                <w:b/>
+                <w:sz w:val="24"/>
+                <w:szCs w:val="24"/>
+              </w:rPr>
+            </w:pPr>
+            <w:r>
+              <w:rPr>
+                <w:rFonts w:cs="Calibri"/>
+                <w:b/>
+                <w:sz w:val="24"/>
+                <w:szCs w:val="24"/>
+              </w:rPr>
+              <w:t>Medio</w:t>
+            </w:r>
+          </w:p>
+        </w:tc>
+      </w:tr>
+      <w:tr>
+        <w:trPr>
+          <w:jc w:val="center"/>
+        </w:trPr>
+        <w:tc>
+          <w:tcPr>
+            <w:tcW w:w="0" w:type="auto"/>
+            <w:hideMark/>
+          </w:tcPr>
+          <w:p>
+            <w:pPr>
+              <w:spacing w:after="0" w:line="240" w:lineRule="auto"/>
+              <w:rPr>
+                <w:rFonts w:cs="Calibri"/>
+                <w:b/>
+                <w:sz w:val="24"/>
+                <w:szCs w:val="24"/>
+              </w:rPr>
+            </w:pPr>
+            <w:r>
+              <w:rPr>
+                <w:rFonts w:cs="Calibri"/>
+                <w:b/>
+                <w:sz w:val="24"/>
+                <w:szCs w:val="24"/>
+              </w:rPr>
+              <w:t>Privado</w:t>
+            </w:r>
+          </w:p>
+        </w:tc>
+        <w:tc>
+          <w:tcPr>
+            <w:tcW w:w="0" w:type="auto"/>
+            <w:hideMark/>
+          </w:tcPr>
+          <w:p>
+            <w:pPr>
+              <w:spacing w:after="0" w:line="240" w:lineRule="auto"/>
+              <w:rPr>
+                <w:rFonts w:cs="Calibri"/>
+                <w:b/>
+                <w:sz w:val="24"/>
+                <w:szCs w:val="24"/>
+              </w:rPr>
+            </w:pPr>
+            <w:r>
+              <w:rPr>
+                <w:rFonts w:cs="Calibri"/>
+                <w:b/>
+                <w:sz w:val="24"/>
+                <w:szCs w:val="24"/>
+              </w:rPr>
+              <w:t>Solo la clase</w:t>
+            </w:r>
+          </w:p>
+        </w:tc>
+        <w:tc>
+          <w:tcPr>
+            <w:tcW w:w="0" w:type="auto"/>
+            <w:hideMark/>
+          </w:tcPr>
+          <w:p>
+            <w:pPr>
+              <w:spacing w:after="0" w:line="240" w:lineRule="auto"/>
+              <w:rPr>
+                <w:rFonts w:cs="Calibri"/>
+                <w:b/>
+                <w:sz w:val="24"/>
+                <w:szCs w:val="24"/>
+              </w:rPr>
+            </w:pPr>
+            <w:r>
+              <w:rPr>
+                <w:rFonts w:cs="Calibri"/>
+                <w:b/>
+                <w:sz w:val="24"/>
+                <w:szCs w:val="24"/>
+              </w:rPr>
+              <w:t>__nombre</w:t>
+            </w:r>
+          </w:p>
+        </w:tc>
+        <w:tc>
+          <w:tcPr>
+            <w:tcW w:w="2325" w:type="dxa"/>
+            <w:hideMark/>
+          </w:tcPr>
+          <w:p>
+            <w:pPr>
+              <w:spacing w:after="0" w:line="240" w:lineRule="auto"/>
+              <w:rPr>
+                <w:rFonts w:cs="Calibri"/>
+                <w:b/>
+                <w:sz w:val="24"/>
+                <w:szCs w:val="24"/>
+              </w:rPr>
+            </w:pPr>
+            <w:r>
+              <w:rPr>
+                <w:rFonts w:cs="Calibri"/>
+                <w:b/>
+                <w:sz w:val="24"/>
+                <w:szCs w:val="24"/>
+              </w:rPr>
+              <w:t>Alto</w:t>
+            </w:r>
+          </w:p>
+        </w:tc>
+      </w:tr>
+    </w:tbl>
+    <w:p>
+      <w:pPr>
+        <w:spacing w:after="0" w:line="240" w:lineRule="auto"/>
         <w:rPr>
           <w:rFonts w:cs="Calibri"/>
           <w:b/>
           <w:sz w:val="24"/>
           <w:szCs w:val="24"/>
         </w:rPr>
-        <w:lastRenderedPageBreak/>
-        <w:t>RTA:</w:t>
-      </w:r>
+      </w:pPr>
     </w:p>
     <w:p>
       <w:pPr>
@@ -5083,6 +6906,7 @@
           <w:sz w:val="24"/>
           <w:szCs w:val="24"/>
         </w:rPr>
+        <w:lastRenderedPageBreak/>
         <w:t>RTA:</w:t>
       </w:r>
     </w:p>
@@ -5237,7 +7061,6 @@
           <w:sz w:val="24"/>
           <w:szCs w:val="24"/>
         </w:rPr>
-        <w:lastRenderedPageBreak/>
         <w:t>Investigar:</w:t>
       </w:r>
     </w:p>
@@ -5828,16 +7651,48 @@
           <w:sz w:val="24"/>
           <w:szCs w:val="24"/>
         </w:rPr>
-        <w:t>RTA</w:t>
-      </w:r>
-      <w:r>
+        <w:t>RTA:</w:t>
+      </w:r>
+    </w:p>
+    <w:p>
+      <w:pPr>
+        <w:spacing w:after="0" w:line="240" w:lineRule="auto"/>
+        <w:ind w:left="708"/>
         <w:rPr>
           <w:rFonts w:cs="Calibri"/>
           <w:b/>
           <w:sz w:val="24"/>
           <w:szCs w:val="24"/>
         </w:rPr>
-        <w:t>:</w:t>
+      </w:pPr>
+      <w:r>
+        <w:rPr>
+          <w:rFonts w:cs="Calibri"/>
+          <w:b/>
+          <w:sz w:val="24"/>
+          <w:szCs w:val="24"/>
+        </w:rPr>
+        <w:t>Ejemplo:</w:t>
+      </w:r>
+    </w:p>
+    <w:p>
+      <w:pPr>
+        <w:spacing w:after="0" w:line="240" w:lineRule="auto"/>
+        <w:rPr>
+          <w:rFonts w:cs="Calibri"/>
+          <w:b/>
+          <w:sz w:val="24"/>
+          <w:szCs w:val="24"/>
+        </w:rPr>
+      </w:pPr>
+      <w:r>
+        <w:rPr>
+          <w:rFonts w:cs="Calibri"/>
+          <w:b/>
+          <w:sz w:val="24"/>
+          <w:szCs w:val="24"/>
+        </w:rPr>
+        <w:t>Agregación</w:t>
       </w:r>
     </w:p>
     <w:p>
@@ -5858,6 +7713,27 @@
           <w:sz w:val="24"/>
           <w:szCs w:val="24"/>
         </w:rPr>
+        <w:t>RTA:</w:t>
+      </w:r>
+    </w:p>
+    <w:p>
+      <w:pPr>
+        <w:spacing w:after="0" w:line="240" w:lineRule="auto"/>
+        <w:ind w:left="708"/>
+        <w:rPr>
+          <w:rFonts w:cs="Calibri"/>
+          <w:b/>
+          <w:sz w:val="24"/>
+          <w:szCs w:val="24"/>
+        </w:rPr>
+      </w:pPr>
+      <w:r>
+        <w:rPr>
+          <w:rFonts w:cs="Calibri"/>
+          <w:b/>
+          <w:sz w:val="24"/>
+          <w:szCs w:val="24"/>
+        </w:rPr>
         <w:t>Ejemplo:</w:t>
       </w:r>
     </w:p>
@@ -5878,7 +7754,7 @@
           <w:sz w:val="24"/>
           <w:szCs w:val="24"/>
         </w:rPr>
-        <w:t>Agregación</w:t>
+        <w:t>Composición</w:t>
       </w:r>
     </w:p>
     <w:p>
@@ -5920,36 +7796,48 @@
           <w:sz w:val="24"/>
           <w:szCs w:val="24"/>
         </w:rPr>
-        <w:t>Ejemplo</w:t>
-      </w:r>
-      <w:r>
+        <w:t>Ejemplo:</w:t>
+      </w:r>
+    </w:p>
+    <w:p>
+      <w:pPr>
+        <w:spacing w:after="0" w:line="240" w:lineRule="auto"/>
         <w:rPr>
           <w:rFonts w:cs="Calibri"/>
           <w:b/>
           <w:sz w:val="24"/>
           <w:szCs w:val="24"/>
         </w:rPr>
-        <w:t>:</w:t>
-      </w:r>
-    </w:p>
-    <w:p>
-      <w:pPr>
-        <w:spacing w:after="0" w:line="240" w:lineRule="auto"/>
+      </w:pPr>
+      <w:r>
         <w:rPr>
           <w:rFonts w:cs="Calibri"/>
           <w:b/>
           <w:sz w:val="24"/>
           <w:szCs w:val="24"/>
         </w:rPr>
-      </w:pPr>
-      <w:r>
+        <w:t>Generalización</w:t>
+      </w:r>
+    </w:p>
+    <w:p>
+      <w:pPr>
+        <w:spacing w:after="0" w:line="240" w:lineRule="auto"/>
+        <w:ind w:left="708"/>
         <w:rPr>
           <w:rFonts w:cs="Calibri"/>
           <w:b/>
           <w:sz w:val="24"/>
           <w:szCs w:val="24"/>
         </w:rPr>
-        <w:t>Composición</w:t>
+      </w:pPr>
+      <w:r>
+        <w:rPr>
+          <w:rFonts w:cs="Calibri"/>
+          <w:b/>
+          <w:sz w:val="24"/>
+          <w:szCs w:val="24"/>
+        </w:rPr>
+        <w:t>RTA:</w:t>
       </w:r>
     </w:p>
     <w:p>
@@ -5970,6 +7858,48 @@
           <w:sz w:val="24"/>
           <w:szCs w:val="24"/>
         </w:rPr>
+        <w:t>Ejemplo:</w:t>
+      </w:r>
+    </w:p>
+    <w:p>
+      <w:pPr>
+        <w:spacing w:after="0" w:line="240" w:lineRule="auto"/>
+        <w:rPr>
+          <w:rFonts w:cs="Calibri"/>
+          <w:b/>
+          <w:sz w:val="24"/>
+          <w:szCs w:val="24"/>
+        </w:rPr>
+      </w:pPr>
+      <w:r>
+        <w:rPr>
+          <w:rFonts w:cs="Calibri"/>
+          <w:b/>
+          <w:sz w:val="24"/>
+          <w:szCs w:val="24"/>
+        </w:rPr>
+        <w:lastRenderedPageBreak/>
+        <w:t>Construir ejemplos para cada caso.</w:t>
+      </w:r>
+    </w:p>
+    <w:p>
+      <w:pPr>
+        <w:spacing w:after="0" w:line="240" w:lineRule="auto"/>
+        <w:ind w:left="708"/>
+        <w:rPr>
+          <w:rFonts w:cs="Calibri"/>
+          <w:b/>
+          <w:sz w:val="24"/>
+          <w:szCs w:val="24"/>
+        </w:rPr>
+      </w:pPr>
+      <w:r>
+        <w:rPr>
+          <w:rFonts w:cs="Calibri"/>
+          <w:b/>
+          <w:sz w:val="24"/>
+          <w:szCs w:val="24"/>
+        </w:rPr>
         <w:t>RTA:</w:t>
       </w:r>
     </w:p>
@@ -5991,158 +7921,7 @@
           <w:sz w:val="24"/>
           <w:szCs w:val="24"/>
         </w:rPr>
-        <w:t>Ejemplo</w:t>
-      </w:r>
-      <w:r>
-        <w:rPr>
-          <w:rFonts w:cs="Calibri"/>
-          <w:b/>
-          <w:sz w:val="24"/>
-          <w:szCs w:val="24"/>
-        </w:rPr>
-        <w:t>:</w:t>
-      </w:r>
-    </w:p>
-    <w:p>
-      <w:pPr>
-        <w:spacing w:after="0" w:line="240" w:lineRule="auto"/>
-        <w:rPr>
-          <w:rFonts w:cs="Calibri"/>
-          <w:b/>
-          <w:sz w:val="24"/>
-          <w:szCs w:val="24"/>
-        </w:rPr>
-      </w:pPr>
-      <w:r>
-        <w:rPr>
-          <w:rFonts w:cs="Calibri"/>
-          <w:b/>
-          <w:sz w:val="24"/>
-          <w:szCs w:val="24"/>
-        </w:rPr>
-        <w:t>Generalización</w:t>
-      </w:r>
-    </w:p>
-    <w:p>
-      <w:pPr>
-        <w:spacing w:after="0" w:line="240" w:lineRule="auto"/>
-        <w:ind w:left="708"/>
-        <w:rPr>
-          <w:rFonts w:cs="Calibri"/>
-          <w:b/>
-          <w:sz w:val="24"/>
-          <w:szCs w:val="24"/>
-        </w:rPr>
-      </w:pPr>
-      <w:r>
-        <w:rPr>
-          <w:rFonts w:cs="Calibri"/>
-          <w:b/>
-          <w:sz w:val="24"/>
-          <w:szCs w:val="24"/>
-        </w:rPr>
-        <w:t>RTA:</w:t>
-      </w:r>
-    </w:p>
-    <w:p>
-      <w:pPr>
-        <w:spacing w:after="0" w:line="240" w:lineRule="auto"/>
-        <w:ind w:left="708"/>
-        <w:rPr>
-          <w:rFonts w:cs="Calibri"/>
-          <w:b/>
-          <w:sz w:val="24"/>
-          <w:szCs w:val="24"/>
-        </w:rPr>
-      </w:pPr>
-      <w:r>
-        <w:rPr>
-          <w:rFonts w:cs="Calibri"/>
-          <w:b/>
-          <w:sz w:val="24"/>
-          <w:szCs w:val="24"/>
-        </w:rPr>
-        <w:t>Ejemplo</w:t>
-      </w:r>
-      <w:r>
-        <w:rPr>
-          <w:rFonts w:cs="Calibri"/>
-          <w:b/>
-          <w:sz w:val="24"/>
-          <w:szCs w:val="24"/>
-        </w:rPr>
-        <w:t>:</w:t>
-      </w:r>
-    </w:p>
-    <w:p>
-      <w:pPr>
-        <w:spacing w:after="0" w:line="240" w:lineRule="auto"/>
-        <w:rPr>
-          <w:rFonts w:cs="Calibri"/>
-          <w:b/>
-          <w:sz w:val="24"/>
-          <w:szCs w:val="24"/>
-        </w:rPr>
-      </w:pPr>
-      <w:r>
-        <w:rPr>
-          <w:rFonts w:cs="Calibri"/>
-          <w:b/>
-          <w:sz w:val="24"/>
-          <w:szCs w:val="24"/>
-        </w:rPr>
-        <w:t>Construir ejemplos para cada caso.</w:t>
-      </w:r>
-    </w:p>
-    <w:p>
-      <w:pPr>
-        <w:spacing w:after="0" w:line="240" w:lineRule="auto"/>
-        <w:ind w:left="708"/>
-        <w:rPr>
-          <w:rFonts w:cs="Calibri"/>
-          <w:b/>
-          <w:sz w:val="24"/>
-          <w:szCs w:val="24"/>
-        </w:rPr>
-      </w:pPr>
-      <w:r>
-        <w:rPr>
-          <w:rFonts w:cs="Calibri"/>
-          <w:b/>
-          <w:sz w:val="24"/>
-          <w:szCs w:val="24"/>
-        </w:rPr>
-        <w:t>RTA:</w:t>
-      </w:r>
-    </w:p>
-    <w:p>
-      <w:pPr>
-        <w:spacing w:after="0" w:line="240" w:lineRule="auto"/>
-        <w:ind w:left="708"/>
-        <w:rPr>
-          <w:rFonts w:cs="Calibri"/>
-          <w:b/>
-          <w:sz w:val="24"/>
-          <w:szCs w:val="24"/>
-        </w:rPr>
-      </w:pPr>
-      <w:r>
-        <w:rPr>
-          <w:rFonts w:cs="Calibri"/>
-          <w:b/>
-          <w:sz w:val="24"/>
-          <w:szCs w:val="24"/>
-        </w:rPr>
-        <w:t>Ejemplo</w:t>
-      </w:r>
-      <w:r>
-        <w:rPr>
-          <w:rFonts w:cs="Calibri"/>
-          <w:b/>
-          <w:sz w:val="24"/>
-          <w:szCs w:val="24"/>
-        </w:rPr>
-        <w:t>:</w:t>
+        <w:t>Ejemplo:</w:t>
       </w:r>
     </w:p>
     <w:p>
@@ -6252,7 +8031,6 @@
           <w:sz w:val="24"/>
           <w:szCs w:val="24"/>
         </w:rPr>
-        <w:lastRenderedPageBreak/>
         <w:t xml:space="preserve">Cuadros comparativos. </w:t>
       </w:r>
     </w:p>
@@ -7038,6 +8816,7 @@
           <w:sz w:val="24"/>
           <w:szCs w:val="24"/>
         </w:rPr>
+        <w:lastRenderedPageBreak/>
         <w:t>Explicar cómo se evidencian:</w:t>
       </w:r>
     </w:p>
@@ -7196,7 +8975,6 @@
           <w:sz w:val="24"/>
           <w:szCs w:val="24"/>
         </w:rPr>
-        <w:lastRenderedPageBreak/>
         <w:t>Identificar ejemplos de:</w:t>
       </w:r>
     </w:p>
@@ -7965,6 +9743,7 @@
           <w:sz w:val="24"/>
           <w:szCs w:val="24"/>
         </w:rPr>
+        <w:lastRenderedPageBreak/>
         <w:t>3. Identificación de Métodos</w:t>
       </w:r>
     </w:p>
@@ -8119,7 +9898,6 @@
           <w:sz w:val="24"/>
           <w:szCs w:val="24"/>
         </w:rPr>
-        <w:lastRenderedPageBreak/>
         <w:t xml:space="preserve">Herencia. </w:t>
       </w:r>
     </w:p>
@@ -9299,6 +11077,7 @@
                 <w:sz w:val="24"/>
                 <w:szCs w:val="24"/>
               </w:rPr>
+              <w:lastRenderedPageBreak/>
               <w:t>Análisis</w:t>
             </w:r>
           </w:p>
@@ -9646,7 +11425,6 @@
           <w:sz w:val="24"/>
           <w:szCs w:val="24"/>
         </w:rPr>
-        <w:lastRenderedPageBreak/>
         <w:t>5. GLOSARIO DE TÉRMINOS</w:t>
       </w:r>
     </w:p>
@@ -10477,6 +12255,7 @@
           <w:sz w:val="24"/>
           <w:szCs w:val="24"/>
         </w:rPr>
+        <w:lastRenderedPageBreak/>
         <w:t>7. CONTROL DEL DOCUMENTO</w:t>
       </w:r>
     </w:p>
@@ -11769,6 +13548,232 @@
     </w:lvl>
   </w:abstractNum>
   <w:abstractNum w:abstractNumId="3" w15:restartNumberingAfterBreak="0">
+    <w:nsid w:val="0303401E"/>
+    <w:multiLevelType w:val="hybridMultilevel"/>
+    <w:tmpl w:val="1DD61470"/>
+    <w:lvl w:ilvl="0" w:tplc="240A0001">
+      <w:start w:val="1"/>
+      <w:numFmt w:val="bullet"/>
+      <w:lvlText w:val=""/>
+      <w:lvlJc w:val="left"/>
+      <w:pPr>
+        <w:ind w:left="501" w:hanging="360"/>
+      </w:pPr>
+      <w:rPr>
+        <w:rFonts w:ascii="Symbol" w:hAnsi="Symbol" w:hint="default"/>
+      </w:rPr>
+    </w:lvl>
+    <w:lvl w:ilvl="1" w:tplc="240A0003" w:tentative="1">
+      <w:start w:val="1"/>
+      <w:numFmt w:val="bullet"/>
+      <w:lvlText w:val="o"/>
+      <w:lvlJc w:val="left"/>
+      <w:pPr>
+        <w:ind w:left="1221" w:hanging="360"/>
+      </w:pPr>
+      <w:rPr>
+        <w:rFonts w:ascii="Courier New" w:hAnsi="Courier New" w:cs="Courier New" w:hint="default"/>
+      </w:rPr>
+    </w:lvl>
+    <w:lvl w:ilvl="2" w:tplc="240A0005" w:tentative="1">
+      <w:start w:val="1"/>
+      <w:numFmt w:val="bullet"/>
+      <w:lvlText w:val=""/>
+      <w:lvlJc w:val="left"/>
+      <w:pPr>
+        <w:ind w:left="1941" w:hanging="360"/>
+      </w:pPr>
+      <w:rPr>
+        <w:rFonts w:ascii="Wingdings" w:hAnsi="Wingdings" w:hint="default"/>
+      </w:rPr>
+    </w:lvl>
+    <w:lvl w:ilvl="3" w:tplc="240A0001" w:tentative="1">
+      <w:start w:val="1"/>
+      <w:numFmt w:val="bullet"/>
+      <w:lvlText w:val=""/>
+      <w:lvlJc w:val="left"/>
+      <w:pPr>
+        <w:ind w:left="2661" w:hanging="360"/>
+      </w:pPr>
+      <w:rPr>
+        <w:rFonts w:ascii="Symbol" w:hAnsi="Symbol" w:hint="default"/>
+      </w:rPr>
+    </w:lvl>
+    <w:lvl w:ilvl="4" w:tplc="240A0003" w:tentative="1">
+      <w:start w:val="1"/>
+      <w:numFmt w:val="bullet"/>
+      <w:lvlText w:val="o"/>
+      <w:lvlJc w:val="left"/>
+      <w:pPr>
+        <w:ind w:left="3381" w:hanging="360"/>
+      </w:pPr>
+      <w:rPr>
+        <w:rFonts w:ascii="Courier New" w:hAnsi="Courier New" w:cs="Courier New" w:hint="default"/>
+      </w:rPr>
+    </w:lvl>
+    <w:lvl w:ilvl="5" w:tplc="240A0005" w:tentative="1">
+      <w:start w:val="1"/>
+      <w:numFmt w:val="bullet"/>
+      <w:lvlText w:val=""/>
+      <w:lvlJc w:val="left"/>
+      <w:pPr>
+        <w:ind w:left="4101" w:hanging="360"/>
+      </w:pPr>
+      <w:rPr>
+        <w:rFonts w:ascii="Wingdings" w:hAnsi="Wingdings" w:hint="default"/>
+      </w:rPr>
+    </w:lvl>
+    <w:lvl w:ilvl="6" w:tplc="240A0001" w:tentative="1">
+      <w:start w:val="1"/>
+      <w:numFmt w:val="bullet"/>
+      <w:lvlText w:val=""/>
+      <w:lvlJc w:val="left"/>
+      <w:pPr>
+        <w:ind w:left="4821" w:hanging="360"/>
+      </w:pPr>
+      <w:rPr>
+        <w:rFonts w:ascii="Symbol" w:hAnsi="Symbol" w:hint="default"/>
+      </w:rPr>
+    </w:lvl>
+    <w:lvl w:ilvl="7" w:tplc="240A0003" w:tentative="1">
+      <w:start w:val="1"/>
+      <w:numFmt w:val="bullet"/>
+      <w:lvlText w:val="o"/>
+      <w:lvlJc w:val="left"/>
+      <w:pPr>
+        <w:ind w:left="5541" w:hanging="360"/>
+      </w:pPr>
+      <w:rPr>
+        <w:rFonts w:ascii="Courier New" w:hAnsi="Courier New" w:cs="Courier New" w:hint="default"/>
+      </w:rPr>
+    </w:lvl>
+    <w:lvl w:ilvl="8" w:tplc="240A0005" w:tentative="1">
+      <w:start w:val="1"/>
+      <w:numFmt w:val="bullet"/>
+      <w:lvlText w:val=""/>
+      <w:lvlJc w:val="left"/>
+      <w:pPr>
+        <w:ind w:left="6261" w:hanging="360"/>
+      </w:pPr>
+      <w:rPr>
+        <w:rFonts w:ascii="Wingdings" w:hAnsi="Wingdings" w:hint="default"/>
+      </w:rPr>
+    </w:lvl>
+  </w:abstractNum>
+  <w:abstractNum w:abstractNumId="4" w15:restartNumberingAfterBreak="0">
+    <w:nsid w:val="03F802D4"/>
+    <w:multiLevelType w:val="hybridMultilevel"/>
+    <w:tmpl w:val="6C7A1F34"/>
+    <w:lvl w:ilvl="0" w:tplc="17F45DA6">
+      <w:start w:val="1"/>
+      <w:numFmt w:val="bullet"/>
+      <w:lvlText w:val=""/>
+      <w:lvlJc w:val="left"/>
+      <w:pPr>
+        <w:ind w:left="1428" w:hanging="360"/>
+      </w:pPr>
+      <w:rPr>
+        <w:rFonts w:ascii="Wingdings" w:hAnsi="Wingdings" w:hint="default"/>
+      </w:rPr>
+    </w:lvl>
+    <w:lvl w:ilvl="1" w:tplc="240A0003" w:tentative="1">
+      <w:start w:val="1"/>
+      <w:numFmt w:val="bullet"/>
+      <w:lvlText w:val="o"/>
+      <w:lvlJc w:val="left"/>
+      <w:pPr>
+        <w:ind w:left="2148" w:hanging="360"/>
+      </w:pPr>
+      <w:rPr>
+        <w:rFonts w:ascii="Courier New" w:hAnsi="Courier New" w:cs="Courier New" w:hint="default"/>
+      </w:rPr>
+    </w:lvl>
+    <w:lvl w:ilvl="2" w:tplc="240A0005" w:tentative="1">
+      <w:start w:val="1"/>
+      <w:numFmt w:val="bullet"/>
+      <w:lvlText w:val=""/>
+      <w:lvlJc w:val="left"/>
+      <w:pPr>
+        <w:ind w:left="2868" w:hanging="360"/>
+      </w:pPr>
+      <w:rPr>
+        <w:rFonts w:ascii="Wingdings" w:hAnsi="Wingdings" w:hint="default"/>
+      </w:rPr>
+    </w:lvl>
+    <w:lvl w:ilvl="3" w:tplc="240A0001" w:tentative="1">
+      <w:start w:val="1"/>
+      <w:numFmt w:val="bullet"/>
+      <w:lvlText w:val=""/>
+      <w:lvlJc w:val="left"/>
+      <w:pPr>
+        <w:ind w:left="3588" w:hanging="360"/>
+      </w:pPr>
+      <w:rPr>
+        <w:rFonts w:ascii="Symbol" w:hAnsi="Symbol" w:hint="default"/>
+      </w:rPr>
+    </w:lvl>
+    <w:lvl w:ilvl="4" w:tplc="240A0003" w:tentative="1">
+      <w:start w:val="1"/>
+      <w:numFmt w:val="bullet"/>
+      <w:lvlText w:val="o"/>
+      <w:lvlJc w:val="left"/>
+      <w:pPr>
+        <w:ind w:left="4308" w:hanging="360"/>
+      </w:pPr>
+      <w:rPr>
+        <w:rFonts w:ascii="Courier New" w:hAnsi="Courier New" w:cs="Courier New" w:hint="default"/>
+      </w:rPr>
+    </w:lvl>
+    <w:lvl w:ilvl="5" w:tplc="240A0005" w:tentative="1">
+      <w:start w:val="1"/>
+      <w:numFmt w:val="bullet"/>
+      <w:lvlText w:val=""/>
+      <w:lvlJc w:val="left"/>
+      <w:pPr>
+        <w:ind w:left="5028" w:hanging="360"/>
+      </w:pPr>
+      <w:rPr>
+        <w:rFonts w:ascii="Wingdings" w:hAnsi="Wingdings" w:hint="default"/>
+      </w:rPr>
+    </w:lvl>
+    <w:lvl w:ilvl="6" w:tplc="240A0001" w:tentative="1">
+      <w:start w:val="1"/>
+      <w:numFmt w:val="bullet"/>
+      <w:lvlText w:val=""/>
+      <w:lvlJc w:val="left"/>
+      <w:pPr>
+        <w:ind w:left="5748" w:hanging="360"/>
+      </w:pPr>
+      <w:rPr>
+        <w:rFonts w:ascii="Symbol" w:hAnsi="Symbol" w:hint="default"/>
+      </w:rPr>
+    </w:lvl>
+    <w:lvl w:ilvl="7" w:tplc="240A0003" w:tentative="1">
+      <w:start w:val="1"/>
+      <w:numFmt w:val="bullet"/>
+      <w:lvlText w:val="o"/>
+      <w:lvlJc w:val="left"/>
+      <w:pPr>
+        <w:ind w:left="6468" w:hanging="360"/>
+      </w:pPr>
+      <w:rPr>
+        <w:rFonts w:ascii="Courier New" w:hAnsi="Courier New" w:cs="Courier New" w:hint="default"/>
+      </w:rPr>
+    </w:lvl>
+    <w:lvl w:ilvl="8" w:tplc="240A0005" w:tentative="1">
+      <w:start w:val="1"/>
+      <w:numFmt w:val="bullet"/>
+      <w:lvlText w:val=""/>
+      <w:lvlJc w:val="left"/>
+      <w:pPr>
+        <w:ind w:left="7188" w:hanging="360"/>
+      </w:pPr>
+      <w:rPr>
+        <w:rFonts w:ascii="Wingdings" w:hAnsi="Wingdings" w:hint="default"/>
+      </w:rPr>
+    </w:lvl>
+  </w:abstractNum>
+  <w:abstractNum w:abstractNumId="5" w15:restartNumberingAfterBreak="0">
     <w:nsid w:val="072124F7"/>
     <w:multiLevelType w:val="hybridMultilevel"/>
     <w:tmpl w:val="C5BC7A18"/>
@@ -11881,7 +13886,7 @@
       </w:rPr>
     </w:lvl>
   </w:abstractNum>
-  <w:abstractNum w:abstractNumId="4" w15:restartNumberingAfterBreak="0">
+  <w:abstractNum w:abstractNumId="6" w15:restartNumberingAfterBreak="0">
     <w:nsid w:val="0A103A8D"/>
     <w:multiLevelType w:val="hybridMultilevel"/>
     <w:tmpl w:val="D4DCB166"/>
@@ -11994,7 +13999,7 @@
       </w:rPr>
     </w:lvl>
   </w:abstractNum>
-  <w:abstractNum w:abstractNumId="5" w15:restartNumberingAfterBreak="0">
+  <w:abstractNum w:abstractNumId="7" w15:restartNumberingAfterBreak="0">
     <w:nsid w:val="0AA225A0"/>
     <w:multiLevelType w:val="multilevel"/>
     <w:tmpl w:val="267006FA"/>
@@ -12143,7 +14148,7 @@
       </w:rPr>
     </w:lvl>
   </w:abstractNum>
-  <w:abstractNum w:abstractNumId="6" w15:restartNumberingAfterBreak="0">
+  <w:abstractNum w:abstractNumId="8" w15:restartNumberingAfterBreak="0">
     <w:nsid w:val="0AA47375"/>
     <w:multiLevelType w:val="multilevel"/>
     <w:tmpl w:val="43243840"/>
@@ -12292,7 +14297,7 @@
       </w:rPr>
     </w:lvl>
   </w:abstractNum>
-  <w:abstractNum w:abstractNumId="7" w15:restartNumberingAfterBreak="0">
+  <w:abstractNum w:abstractNumId="9" w15:restartNumberingAfterBreak="0">
     <w:nsid w:val="0C252000"/>
     <w:multiLevelType w:val="multilevel"/>
     <w:tmpl w:val="C81214FE"/>
@@ -12441,7 +14446,7 @@
       </w:rPr>
     </w:lvl>
   </w:abstractNum>
-  <w:abstractNum w:abstractNumId="8" w15:restartNumberingAfterBreak="0">
+  <w:abstractNum w:abstractNumId="10" w15:restartNumberingAfterBreak="0">
     <w:nsid w:val="0E8F240B"/>
     <w:multiLevelType w:val="multilevel"/>
     <w:tmpl w:val="C0F040D4"/>
@@ -12590,7 +14595,7 @@
       </w:rPr>
     </w:lvl>
   </w:abstractNum>
-  <w:abstractNum w:abstractNumId="9" w15:restartNumberingAfterBreak="0">
+  <w:abstractNum w:abstractNumId="11" w15:restartNumberingAfterBreak="0">
     <w:nsid w:val="0F7B0B10"/>
     <w:multiLevelType w:val="hybridMultilevel"/>
     <w:tmpl w:val="4D8C664A"/>
@@ -12703,7 +14708,7 @@
       </w:rPr>
     </w:lvl>
   </w:abstractNum>
-  <w:abstractNum w:abstractNumId="10" w15:restartNumberingAfterBreak="0">
+  <w:abstractNum w:abstractNumId="12" w15:restartNumberingAfterBreak="0">
     <w:nsid w:val="11022194"/>
     <w:multiLevelType w:val="hybridMultilevel"/>
     <w:tmpl w:val="8256AC2C"/>
@@ -12816,7 +14821,7 @@
       </w:rPr>
     </w:lvl>
   </w:abstractNum>
-  <w:abstractNum w:abstractNumId="11" w15:restartNumberingAfterBreak="0">
+  <w:abstractNum w:abstractNumId="13" w15:restartNumberingAfterBreak="0">
     <w:nsid w:val="11DB2EAD"/>
     <w:multiLevelType w:val="hybridMultilevel"/>
     <w:tmpl w:val="B888DF08"/>
@@ -12929,7 +14934,120 @@
       </w:rPr>
     </w:lvl>
   </w:abstractNum>
-  <w:abstractNum w:abstractNumId="12" w15:restartNumberingAfterBreak="0">
+  <w:abstractNum w:abstractNumId="14" w15:restartNumberingAfterBreak="0">
+    <w:nsid w:val="12811975"/>
+    <w:multiLevelType w:val="hybridMultilevel"/>
+    <w:tmpl w:val="CB96D438"/>
+    <w:lvl w:ilvl="0" w:tplc="240A000F">
+      <w:start w:val="1"/>
+      <w:numFmt w:val="decimal"/>
+      <w:lvlText w:val="%1."/>
+      <w:lvlJc w:val="left"/>
+      <w:pPr>
+        <w:ind w:left="1428" w:hanging="360"/>
+      </w:pPr>
+      <w:rPr>
+        <w:rFonts w:hint="default"/>
+      </w:rPr>
+    </w:lvl>
+    <w:lvl w:ilvl="1" w:tplc="FFFFFFFF" w:tentative="1">
+      <w:start w:val="1"/>
+      <w:numFmt w:val="bullet"/>
+      <w:lvlText w:val="o"/>
+      <w:lvlJc w:val="left"/>
+      <w:pPr>
+        <w:ind w:left="2148" w:hanging="360"/>
+      </w:pPr>
+      <w:rPr>
+        <w:rFonts w:ascii="Courier New" w:hAnsi="Courier New" w:cs="Courier New" w:hint="default"/>
+      </w:rPr>
+    </w:lvl>
+    <w:lvl w:ilvl="2" w:tplc="FFFFFFFF" w:tentative="1">
+      <w:start w:val="1"/>
+      <w:numFmt w:val="bullet"/>
+      <w:lvlText w:val=""/>
+      <w:lvlJc w:val="left"/>
+      <w:pPr>
+        <w:ind w:left="2868" w:hanging="360"/>
+      </w:pPr>
+      <w:rPr>
+        <w:rFonts w:ascii="Wingdings" w:hAnsi="Wingdings" w:hint="default"/>
+      </w:rPr>
+    </w:lvl>
+    <w:lvl w:ilvl="3" w:tplc="FFFFFFFF" w:tentative="1">
+      <w:start w:val="1"/>
+      <w:numFmt w:val="bullet"/>
+      <w:lvlText w:val=""/>
+      <w:lvlJc w:val="left"/>
+      <w:pPr>
+        <w:ind w:left="3588" w:hanging="360"/>
+      </w:pPr>
+      <w:rPr>
+        <w:rFonts w:ascii="Symbol" w:hAnsi="Symbol" w:hint="default"/>
+      </w:rPr>
+    </w:lvl>
+    <w:lvl w:ilvl="4" w:tplc="FFFFFFFF" w:tentative="1">
+      <w:start w:val="1"/>
+      <w:numFmt w:val="bullet"/>
+      <w:lvlText w:val="o"/>
+      <w:lvlJc w:val="left"/>
+      <w:pPr>
+        <w:ind w:left="4308" w:hanging="360"/>
+      </w:pPr>
+      <w:rPr>
+        <w:rFonts w:ascii="Courier New" w:hAnsi="Courier New" w:cs="Courier New" w:hint="default"/>
+      </w:rPr>
+    </w:lvl>
+    <w:lvl w:ilvl="5" w:tplc="FFFFFFFF" w:tentative="1">
+      <w:start w:val="1"/>
+      <w:numFmt w:val="bullet"/>
+      <w:lvlText w:val=""/>
+      <w:lvlJc w:val="left"/>
+      <w:pPr>
+        <w:ind w:left="5028" w:hanging="360"/>
+      </w:pPr>
+      <w:rPr>
+        <w:rFonts w:ascii="Wingdings" w:hAnsi="Wingdings" w:hint="default"/>
+      </w:rPr>
+    </w:lvl>
+    <w:lvl w:ilvl="6" w:tplc="FFFFFFFF" w:tentative="1">
+      <w:start w:val="1"/>
+      <w:numFmt w:val="bullet"/>
+      <w:lvlText w:val=""/>
+      <w:lvlJc w:val="left"/>
+      <w:pPr>
+        <w:ind w:left="5748" w:hanging="360"/>
+      </w:pPr>
+      <w:rPr>
+        <w:rFonts w:ascii="Symbol" w:hAnsi="Symbol" w:hint="default"/>
+      </w:rPr>
+    </w:lvl>
+    <w:lvl w:ilvl="7" w:tplc="FFFFFFFF" w:tentative="1">
+      <w:start w:val="1"/>
+      <w:numFmt w:val="bullet"/>
+      <w:lvlText w:val="o"/>
+      <w:lvlJc w:val="left"/>
+      <w:pPr>
+        <w:ind w:left="6468" w:hanging="360"/>
+      </w:pPr>
+      <w:rPr>
+        <w:rFonts w:ascii="Courier New" w:hAnsi="Courier New" w:cs="Courier New" w:hint="default"/>
+      </w:rPr>
+    </w:lvl>
+    <w:lvl w:ilvl="8" w:tplc="FFFFFFFF" w:tentative="1">
+      <w:start w:val="1"/>
+      <w:numFmt w:val="bullet"/>
+      <w:lvlText w:val=""/>
+      <w:lvlJc w:val="left"/>
+      <w:pPr>
+        <w:ind w:left="7188" w:hanging="360"/>
+      </w:pPr>
+      <w:rPr>
+        <w:rFonts w:ascii="Wingdings" w:hAnsi="Wingdings" w:hint="default"/>
+      </w:rPr>
+    </w:lvl>
+  </w:abstractNum>
+  <w:abstractNum w:abstractNumId="15" w15:restartNumberingAfterBreak="0">
     <w:nsid w:val="13556375"/>
     <w:multiLevelType w:val="multilevel"/>
     <w:tmpl w:val="840E9DB0"/>
@@ -13078,7 +15196,7 @@
       </w:rPr>
     </w:lvl>
   </w:abstractNum>
-  <w:abstractNum w:abstractNumId="13" w15:restartNumberingAfterBreak="0">
+  <w:abstractNum w:abstractNumId="16" w15:restartNumberingAfterBreak="0">
     <w:nsid w:val="17776B83"/>
     <w:multiLevelType w:val="multilevel"/>
     <w:tmpl w:val="C27CBB98"/>
@@ -13227,7 +15345,7 @@
       </w:rPr>
     </w:lvl>
   </w:abstractNum>
-  <w:abstractNum w:abstractNumId="14" w15:restartNumberingAfterBreak="0">
+  <w:abstractNum w:abstractNumId="17" w15:restartNumberingAfterBreak="0">
     <w:nsid w:val="19260BDF"/>
     <w:multiLevelType w:val="multilevel"/>
     <w:tmpl w:val="5C7A207A"/>
@@ -13376,7 +15494,7 @@
       </w:rPr>
     </w:lvl>
   </w:abstractNum>
-  <w:abstractNum w:abstractNumId="15" w15:restartNumberingAfterBreak="0">
+  <w:abstractNum w:abstractNumId="18" w15:restartNumberingAfterBreak="0">
     <w:nsid w:val="1B8D2A7F"/>
     <w:multiLevelType w:val="multilevel"/>
     <w:tmpl w:val="25BABAA0"/>
@@ -13525,7 +15643,7 @@
       </w:rPr>
     </w:lvl>
   </w:abstractNum>
-  <w:abstractNum w:abstractNumId="16" w15:restartNumberingAfterBreak="0">
+  <w:abstractNum w:abstractNumId="19" w15:restartNumberingAfterBreak="0">
     <w:nsid w:val="1C1E4FE5"/>
     <w:multiLevelType w:val="multilevel"/>
     <w:tmpl w:val="A15CBFFE"/>
@@ -13674,7 +15792,7 @@
       </w:rPr>
     </w:lvl>
   </w:abstractNum>
-  <w:abstractNum w:abstractNumId="17" w15:restartNumberingAfterBreak="0">
+  <w:abstractNum w:abstractNumId="20" w15:restartNumberingAfterBreak="0">
     <w:nsid w:val="24AB63A8"/>
     <w:multiLevelType w:val="multilevel"/>
     <w:tmpl w:val="F4DEAA9A"/>
@@ -13823,7 +15941,7 @@
       </w:rPr>
     </w:lvl>
   </w:abstractNum>
-  <w:abstractNum w:abstractNumId="18" w15:restartNumberingAfterBreak="0">
+  <w:abstractNum w:abstractNumId="21" w15:restartNumberingAfterBreak="0">
     <w:nsid w:val="26AF50DE"/>
     <w:multiLevelType w:val="hybridMultilevel"/>
     <w:tmpl w:val="2B4661C0"/>
@@ -13936,7 +16054,7 @@
       </w:rPr>
     </w:lvl>
   </w:abstractNum>
-  <w:abstractNum w:abstractNumId="19" w15:restartNumberingAfterBreak="0">
+  <w:abstractNum w:abstractNumId="22" w15:restartNumberingAfterBreak="0">
     <w:nsid w:val="26FE15FA"/>
     <w:multiLevelType w:val="multilevel"/>
     <w:tmpl w:val="860E33AE"/>
@@ -14085,7 +16203,7 @@
       </w:rPr>
     </w:lvl>
   </w:abstractNum>
-  <w:abstractNum w:abstractNumId="20" w15:restartNumberingAfterBreak="0">
+  <w:abstractNum w:abstractNumId="23" w15:restartNumberingAfterBreak="0">
     <w:nsid w:val="280E604F"/>
     <w:multiLevelType w:val="multilevel"/>
     <w:tmpl w:val="1A4E732E"/>
@@ -14234,7 +16352,7 @@
       </w:rPr>
     </w:lvl>
   </w:abstractNum>
-  <w:abstractNum w:abstractNumId="21" w15:restartNumberingAfterBreak="0">
+  <w:abstractNum w:abstractNumId="24" w15:restartNumberingAfterBreak="0">
     <w:nsid w:val="287E2547"/>
     <w:multiLevelType w:val="multilevel"/>
     <w:tmpl w:val="91A6F6CA"/>
@@ -14383,7 +16501,7 @@
       </w:rPr>
     </w:lvl>
   </w:abstractNum>
-  <w:abstractNum w:abstractNumId="22" w15:restartNumberingAfterBreak="0">
+  <w:abstractNum w:abstractNumId="25" w15:restartNumberingAfterBreak="0">
     <w:nsid w:val="2A761B2E"/>
     <w:multiLevelType w:val="multilevel"/>
     <w:tmpl w:val="C896CFE8"/>
@@ -14394,9 +16512,9 @@
       <w:lvlJc w:val="left"/>
       <w:pPr>
         <w:tabs>
-          <w:tab w:val="num" w:pos="720"/>
-        </w:tabs>
-        <w:ind w:left="720" w:hanging="360"/>
+          <w:tab w:val="num" w:pos="501"/>
+        </w:tabs>
+        <w:ind w:left="501" w:hanging="360"/>
       </w:pPr>
       <w:rPr>
         <w:rFonts w:ascii="Symbol" w:hAnsi="Symbol" w:hint="default"/>
@@ -14532,7 +16650,7 @@
       </w:rPr>
     </w:lvl>
   </w:abstractNum>
-  <w:abstractNum w:abstractNumId="23" w15:restartNumberingAfterBreak="0">
+  <w:abstractNum w:abstractNumId="26" w15:restartNumberingAfterBreak="0">
     <w:nsid w:val="304D4446"/>
     <w:multiLevelType w:val="multilevel"/>
     <w:tmpl w:val="D33EB0BE"/>
@@ -14681,7 +16799,120 @@
       </w:rPr>
     </w:lvl>
   </w:abstractNum>
-  <w:abstractNum w:abstractNumId="24" w15:restartNumberingAfterBreak="0">
+  <w:abstractNum w:abstractNumId="27" w15:restartNumberingAfterBreak="0">
+    <w:nsid w:val="399539E4"/>
+    <w:multiLevelType w:val="hybridMultilevel"/>
+    <w:tmpl w:val="457E7E32"/>
+    <w:lvl w:ilvl="0" w:tplc="17F45DA6">
+      <w:start w:val="1"/>
+      <w:numFmt w:val="bullet"/>
+      <w:lvlText w:val=""/>
+      <w:lvlJc w:val="left"/>
+      <w:pPr>
+        <w:ind w:left="1428" w:hanging="360"/>
+      </w:pPr>
+      <w:rPr>
+        <w:rFonts w:ascii="Wingdings" w:hAnsi="Wingdings" w:hint="default"/>
+      </w:rPr>
+    </w:lvl>
+    <w:lvl w:ilvl="1" w:tplc="240A0003" w:tentative="1">
+      <w:start w:val="1"/>
+      <w:numFmt w:val="bullet"/>
+      <w:lvlText w:val="o"/>
+      <w:lvlJc w:val="left"/>
+      <w:pPr>
+        <w:ind w:left="2148" w:hanging="360"/>
+      </w:pPr>
+      <w:rPr>
+        <w:rFonts w:ascii="Courier New" w:hAnsi="Courier New" w:cs="Courier New" w:hint="default"/>
+      </w:rPr>
+    </w:lvl>
+    <w:lvl w:ilvl="2" w:tplc="240A0005" w:tentative="1">
+      <w:start w:val="1"/>
+      <w:numFmt w:val="bullet"/>
+      <w:lvlText w:val=""/>
+      <w:lvlJc w:val="left"/>
+      <w:pPr>
+        <w:ind w:left="2868" w:hanging="360"/>
+      </w:pPr>
+      <w:rPr>
+        <w:rFonts w:ascii="Wingdings" w:hAnsi="Wingdings" w:hint="default"/>
+      </w:rPr>
+    </w:lvl>
+    <w:lvl w:ilvl="3" w:tplc="240A0001" w:tentative="1">
+      <w:start w:val="1"/>
+      <w:numFmt w:val="bullet"/>
+      <w:lvlText w:val=""/>
+      <w:lvlJc w:val="left"/>
+      <w:pPr>
+        <w:ind w:left="3588" w:hanging="360"/>
+      </w:pPr>
+      <w:rPr>
+        <w:rFonts w:ascii="Symbol" w:hAnsi="Symbol" w:hint="default"/>
+      </w:rPr>
+    </w:lvl>
+    <w:lvl w:ilvl="4" w:tplc="240A0003" w:tentative="1">
+      <w:start w:val="1"/>
+      <w:numFmt w:val="bullet"/>
+      <w:lvlText w:val="o"/>
+      <w:lvlJc w:val="left"/>
+      <w:pPr>
+        <w:ind w:left="4308" w:hanging="360"/>
+      </w:pPr>
+      <w:rPr>
+        <w:rFonts w:ascii="Courier New" w:hAnsi="Courier New" w:cs="Courier New" w:hint="default"/>
+      </w:rPr>
+    </w:lvl>
+    <w:lvl w:ilvl="5" w:tplc="240A0005" w:tentative="1">
+      <w:start w:val="1"/>
+      <w:numFmt w:val="bullet"/>
+      <w:lvlText w:val=""/>
+      <w:lvlJc w:val="left"/>
+      <w:pPr>
+        <w:ind w:left="5028" w:hanging="360"/>
+      </w:pPr>
+      <w:rPr>
+        <w:rFonts w:ascii="Wingdings" w:hAnsi="Wingdings" w:hint="default"/>
+      </w:rPr>
+    </w:lvl>
+    <w:lvl w:ilvl="6" w:tplc="240A0001" w:tentative="1">
+      <w:start w:val="1"/>
+      <w:numFmt w:val="bullet"/>
+      <w:lvlText w:val=""/>
+      <w:lvlJc w:val="left"/>
+      <w:pPr>
+        <w:ind w:left="5748" w:hanging="360"/>
+      </w:pPr>
+      <w:rPr>
+        <w:rFonts w:ascii="Symbol" w:hAnsi="Symbol" w:hint="default"/>
+      </w:rPr>
+    </w:lvl>
+    <w:lvl w:ilvl="7" w:tplc="240A0003" w:tentative="1">
+      <w:start w:val="1"/>
+      <w:numFmt w:val="bullet"/>
+      <w:lvlText w:val="o"/>
+      <w:lvlJc w:val="left"/>
+      <w:pPr>
+        <w:ind w:left="6468" w:hanging="360"/>
+      </w:pPr>
+      <w:rPr>
+        <w:rFonts w:ascii="Courier New" w:hAnsi="Courier New" w:cs="Courier New" w:hint="default"/>
+      </w:rPr>
+    </w:lvl>
+    <w:lvl w:ilvl="8" w:tplc="240A0005" w:tentative="1">
+      <w:start w:val="1"/>
+      <w:numFmt w:val="bullet"/>
+      <w:lvlText w:val=""/>
+      <w:lvlJc w:val="left"/>
+      <w:pPr>
+        <w:ind w:left="7188" w:hanging="360"/>
+      </w:pPr>
+      <w:rPr>
+        <w:rFonts w:ascii="Wingdings" w:hAnsi="Wingdings" w:hint="default"/>
+      </w:rPr>
+    </w:lvl>
+  </w:abstractNum>
+  <w:abstractNum w:abstractNumId="28" w15:restartNumberingAfterBreak="0">
     <w:nsid w:val="3B73689C"/>
     <w:multiLevelType w:val="hybridMultilevel"/>
     <w:tmpl w:val="A7DC3FF8"/>
@@ -14794,7 +17025,7 @@
       </w:rPr>
     </w:lvl>
   </w:abstractNum>
-  <w:abstractNum w:abstractNumId="25" w15:restartNumberingAfterBreak="0">
+  <w:abstractNum w:abstractNumId="29" w15:restartNumberingAfterBreak="0">
     <w:nsid w:val="3C3D28CD"/>
     <w:multiLevelType w:val="hybridMultilevel"/>
     <w:tmpl w:val="1BC6C2A8"/>
@@ -14907,7 +17138,7 @@
       </w:rPr>
     </w:lvl>
   </w:abstractNum>
-  <w:abstractNum w:abstractNumId="26" w15:restartNumberingAfterBreak="0">
+  <w:abstractNum w:abstractNumId="30" w15:restartNumberingAfterBreak="0">
     <w:nsid w:val="3CB831ED"/>
     <w:multiLevelType w:val="multilevel"/>
     <w:tmpl w:val="09DCB202"/>
@@ -15056,7 +17287,120 @@
       </w:rPr>
     </w:lvl>
   </w:abstractNum>
-  <w:abstractNum w:abstractNumId="27" w15:restartNumberingAfterBreak="0">
+  <w:abstractNum w:abstractNumId="31" w15:restartNumberingAfterBreak="0">
+    <w:nsid w:val="40400901"/>
+    <w:multiLevelType w:val="hybridMultilevel"/>
+    <w:tmpl w:val="248C6750"/>
+    <w:lvl w:ilvl="0" w:tplc="240A000F">
+      <w:start w:val="1"/>
+      <w:numFmt w:val="decimal"/>
+      <w:lvlText w:val="%1."/>
+      <w:lvlJc w:val="left"/>
+      <w:pPr>
+        <w:ind w:left="1428" w:hanging="360"/>
+      </w:pPr>
+      <w:rPr>
+        <w:rFonts w:hint="default"/>
+      </w:rPr>
+    </w:lvl>
+    <w:lvl w:ilvl="1" w:tplc="FFFFFFFF" w:tentative="1">
+      <w:start w:val="1"/>
+      <w:numFmt w:val="bullet"/>
+      <w:lvlText w:val="o"/>
+      <w:lvlJc w:val="left"/>
+      <w:pPr>
+        <w:ind w:left="2148" w:hanging="360"/>
+      </w:pPr>
+      <w:rPr>
+        <w:rFonts w:ascii="Courier New" w:hAnsi="Courier New" w:cs="Courier New" w:hint="default"/>
+      </w:rPr>
+    </w:lvl>
+    <w:lvl w:ilvl="2" w:tplc="FFFFFFFF" w:tentative="1">
+      <w:start w:val="1"/>
+      <w:numFmt w:val="bullet"/>
+      <w:lvlText w:val=""/>
+      <w:lvlJc w:val="left"/>
+      <w:pPr>
+        <w:ind w:left="2868" w:hanging="360"/>
+      </w:pPr>
+      <w:rPr>
+        <w:rFonts w:ascii="Wingdings" w:hAnsi="Wingdings" w:hint="default"/>
+      </w:rPr>
+    </w:lvl>
+    <w:lvl w:ilvl="3" w:tplc="FFFFFFFF" w:tentative="1">
+      <w:start w:val="1"/>
+      <w:numFmt w:val="bullet"/>
+      <w:lvlText w:val=""/>
+      <w:lvlJc w:val="left"/>
+      <w:pPr>
+        <w:ind w:left="3588" w:hanging="360"/>
+      </w:pPr>
+      <w:rPr>
+        <w:rFonts w:ascii="Symbol" w:hAnsi="Symbol" w:hint="default"/>
+      </w:rPr>
+    </w:lvl>
+    <w:lvl w:ilvl="4" w:tplc="FFFFFFFF" w:tentative="1">
+      <w:start w:val="1"/>
+      <w:numFmt w:val="bullet"/>
+      <w:lvlText w:val="o"/>
+      <w:lvlJc w:val="left"/>
+      <w:pPr>
+        <w:ind w:left="4308" w:hanging="360"/>
+      </w:pPr>
+      <w:rPr>
+        <w:rFonts w:ascii="Courier New" w:hAnsi="Courier New" w:cs="Courier New" w:hint="default"/>
+      </w:rPr>
+    </w:lvl>
+    <w:lvl w:ilvl="5" w:tplc="FFFFFFFF" w:tentative="1">
+      <w:start w:val="1"/>
+      <w:numFmt w:val="bullet"/>
+      <w:lvlText w:val=""/>
+      <w:lvlJc w:val="left"/>
+      <w:pPr>
+        <w:ind w:left="5028" w:hanging="360"/>
+      </w:pPr>
+      <w:rPr>
+        <w:rFonts w:ascii="Wingdings" w:hAnsi="Wingdings" w:hint="default"/>
+      </w:rPr>
+    </w:lvl>
+    <w:lvl w:ilvl="6" w:tplc="FFFFFFFF" w:tentative="1">
+      <w:start w:val="1"/>
+      <w:numFmt w:val="bullet"/>
+      <w:lvlText w:val=""/>
+      <w:lvlJc w:val="left"/>
+      <w:pPr>
+        <w:ind w:left="5748" w:hanging="360"/>
+      </w:pPr>
+      <w:rPr>
+        <w:rFonts w:ascii="Symbol" w:hAnsi="Symbol" w:hint="default"/>
+      </w:rPr>
+    </w:lvl>
+    <w:lvl w:ilvl="7" w:tplc="FFFFFFFF" w:tentative="1">
+      <w:start w:val="1"/>
+      <w:numFmt w:val="bullet"/>
+      <w:lvlText w:val="o"/>
+      <w:lvlJc w:val="left"/>
+      <w:pPr>
+        <w:ind w:left="6468" w:hanging="360"/>
+      </w:pPr>
+      <w:rPr>
+        <w:rFonts w:ascii="Courier New" w:hAnsi="Courier New" w:cs="Courier New" w:hint="default"/>
+      </w:rPr>
+    </w:lvl>
+    <w:lvl w:ilvl="8" w:tplc="FFFFFFFF" w:tentative="1">
+      <w:start w:val="1"/>
+      <w:numFmt w:val="bullet"/>
+      <w:lvlText w:val=""/>
+      <w:lvlJc w:val="left"/>
+      <w:pPr>
+        <w:ind w:left="7188" w:hanging="360"/>
+      </w:pPr>
+      <w:rPr>
+        <w:rFonts w:ascii="Wingdings" w:hAnsi="Wingdings" w:hint="default"/>
+      </w:rPr>
+    </w:lvl>
+  </w:abstractNum>
+  <w:abstractNum w:abstractNumId="32" w15:restartNumberingAfterBreak="0">
     <w:nsid w:val="44D84B33"/>
     <w:multiLevelType w:val="multilevel"/>
     <w:tmpl w:val="315E589C"/>
@@ -15205,7 +17549,7 @@
       </w:rPr>
     </w:lvl>
   </w:abstractNum>
-  <w:abstractNum w:abstractNumId="28" w15:restartNumberingAfterBreak="0">
+  <w:abstractNum w:abstractNumId="33" w15:restartNumberingAfterBreak="0">
     <w:nsid w:val="45447768"/>
     <w:multiLevelType w:val="hybridMultilevel"/>
     <w:tmpl w:val="351C0302"/>
@@ -15318,7 +17662,7 @@
       </w:rPr>
     </w:lvl>
   </w:abstractNum>
-  <w:abstractNum w:abstractNumId="29" w15:restartNumberingAfterBreak="0">
+  <w:abstractNum w:abstractNumId="34" w15:restartNumberingAfterBreak="0">
     <w:nsid w:val="4D3D6BC4"/>
     <w:multiLevelType w:val="multilevel"/>
     <w:tmpl w:val="0F989D04"/>
@@ -15467,7 +17811,7 @@
       </w:rPr>
     </w:lvl>
   </w:abstractNum>
-  <w:abstractNum w:abstractNumId="30" w15:restartNumberingAfterBreak="0">
+  <w:abstractNum w:abstractNumId="35" w15:restartNumberingAfterBreak="0">
     <w:nsid w:val="53F23079"/>
     <w:multiLevelType w:val="multilevel"/>
     <w:tmpl w:val="7D98BF08"/>
@@ -15616,7 +17960,7 @@
       </w:rPr>
     </w:lvl>
   </w:abstractNum>
-  <w:abstractNum w:abstractNumId="31" w15:restartNumberingAfterBreak="0">
+  <w:abstractNum w:abstractNumId="36" w15:restartNumberingAfterBreak="0">
     <w:nsid w:val="54DA67C1"/>
     <w:multiLevelType w:val="hybridMultilevel"/>
     <w:tmpl w:val="656659A2"/>
@@ -15729,7 +18073,7 @@
       </w:rPr>
     </w:lvl>
   </w:abstractNum>
-  <w:abstractNum w:abstractNumId="32" w15:restartNumberingAfterBreak="0">
+  <w:abstractNum w:abstractNumId="37" w15:restartNumberingAfterBreak="0">
     <w:nsid w:val="58D35BFE"/>
     <w:multiLevelType w:val="hybridMultilevel"/>
     <w:tmpl w:val="BDD6315E"/>
@@ -15842,7 +18186,7 @@
       </w:rPr>
     </w:lvl>
   </w:abstractNum>
-  <w:abstractNum w:abstractNumId="33" w15:restartNumberingAfterBreak="0">
+  <w:abstractNum w:abstractNumId="38" w15:restartNumberingAfterBreak="0">
     <w:nsid w:val="5D58425E"/>
     <w:multiLevelType w:val="hybridMultilevel"/>
     <w:tmpl w:val="9A787BB2"/>
@@ -15955,7 +18299,7 @@
       </w:rPr>
     </w:lvl>
   </w:abstractNum>
-  <w:abstractNum w:abstractNumId="34" w15:restartNumberingAfterBreak="0">
+  <w:abstractNum w:abstractNumId="39" w15:restartNumberingAfterBreak="0">
     <w:nsid w:val="5FC266AA"/>
     <w:multiLevelType w:val="hybridMultilevel"/>
     <w:tmpl w:val="AF6AFB4A"/>
@@ -16068,7 +18412,7 @@
       </w:rPr>
     </w:lvl>
   </w:abstractNum>
-  <w:abstractNum w:abstractNumId="35" w15:restartNumberingAfterBreak="0">
+  <w:abstractNum w:abstractNumId="40" w15:restartNumberingAfterBreak="0">
     <w:nsid w:val="625657F9"/>
     <w:multiLevelType w:val="hybridMultilevel"/>
     <w:tmpl w:val="1ACED0B0"/>
@@ -16181,7 +18525,7 @@
       </w:rPr>
     </w:lvl>
   </w:abstractNum>
-  <w:abstractNum w:abstractNumId="36" w15:restartNumberingAfterBreak="0">
+  <w:abstractNum w:abstractNumId="41" w15:restartNumberingAfterBreak="0">
     <w:nsid w:val="64F71FCE"/>
     <w:multiLevelType w:val="hybridMultilevel"/>
     <w:tmpl w:val="13C4A590"/>
@@ -16294,7 +18638,7 @@
       </w:rPr>
     </w:lvl>
   </w:abstractNum>
-  <w:abstractNum w:abstractNumId="37" w15:restartNumberingAfterBreak="0">
+  <w:abstractNum w:abstractNumId="42" w15:restartNumberingAfterBreak="0">
     <w:nsid w:val="654853F9"/>
     <w:multiLevelType w:val="multilevel"/>
     <w:tmpl w:val="90D267DA"/>
@@ -16443,7 +18787,7 @@
       </w:rPr>
     </w:lvl>
   </w:abstractNum>
-  <w:abstractNum w:abstractNumId="38" w15:restartNumberingAfterBreak="0">
+  <w:abstractNum w:abstractNumId="43" w15:restartNumberingAfterBreak="0">
     <w:nsid w:val="71231B5C"/>
     <w:multiLevelType w:val="multilevel"/>
     <w:tmpl w:val="240A0021"/>
@@ -16558,7 +18902,7 @@
       </w:rPr>
     </w:lvl>
   </w:abstractNum>
-  <w:abstractNum w:abstractNumId="39" w15:restartNumberingAfterBreak="0">
+  <w:abstractNum w:abstractNumId="44" w15:restartNumberingAfterBreak="0">
     <w:nsid w:val="77171047"/>
     <w:multiLevelType w:val="multilevel"/>
     <w:tmpl w:val="73D2D270"/>
@@ -16707,7 +19051,7 @@
       </w:rPr>
     </w:lvl>
   </w:abstractNum>
-  <w:abstractNum w:abstractNumId="40" w15:restartNumberingAfterBreak="0">
+  <w:abstractNum w:abstractNumId="45" w15:restartNumberingAfterBreak="0">
     <w:nsid w:val="779607F3"/>
     <w:multiLevelType w:val="multilevel"/>
     <w:tmpl w:val="5F107A54"/>
@@ -16820,7 +19164,7 @@
       </w:pPr>
     </w:lvl>
   </w:abstractNum>
-  <w:abstractNum w:abstractNumId="41" w15:restartNumberingAfterBreak="0">
+  <w:abstractNum w:abstractNumId="46" w15:restartNumberingAfterBreak="0">
     <w:nsid w:val="7C812FE2"/>
     <w:multiLevelType w:val="multilevel"/>
     <w:tmpl w:val="54A239B0"/>
@@ -16970,130 +19314,145 @@
     </w:lvl>
   </w:abstractNum>
   <w:num w:numId="1" w16cid:durableId="579366500">
-    <w:abstractNumId w:val="38"/>
+    <w:abstractNumId w:val="43"/>
   </w:num>
   <w:num w:numId="2" w16cid:durableId="1097139569">
-    <w:abstractNumId w:val="40"/>
+    <w:abstractNumId w:val="45"/>
   </w:num>
   <w:num w:numId="3" w16cid:durableId="1525245181">
-    <w:abstractNumId w:val="39"/>
+    <w:abstractNumId w:val="44"/>
   </w:num>
   <w:num w:numId="4" w16cid:durableId="1638680955">
-    <w:abstractNumId w:val="7"/>
+    <w:abstractNumId w:val="9"/>
   </w:num>
   <w:num w:numId="5" w16cid:durableId="1502086267">
-    <w:abstractNumId w:val="22"/>
+    <w:abstractNumId w:val="25"/>
   </w:num>
   <w:num w:numId="6" w16cid:durableId="1789662560">
     <w:abstractNumId w:val="1"/>
   </w:num>
   <w:num w:numId="7" w16cid:durableId="1883900682">
+    <w:abstractNumId w:val="26"/>
+  </w:num>
+  <w:num w:numId="8" w16cid:durableId="422800211">
     <w:abstractNumId w:val="23"/>
   </w:num>
-  <w:num w:numId="8" w16cid:durableId="422800211">
-    <w:abstractNumId w:val="20"/>
+  <w:num w:numId="9" w16cid:durableId="1009603117">
+    <w:abstractNumId w:val="10"/>
   </w:num>
-  <w:num w:numId="9" w16cid:durableId="1009603117">
+  <w:num w:numId="10" w16cid:durableId="1510292221">
+    <w:abstractNumId w:val="32"/>
+  </w:num>
+  <w:num w:numId="11" w16cid:durableId="150604111">
+    <w:abstractNumId w:val="34"/>
+  </w:num>
+  <w:num w:numId="12" w16cid:durableId="1088162739">
+    <w:abstractNumId w:val="30"/>
+  </w:num>
+  <w:num w:numId="13" w16cid:durableId="1888253509">
+    <w:abstractNumId w:val="7"/>
+  </w:num>
+  <w:num w:numId="14" w16cid:durableId="630941029">
     <w:abstractNumId w:val="8"/>
   </w:num>
-  <w:num w:numId="10" w16cid:durableId="1510292221">
-    <w:abstractNumId w:val="27"/>
-  </w:num>
-  <w:num w:numId="11" w16cid:durableId="150604111">
-    <w:abstractNumId w:val="29"/>
-  </w:num>
-  <w:num w:numId="12" w16cid:durableId="1088162739">
-    <w:abstractNumId w:val="26"/>
-  </w:num>
-  <w:num w:numId="13" w16cid:durableId="1888253509">
-    <w:abstractNumId w:val="5"/>
-  </w:num>
-  <w:num w:numId="14" w16cid:durableId="630941029">
-    <w:abstractNumId w:val="6"/>
-  </w:num>
   <w:num w:numId="15" w16cid:durableId="129134539">
-    <w:abstractNumId w:val="15"/>
+    <w:abstractNumId w:val="18"/>
   </w:num>
   <w:num w:numId="16" w16cid:durableId="261306490">
     <w:abstractNumId w:val="2"/>
   </w:num>
   <w:num w:numId="17" w16cid:durableId="326204244">
-    <w:abstractNumId w:val="30"/>
+    <w:abstractNumId w:val="35"/>
   </w:num>
   <w:num w:numId="18" w16cid:durableId="379592929">
+    <w:abstractNumId w:val="24"/>
+  </w:num>
+  <w:num w:numId="19" w16cid:durableId="934247162">
+    <w:abstractNumId w:val="17"/>
+  </w:num>
+  <w:num w:numId="20" w16cid:durableId="1937514196">
+    <w:abstractNumId w:val="22"/>
+  </w:num>
+  <w:num w:numId="21" w16cid:durableId="1271354861">
+    <w:abstractNumId w:val="42"/>
+  </w:num>
+  <w:num w:numId="22" w16cid:durableId="1998915467">
+    <w:abstractNumId w:val="19"/>
+  </w:num>
+  <w:num w:numId="23" w16cid:durableId="1748726261">
+    <w:abstractNumId w:val="15"/>
+  </w:num>
+  <w:num w:numId="24" w16cid:durableId="503401976">
+    <w:abstractNumId w:val="16"/>
+  </w:num>
+  <w:num w:numId="25" w16cid:durableId="1402171223">
+    <w:abstractNumId w:val="46"/>
+  </w:num>
+  <w:num w:numId="26" w16cid:durableId="949821994">
+    <w:abstractNumId w:val="20"/>
+  </w:num>
+  <w:num w:numId="27" w16cid:durableId="1891724810">
+    <w:abstractNumId w:val="28"/>
+  </w:num>
+  <w:num w:numId="28" w16cid:durableId="239414635">
+    <w:abstractNumId w:val="11"/>
+  </w:num>
+  <w:num w:numId="29" w16cid:durableId="2082368579">
+    <w:abstractNumId w:val="6"/>
+  </w:num>
+  <w:num w:numId="30" w16cid:durableId="821313058">
+    <w:abstractNumId w:val="39"/>
+  </w:num>
+  <w:num w:numId="31" w16cid:durableId="1552032456">
+    <w:abstractNumId w:val="5"/>
+  </w:num>
+  <w:num w:numId="32" w16cid:durableId="1256397145">
+    <w:abstractNumId w:val="13"/>
+  </w:num>
+  <w:num w:numId="33" w16cid:durableId="1542473157">
+    <w:abstractNumId w:val="36"/>
+  </w:num>
+  <w:num w:numId="34" w16cid:durableId="157768738">
+    <w:abstractNumId w:val="37"/>
+  </w:num>
+  <w:num w:numId="35" w16cid:durableId="920404968">
+    <w:abstractNumId w:val="38"/>
+  </w:num>
+  <w:num w:numId="36" w16cid:durableId="2087725002">
     <w:abstractNumId w:val="21"/>
   </w:num>
-  <w:num w:numId="19" w16cid:durableId="934247162">
-    <w:abstractNumId w:val="14"/>
-  </w:num>
-  <w:num w:numId="20" w16cid:durableId="1937514196">
-    <w:abstractNumId w:val="19"/>
-  </w:num>
-  <w:num w:numId="21" w16cid:durableId="1271354861">
-    <w:abstractNumId w:val="37"/>
-  </w:num>
-  <w:num w:numId="22" w16cid:durableId="1998915467">
-    <w:abstractNumId w:val="16"/>
-  </w:num>
-  <w:num w:numId="23" w16cid:durableId="1748726261">
-    <w:abstractNumId w:val="12"/>
-  </w:num>
-  <w:num w:numId="24" w16cid:durableId="503401976">
-    <w:abstractNumId w:val="13"/>
-  </w:num>
-  <w:num w:numId="25" w16cid:durableId="1402171223">
-    <w:abstractNumId w:val="41"/>
-  </w:num>
-  <w:num w:numId="26" w16cid:durableId="949821994">
-    <w:abstractNumId w:val="17"/>
-  </w:num>
-  <w:num w:numId="27" w16cid:durableId="1891724810">
-    <w:abstractNumId w:val="24"/>
-  </w:num>
-  <w:num w:numId="28" w16cid:durableId="239414635">
-    <w:abstractNumId w:val="9"/>
-  </w:num>
-  <w:num w:numId="29" w16cid:durableId="2082368579">
-    <w:abstractNumId w:val="4"/>
-  </w:num>
-  <w:num w:numId="30" w16cid:durableId="821313058">
-    <w:abstractNumId w:val="34"/>
-  </w:num>
-  <w:num w:numId="31" w16cid:durableId="1552032456">
-    <w:abstractNumId w:val="3"/>
-  </w:num>
-  <w:num w:numId="32" w16cid:durableId="1256397145">
-    <w:abstractNumId w:val="11"/>
-  </w:num>
-  <w:num w:numId="33" w16cid:durableId="1542473157">
-    <w:abstractNumId w:val="31"/>
-  </w:num>
-  <w:num w:numId="34" w16cid:durableId="157768738">
-    <w:abstractNumId w:val="32"/>
-  </w:num>
-  <w:num w:numId="35" w16cid:durableId="920404968">
+  <w:num w:numId="37" w16cid:durableId="1386564791">
     <w:abstractNumId w:val="33"/>
   </w:num>
-  <w:num w:numId="36" w16cid:durableId="2087725002">
-    <w:abstractNumId w:val="18"/>
-  </w:num>
-  <w:num w:numId="37" w16cid:durableId="1386564791">
-    <w:abstractNumId w:val="28"/>
-  </w:num>
   <w:num w:numId="38" w16cid:durableId="1517883425">
-    <w:abstractNumId w:val="35"/>
+    <w:abstractNumId w:val="40"/>
   </w:num>
   <w:num w:numId="39" w16cid:durableId="2141263389">
-    <w:abstractNumId w:val="25"/>
+    <w:abstractNumId w:val="29"/>
   </w:num>
   <w:num w:numId="40" w16cid:durableId="649486072">
     <w:abstractNumId w:val="0"/>
   </w:num>
   <w:num w:numId="41" w16cid:durableId="1323974556">
-    <w:abstractNumId w:val="36"/>
+    <w:abstractNumId w:val="41"/>
   </w:num>
   <w:num w:numId="42" w16cid:durableId="1772433469">
-    <w:abstractNumId w:val="10"/>
+    <w:abstractNumId w:val="12"/>
+  </w:num>
+  <w:num w:numId="43" w16cid:durableId="153572083">
+    <w:abstractNumId w:val="4"/>
+  </w:num>
+  <w:num w:numId="44" w16cid:durableId="68574408">
+    <w:abstractNumId w:val="27"/>
+  </w:num>
+  <w:num w:numId="45" w16cid:durableId="494801627">
+    <w:abstractNumId w:val="31"/>
+  </w:num>
+  <w:num w:numId="46" w16cid:durableId="1542740890">
+    <w:abstractNumId w:val="14"/>
+  </w:num>
+  <w:num w:numId="47" w16cid:durableId="1127092204">
+    <w:abstractNumId w:val="3"/>
   </w:num>
   <w:numIdMacAtCleanup w:val="26"/>
 </w:numbering>
@@ -17491,7 +19850,7 @@
   <w:style w:type="paragraph" w:default="1" w:styleId="Normal">
     <w:name w:val="Normal"/>
     <w:qFormat/>
-    <w:rsid w:val="003E3C72"/>
+    <w:rsid w:val="006230B7"/>
     <w:pPr>
       <w:spacing w:after="200" w:line="276" w:lineRule="auto"/>
     </w:pPr>
@@ -17587,7 +19946,6 @@
   <w:style w:type="character" w:default="1" w:styleId="Fuentedeprrafopredeter">
     <w:name w:val="Default Paragraph Font"/>
     <w:uiPriority w:val="1"/>
-    <w:semiHidden/>
     <w:unhideWhenUsed/>
   </w:style>
   <w:style w:type="table" w:default="1" w:styleId="Tablanormal">
@@ -18321,6 +20679,127 @@
       <w:szCs w:val="22"/>
       <w:lang w:eastAsia="en-US"/>
     </w:rPr>
+  </w:style>
+  <w:style w:type="table" w:styleId="Tabladelista3-nfasis1">
+    <w:name w:val="List Table 3 Accent 1"/>
+    <w:basedOn w:val="Tablanormal"/>
+    <w:uiPriority w:val="48"/>
+    <w:rsid w:val="006230B7"/>
+    <w:tblPr>
+      <w:tblStyleRowBandSize w:val="1"/>
+      <w:tblStyleColBandSize w:val="1"/>
+      <w:tblBorders>
+        <w:top w:val="single" w:sz="4" w:space="0" w:color="052F61" w:themeColor="accent1"/>
+        <w:left w:val="single" w:sz="4" w:space="0" w:color="052F61" w:themeColor="accent1"/>
+        <w:bottom w:val="single" w:sz="4" w:space="0" w:color="052F61" w:themeColor="accent1"/>
+        <w:right w:val="single" w:sz="4" w:space="0" w:color="052F61" w:themeColor="accent1"/>
+      </w:tblBorders>
+    </w:tblPr>
+    <w:tblStylePr w:type="firstRow">
+      <w:rPr>
+        <w:b/>
+        <w:bCs/>
+        <w:color w:val="FFFFFF" w:themeColor="background1"/>
+      </w:rPr>
+      <w:tblPr/>
+      <w:tcPr>
+        <w:shd w:val="clear" w:color="auto" w:fill="052F61" w:themeFill="accent1"/>
+      </w:tcPr>
+    </w:tblStylePr>
+    <w:tblStylePr w:type="lastRow">
+      <w:rPr>
+        <w:b/>
+        <w:bCs/>
+      </w:rPr>
+      <w:tblPr/>
+      <w:tcPr>
+        <w:tcBorders>
+          <w:top w:val="double" w:sz="4" w:space="0" w:color="052F61" w:themeColor="accent1"/>
+        </w:tcBorders>
+        <w:shd w:val="clear" w:color="auto" w:fill="FFFFFF" w:themeFill="background1"/>
+      </w:tcPr>
+    </w:tblStylePr>
+    <w:tblStylePr w:type="firstCol">
+      <w:rPr>
+        <w:b/>
+        <w:bCs/>
+      </w:rPr>
+      <w:tblPr/>
+      <w:tcPr>
+        <w:tcBorders>
+          <w:right w:val="nil"/>
+        </w:tcBorders>
+        <w:shd w:val="clear" w:color="auto" w:fill="FFFFFF" w:themeFill="background1"/>
+      </w:tcPr>
+    </w:tblStylePr>
+    <w:tblStylePr w:type="lastCol">
+      <w:rPr>
+        <w:b/>
+        <w:bCs/>
+      </w:rPr>
+      <w:tblPr/>
+      <w:tcPr>
+        <w:tcBorders>
+          <w:left w:val="nil"/>
+        </w:tcBorders>
+        <w:shd w:val="clear" w:color="auto" w:fill="FFFFFF" w:themeFill="background1"/>
+      </w:tcPr>
+    </w:tblStylePr>
+    <w:tblStylePr w:type="band1Vert">
+      <w:tblPr/>
+      <w:tcPr>
+        <w:tcBorders>
+          <w:left w:val="single" w:sz="4" w:space="0" w:color="052F61" w:themeColor="accent1"/>
+          <w:right w:val="single" w:sz="4" w:space="0" w:color="052F61" w:themeColor="accent1"/>
+        </w:tcBorders>
+      </w:tcPr>
+    </w:tblStylePr>
+    <w:tblStylePr w:type="band1Horz">
+      <w:tblPr/>
+      <w:tcPr>
+        <w:tcBorders>
+          <w:top w:val="single" w:sz="4" w:space="0" w:color="052F61" w:themeColor="accent1"/>
+          <w:bottom w:val="single" w:sz="4" w:space="0" w:color="052F61" w:themeColor="accent1"/>
+          <w:insideH w:val="nil"/>
+        </w:tcBorders>
+      </w:tcPr>
+    </w:tblStylePr>
+    <w:tblStylePr w:type="neCell">
+      <w:tblPr/>
+      <w:tcPr>
+        <w:tcBorders>
+          <w:left w:val="nil"/>
+          <w:bottom w:val="nil"/>
+        </w:tcBorders>
+      </w:tcPr>
+    </w:tblStylePr>
+    <w:tblStylePr w:type="nwCell">
+      <w:tblPr/>
+      <w:tcPr>
+        <w:tcBorders>
+          <w:bottom w:val="nil"/>
+          <w:right w:val="nil"/>
+        </w:tcBorders>
+      </w:tcPr>
+    </w:tblStylePr>
+    <w:tblStylePr w:type="seCell">
+      <w:tblPr/>
+      <w:tcPr>
+        <w:tcBorders>
+          <w:top w:val="double" w:sz="4" w:space="0" w:color="052F61" w:themeColor="accent1"/>
+          <w:left w:val="nil"/>
+        </w:tcBorders>
+      </w:tcPr>
+    </w:tblStylePr>
+    <w:tblStylePr w:type="swCell">
+      <w:tblPr/>
+      <w:tcPr>
+        <w:tcBorders>
+          <w:top w:val="double" w:sz="4" w:space="0" w:color="052F61" w:themeColor="accent1"/>
+          <w:right w:val="nil"/>
+        </w:tcBorders>
+      </w:tcPr>
+    </w:tblStylePr>
   </w:style>
 </w:styles>
 </file>
@@ -18600,6 +21079,17 @@
 </file>
 
 <file path=customXml/item1.xml><?xml version="1.0" encoding="utf-8"?>
+<p:properties xmlns:p="http://schemas.microsoft.com/office/2006/metadata/properties" xmlns:xsi="http://www.w3.org/2001/XMLSchema-instance" xmlns:pc="http://schemas.microsoft.com/office/infopath/2007/PartnerControls">
+  <documentManagement>
+    <lcf76f155ced4ddcb4097134ff3c332f xmlns="932546ec-9fd3-4385-85aa-a79281ebb4c5">
+      <Terms xmlns="http://schemas.microsoft.com/office/infopath/2007/PartnerControls"/>
+    </lcf76f155ced4ddcb4097134ff3c332f>
+    <TaxCatchAll xmlns="3b6d2153-ea30-4986-ad45-11d5a60cf126" xsi:nil="true"/>
+  </documentManagement>
+</p:properties>
+</file>
+
+<file path=customXml/item2.xml><?xml version="1.0" encoding="utf-8"?>
 <ct:contentTypeSchema xmlns:ct="http://schemas.microsoft.com/office/2006/metadata/contentType" xmlns:ma="http://schemas.microsoft.com/office/2006/metadata/properties/metaAttributes" ct:_="" ma:_="" ma:contentTypeName="Document" ma:contentTypeID="0x010100E6FB40559C53924D9947EEC60714F600" ma:contentTypeVersion="14" ma:contentTypeDescription="Create a new document." ma:contentTypeScope="" ma:versionID="cb94d2a05574536df82d0c972c1ab7f6">
   <xsd:schema xmlns:xsd="http://www.w3.org/2001/XMLSchema" xmlns:xs="http://www.w3.org/2001/XMLSchema" xmlns:p="http://schemas.microsoft.com/office/2006/metadata/properties" xmlns:ns2="932546ec-9fd3-4385-85aa-a79281ebb4c5" xmlns:ns3="3b6d2153-ea30-4986-ad45-11d5a60cf126" targetNamespace="http://schemas.microsoft.com/office/2006/metadata/properties" ma:root="true" ma:fieldsID="0dac74d9b28dc37fa479047abd5a0322" ns2:_="" ns3:_="">
     <xsd:import namespace="932546ec-9fd3-4385-85aa-a79281ebb4c5"/>
@@ -18828,22 +21318,7 @@
 </ct:contentTypeSchema>
 </file>
 
-<file path=customXml/item2.xml><?xml version="1.0" encoding="utf-8"?>
-<p:properties xmlns:p="http://schemas.microsoft.com/office/2006/metadata/properties" xmlns:xsi="http://www.w3.org/2001/XMLSchema-instance" xmlns:pc="http://schemas.microsoft.com/office/infopath/2007/PartnerControls">
-  <documentManagement>
-    <lcf76f155ced4ddcb4097134ff3c332f xmlns="932546ec-9fd3-4385-85aa-a79281ebb4c5">
-      <Terms xmlns="http://schemas.microsoft.com/office/infopath/2007/PartnerControls"/>
-    </lcf76f155ced4ddcb4097134ff3c332f>
-    <TaxCatchAll xmlns="3b6d2153-ea30-4986-ad45-11d5a60cf126" xsi:nil="true"/>
-  </documentManagement>
-</p:properties>
-</file>
-
 <file path=customXml/item3.xml><?xml version="1.0" encoding="utf-8"?>
-<b:Sources xmlns:b="http://schemas.openxmlformats.org/officeDocument/2006/bibliography" xmlns="http://schemas.openxmlformats.org/officeDocument/2006/bibliography" SelectedStyle="/APA.XSL" StyleName="APA"/>
-</file>
-
-<file path=customXml/item4.xml><?xml version="1.0" encoding="utf-8"?>
 <?mso-contentType ?>
 <FormTemplates xmlns="http://schemas.microsoft.com/sharepoint/v3/contenttype/forms">
   <Display>DocumentLibraryForm</Display>
@@ -18852,7 +21327,22 @@
 </FormTemplates>
 </file>
 
+<file path=customXml/item4.xml><?xml version="1.0" encoding="utf-8"?>
+<b:Sources xmlns:b="http://schemas.openxmlformats.org/officeDocument/2006/bibliography" xmlns="http://schemas.openxmlformats.org/officeDocument/2006/bibliography" SelectedStyle="/APA.XSL" StyleName="APA"/>
+</file>
+
 <file path=customXml/itemProps1.xml><?xml version="1.0" encoding="utf-8"?>
+<ds:datastoreItem xmlns:ds="http://schemas.openxmlformats.org/officeDocument/2006/customXml" ds:itemID="{148CFCA9-C04F-4472-9ACE-2C2B0713CCB5}">
+  <ds:schemaRefs>
+    <ds:schemaRef ds:uri="http://schemas.microsoft.com/office/2006/metadata/properties"/>
+    <ds:schemaRef ds:uri="http://schemas.microsoft.com/office/infopath/2007/PartnerControls"/>
+    <ds:schemaRef ds:uri="932546ec-9fd3-4385-85aa-a79281ebb4c5"/>
+    <ds:schemaRef ds:uri="3b6d2153-ea30-4986-ad45-11d5a60cf126"/>
+  </ds:schemaRefs>
+</ds:datastoreItem>
+</file>
+
+<file path=customXml/itemProps2.xml><?xml version="1.0" encoding="utf-8"?>
 <ds:datastoreItem xmlns:ds="http://schemas.openxmlformats.org/officeDocument/2006/customXml" ds:itemID="{3B1041A2-1341-4421-B5F5-50CA599F65C6}">
   <ds:schemaRefs>
     <ds:schemaRef ds:uri="http://schemas.microsoft.com/office/2006/metadata/contentType"/>
@@ -18871,29 +21361,18 @@
 </ds:datastoreItem>
 </file>
 
-<file path=customXml/itemProps2.xml><?xml version="1.0" encoding="utf-8"?>
-<ds:datastoreItem xmlns:ds="http://schemas.openxmlformats.org/officeDocument/2006/customXml" ds:itemID="{148CFCA9-C04F-4472-9ACE-2C2B0713CCB5}">
+<file path=customXml/itemProps3.xml><?xml version="1.0" encoding="utf-8"?>
+<ds:datastoreItem xmlns:ds="http://schemas.openxmlformats.org/officeDocument/2006/customXml" ds:itemID="{3F9D943A-8F73-4333-9169-A981417CD6FA}">
   <ds:schemaRefs>
-    <ds:schemaRef ds:uri="http://schemas.microsoft.com/office/2006/metadata/properties"/>
-    <ds:schemaRef ds:uri="http://schemas.microsoft.com/office/infopath/2007/PartnerControls"/>
-    <ds:schemaRef ds:uri="932546ec-9fd3-4385-85aa-a79281ebb4c5"/>
-    <ds:schemaRef ds:uri="3b6d2153-ea30-4986-ad45-11d5a60cf126"/>
+    <ds:schemaRef ds:uri="http://schemas.microsoft.com/sharepoint/v3/contenttype/forms"/>
   </ds:schemaRefs>
 </ds:datastoreItem>
 </file>
 
-<file path=customXml/itemProps3.xml><?xml version="1.0" encoding="utf-8"?>
+<file path=customXml/itemProps4.xml><?xml version="1.0" encoding="utf-8"?>
 <ds:datastoreItem xmlns:ds="http://schemas.openxmlformats.org/officeDocument/2006/customXml" ds:itemID="{8F77DE2A-42C6-4CA6-9039-80EF84878373}">
   <ds:schemaRefs>
     <ds:schemaRef ds:uri="http://schemas.openxmlformats.org/officeDocument/2006/bibliography"/>
   </ds:schemaRefs>
 </ds:datastoreItem>
-</file>
-
-<file path=customXml/itemProps4.xml><?xml version="1.0" encoding="utf-8"?>
-<ds:datastoreItem xmlns:ds="http://schemas.openxmlformats.org/officeDocument/2006/customXml" ds:itemID="{3F9D943A-8F73-4333-9169-A981417CD6FA}">
-  <ds:schemaRefs>
-    <ds:schemaRef ds:uri="http://schemas.microsoft.com/sharepoint/v3/contenttype/forms"/>
-  </ds:schemaRefs>
-</ds:datastoreItem>
 </file>
--- a/Timestre 1/evidencia_ADSO/Evidencias/POO/05. Guía de aprendizaje POO.docx
+++ b/Timestre 1/evidencia_ADSO/Evidencias/POO/05. Guía de aprendizaje POO.docx
@@ -3943,16 +3943,7 @@
           <w:sz w:val="24"/>
           <w:szCs w:val="24"/>
         </w:rPr>
-        <w:t xml:space="preserve"> </w:t>
-      </w:r>
-      <w:r>
-        <w:rPr>
-          <w:rFonts w:cs="Calibri"/>
-          <w:bCs/>
-          <w:sz w:val="24"/>
-          <w:szCs w:val="24"/>
-        </w:rPr>
-        <w:t>Una clase abstracta es una clase que no puede ser instanciada directamente y que sirve como base para otras clases.</w:t>
+        <w:t xml:space="preserve"> Una clase abstracta es una clase que no puede ser instanciada directamente y que sirve como base para otras clases.</w:t>
       </w:r>
     </w:p>
     <w:p>
@@ -4848,16 +4839,7 @@
                 <w:sz w:val="24"/>
                 <w:szCs w:val="24"/>
               </w:rPr>
-              <w:t>Se presenta mediante</w:t>
-            </w:r>
-            <w:r>
-              <w:rPr>
-                <w:rFonts w:cs="Calibri"/>
-                <w:b/>
-                <w:sz w:val="24"/>
-                <w:szCs w:val="24"/>
-              </w:rPr>
-              <w:t xml:space="preserve"> métodos</w:t>
+              <w:t>Se presenta mediante métodos</w:t>
             </w:r>
           </w:p>
         </w:tc>
@@ -4971,16 +4953,7 @@
                 <w:sz w:val="24"/>
                 <w:szCs w:val="24"/>
               </w:rPr>
-              <w:t>a</w:t>
-            </w:r>
-            <w:r>
-              <w:rPr>
-                <w:rFonts w:cs="Calibri"/>
-                <w:b/>
-                <w:sz w:val="24"/>
-                <w:szCs w:val="24"/>
-              </w:rPr>
-              <w:t xml:space="preserve">  ¿</w:t>
+              <w:t>a  ¿</w:t>
             </w:r>
             <w:proofErr w:type="gramEnd"/>
             <w:r>
@@ -6465,6 +6438,36 @@
     </w:p>
     <w:p>
       <w:pPr>
+        <w:spacing w:after="0" w:line="240" w:lineRule="auto"/>
+        <w:ind w:left="1416"/>
+        <w:rPr>
+          <w:rFonts w:cs="Calibri"/>
+          <w:bCs/>
+          <w:sz w:val="24"/>
+          <w:szCs w:val="24"/>
+        </w:rPr>
+      </w:pPr>
+      <w:r>
+        <w:rPr>
+          <w:rFonts w:cs="Calibri"/>
+          <w:bCs/>
+          <w:sz w:val="24"/>
+          <w:szCs w:val="24"/>
+        </w:rPr>
+        <w:t>C</w:t>
+      </w:r>
+      <w:r>
+        <w:rPr>
+          <w:rFonts w:cs="Calibri"/>
+          <w:bCs/>
+          <w:sz w:val="24"/>
+          <w:szCs w:val="24"/>
+        </w:rPr>
+        <w:t>onsiste en ocultar los detalles internos de funcionamiento de un objeto y mostrar únicamente las características y acciones necesarias para utilizarlo.</w:t>
+      </w:r>
+    </w:p>
+    <w:p>
+      <w:pPr>
         <w:numPr>
           <w:ilvl w:val="0"/>
           <w:numId w:val="39"/>
@@ -6489,6 +6492,118 @@
     </w:p>
     <w:p>
       <w:pPr>
+        <w:spacing w:after="0" w:line="240" w:lineRule="auto"/>
+        <w:ind w:left="1416"/>
+        <w:rPr>
+          <w:rFonts w:cs="Calibri"/>
+          <w:bCs/>
+          <w:sz w:val="24"/>
+          <w:szCs w:val="24"/>
+        </w:rPr>
+      </w:pPr>
+      <w:proofErr w:type="gramStart"/>
+      <w:r>
+        <w:rPr>
+          <w:rFonts w:cs="Calibri"/>
+          <w:bCs/>
+          <w:sz w:val="24"/>
+          <w:szCs w:val="24"/>
+        </w:rPr>
+        <w:t>Un  cajero</w:t>
+      </w:r>
+      <w:proofErr w:type="gramEnd"/>
+      <w:r>
+        <w:rPr>
+          <w:rFonts w:cs="Calibri"/>
+          <w:bCs/>
+          <w:sz w:val="24"/>
+          <w:szCs w:val="24"/>
+        </w:rPr>
+        <w:t xml:space="preserve"> </w:t>
+      </w:r>
+      <w:proofErr w:type="spellStart"/>
+      <w:r>
+        <w:rPr>
+          <w:rFonts w:cs="Calibri"/>
+          <w:bCs/>
+          <w:sz w:val="24"/>
+          <w:szCs w:val="24"/>
+        </w:rPr>
+        <w:t>automatico</w:t>
+      </w:r>
+      <w:proofErr w:type="spellEnd"/>
+      <w:r>
+        <w:rPr>
+          <w:rFonts w:cs="Calibri"/>
+          <w:bCs/>
+          <w:sz w:val="24"/>
+          <w:szCs w:val="24"/>
+        </w:rPr>
+        <w:t xml:space="preserve">, los clientes </w:t>
+      </w:r>
+      <w:proofErr w:type="spellStart"/>
+      <w:r>
+        <w:rPr>
+          <w:rFonts w:cs="Calibri"/>
+          <w:bCs/>
+          <w:sz w:val="24"/>
+          <w:szCs w:val="24"/>
+        </w:rPr>
+        <w:t>ingrsan</w:t>
+      </w:r>
+      <w:proofErr w:type="spellEnd"/>
+      <w:r>
+        <w:rPr>
+          <w:rFonts w:cs="Calibri"/>
+          <w:bCs/>
+          <w:sz w:val="24"/>
+          <w:szCs w:val="24"/>
+        </w:rPr>
+        <w:t xml:space="preserve"> la tarjeta la contraseña el tipo de retiro y </w:t>
+      </w:r>
+      <w:proofErr w:type="spellStart"/>
+      <w:r>
+        <w:rPr>
+          <w:rFonts w:cs="Calibri"/>
+          <w:bCs/>
+          <w:sz w:val="24"/>
+          <w:szCs w:val="24"/>
+        </w:rPr>
+        <w:t>resiven</w:t>
+      </w:r>
+      <w:proofErr w:type="spellEnd"/>
+      <w:r>
+        <w:rPr>
+          <w:rFonts w:cs="Calibri"/>
+          <w:bCs/>
+          <w:sz w:val="24"/>
+          <w:szCs w:val="24"/>
+        </w:rPr>
+        <w:t xml:space="preserve"> su dinero, no son </w:t>
+      </w:r>
+      <w:proofErr w:type="spellStart"/>
+      <w:r>
+        <w:rPr>
+          <w:rFonts w:cs="Calibri"/>
+          <w:bCs/>
+          <w:sz w:val="24"/>
+          <w:szCs w:val="24"/>
+        </w:rPr>
+        <w:t>concientes</w:t>
+      </w:r>
+      <w:proofErr w:type="spellEnd"/>
+      <w:r>
+        <w:rPr>
+          <w:rFonts w:cs="Calibri"/>
+          <w:bCs/>
+          <w:sz w:val="24"/>
+          <w:szCs w:val="24"/>
+        </w:rPr>
+        <w:t xml:space="preserve"> de como conecta el cajero con el banco, la validación, ni los procesos internos</w:t>
+      </w:r>
+    </w:p>
+    <w:p>
+      <w:pPr>
         <w:numPr>
           <w:ilvl w:val="0"/>
           <w:numId w:val="39"/>
@@ -6510,6 +6625,51 @@
         </w:rPr>
         <w:t xml:space="preserve">Aplicación en software. </w:t>
       </w:r>
+    </w:p>
+    <w:p>
+      <w:pPr>
+        <w:spacing w:after="0" w:line="240" w:lineRule="auto"/>
+        <w:ind w:left="1416"/>
+        <w:rPr>
+          <w:rFonts w:cs="Calibri"/>
+          <w:bCs/>
+          <w:sz w:val="24"/>
+          <w:szCs w:val="24"/>
+        </w:rPr>
+      </w:pPr>
+      <w:r>
+        <w:rPr>
+          <w:rFonts w:cs="Calibri"/>
+          <w:bCs/>
+          <w:sz w:val="24"/>
+          <w:szCs w:val="24"/>
+        </w:rPr>
+        <w:t>Permite mostrar únicamente los métodos necesarios y ocultar todos los procesos internos</w:t>
+      </w:r>
+    </w:p>
+    <w:p>
+      <w:pPr>
+        <w:spacing w:after="0" w:line="240" w:lineRule="auto"/>
+        <w:ind w:left="720"/>
+        <w:rPr>
+          <w:rFonts w:cs="Calibri"/>
+          <w:bCs/>
+          <w:sz w:val="24"/>
+          <w:szCs w:val="24"/>
+        </w:rPr>
+      </w:pPr>
+    </w:p>
+    <w:p>
+      <w:pPr>
+        <w:spacing w:after="0" w:line="240" w:lineRule="auto"/>
+        <w:ind w:left="720"/>
+        <w:rPr>
+          <w:rFonts w:cs="Calibri"/>
+          <w:bCs/>
+          <w:sz w:val="24"/>
+          <w:szCs w:val="24"/>
+        </w:rPr>
+      </w:pPr>
     </w:p>
     <w:p>
       <w:pPr>
@@ -6562,6 +6722,69 @@
     </w:p>
     <w:p>
       <w:pPr>
+        <w:spacing w:after="0" w:line="240" w:lineRule="auto"/>
+        <w:ind w:left="1416"/>
+        <w:rPr>
+          <w:rFonts w:cs="Calibri"/>
+          <w:bCs/>
+          <w:sz w:val="24"/>
+          <w:szCs w:val="24"/>
+        </w:rPr>
+      </w:pPr>
+      <w:r>
+        <w:rPr>
+          <w:rFonts w:cs="Calibri"/>
+          <w:bCs/>
+          <w:sz w:val="24"/>
+          <w:szCs w:val="24"/>
+        </w:rPr>
+        <w:t>C</w:t>
+      </w:r>
+      <w:r>
+        <w:rPr>
+          <w:rFonts w:cs="Calibri"/>
+          <w:bCs/>
+          <w:sz w:val="24"/>
+          <w:szCs w:val="24"/>
+        </w:rPr>
+        <w:t>onsiste en agrupar los datos (atributos) y los métodos que los manipulan dentro de una misma clase, controlando además el acceso a esos datos.</w:t>
+      </w:r>
+    </w:p>
+    <w:p>
+      <w:pPr>
+        <w:spacing w:after="0" w:line="240" w:lineRule="auto"/>
+        <w:ind w:left="1416"/>
+        <w:rPr>
+          <w:rFonts w:cs="Calibri"/>
+          <w:bCs/>
+          <w:sz w:val="24"/>
+          <w:szCs w:val="24"/>
+        </w:rPr>
+      </w:pPr>
+      <w:r>
+        <w:rPr>
+          <w:rFonts w:cs="Calibri"/>
+          <w:bCs/>
+          <w:sz w:val="24"/>
+          <w:szCs w:val="24"/>
+        </w:rPr>
+        <w:t>Su objetivo es proteger la información para evitar que sea modificada de manera incorrecta o no autorizada.</w:t>
+      </w:r>
+    </w:p>
+    <w:p>
+      <w:pPr>
+        <w:spacing w:after="0" w:line="240" w:lineRule="auto"/>
+        <w:ind w:left="1416"/>
+        <w:rPr>
+          <w:rFonts w:cs="Calibri"/>
+          <w:bCs/>
+          <w:sz w:val="24"/>
+          <w:szCs w:val="24"/>
+        </w:rPr>
+      </w:pPr>
+    </w:p>
+    <w:p>
+      <w:pPr>
         <w:numPr>
           <w:ilvl w:val="0"/>
           <w:numId w:val="40"/>
@@ -6581,8 +6804,82 @@
           <w:sz w:val="24"/>
           <w:szCs w:val="24"/>
         </w:rPr>
+        <w:lastRenderedPageBreak/>
         <w:t xml:space="preserve">Ejemplo cotidiano. </w:t>
       </w:r>
+    </w:p>
+    <w:p>
+      <w:pPr>
+        <w:spacing w:after="0" w:line="240" w:lineRule="auto"/>
+        <w:ind w:left="1416"/>
+        <w:rPr>
+          <w:rFonts w:cs="Calibri"/>
+          <w:bCs/>
+          <w:sz w:val="24"/>
+          <w:szCs w:val="24"/>
+        </w:rPr>
+      </w:pPr>
+      <w:r>
+        <w:rPr>
+          <w:rFonts w:cs="Calibri"/>
+          <w:bCs/>
+          <w:sz w:val="24"/>
+          <w:szCs w:val="24"/>
+        </w:rPr>
+        <w:t xml:space="preserve">El cajero </w:t>
+      </w:r>
+      <w:proofErr w:type="spellStart"/>
+      <w:r>
+        <w:rPr>
+          <w:rFonts w:cs="Calibri"/>
+          <w:bCs/>
+          <w:sz w:val="24"/>
+          <w:szCs w:val="24"/>
+        </w:rPr>
+        <w:t>prohibe</w:t>
+      </w:r>
+      <w:proofErr w:type="spellEnd"/>
+      <w:r>
+        <w:rPr>
+          <w:rFonts w:cs="Calibri"/>
+          <w:bCs/>
+          <w:sz w:val="24"/>
+          <w:szCs w:val="24"/>
+        </w:rPr>
+        <w:t xml:space="preserve"> la manipulación directa de los datos, solo lo permite </w:t>
+      </w:r>
+      <w:proofErr w:type="spellStart"/>
+      <w:r>
+        <w:rPr>
+          <w:rFonts w:cs="Calibri"/>
+          <w:bCs/>
+          <w:sz w:val="24"/>
+          <w:szCs w:val="24"/>
+        </w:rPr>
+        <w:t>atravez</w:t>
+      </w:r>
+      <w:proofErr w:type="spellEnd"/>
+      <w:r>
+        <w:rPr>
+          <w:rFonts w:cs="Calibri"/>
+          <w:bCs/>
+          <w:sz w:val="24"/>
+          <w:szCs w:val="24"/>
+        </w:rPr>
+        <w:t xml:space="preserve"> de métodos controlados</w:t>
+      </w:r>
+    </w:p>
+    <w:p>
+      <w:pPr>
+        <w:spacing w:after="0" w:line="240" w:lineRule="auto"/>
+        <w:ind w:left="720"/>
+        <w:rPr>
+          <w:rFonts w:cs="Calibri"/>
+          <w:bCs/>
+          <w:sz w:val="24"/>
+          <w:szCs w:val="24"/>
+        </w:rPr>
+      </w:pPr>
     </w:p>
     <w:p>
       <w:pPr>
@@ -6605,7 +6902,58 @@
           <w:sz w:val="24"/>
           <w:szCs w:val="24"/>
         </w:rPr>
-        <w:t xml:space="preserve">Aplicación en software. </w:t>
+        <w:t>Aplicación en software.</w:t>
+      </w:r>
+    </w:p>
+    <w:p>
+      <w:pPr>
+        <w:spacing w:after="0" w:line="240" w:lineRule="auto"/>
+        <w:ind w:left="1416"/>
+        <w:rPr>
+          <w:rFonts w:cs="Calibri"/>
+          <w:bCs/>
+          <w:sz w:val="24"/>
+          <w:szCs w:val="24"/>
+        </w:rPr>
+      </w:pPr>
+      <w:r>
+        <w:rPr>
+          <w:rFonts w:cs="Calibri"/>
+          <w:bCs/>
+          <w:sz w:val="24"/>
+          <w:szCs w:val="24"/>
+        </w:rPr>
+        <w:t>Utiliza modificadores de acceso para proteger atributos y controlar como se acede a ellos</w:t>
+      </w:r>
+      <w:r>
+        <w:rPr>
+          <w:rFonts w:cs="Calibri"/>
+          <w:bCs/>
+          <w:sz w:val="24"/>
+          <w:szCs w:val="24"/>
+        </w:rPr>
+        <w:t>.</w:t>
+      </w:r>
+    </w:p>
+    <w:p>
+      <w:pPr>
+        <w:spacing w:after="0" w:line="240" w:lineRule="auto"/>
+        <w:ind w:left="720"/>
+        <w:rPr>
+          <w:rFonts w:cs="Calibri"/>
+          <w:bCs/>
+          <w:sz w:val="24"/>
+          <w:szCs w:val="24"/>
+        </w:rPr>
+      </w:pPr>
+      <w:r>
+        <w:rPr>
+          <w:rFonts w:cs="Calibri"/>
+          <w:bCs/>
+          <w:sz w:val="24"/>
+          <w:szCs w:val="24"/>
+        </w:rPr>
+        <w:t xml:space="preserve"> </w:t>
       </w:r>
     </w:p>
     <w:p>
@@ -6659,6 +7007,67 @@
     </w:p>
     <w:p>
       <w:pPr>
+        <w:spacing w:after="0" w:line="240" w:lineRule="auto"/>
+        <w:ind w:left="1416"/>
+        <w:rPr>
+          <w:rFonts w:cs="Calibri"/>
+          <w:bCs/>
+          <w:sz w:val="24"/>
+          <w:szCs w:val="24"/>
+        </w:rPr>
+      </w:pPr>
+      <w:r>
+        <w:rPr>
+          <w:rFonts w:cs="Calibri"/>
+          <w:bCs/>
+          <w:sz w:val="24"/>
+          <w:szCs w:val="24"/>
+        </w:rPr>
+        <w:t xml:space="preserve">Consiste en crear una clase </w:t>
+      </w:r>
+      <w:proofErr w:type="spellStart"/>
+      <w:r>
+        <w:rPr>
+          <w:rFonts w:cs="Calibri"/>
+          <w:bCs/>
+          <w:sz w:val="24"/>
+          <w:szCs w:val="24"/>
+        </w:rPr>
+        <w:t>apartir</w:t>
+      </w:r>
+      <w:proofErr w:type="spellEnd"/>
+      <w:r>
+        <w:rPr>
+          <w:rFonts w:cs="Calibri"/>
+          <w:bCs/>
+          <w:sz w:val="24"/>
+          <w:szCs w:val="24"/>
+        </w:rPr>
+        <w:t xml:space="preserve"> de otra donde la clase hija, </w:t>
+      </w:r>
+      <w:proofErr w:type="spellStart"/>
+      <w:r>
+        <w:rPr>
+          <w:rFonts w:cs="Calibri"/>
+          <w:bCs/>
+          <w:sz w:val="24"/>
+          <w:szCs w:val="24"/>
+        </w:rPr>
+        <w:t>obtine</w:t>
+      </w:r>
+      <w:proofErr w:type="spellEnd"/>
+      <w:r>
+        <w:rPr>
+          <w:rFonts w:cs="Calibri"/>
+          <w:bCs/>
+          <w:sz w:val="24"/>
+          <w:szCs w:val="24"/>
+        </w:rPr>
+        <w:t xml:space="preserve"> los atributos y métodos de su clase madre y permite modificarlos o agregar nuevos </w:t>
+      </w:r>
+    </w:p>
+    <w:p>
+      <w:pPr>
         <w:numPr>
           <w:ilvl w:val="0"/>
           <w:numId w:val="42"/>
@@ -6683,6 +7092,78 @@
     </w:p>
     <w:p>
       <w:pPr>
+        <w:spacing w:after="0" w:line="240" w:lineRule="auto"/>
+        <w:ind w:left="1416"/>
+        <w:rPr>
+          <w:rFonts w:cs="Calibri"/>
+          <w:bCs/>
+          <w:sz w:val="24"/>
+          <w:szCs w:val="24"/>
+        </w:rPr>
+      </w:pPr>
+      <w:proofErr w:type="spellStart"/>
+      <w:r>
+        <w:rPr>
+          <w:rFonts w:cs="Calibri"/>
+          <w:bCs/>
+          <w:sz w:val="24"/>
+          <w:szCs w:val="24"/>
+        </w:rPr>
+        <w:t>Veiculos</w:t>
+      </w:r>
+      <w:proofErr w:type="spellEnd"/>
+      <w:r>
+        <w:rPr>
+          <w:rFonts w:cs="Calibri"/>
+          <w:bCs/>
+          <w:sz w:val="24"/>
+          <w:szCs w:val="24"/>
+        </w:rPr>
+        <w:t xml:space="preserve">, es una </w:t>
+      </w:r>
+      <w:proofErr w:type="spellStart"/>
+      <w:r>
+        <w:rPr>
+          <w:rFonts w:cs="Calibri"/>
+          <w:bCs/>
+          <w:sz w:val="24"/>
+          <w:szCs w:val="24"/>
+        </w:rPr>
+        <w:t>calse</w:t>
+      </w:r>
+      <w:proofErr w:type="spellEnd"/>
+      <w:r>
+        <w:rPr>
+          <w:rFonts w:cs="Calibri"/>
+          <w:bCs/>
+          <w:sz w:val="24"/>
+          <w:szCs w:val="24"/>
+        </w:rPr>
+        <w:t xml:space="preserve"> que tiene marca color velocidad, sus clases hijas serian carro, moto </w:t>
+      </w:r>
+      <w:proofErr w:type="spellStart"/>
+      <w:r>
+        <w:rPr>
+          <w:rFonts w:cs="Calibri"/>
+          <w:bCs/>
+          <w:sz w:val="24"/>
+          <w:szCs w:val="24"/>
+        </w:rPr>
+        <w:t>camion</w:t>
+      </w:r>
+      <w:proofErr w:type="spellEnd"/>
+      <w:r>
+        <w:rPr>
+          <w:rFonts w:cs="Calibri"/>
+          <w:bCs/>
+          <w:sz w:val="24"/>
+          <w:szCs w:val="24"/>
+        </w:rPr>
+        <w:t>, cada una tiene estas características y aparte tiene características adicionales</w:t>
+      </w:r>
+    </w:p>
+    <w:p>
+      <w:pPr>
         <w:numPr>
           <w:ilvl w:val="0"/>
           <w:numId w:val="42"/>
@@ -6704,6 +7185,50 @@
         </w:rPr>
         <w:t xml:space="preserve">Aplicación en software. </w:t>
       </w:r>
+    </w:p>
+    <w:p>
+      <w:pPr>
+        <w:spacing w:after="0" w:line="240" w:lineRule="auto"/>
+        <w:ind w:left="1416"/>
+        <w:rPr>
+          <w:rFonts w:cs="Calibri"/>
+          <w:bCs/>
+          <w:sz w:val="24"/>
+          <w:szCs w:val="24"/>
+        </w:rPr>
+      </w:pPr>
+      <w:r>
+        <w:rPr>
+          <w:rFonts w:cs="Calibri"/>
+          <w:bCs/>
+          <w:sz w:val="24"/>
+          <w:szCs w:val="24"/>
+        </w:rPr>
+        <w:t xml:space="preserve">Permite reutilizar el código, facilitar cambios y modificaciones, facilita el mantenimiento, mejora la </w:t>
+      </w:r>
+      <w:proofErr w:type="spellStart"/>
+      <w:r>
+        <w:rPr>
+          <w:rFonts w:cs="Calibri"/>
+          <w:bCs/>
+          <w:sz w:val="24"/>
+          <w:szCs w:val="24"/>
+        </w:rPr>
+        <w:t>organizacion</w:t>
+      </w:r>
+      <w:proofErr w:type="spellEnd"/>
+    </w:p>
+    <w:p>
+      <w:pPr>
+        <w:spacing w:after="0" w:line="240" w:lineRule="auto"/>
+        <w:ind w:left="720"/>
+        <w:rPr>
+          <w:rFonts w:cs="Calibri"/>
+          <w:bCs/>
+          <w:sz w:val="24"/>
+          <w:szCs w:val="24"/>
+        </w:rPr>
+      </w:pPr>
     </w:p>
     <w:p>
       <w:pPr>
@@ -6751,7 +7276,68 @@
           <w:sz w:val="24"/>
           <w:szCs w:val="24"/>
         </w:rPr>
-        <w:t xml:space="preserve">Definición. </w:t>
+        <w:t>Definición.</w:t>
+      </w:r>
+    </w:p>
+    <w:p>
+      <w:pPr>
+        <w:spacing w:after="0" w:line="240" w:lineRule="auto"/>
+        <w:ind w:left="1416"/>
+        <w:rPr>
+          <w:rFonts w:cs="Calibri"/>
+          <w:bCs/>
+          <w:sz w:val="24"/>
+          <w:szCs w:val="24"/>
+        </w:rPr>
+      </w:pPr>
+      <w:r>
+        <w:rPr>
+          <w:rFonts w:cs="Calibri"/>
+          <w:bCs/>
+          <w:sz w:val="24"/>
+          <w:szCs w:val="24"/>
+        </w:rPr>
+        <w:t xml:space="preserve"> </w:t>
+      </w:r>
+      <w:proofErr w:type="spellStart"/>
+      <w:r>
+        <w:rPr>
+          <w:rFonts w:cs="Calibri"/>
+          <w:bCs/>
+          <w:sz w:val="24"/>
+          <w:szCs w:val="24"/>
+        </w:rPr>
+        <w:t>Conciste</w:t>
+      </w:r>
+      <w:proofErr w:type="spellEnd"/>
+      <w:r>
+        <w:rPr>
+          <w:rFonts w:cs="Calibri"/>
+          <w:bCs/>
+          <w:sz w:val="24"/>
+          <w:szCs w:val="24"/>
+        </w:rPr>
+        <w:t xml:space="preserve"> en que un objeto pese a usar el mismo método </w:t>
+      </w:r>
+      <w:proofErr w:type="gramStart"/>
+      <w:r>
+        <w:rPr>
+          <w:rFonts w:cs="Calibri"/>
+          <w:bCs/>
+          <w:sz w:val="24"/>
+          <w:szCs w:val="24"/>
+        </w:rPr>
+        <w:t>realice  diferentes</w:t>
+      </w:r>
+      <w:proofErr w:type="gramEnd"/>
+      <w:r>
+        <w:rPr>
+          <w:rFonts w:cs="Calibri"/>
+          <w:bCs/>
+          <w:sz w:val="24"/>
+          <w:szCs w:val="24"/>
+        </w:rPr>
+        <w:t xml:space="preserve"> acciones.</w:t>
       </w:r>
     </w:p>
     <w:p>
@@ -6775,7 +7361,88 @@
           <w:sz w:val="24"/>
           <w:szCs w:val="24"/>
         </w:rPr>
-        <w:t xml:space="preserve">Ejemplo cotidiano. </w:t>
+        <w:t>Ejemplo cotidiano.</w:t>
+      </w:r>
+    </w:p>
+    <w:p>
+      <w:pPr>
+        <w:spacing w:after="0" w:line="240" w:lineRule="auto"/>
+        <w:ind w:left="1416"/>
+        <w:rPr>
+          <w:rFonts w:cs="Calibri"/>
+          <w:bCs/>
+          <w:sz w:val="24"/>
+          <w:szCs w:val="24"/>
+        </w:rPr>
+      </w:pPr>
+      <w:proofErr w:type="gramStart"/>
+      <w:r>
+        <w:rPr>
+          <w:rFonts w:cs="Calibri"/>
+          <w:bCs/>
+          <w:sz w:val="24"/>
+          <w:szCs w:val="24"/>
+        </w:rPr>
+        <w:t>Los animales, hacen ruido, pero el perro hace guau!</w:t>
+      </w:r>
+      <w:proofErr w:type="gramEnd"/>
+      <w:r>
+        <w:rPr>
+          <w:rFonts w:cs="Calibri"/>
+          <w:bCs/>
+          <w:sz w:val="24"/>
+          <w:szCs w:val="24"/>
+        </w:rPr>
+        <w:t xml:space="preserve"> </w:t>
+      </w:r>
+      <w:proofErr w:type="gramStart"/>
+      <w:r>
+        <w:rPr>
+          <w:rFonts w:cs="Calibri"/>
+          <w:bCs/>
+          <w:sz w:val="24"/>
+          <w:szCs w:val="24"/>
+        </w:rPr>
+        <w:t>Y el gato miau!</w:t>
+      </w:r>
+      <w:proofErr w:type="gramEnd"/>
+      <w:r>
+        <w:rPr>
+          <w:rFonts w:cs="Calibri"/>
+          <w:bCs/>
+          <w:sz w:val="24"/>
+          <w:szCs w:val="24"/>
+        </w:rPr>
+        <w:t xml:space="preserve">, pertenecen a la misma clase de animales y el método hacer ruido lo utilizan los </w:t>
+      </w:r>
+      <w:proofErr w:type="gramStart"/>
+      <w:r>
+        <w:rPr>
+          <w:rFonts w:cs="Calibri"/>
+          <w:bCs/>
+          <w:sz w:val="24"/>
+          <w:szCs w:val="24"/>
+        </w:rPr>
+        <w:t>dos</w:t>
+      </w:r>
+      <w:proofErr w:type="gramEnd"/>
+      <w:r>
+        <w:rPr>
+          <w:rFonts w:cs="Calibri"/>
+          <w:bCs/>
+          <w:sz w:val="24"/>
+          <w:szCs w:val="24"/>
+        </w:rPr>
+        <w:t xml:space="preserve"> pero al final es diferente cada resultado</w:t>
+      </w:r>
+      <w:r>
+        <w:rPr>
+          <w:rFonts w:cs="Calibri"/>
+          <w:bCs/>
+          <w:sz w:val="24"/>
+          <w:szCs w:val="24"/>
+        </w:rPr>
+        <w:t xml:space="preserve"> </w:t>
       </w:r>
     </w:p>
     <w:p>
@@ -6805,6 +7472,67 @@
     <w:p>
       <w:pPr>
         <w:spacing w:after="0" w:line="240" w:lineRule="auto"/>
+        <w:ind w:left="1416"/>
+        <w:rPr>
+          <w:rFonts w:cs="Calibri"/>
+          <w:bCs/>
+          <w:sz w:val="24"/>
+          <w:szCs w:val="24"/>
+        </w:rPr>
+      </w:pPr>
+      <w:r>
+        <w:rPr>
+          <w:rFonts w:cs="Calibri"/>
+          <w:bCs/>
+          <w:sz w:val="24"/>
+          <w:szCs w:val="24"/>
+        </w:rPr>
+        <w:t xml:space="preserve">Reduce el uso </w:t>
+      </w:r>
+      <w:proofErr w:type="spellStart"/>
+      <w:r>
+        <w:rPr>
+          <w:rFonts w:cs="Calibri"/>
+          <w:bCs/>
+          <w:sz w:val="24"/>
+          <w:szCs w:val="24"/>
+        </w:rPr>
+        <w:t>execivo</w:t>
+      </w:r>
+      <w:proofErr w:type="spellEnd"/>
+      <w:r>
+        <w:rPr>
+          <w:rFonts w:cs="Calibri"/>
+          <w:bCs/>
+          <w:sz w:val="24"/>
+          <w:szCs w:val="24"/>
+        </w:rPr>
+        <w:t xml:space="preserve"> de condiciones, facilita la </w:t>
+      </w:r>
+      <w:proofErr w:type="spellStart"/>
+      <w:r>
+        <w:rPr>
+          <w:rFonts w:cs="Calibri"/>
+          <w:bCs/>
+          <w:sz w:val="24"/>
+          <w:szCs w:val="24"/>
+        </w:rPr>
+        <w:t>extencion</w:t>
+      </w:r>
+      <w:proofErr w:type="spellEnd"/>
+      <w:r>
+        <w:rPr>
+          <w:rFonts w:cs="Calibri"/>
+          <w:bCs/>
+          <w:sz w:val="24"/>
+          <w:szCs w:val="24"/>
+        </w:rPr>
+        <w:t xml:space="preserve"> del sistema, permite trabajar los objetos de manera uniforme</w:t>
+      </w:r>
+    </w:p>
+    <w:p>
+      <w:pPr>
+        <w:spacing w:after="0" w:line="240" w:lineRule="auto"/>
         <w:rPr>
           <w:rFonts w:cs="Calibri"/>
           <w:bCs/>
@@ -6894,21 +7622,68 @@
         <w:ind w:left="720"/>
         <w:rPr>
           <w:rFonts w:cs="Calibri"/>
+          <w:bCs/>
+          <w:sz w:val="24"/>
+          <w:szCs w:val="24"/>
+        </w:rPr>
+      </w:pPr>
+      <w:r>
+        <w:rPr>
+          <w:rFonts w:cs="Calibri"/>
           <w:b/>
           <w:sz w:val="24"/>
           <w:szCs w:val="24"/>
         </w:rPr>
-      </w:pPr>
-      <w:r>
-        <w:rPr>
-          <w:rFonts w:cs="Calibri"/>
-          <w:b/>
-          <w:sz w:val="24"/>
-          <w:szCs w:val="24"/>
-        </w:rPr>
-        <w:lastRenderedPageBreak/>
         <w:t>RTA:</w:t>
       </w:r>
+      <w:r>
+        <w:rPr>
+          <w:rFonts w:cs="Calibri"/>
+        </w:rPr>
+        <w:t xml:space="preserve"> </w:t>
+      </w:r>
+      <w:r>
+        <w:rPr>
+          <w:rFonts w:cs="Calibri"/>
+          <w:bCs/>
+          <w:sz w:val="24"/>
+          <w:szCs w:val="24"/>
+        </w:rPr>
+        <w:t>La cohesión es el grado en que los elementos de una clase, módulo o componente están relacionados entre sí y trabajan para cumplir una única responsabilidad o propósito.</w:t>
+      </w:r>
+    </w:p>
+    <w:p>
+      <w:pPr>
+        <w:spacing w:after="0" w:line="240" w:lineRule="auto"/>
+        <w:ind w:left="720"/>
+        <w:rPr>
+          <w:rFonts w:cs="Calibri"/>
+          <w:bCs/>
+          <w:sz w:val="24"/>
+          <w:szCs w:val="24"/>
+        </w:rPr>
+      </w:pPr>
+      <w:r>
+        <w:rPr>
+          <w:rFonts w:cs="Calibri"/>
+          <w:bCs/>
+          <w:sz w:val="24"/>
+          <w:szCs w:val="24"/>
+        </w:rPr>
+        <w:t>Una clase tiene alta cohesión cuando todos sus atributos y métodos están enfocados en una tarea específica.</w:t>
+      </w:r>
+    </w:p>
+    <w:p>
+      <w:pPr>
+        <w:spacing w:after="0" w:line="240" w:lineRule="auto"/>
+        <w:ind w:left="720"/>
+        <w:rPr>
+          <w:rFonts w:cs="Calibri"/>
+          <w:bCs/>
+          <w:sz w:val="24"/>
+          <w:szCs w:val="24"/>
+        </w:rPr>
+      </w:pPr>
     </w:p>
     <w:p>
       <w:pPr>
@@ -6940,20 +7715,69 @@
         <w:ind w:left="720"/>
         <w:rPr>
           <w:rFonts w:cs="Calibri"/>
+          <w:bCs/>
+          <w:sz w:val="24"/>
+          <w:szCs w:val="24"/>
+        </w:rPr>
+      </w:pPr>
+      <w:r>
+        <w:rPr>
+          <w:rFonts w:cs="Calibri"/>
           <w:b/>
           <w:sz w:val="24"/>
           <w:szCs w:val="24"/>
         </w:rPr>
-      </w:pPr>
-      <w:r>
-        <w:rPr>
-          <w:rFonts w:cs="Calibri"/>
-          <w:b/>
-          <w:sz w:val="24"/>
-          <w:szCs w:val="24"/>
-        </w:rPr>
+        <w:lastRenderedPageBreak/>
         <w:t>RTA:</w:t>
       </w:r>
+      <w:r>
+        <w:rPr>
+          <w:rFonts w:cs="Calibri"/>
+        </w:rPr>
+        <w:t xml:space="preserve"> </w:t>
+      </w:r>
+      <w:r>
+        <w:rPr>
+          <w:rFonts w:cs="Calibri"/>
+          <w:bCs/>
+          <w:sz w:val="24"/>
+          <w:szCs w:val="24"/>
+        </w:rPr>
+        <w:t>El acoplamiento es el grado de dependencia que existe entre dos o más clases o módulos.</w:t>
+      </w:r>
+    </w:p>
+    <w:p>
+      <w:pPr>
+        <w:spacing w:after="0" w:line="240" w:lineRule="auto"/>
+        <w:ind w:left="720"/>
+        <w:rPr>
+          <w:rFonts w:cs="Calibri"/>
+          <w:bCs/>
+          <w:sz w:val="24"/>
+          <w:szCs w:val="24"/>
+        </w:rPr>
+      </w:pPr>
+      <w:r>
+        <w:rPr>
+          <w:rFonts w:cs="Calibri"/>
+          <w:bCs/>
+          <w:sz w:val="24"/>
+          <w:szCs w:val="24"/>
+        </w:rPr>
+        <w:t>Una aplicación tiene bajo acoplamiento cuando sus componentes pueden funcionar con poca dependencia entre sí.</w:t>
+      </w:r>
+    </w:p>
+    <w:p>
+      <w:pPr>
+        <w:spacing w:after="0" w:line="240" w:lineRule="auto"/>
+        <w:ind w:left="720"/>
+        <w:rPr>
+          <w:rFonts w:cs="Calibri"/>
+          <w:bCs/>
+          <w:sz w:val="24"/>
+          <w:szCs w:val="24"/>
+        </w:rPr>
+      </w:pPr>
     </w:p>
     <w:p>
       <w:pPr>
@@ -6984,20 +7808,78 @@
         <w:pStyle w:val="Prrafodelista"/>
         <w:spacing w:after="0" w:line="240" w:lineRule="auto"/>
         <w:rPr>
-          <w:rFonts w:cs="Calibri"/>
+          <w:rFonts w:ascii="Calibri" w:hAnsi="Calibri" w:cs="Calibri"/>
+          <w:bCs/>
+          <w:sz w:val="24"/>
+          <w:szCs w:val="24"/>
+        </w:rPr>
+      </w:pPr>
+      <w:r>
+        <w:rPr>
+          <w:rFonts w:ascii="Calibri" w:hAnsi="Calibri" w:cs="Calibri"/>
           <w:b/>
           <w:sz w:val="24"/>
           <w:szCs w:val="24"/>
         </w:rPr>
-      </w:pPr>
-      <w:r>
-        <w:rPr>
-          <w:rFonts w:cs="Calibri"/>
+        <w:t>RT</w:t>
+      </w:r>
+      <w:r>
+        <w:rPr>
+          <w:rFonts w:ascii="Calibri" w:hAnsi="Calibri" w:cs="Calibri"/>
           <w:b/>
           <w:sz w:val="24"/>
           <w:szCs w:val="24"/>
         </w:rPr>
-        <w:t>RTA:</w:t>
+        <w:t xml:space="preserve">A: </w:t>
+      </w:r>
+      <w:r>
+        <w:rPr>
+          <w:rFonts w:ascii="Calibri" w:hAnsi="Calibri" w:cs="Calibri"/>
+          <w:bCs/>
+          <w:sz w:val="24"/>
+          <w:szCs w:val="24"/>
+        </w:rPr>
+        <w:t xml:space="preserve">Hace </w:t>
+      </w:r>
+      <w:proofErr w:type="spellStart"/>
+      <w:r>
+        <w:rPr>
+          <w:rFonts w:ascii="Calibri" w:hAnsi="Calibri" w:cs="Calibri"/>
+          <w:bCs/>
+          <w:sz w:val="24"/>
+          <w:szCs w:val="24"/>
+        </w:rPr>
+        <w:t>mas</w:t>
+      </w:r>
+      <w:proofErr w:type="spellEnd"/>
+      <w:r>
+        <w:rPr>
+          <w:rFonts w:ascii="Calibri" w:hAnsi="Calibri" w:cs="Calibri"/>
+          <w:bCs/>
+          <w:sz w:val="24"/>
+          <w:szCs w:val="24"/>
+        </w:rPr>
+        <w:t xml:space="preserve"> fácil el reutilizar el código, hace </w:t>
+      </w:r>
+      <w:proofErr w:type="spellStart"/>
+      <w:r>
+        <w:rPr>
+          <w:rFonts w:ascii="Calibri" w:hAnsi="Calibri" w:cs="Calibri"/>
+          <w:bCs/>
+          <w:sz w:val="24"/>
+          <w:szCs w:val="24"/>
+        </w:rPr>
+        <w:t>mas</w:t>
+      </w:r>
+      <w:proofErr w:type="spellEnd"/>
+      <w:r>
+        <w:rPr>
+          <w:rFonts w:ascii="Calibri" w:hAnsi="Calibri" w:cs="Calibri"/>
+          <w:bCs/>
+          <w:sz w:val="24"/>
+          <w:szCs w:val="24"/>
+        </w:rPr>
+        <w:t xml:space="preserve"> fácil encontrar errores, facilita hacer pruebas, los componentes se pueden revisar por independiente.</w:t>
       </w:r>
     </w:p>
     <w:p>
@@ -7093,7 +7975,7 @@
         <w:pStyle w:val="Prrafodelista"/>
         <w:spacing w:after="0" w:line="240" w:lineRule="auto"/>
         <w:rPr>
-          <w:rFonts w:cs="Calibri"/>
+          <w:rFonts w:ascii="Calibri" w:hAnsi="Calibri" w:cs="Calibri"/>
           <w:b/>
           <w:sz w:val="24"/>
           <w:szCs w:val="24"/>
@@ -7101,12 +7983,29 @@
       </w:pPr>
       <w:r>
         <w:rPr>
-          <w:rFonts w:cs="Calibri"/>
+          <w:rFonts w:ascii="Calibri" w:hAnsi="Calibri" w:cs="Calibri"/>
           <w:b/>
           <w:sz w:val="24"/>
           <w:szCs w:val="24"/>
         </w:rPr>
         <w:t>RTA:</w:t>
+      </w:r>
+      <w:r>
+        <w:t xml:space="preserve"> </w:t>
+      </w:r>
+      <w:r>
+        <w:rPr>
+          <w:rFonts w:ascii="Calibri" w:hAnsi="Calibri" w:cs="Calibri"/>
+        </w:rPr>
+        <w:t>E</w:t>
+      </w:r>
+      <w:r>
+        <w:rPr>
+          <w:rFonts w:ascii="Calibri" w:hAnsi="Calibri" w:cs="Calibri"/>
+          <w:sz w:val="24"/>
+          <w:szCs w:val="24"/>
+        </w:rPr>
+        <w:t>s un conjunto de reglas y mecanismos que permite que dos aplicaciones o sistemas se comuniquen entre sí y compartan información o servicios, sin necesidad de conocer cómo funciona internamente cada uno.</w:t>
       </w:r>
     </w:p>
     <w:p>
@@ -7138,20 +8037,38 @@
         <w:pStyle w:val="Prrafodelista"/>
         <w:spacing w:after="0" w:line="240" w:lineRule="auto"/>
         <w:rPr>
-          <w:rFonts w:cs="Calibri"/>
+          <w:rFonts w:ascii="Calibri" w:hAnsi="Calibri" w:cs="Calibri"/>
+          <w:bCs/>
+          <w:sz w:val="24"/>
+          <w:szCs w:val="24"/>
+        </w:rPr>
+      </w:pPr>
+      <w:r>
+        <w:rPr>
+          <w:rFonts w:ascii="Calibri" w:hAnsi="Calibri" w:cs="Calibri"/>
           <w:b/>
           <w:sz w:val="24"/>
           <w:szCs w:val="24"/>
         </w:rPr>
-      </w:pPr>
-      <w:r>
-        <w:rPr>
-          <w:rFonts w:cs="Calibri"/>
+        <w:t>RTA:</w:t>
+      </w:r>
+      <w:r>
+        <w:rPr>
+          <w:rFonts w:ascii="Calibri" w:hAnsi="Calibri" w:cs="Calibri"/>
           <w:b/>
           <w:sz w:val="24"/>
           <w:szCs w:val="24"/>
         </w:rPr>
-        <w:t>RTA:</w:t>
+        <w:t xml:space="preserve"> </w:t>
+      </w:r>
+      <w:r>
+        <w:rPr>
+          <w:rFonts w:ascii="Calibri" w:hAnsi="Calibri" w:cs="Calibri"/>
+          <w:bCs/>
+          <w:sz w:val="24"/>
+          <w:szCs w:val="24"/>
+        </w:rPr>
+        <w:t>Dos sistemas diferentes se comuniquen entre si sin la necesidad de conocer el funcionamiento de cada 1</w:t>
       </w:r>
     </w:p>
     <w:p>
@@ -7216,7 +8133,7 @@
           <w:sz w:val="24"/>
           <w:szCs w:val="24"/>
         </w:rPr>
-        <w:t>RTA</w:t>
+        <w:t>RTA:</w:t>
       </w:r>
       <w:r>
         <w:rPr>
@@ -7225,7 +8142,36 @@
           <w:sz w:val="24"/>
           <w:szCs w:val="24"/>
         </w:rPr>
-        <w:t>:</w:t>
+        <w:t xml:space="preserve"> </w:t>
+      </w:r>
+      <w:r>
+        <w:rPr>
+          <w:rFonts w:cs="Calibri"/>
+          <w:bCs/>
+          <w:sz w:val="24"/>
+          <w:szCs w:val="24"/>
+        </w:rPr>
+        <w:t xml:space="preserve">Google </w:t>
+      </w:r>
+      <w:proofErr w:type="spellStart"/>
+      <w:r>
+        <w:rPr>
+          <w:rFonts w:cs="Calibri"/>
+          <w:bCs/>
+          <w:sz w:val="24"/>
+          <w:szCs w:val="24"/>
+        </w:rPr>
+        <w:t>maps</w:t>
+      </w:r>
+      <w:proofErr w:type="spellEnd"/>
+      <w:r>
+        <w:rPr>
+          <w:rFonts w:cs="Calibri"/>
+          <w:bCs/>
+          <w:sz w:val="24"/>
+          <w:szCs w:val="24"/>
+        </w:rPr>
+        <w:t>, Rapi, Uber, clima</w:t>
       </w:r>
     </w:p>
     <w:p>
@@ -7270,7 +8216,7 @@
           <w:sz w:val="24"/>
           <w:szCs w:val="24"/>
         </w:rPr>
-        <w:t>RTA</w:t>
+        <w:t>RTA:</w:t>
       </w:r>
       <w:r>
         <w:rPr>
@@ -7279,7 +8225,87 @@
           <w:sz w:val="24"/>
           <w:szCs w:val="24"/>
         </w:rPr>
-        <w:t>:</w:t>
+        <w:t xml:space="preserve"> </w:t>
+      </w:r>
+      <w:proofErr w:type="spellStart"/>
+      <w:r>
+        <w:rPr>
+          <w:rFonts w:cs="Calibri"/>
+          <w:bCs/>
+          <w:sz w:val="24"/>
+          <w:szCs w:val="24"/>
+        </w:rPr>
+        <w:t>Reutilizacion</w:t>
+      </w:r>
+      <w:proofErr w:type="spellEnd"/>
+      <w:r>
+        <w:rPr>
+          <w:rFonts w:cs="Calibri"/>
+          <w:bCs/>
+          <w:sz w:val="24"/>
+          <w:szCs w:val="24"/>
+        </w:rPr>
+        <w:t xml:space="preserve">, </w:t>
+      </w:r>
+      <w:proofErr w:type="spellStart"/>
+      <w:r>
+        <w:rPr>
+          <w:rFonts w:cs="Calibri"/>
+          <w:bCs/>
+          <w:sz w:val="24"/>
+          <w:szCs w:val="24"/>
+        </w:rPr>
+        <w:t>conecion</w:t>
+      </w:r>
+      <w:proofErr w:type="spellEnd"/>
+      <w:r>
+        <w:rPr>
+          <w:rFonts w:cs="Calibri"/>
+          <w:bCs/>
+          <w:sz w:val="24"/>
+          <w:szCs w:val="24"/>
+        </w:rPr>
+        <w:t xml:space="preserve"> con sistemas </w:t>
+      </w:r>
+      <w:proofErr w:type="gramStart"/>
+      <w:r>
+        <w:rPr>
+          <w:rFonts w:cs="Calibri"/>
+          <w:bCs/>
+          <w:sz w:val="24"/>
+          <w:szCs w:val="24"/>
+        </w:rPr>
+        <w:t>diferentes</w:t>
+      </w:r>
+      <w:proofErr w:type="gramEnd"/>
+      <w:r>
+        <w:rPr>
+          <w:rFonts w:cs="Calibri"/>
+          <w:bCs/>
+          <w:sz w:val="24"/>
+          <w:szCs w:val="24"/>
+        </w:rPr>
+        <w:t xml:space="preserve"> pero sin inferir en su programación interna, no entra en </w:t>
+      </w:r>
+      <w:proofErr w:type="gramStart"/>
+      <w:r>
+        <w:rPr>
+          <w:rFonts w:cs="Calibri"/>
+          <w:bCs/>
+          <w:sz w:val="24"/>
+          <w:szCs w:val="24"/>
+        </w:rPr>
+        <w:t>los sistema</w:t>
+      </w:r>
+      <w:proofErr w:type="gramEnd"/>
+      <w:r>
+        <w:rPr>
+          <w:rFonts w:cs="Calibri"/>
+          <w:bCs/>
+          <w:sz w:val="24"/>
+          <w:szCs w:val="24"/>
+        </w:rPr>
+        <w:t>, usa las opciones permitidas.</w:t>
       </w:r>
     </w:p>
     <w:p>
@@ -7386,16 +8412,19 @@
           <w:sz w:val="24"/>
           <w:szCs w:val="24"/>
         </w:rPr>
-        <w:t>RTA</w:t>
-      </w:r>
-      <w:r>
-        <w:rPr>
-          <w:rFonts w:cs="Calibri"/>
-          <w:b/>
-          <w:sz w:val="24"/>
-          <w:szCs w:val="24"/>
-        </w:rPr>
-        <w:t>:</w:t>
+        <w:t>RTA:</w:t>
+      </w:r>
+      <w:r>
+        <w:t xml:space="preserve"> </w:t>
+      </w:r>
+      <w:r>
+        <w:rPr>
+          <w:rFonts w:cs="Calibri"/>
+          <w:bCs/>
+          <w:sz w:val="24"/>
+          <w:szCs w:val="24"/>
+        </w:rPr>
+        <w:t>UML (Lenguaje Unificado de Modelado) es un lenguaje visual que se usa para representar, diseñar y documentar sistemas de software mediante diagramas.</w:t>
       </w:r>
     </w:p>
     <w:p>
@@ -7440,7 +8469,7 @@
           <w:sz w:val="24"/>
           <w:szCs w:val="24"/>
         </w:rPr>
-        <w:t>RTA</w:t>
+        <w:t>RTA:</w:t>
       </w:r>
       <w:r>
         <w:rPr>
@@ -7449,7 +8478,136 @@
           <w:sz w:val="24"/>
           <w:szCs w:val="24"/>
         </w:rPr>
-        <w:t>:</w:t>
+        <w:t xml:space="preserve"> </w:t>
+      </w:r>
+      <w:r>
+        <w:rPr>
+          <w:rFonts w:cs="Calibri"/>
+          <w:bCs/>
+          <w:sz w:val="24"/>
+          <w:szCs w:val="24"/>
+        </w:rPr>
+        <w:t xml:space="preserve">Plano del </w:t>
+      </w:r>
+      <w:proofErr w:type="spellStart"/>
+      <w:r>
+        <w:rPr>
+          <w:rFonts w:cs="Calibri"/>
+          <w:bCs/>
+          <w:sz w:val="24"/>
+          <w:szCs w:val="24"/>
+        </w:rPr>
+        <w:t>sofware</w:t>
+      </w:r>
+      <w:proofErr w:type="spellEnd"/>
+      <w:r>
+        <w:rPr>
+          <w:rFonts w:cs="Calibri"/>
+          <w:bCs/>
+          <w:sz w:val="24"/>
+          <w:szCs w:val="24"/>
+        </w:rPr>
+        <w:t xml:space="preserve"> orientado a </w:t>
+      </w:r>
+      <w:proofErr w:type="gramStart"/>
+      <w:r>
+        <w:rPr>
+          <w:rFonts w:cs="Calibri"/>
+          <w:bCs/>
+          <w:sz w:val="24"/>
+          <w:szCs w:val="24"/>
+        </w:rPr>
+        <w:t>objetos,  un</w:t>
+      </w:r>
+      <w:proofErr w:type="gramEnd"/>
+      <w:r>
+        <w:rPr>
+          <w:rFonts w:cs="Calibri"/>
+          <w:bCs/>
+          <w:sz w:val="24"/>
+          <w:szCs w:val="24"/>
+        </w:rPr>
+        <w:t xml:space="preserve"> rectángulo que se divide en 3 partes, nombre, </w:t>
+      </w:r>
+      <w:proofErr w:type="spellStart"/>
+      <w:r>
+        <w:rPr>
+          <w:rFonts w:cs="Calibri"/>
+          <w:bCs/>
+          <w:sz w:val="24"/>
+          <w:szCs w:val="24"/>
+        </w:rPr>
+        <w:t>atrubutos</w:t>
+      </w:r>
+      <w:proofErr w:type="spellEnd"/>
+      <w:r>
+        <w:rPr>
+          <w:rFonts w:cs="Calibri"/>
+          <w:bCs/>
+          <w:sz w:val="24"/>
+          <w:szCs w:val="24"/>
+        </w:rPr>
+        <w:t xml:space="preserve">, métodos, con sus caracteres, </w:t>
+      </w:r>
+      <w:proofErr w:type="gramStart"/>
+      <w:r>
+        <w:rPr>
+          <w:rFonts w:cs="Calibri"/>
+          <w:bCs/>
+          <w:sz w:val="24"/>
+          <w:szCs w:val="24"/>
+        </w:rPr>
+        <w:t>publico(</w:t>
+      </w:r>
+      <w:proofErr w:type="gramEnd"/>
+      <w:r>
+        <w:rPr>
+          <w:rFonts w:cs="Calibri"/>
+          <w:bCs/>
+          <w:sz w:val="24"/>
+          <w:szCs w:val="24"/>
+        </w:rPr>
+        <w:t xml:space="preserve">+), </w:t>
+      </w:r>
+      <w:proofErr w:type="gramStart"/>
+      <w:r>
+        <w:rPr>
+          <w:rFonts w:cs="Calibri"/>
+          <w:bCs/>
+          <w:sz w:val="24"/>
+          <w:szCs w:val="24"/>
+        </w:rPr>
+        <w:t>privado(</w:t>
+      </w:r>
+      <w:proofErr w:type="gramEnd"/>
+      <w:r>
+        <w:rPr>
+          <w:rFonts w:cs="Calibri"/>
+          <w:bCs/>
+          <w:sz w:val="24"/>
+          <w:szCs w:val="24"/>
+        </w:rPr>
+        <w:t xml:space="preserve">-), </w:t>
+      </w:r>
+      <w:proofErr w:type="gramStart"/>
+      <w:r>
+        <w:rPr>
+          <w:rFonts w:cs="Calibri"/>
+          <w:bCs/>
+          <w:sz w:val="24"/>
+          <w:szCs w:val="24"/>
+        </w:rPr>
+        <w:t>protegido(</w:t>
+      </w:r>
+      <w:proofErr w:type="gramEnd"/>
+      <w:r>
+        <w:rPr>
+          <w:rFonts w:cs="Calibri"/>
+          <w:bCs/>
+          <w:sz w:val="24"/>
+          <w:szCs w:val="24"/>
+        </w:rPr>
+        <w:t>#).</w:t>
       </w:r>
     </w:p>
     <w:p>
@@ -7494,7 +8652,7 @@
           <w:sz w:val="24"/>
           <w:szCs w:val="24"/>
         </w:rPr>
-        <w:t>RTA</w:t>
+        <w:t>RTA:</w:t>
       </w:r>
       <w:r>
         <w:rPr>
@@ -7503,8 +8661,79 @@
           <w:sz w:val="24"/>
           <w:szCs w:val="24"/>
         </w:rPr>
-        <w:t>:</w:t>
-      </w:r>
+        <w:t xml:space="preserve"> </w:t>
+      </w:r>
+      <w:r>
+        <w:rPr>
+          <w:rFonts w:cs="Calibri"/>
+          <w:bCs/>
+          <w:sz w:val="24"/>
+          <w:szCs w:val="24"/>
+        </w:rPr>
+        <w:t xml:space="preserve">Clases elemento principal, </w:t>
+      </w:r>
+      <w:proofErr w:type="spellStart"/>
+      <w:r>
+        <w:rPr>
+          <w:rFonts w:cs="Calibri"/>
+          <w:bCs/>
+          <w:sz w:val="24"/>
+          <w:szCs w:val="24"/>
+        </w:rPr>
+        <w:t>atrubutos</w:t>
+      </w:r>
+      <w:proofErr w:type="spellEnd"/>
+      <w:r>
+        <w:rPr>
+          <w:rFonts w:cs="Calibri"/>
+          <w:bCs/>
+          <w:sz w:val="24"/>
+          <w:szCs w:val="24"/>
+        </w:rPr>
+        <w:t xml:space="preserve"> características de las clases, métodos funciones de las clases, </w:t>
+      </w:r>
+      <w:r>
+        <w:rPr>
+          <w:rFonts w:cs="Calibri"/>
+          <w:bCs/>
+          <w:sz w:val="24"/>
+          <w:szCs w:val="24"/>
+        </w:rPr>
+        <w:t xml:space="preserve">modificadores de acceso, relaciones entre clases, </w:t>
+      </w:r>
+      <w:proofErr w:type="spellStart"/>
+      <w:r>
+        <w:rPr>
+          <w:rFonts w:cs="Calibri"/>
+          <w:bCs/>
+          <w:sz w:val="24"/>
+          <w:szCs w:val="24"/>
+        </w:rPr>
+        <w:t>herenecia</w:t>
+      </w:r>
+      <w:proofErr w:type="spellEnd"/>
+      <w:r>
+        <w:rPr>
+          <w:rFonts w:cs="Calibri"/>
+          <w:bCs/>
+          <w:sz w:val="24"/>
+          <w:szCs w:val="24"/>
+        </w:rPr>
+        <w:t xml:space="preserve">, agregación, </w:t>
+      </w:r>
+      <w:proofErr w:type="spellStart"/>
+      <w:proofErr w:type="gramStart"/>
+      <w:r>
+        <w:rPr>
+          <w:rFonts w:cs="Calibri"/>
+          <w:bCs/>
+          <w:sz w:val="24"/>
+          <w:szCs w:val="24"/>
+        </w:rPr>
+        <w:t>composición,multiplicidad</w:t>
+      </w:r>
+      <w:proofErr w:type="spellEnd"/>
+      <w:proofErr w:type="gramEnd"/>
     </w:p>
     <w:p>
       <w:pPr>
@@ -7550,6 +8779,180 @@
         </w:rPr>
         <w:t>RTA</w:t>
       </w:r>
+      <w:r>
+        <w:rPr>
+          <w:rFonts w:cs="Calibri"/>
+          <w:b/>
+          <w:sz w:val="24"/>
+          <w:szCs w:val="24"/>
+        </w:rPr>
+        <w:t xml:space="preserve">: </w:t>
+      </w:r>
+      <w:r>
+        <w:rPr>
+          <w:rFonts w:cs="Calibri"/>
+          <w:bCs/>
+          <w:sz w:val="24"/>
+          <w:szCs w:val="24"/>
+        </w:rPr>
+        <w:t>Los atributos se escriben en la parte media de la clase</w:t>
+      </w:r>
+      <w:r>
+        <w:rPr>
+          <w:rFonts w:cs="Calibri"/>
+          <w:bCs/>
+          <w:sz w:val="24"/>
+          <w:szCs w:val="24"/>
+        </w:rPr>
+        <w:t>, (</w:t>
+      </w:r>
+      <w:proofErr w:type="gramStart"/>
+      <w:r>
+        <w:rPr>
+          <w:rFonts w:cs="Calibri"/>
+          <w:bCs/>
+          <w:sz w:val="24"/>
+          <w:szCs w:val="24"/>
+        </w:rPr>
+        <w:t>+</w:t>
+      </w:r>
+      <w:r>
+        <w:rPr>
+          <w:rFonts w:cs="Calibri"/>
+          <w:bCs/>
+          <w:sz w:val="24"/>
+          <w:szCs w:val="24"/>
+        </w:rPr>
+        <w:t>)</w:t>
+      </w:r>
+      <w:r>
+        <w:rPr>
+          <w:rFonts w:cs="Calibri"/>
+          <w:bCs/>
+          <w:sz w:val="24"/>
+          <w:szCs w:val="24"/>
+        </w:rPr>
+        <w:t>Público</w:t>
+      </w:r>
+      <w:proofErr w:type="gramEnd"/>
+      <w:r>
+        <w:rPr>
+          <w:rFonts w:cs="Calibri"/>
+          <w:bCs/>
+          <w:sz w:val="24"/>
+          <w:szCs w:val="24"/>
+        </w:rPr>
+        <w:t>, (</w:t>
+      </w:r>
+      <w:proofErr w:type="gramStart"/>
+      <w:r>
+        <w:rPr>
+          <w:rFonts w:cs="Calibri"/>
+          <w:bCs/>
+          <w:sz w:val="24"/>
+          <w:szCs w:val="24"/>
+        </w:rPr>
+        <w:t>-</w:t>
+      </w:r>
+      <w:r>
+        <w:rPr>
+          <w:rFonts w:cs="Calibri"/>
+          <w:bCs/>
+          <w:sz w:val="24"/>
+          <w:szCs w:val="24"/>
+        </w:rPr>
+        <w:t>)</w:t>
+      </w:r>
+      <w:r>
+        <w:rPr>
+          <w:rFonts w:cs="Calibri"/>
+          <w:bCs/>
+          <w:sz w:val="24"/>
+          <w:szCs w:val="24"/>
+        </w:rPr>
+        <w:t>Privado</w:t>
+      </w:r>
+      <w:proofErr w:type="gramEnd"/>
+      <w:r>
+        <w:rPr>
+          <w:rFonts w:cs="Calibri"/>
+          <w:bCs/>
+          <w:sz w:val="24"/>
+          <w:szCs w:val="24"/>
+        </w:rPr>
+        <w:t>, (</w:t>
+      </w:r>
+      <w:proofErr w:type="gramStart"/>
+      <w:r>
+        <w:rPr>
+          <w:rFonts w:cs="Calibri"/>
+          <w:bCs/>
+          <w:sz w:val="24"/>
+          <w:szCs w:val="24"/>
+        </w:rPr>
+        <w:t>#</w:t>
+      </w:r>
+      <w:r>
+        <w:rPr>
+          <w:rFonts w:cs="Calibri"/>
+          <w:bCs/>
+          <w:sz w:val="24"/>
+          <w:szCs w:val="24"/>
+        </w:rPr>
+        <w:t>)</w:t>
+      </w:r>
+      <w:r>
+        <w:rPr>
+          <w:rFonts w:cs="Calibri"/>
+          <w:bCs/>
+          <w:sz w:val="24"/>
+          <w:szCs w:val="24"/>
+        </w:rPr>
+        <w:t>Protegido</w:t>
+      </w:r>
+      <w:proofErr w:type="gramEnd"/>
+      <w:r>
+        <w:rPr>
+          <w:rFonts w:cs="Calibri"/>
+          <w:bCs/>
+          <w:sz w:val="24"/>
+          <w:szCs w:val="24"/>
+        </w:rPr>
+        <w:t xml:space="preserve">, </w:t>
+      </w:r>
+      <w:r>
+        <w:rPr>
+          <w:rFonts w:cs="Calibri"/>
+          <w:bCs/>
+          <w:sz w:val="24"/>
+          <w:szCs w:val="24"/>
+        </w:rPr>
+        <w:t>Los métodos se escriben en la parte inferior de la clase</w:t>
+      </w:r>
+    </w:p>
+    <w:p>
+      <w:pPr>
+        <w:spacing w:after="0" w:line="240" w:lineRule="auto"/>
+        <w:ind w:left="720"/>
+        <w:rPr>
+          <w:rFonts w:cs="Calibri"/>
+          <w:bCs/>
+          <w:sz w:val="24"/>
+          <w:szCs w:val="24"/>
+        </w:rPr>
+      </w:pPr>
+    </w:p>
+    <w:p>
+      <w:pPr>
+        <w:spacing w:after="0" w:line="240" w:lineRule="auto"/>
+        <w:ind w:left="720"/>
+        <w:rPr>
+          <w:rFonts w:cs="Calibri"/>
+          <w:bCs/>
+          <w:sz w:val="24"/>
+          <w:szCs w:val="24"/>
+        </w:rPr>
+      </w:pPr>
     </w:p>
     <w:p>
       <w:pPr>
@@ -7569,7 +8972,7 @@
           <w:szCs w:val="24"/>
         </w:rPr>
         <w:pict w14:anchorId="13E8BC8C">
-          <v:rect id="_x0000_i1038" style="width:0;height:1.5pt" o:hralign="center" o:hrstd="t" o:hr="t" fillcolor="#a0a0a0" stroked="f"/>
+          <v:rect id="_x0000_i1090" style="width:0;height:1.5pt" o:hralign="center" o:hrstd="t" o:hr="t" fillcolor="#a0a0a0" stroked="f"/>
         </w:pict>
       </w:r>
     </w:p>
@@ -7590,6 +8993,7 @@
           <w:sz w:val="24"/>
           <w:szCs w:val="24"/>
         </w:rPr>
+        <w:lastRenderedPageBreak/>
         <w:t>Tema 9. Relaciones en la Programación Orientada a Objetos</w:t>
       </w:r>
     </w:p>
@@ -7653,6 +9057,44 @@
         </w:rPr>
         <w:t>RTA:</w:t>
       </w:r>
+      <w:r>
+        <w:rPr>
+          <w:rFonts w:cs="Calibri"/>
+          <w:b/>
+          <w:sz w:val="24"/>
+          <w:szCs w:val="24"/>
+        </w:rPr>
+        <w:t xml:space="preserve"> </w:t>
+      </w:r>
+      <w:r>
+        <w:rPr>
+          <w:rFonts w:cs="Calibri"/>
+          <w:bCs/>
+          <w:sz w:val="24"/>
+          <w:szCs w:val="24"/>
+        </w:rPr>
+        <w:t xml:space="preserve">Es cuando una clase se relaciona y/o se asocia a </w:t>
+      </w:r>
+      <w:proofErr w:type="gramStart"/>
+      <w:r>
+        <w:rPr>
+          <w:rFonts w:cs="Calibri"/>
+          <w:bCs/>
+          <w:sz w:val="24"/>
+          <w:szCs w:val="24"/>
+        </w:rPr>
+        <w:t>otra</w:t>
+      </w:r>
+      <w:proofErr w:type="gramEnd"/>
+      <w:r>
+        <w:rPr>
+          <w:rFonts w:cs="Calibri"/>
+          <w:bCs/>
+          <w:sz w:val="24"/>
+          <w:szCs w:val="24"/>
+        </w:rPr>
+        <w:t xml:space="preserve"> pero pueden funcionar de manera independiente</w:t>
+      </w:r>
     </w:p>
     <w:p>
       <w:pPr>
@@ -7660,11 +9102,20 @@
         <w:ind w:left="708"/>
         <w:rPr>
           <w:rFonts w:cs="Calibri"/>
+          <w:bCs/>
+          <w:sz w:val="24"/>
+          <w:szCs w:val="24"/>
+        </w:rPr>
+      </w:pPr>
+      <w:r>
+        <w:rPr>
+          <w:rFonts w:cs="Calibri"/>
           <w:b/>
           <w:sz w:val="24"/>
           <w:szCs w:val="24"/>
         </w:rPr>
-      </w:pPr>
+        <w:t>Ejemplo:</w:t>
+      </w:r>
       <w:r>
         <w:rPr>
           <w:rFonts w:cs="Calibri"/>
@@ -7672,6 +9123,117 @@
           <w:sz w:val="24"/>
           <w:szCs w:val="24"/>
         </w:rPr>
+        <w:t xml:space="preserve"> </w:t>
+      </w:r>
+      <w:r>
+        <w:rPr>
+          <w:rFonts w:cs="Calibri"/>
+          <w:bCs/>
+          <w:sz w:val="24"/>
+          <w:szCs w:val="24"/>
+        </w:rPr>
+        <w:t xml:space="preserve">Un cliente puede hacer </w:t>
+      </w:r>
+      <w:proofErr w:type="gramStart"/>
+      <w:r>
+        <w:rPr>
+          <w:rFonts w:cs="Calibri"/>
+          <w:bCs/>
+          <w:sz w:val="24"/>
+          <w:szCs w:val="24"/>
+        </w:rPr>
+        <w:t>pedidos</w:t>
+      </w:r>
+      <w:proofErr w:type="gramEnd"/>
+      <w:r>
+        <w:rPr>
+          <w:rFonts w:cs="Calibri"/>
+          <w:bCs/>
+          <w:sz w:val="24"/>
+          <w:szCs w:val="24"/>
+        </w:rPr>
+        <w:t xml:space="preserve"> pero sin pedidos el cliente </w:t>
+      </w:r>
+      <w:proofErr w:type="spellStart"/>
+      <w:r>
+        <w:rPr>
+          <w:rFonts w:cs="Calibri"/>
+          <w:bCs/>
+          <w:sz w:val="24"/>
+          <w:szCs w:val="24"/>
+        </w:rPr>
+        <w:t>aun</w:t>
+      </w:r>
+      <w:proofErr w:type="spellEnd"/>
+      <w:r>
+        <w:rPr>
+          <w:rFonts w:cs="Calibri"/>
+          <w:bCs/>
+          <w:sz w:val="24"/>
+          <w:szCs w:val="24"/>
+        </w:rPr>
+        <w:t xml:space="preserve"> existe no dependen del otro</w:t>
+      </w:r>
+    </w:p>
+    <w:p>
+      <w:pPr>
+        <w:spacing w:after="0" w:line="240" w:lineRule="auto"/>
+        <w:rPr>
+          <w:rFonts w:cs="Calibri"/>
+          <w:b/>
+          <w:sz w:val="24"/>
+          <w:szCs w:val="24"/>
+        </w:rPr>
+      </w:pPr>
+      <w:r>
+        <w:rPr>
+          <w:rFonts w:cs="Calibri"/>
+          <w:b/>
+          <w:sz w:val="24"/>
+          <w:szCs w:val="24"/>
+        </w:rPr>
+        <w:t>Agregación</w:t>
+      </w:r>
+    </w:p>
+    <w:p>
+      <w:pPr>
+        <w:spacing w:after="0" w:line="240" w:lineRule="auto"/>
+        <w:ind w:left="708"/>
+        <w:rPr>
+          <w:rFonts w:cs="Calibri"/>
+          <w:b/>
+          <w:sz w:val="24"/>
+          <w:szCs w:val="24"/>
+        </w:rPr>
+      </w:pPr>
+      <w:r>
+        <w:rPr>
+          <w:rFonts w:cs="Calibri"/>
+          <w:b/>
+          <w:sz w:val="24"/>
+          <w:szCs w:val="24"/>
+        </w:rPr>
+        <w:t>RTA:</w:t>
+      </w:r>
+    </w:p>
+    <w:p>
+      <w:pPr>
+        <w:spacing w:after="0" w:line="240" w:lineRule="auto"/>
+        <w:ind w:left="708"/>
+        <w:rPr>
+          <w:rFonts w:cs="Calibri"/>
+          <w:b/>
+          <w:sz w:val="24"/>
+          <w:szCs w:val="24"/>
+        </w:rPr>
+      </w:pPr>
+      <w:r>
+        <w:rPr>
+          <w:rFonts w:cs="Calibri"/>
+          <w:b/>
+          <w:sz w:val="24"/>
+          <w:szCs w:val="24"/>
+        </w:rPr>
         <w:t>Ejemplo:</w:t>
       </w:r>
     </w:p>
@@ -7692,7 +9254,7 @@
           <w:sz w:val="24"/>
           <w:szCs w:val="24"/>
         </w:rPr>
-        <w:t>Agregación</w:t>
+        <w:t>Composición</w:t>
       </w:r>
     </w:p>
     <w:p>
@@ -7754,7 +9316,7 @@
           <w:sz w:val="24"/>
           <w:szCs w:val="24"/>
         </w:rPr>
-        <w:t>Composición</w:t>
+        <w:t>Generalización</w:t>
       </w:r>
     </w:p>
     <w:p>
@@ -7816,69 +9378,6 @@
           <w:sz w:val="24"/>
           <w:szCs w:val="24"/>
         </w:rPr>
-        <w:t>Generalización</w:t>
-      </w:r>
-    </w:p>
-    <w:p>
-      <w:pPr>
-        <w:spacing w:after="0" w:line="240" w:lineRule="auto"/>
-        <w:ind w:left="708"/>
-        <w:rPr>
-          <w:rFonts w:cs="Calibri"/>
-          <w:b/>
-          <w:sz w:val="24"/>
-          <w:szCs w:val="24"/>
-        </w:rPr>
-      </w:pPr>
-      <w:r>
-        <w:rPr>
-          <w:rFonts w:cs="Calibri"/>
-          <w:b/>
-          <w:sz w:val="24"/>
-          <w:szCs w:val="24"/>
-        </w:rPr>
-        <w:t>RTA:</w:t>
-      </w:r>
-    </w:p>
-    <w:p>
-      <w:pPr>
-        <w:spacing w:after="0" w:line="240" w:lineRule="auto"/>
-        <w:ind w:left="708"/>
-        <w:rPr>
-          <w:rFonts w:cs="Calibri"/>
-          <w:b/>
-          <w:sz w:val="24"/>
-          <w:szCs w:val="24"/>
-        </w:rPr>
-      </w:pPr>
-      <w:r>
-        <w:rPr>
-          <w:rFonts w:cs="Calibri"/>
-          <w:b/>
-          <w:sz w:val="24"/>
-          <w:szCs w:val="24"/>
-        </w:rPr>
-        <w:t>Ejemplo:</w:t>
-      </w:r>
-    </w:p>
-    <w:p>
-      <w:pPr>
-        <w:spacing w:after="0" w:line="240" w:lineRule="auto"/>
-        <w:rPr>
-          <w:rFonts w:cs="Calibri"/>
-          <w:b/>
-          <w:sz w:val="24"/>
-          <w:szCs w:val="24"/>
-        </w:rPr>
-      </w:pPr>
-      <w:r>
-        <w:rPr>
-          <w:rFonts w:cs="Calibri"/>
-          <w:b/>
-          <w:sz w:val="24"/>
-          <w:szCs w:val="24"/>
-        </w:rPr>
-        <w:lastRenderedPageBreak/>
         <w:t>Construir ejemplos para cada caso.</w:t>
       </w:r>
     </w:p>
@@ -8123,34 +9622,7 @@
           <w:sz w:val="24"/>
           <w:szCs w:val="24"/>
         </w:rPr>
-        <w:t>RTA</w:t>
-      </w:r>
-      <w:r>
-        <w:rPr>
-          <w:rFonts w:cs="Calibri"/>
-          <w:b/>
-          <w:sz w:val="24"/>
-          <w:szCs w:val="24"/>
-        </w:rPr>
-        <w:t>S</w:t>
-      </w:r>
-      <w:r>
-        <w:rPr>
-          <w:rFonts w:cs="Calibri"/>
-          <w:b/>
-          <w:sz w:val="24"/>
-          <w:szCs w:val="24"/>
-        </w:rPr>
-        <w:t>:</w:t>
-      </w:r>
-      <w:r>
-        <w:rPr>
-          <w:rFonts w:cs="Calibri"/>
-          <w:b/>
-          <w:sz w:val="24"/>
-          <w:szCs w:val="24"/>
-        </w:rPr>
-        <w:t xml:space="preserve"> Aqui estarán los mapas conceptuales representaciones graficas y cuadros comparativos</w:t>
+        <w:t>RTAS: Aqui estarán los mapas conceptuales representaciones graficas y cuadros comparativos</w:t>
       </w:r>
     </w:p>
     <w:p>
@@ -8158,7 +9630,7 @@
         <w:pStyle w:val="Prrafodelista"/>
         <w:spacing w:after="0" w:line="240" w:lineRule="auto"/>
         <w:rPr>
-          <w:rFonts w:cs="Calibri"/>
+          <w:rFonts w:ascii="Calibri" w:hAnsi="Calibri" w:cs="Calibri"/>
           <w:bCs/>
           <w:sz w:val="24"/>
           <w:szCs w:val="24"/>
@@ -8462,6 +9934,7 @@
           <w:sz w:val="24"/>
           <w:szCs w:val="24"/>
         </w:rPr>
+        <w:lastRenderedPageBreak/>
         <w:t xml:space="preserve">Préstamos </w:t>
       </w:r>
     </w:p>
@@ -8816,7 +10289,6 @@
           <w:sz w:val="24"/>
           <w:szCs w:val="24"/>
         </w:rPr>
-        <w:lastRenderedPageBreak/>
         <w:t>Explicar cómo se evidencian:</w:t>
       </w:r>
     </w:p>
@@ -9389,6 +10861,7 @@
           <w:sz w:val="24"/>
           <w:szCs w:val="24"/>
         </w:rPr>
+        <w:lastRenderedPageBreak/>
         <w:t>Una clínica necesita administrar:</w:t>
       </w:r>
     </w:p>
@@ -9743,7 +11216,6 @@
           <w:sz w:val="24"/>
           <w:szCs w:val="24"/>
         </w:rPr>
-        <w:lastRenderedPageBreak/>
         <w:t>3. Identificación de Métodos</w:t>
       </w:r>
     </w:p>
@@ -10316,6 +11788,7 @@
           <w:sz w:val="24"/>
           <w:szCs w:val="24"/>
         </w:rPr>
+        <w:lastRenderedPageBreak/>
         <w:t>10 horas</w:t>
       </w:r>
     </w:p>
@@ -11077,7 +12550,6 @@
                 <w:sz w:val="24"/>
                 <w:szCs w:val="24"/>
               </w:rPr>
-              <w:lastRenderedPageBreak/>
               <w:t>Análisis</w:t>
             </w:r>
           </w:p>
@@ -11881,6 +13353,7 @@
           <w:sz w:val="24"/>
           <w:szCs w:val="24"/>
         </w:rPr>
+        <w:lastRenderedPageBreak/>
         <w:t xml:space="preserve">Composición. </w:t>
       </w:r>
     </w:p>
@@ -12255,7 +13728,6 @@
           <w:sz w:val="24"/>
           <w:szCs w:val="24"/>
         </w:rPr>
-        <w:lastRenderedPageBreak/>
         <w:t>7. CONTROL DEL DOCUMENTO</w:t>
       </w:r>
     </w:p>
@@ -21079,17 +22551,6 @@
 </file>
 
 <file path=customXml/item1.xml><?xml version="1.0" encoding="utf-8"?>
-<p:properties xmlns:p="http://schemas.microsoft.com/office/2006/metadata/properties" xmlns:xsi="http://www.w3.org/2001/XMLSchema-instance" xmlns:pc="http://schemas.microsoft.com/office/infopath/2007/PartnerControls">
-  <documentManagement>
-    <lcf76f155ced4ddcb4097134ff3c332f xmlns="932546ec-9fd3-4385-85aa-a79281ebb4c5">
-      <Terms xmlns="http://schemas.microsoft.com/office/infopath/2007/PartnerControls"/>
-    </lcf76f155ced4ddcb4097134ff3c332f>
-    <TaxCatchAll xmlns="3b6d2153-ea30-4986-ad45-11d5a60cf126" xsi:nil="true"/>
-  </documentManagement>
-</p:properties>
-</file>
-
-<file path=customXml/item2.xml><?xml version="1.0" encoding="utf-8"?>
 <ct:contentTypeSchema xmlns:ct="http://schemas.microsoft.com/office/2006/metadata/contentType" xmlns:ma="http://schemas.microsoft.com/office/2006/metadata/properties/metaAttributes" ct:_="" ma:_="" ma:contentTypeName="Document" ma:contentTypeID="0x010100E6FB40559C53924D9947EEC60714F600" ma:contentTypeVersion="14" ma:contentTypeDescription="Create a new document." ma:contentTypeScope="" ma:versionID="cb94d2a05574536df82d0c972c1ab7f6">
   <xsd:schema xmlns:xsd="http://www.w3.org/2001/XMLSchema" xmlns:xs="http://www.w3.org/2001/XMLSchema" xmlns:p="http://schemas.microsoft.com/office/2006/metadata/properties" xmlns:ns2="932546ec-9fd3-4385-85aa-a79281ebb4c5" xmlns:ns3="3b6d2153-ea30-4986-ad45-11d5a60cf126" targetNamespace="http://schemas.microsoft.com/office/2006/metadata/properties" ma:root="true" ma:fieldsID="0dac74d9b28dc37fa479047abd5a0322" ns2:_="" ns3:_="">
     <xsd:import namespace="932546ec-9fd3-4385-85aa-a79281ebb4c5"/>
@@ -21318,7 +22779,22 @@
 </ct:contentTypeSchema>
 </file>
 
+<file path=customXml/item2.xml><?xml version="1.0" encoding="utf-8"?>
+<p:properties xmlns:p="http://schemas.microsoft.com/office/2006/metadata/properties" xmlns:xsi="http://www.w3.org/2001/XMLSchema-instance" xmlns:pc="http://schemas.microsoft.com/office/infopath/2007/PartnerControls">
+  <documentManagement>
+    <lcf76f155ced4ddcb4097134ff3c332f xmlns="932546ec-9fd3-4385-85aa-a79281ebb4c5">
+      <Terms xmlns="http://schemas.microsoft.com/office/infopath/2007/PartnerControls"/>
+    </lcf76f155ced4ddcb4097134ff3c332f>
+    <TaxCatchAll xmlns="3b6d2153-ea30-4986-ad45-11d5a60cf126" xsi:nil="true"/>
+  </documentManagement>
+</p:properties>
+</file>
+
 <file path=customXml/item3.xml><?xml version="1.0" encoding="utf-8"?>
+<b:Sources xmlns:b="http://schemas.openxmlformats.org/officeDocument/2006/bibliography" xmlns="http://schemas.openxmlformats.org/officeDocument/2006/bibliography" SelectedStyle="/APA.XSL" StyleName="APA"/>
+</file>
+
+<file path=customXml/item4.xml><?xml version="1.0" encoding="utf-8"?>
 <?mso-contentType ?>
 <FormTemplates xmlns="http://schemas.microsoft.com/sharepoint/v3/contenttype/forms">
   <Display>DocumentLibraryForm</Display>
@@ -21327,22 +22803,7 @@
 </FormTemplates>
 </file>
 
-<file path=customXml/item4.xml><?xml version="1.0" encoding="utf-8"?>
-<b:Sources xmlns:b="http://schemas.openxmlformats.org/officeDocument/2006/bibliography" xmlns="http://schemas.openxmlformats.org/officeDocument/2006/bibliography" SelectedStyle="/APA.XSL" StyleName="APA"/>
-</file>
-
 <file path=customXml/itemProps1.xml><?xml version="1.0" encoding="utf-8"?>
-<ds:datastoreItem xmlns:ds="http://schemas.openxmlformats.org/officeDocument/2006/customXml" ds:itemID="{148CFCA9-C04F-4472-9ACE-2C2B0713CCB5}">
-  <ds:schemaRefs>
-    <ds:schemaRef ds:uri="http://schemas.microsoft.com/office/2006/metadata/properties"/>
-    <ds:schemaRef ds:uri="http://schemas.microsoft.com/office/infopath/2007/PartnerControls"/>
-    <ds:schemaRef ds:uri="932546ec-9fd3-4385-85aa-a79281ebb4c5"/>
-    <ds:schemaRef ds:uri="3b6d2153-ea30-4986-ad45-11d5a60cf126"/>
-  </ds:schemaRefs>
-</ds:datastoreItem>
-</file>
-
-<file path=customXml/itemProps2.xml><?xml version="1.0" encoding="utf-8"?>
 <ds:datastoreItem xmlns:ds="http://schemas.openxmlformats.org/officeDocument/2006/customXml" ds:itemID="{3B1041A2-1341-4421-B5F5-50CA599F65C6}">
   <ds:schemaRefs>
     <ds:schemaRef ds:uri="http://schemas.microsoft.com/office/2006/metadata/contentType"/>
@@ -21361,18 +22822,29 @@
 </ds:datastoreItem>
 </file>
 
+<file path=customXml/itemProps2.xml><?xml version="1.0" encoding="utf-8"?>
+<ds:datastoreItem xmlns:ds="http://schemas.openxmlformats.org/officeDocument/2006/customXml" ds:itemID="{148CFCA9-C04F-4472-9ACE-2C2B0713CCB5}">
+  <ds:schemaRefs>
+    <ds:schemaRef ds:uri="http://schemas.microsoft.com/office/2006/metadata/properties"/>
+    <ds:schemaRef ds:uri="http://schemas.microsoft.com/office/infopath/2007/PartnerControls"/>
+    <ds:schemaRef ds:uri="932546ec-9fd3-4385-85aa-a79281ebb4c5"/>
+    <ds:schemaRef ds:uri="3b6d2153-ea30-4986-ad45-11d5a60cf126"/>
+  </ds:schemaRefs>
+</ds:datastoreItem>
+</file>
+
 <file path=customXml/itemProps3.xml><?xml version="1.0" encoding="utf-8"?>
+<ds:datastoreItem xmlns:ds="http://schemas.openxmlformats.org/officeDocument/2006/customXml" ds:itemID="{8F77DE2A-42C6-4CA6-9039-80EF84878373}">
+  <ds:schemaRefs>
+    <ds:schemaRef ds:uri="http://schemas.openxmlformats.org/officeDocument/2006/bibliography"/>
+  </ds:schemaRefs>
+</ds:datastoreItem>
+</file>
+
+<file path=customXml/itemProps4.xml><?xml version="1.0" encoding="utf-8"?>
 <ds:datastoreItem xmlns:ds="http://schemas.openxmlformats.org/officeDocument/2006/customXml" ds:itemID="{3F9D943A-8F73-4333-9169-A981417CD6FA}">
   <ds:schemaRefs>
     <ds:schemaRef ds:uri="http://schemas.microsoft.com/sharepoint/v3/contenttype/forms"/>
   </ds:schemaRefs>
 </ds:datastoreItem>
-</file>
-
-<file path=customXml/itemProps4.xml><?xml version="1.0" encoding="utf-8"?>
-<ds:datastoreItem xmlns:ds="http://schemas.openxmlformats.org/officeDocument/2006/customXml" ds:itemID="{8F77DE2A-42C6-4CA6-9039-80EF84878373}">
-  <ds:schemaRefs>
-    <ds:schemaRef ds:uri="http://schemas.openxmlformats.org/officeDocument/2006/bibliography"/>
-  </ds:schemaRefs>
-</ds:datastoreItem>
 </file>
--- a/Timestre 1/evidencia_ADSO/Evidencias/POO/05. Guía de aprendizaje POO.docx
+++ b/Timestre 1/evidencia_ADSO/Evidencias/POO/05. Guía de aprendizaje POO.docx
@@ -8972,7 +8972,7 @@
           <w:szCs w:val="24"/>
         </w:rPr>
         <w:pict w14:anchorId="13E8BC8C">
-          <v:rect id="_x0000_i1090" style="width:0;height:1.5pt" o:hralign="center" o:hrstd="t" o:hr="t" fillcolor="#a0a0a0" stroked="f"/>
+          <v:rect id="_x0000_i1038" style="width:0;height:1.5pt" o:hralign="center" o:hrstd="t" o:hr="t" fillcolor="#a0a0a0" stroked="f"/>
         </w:pict>
       </w:r>
     </w:p>
@@ -9016,17 +9016,24 @@
         </w:rPr>
         <w:t>Investigar:</w:t>
       </w:r>
-    </w:p>
-    <w:p>
-      <w:pPr>
-        <w:spacing w:after="0" w:line="240" w:lineRule="auto"/>
+      <w:r>
+        <w:rPr>
+          <w:rFonts w:cs="Calibri"/>
+          <w:bCs/>
+          <w:sz w:val="24"/>
+          <w:szCs w:val="24"/>
+        </w:rPr>
+        <w:t xml:space="preserve"> </w:t>
+      </w:r>
+      <w:r>
         <w:rPr>
           <w:rFonts w:cs="Calibri"/>
           <w:b/>
           <w:sz w:val="24"/>
           <w:szCs w:val="24"/>
         </w:rPr>
-      </w:pPr>
+        <w:t>Construir ejemplos para cada caso</w:t>
+      </w:r>
       <w:r>
         <w:rPr>
           <w:rFonts w:cs="Calibri"/>
@@ -9034,6 +9041,26 @@
           <w:sz w:val="24"/>
           <w:szCs w:val="24"/>
         </w:rPr>
+        <w:t>:</w:t>
+      </w:r>
+    </w:p>
+    <w:p>
+      <w:pPr>
+        <w:spacing w:after="0" w:line="240" w:lineRule="auto"/>
+        <w:rPr>
+          <w:rFonts w:cs="Calibri"/>
+          <w:b/>
+          <w:sz w:val="24"/>
+          <w:szCs w:val="24"/>
+        </w:rPr>
+      </w:pPr>
+      <w:r>
+        <w:rPr>
+          <w:rFonts w:cs="Calibri"/>
+          <w:b/>
+          <w:sz w:val="24"/>
+          <w:szCs w:val="24"/>
+        </w:rPr>
         <w:t>Asociación</w:t>
       </w:r>
     </w:p>
@@ -9201,10 +9228,81 @@
         <w:ind w:left="708"/>
         <w:rPr>
           <w:rFonts w:cs="Calibri"/>
+          <w:bCs/>
+          <w:sz w:val="24"/>
+          <w:szCs w:val="24"/>
+        </w:rPr>
+      </w:pPr>
+      <w:r>
+        <w:rPr>
+          <w:rFonts w:cs="Calibri"/>
           <w:b/>
           <w:sz w:val="24"/>
           <w:szCs w:val="24"/>
         </w:rPr>
+        <w:t>RTA:</w:t>
+      </w:r>
+      <w:r>
+        <w:t xml:space="preserve"> </w:t>
+      </w:r>
+      <w:r>
+        <w:rPr>
+          <w:rFonts w:cs="Calibri"/>
+          <w:bCs/>
+          <w:sz w:val="24"/>
+          <w:szCs w:val="24"/>
+        </w:rPr>
+        <w:t>E</w:t>
+      </w:r>
+      <w:r>
+        <w:rPr>
+          <w:rFonts w:cs="Calibri"/>
+          <w:bCs/>
+          <w:sz w:val="24"/>
+          <w:szCs w:val="24"/>
+        </w:rPr>
+        <w:t>s un tipo de asociación que representa una relación débil</w:t>
+      </w:r>
+      <w:r>
+        <w:rPr>
+          <w:rFonts w:cs="Calibri"/>
+          <w:bCs/>
+          <w:sz w:val="24"/>
+          <w:szCs w:val="24"/>
+        </w:rPr>
+        <w:t xml:space="preserve">, relación tiene-un: un equipo de </w:t>
+      </w:r>
+      <w:proofErr w:type="spellStart"/>
+      <w:r>
+        <w:rPr>
+          <w:rFonts w:cs="Calibri"/>
+          <w:bCs/>
+          <w:sz w:val="24"/>
+          <w:szCs w:val="24"/>
+        </w:rPr>
+        <w:t>futbool</w:t>
+      </w:r>
+      <w:proofErr w:type="spellEnd"/>
+      <w:r>
+        <w:rPr>
+          <w:rFonts w:cs="Calibri"/>
+          <w:bCs/>
+          <w:sz w:val="24"/>
+          <w:szCs w:val="24"/>
+        </w:rPr>
+        <w:t xml:space="preserve"> tiene jugadores, los objetos hijos o componentes no dependen del ciclo de vida de los objetos padre</w:t>
+      </w:r>
+    </w:p>
+    <w:p>
+      <w:pPr>
+        <w:spacing w:after="0" w:line="240" w:lineRule="auto"/>
+        <w:ind w:left="708"/>
+        <w:rPr>
+          <w:rFonts w:cs="Calibri"/>
+          <w:bCs/>
+          <w:sz w:val="24"/>
+          <w:szCs w:val="24"/>
+        </w:rPr>
       </w:pPr>
       <w:r>
         <w:rPr>
@@ -9213,8 +9311,229 @@
           <w:sz w:val="24"/>
           <w:szCs w:val="24"/>
         </w:rPr>
+        <w:t>Ejemplo:</w:t>
+      </w:r>
+      <w:r>
+        <w:rPr>
+          <w:rFonts w:cs="Calibri"/>
+          <w:b/>
+          <w:sz w:val="24"/>
+          <w:szCs w:val="24"/>
+        </w:rPr>
+        <w:t xml:space="preserve"> </w:t>
+      </w:r>
+      <w:proofErr w:type="spellStart"/>
+      <w:r>
+        <w:rPr>
+          <w:rFonts w:cs="Calibri"/>
+          <w:bCs/>
+          <w:sz w:val="24"/>
+          <w:szCs w:val="24"/>
+        </w:rPr>
+        <w:t>Lapises</w:t>
+      </w:r>
+      <w:proofErr w:type="spellEnd"/>
+      <w:r>
+        <w:rPr>
+          <w:rFonts w:cs="Calibri"/>
+          <w:bCs/>
+          <w:sz w:val="24"/>
+          <w:szCs w:val="24"/>
+        </w:rPr>
+        <w:t xml:space="preserve"> y estuche, puedo romper mi estuche sin dañar los lápices y siguen existiendo en mi mano o mi escritorio, puedo cambiar botar mis lápices y mi estuche estará bien, esa es la relación tiene-un</w:t>
+      </w:r>
+    </w:p>
+    <w:p>
+      <w:pPr>
+        <w:spacing w:after="0" w:line="240" w:lineRule="auto"/>
+        <w:rPr>
+          <w:rFonts w:cs="Calibri"/>
+          <w:b/>
+          <w:sz w:val="24"/>
+          <w:szCs w:val="24"/>
+        </w:rPr>
+      </w:pPr>
+      <w:r>
+        <w:rPr>
+          <w:rFonts w:cs="Calibri"/>
+          <w:b/>
+          <w:sz w:val="24"/>
+          <w:szCs w:val="24"/>
+        </w:rPr>
+        <w:t>Composición</w:t>
+      </w:r>
+    </w:p>
+    <w:p>
+      <w:pPr>
+        <w:spacing w:after="0" w:line="240" w:lineRule="auto"/>
+        <w:ind w:left="708"/>
+        <w:rPr>
+          <w:rFonts w:cs="Calibri"/>
+          <w:bCs/>
+          <w:sz w:val="24"/>
+          <w:szCs w:val="24"/>
+        </w:rPr>
+      </w:pPr>
+      <w:r>
+        <w:rPr>
+          <w:rFonts w:cs="Calibri"/>
+          <w:b/>
+          <w:sz w:val="24"/>
+          <w:szCs w:val="24"/>
+        </w:rPr>
+        <w:t>RTA</w:t>
+      </w:r>
+      <w:r>
+        <w:rPr>
+          <w:rFonts w:cs="Calibri"/>
+          <w:bCs/>
+          <w:sz w:val="24"/>
+          <w:szCs w:val="24"/>
+        </w:rPr>
+        <w:t>:</w:t>
+      </w:r>
+      <w:r>
+        <w:rPr>
+          <w:bCs/>
+        </w:rPr>
+        <w:t xml:space="preserve"> </w:t>
+      </w:r>
+      <w:r>
+        <w:rPr>
+          <w:rFonts w:cs="Calibri"/>
+          <w:bCs/>
+          <w:sz w:val="24"/>
+          <w:szCs w:val="24"/>
+        </w:rPr>
+        <w:t>La</w:t>
+      </w:r>
+      <w:r>
+        <w:rPr>
+          <w:rFonts w:cs="Calibri"/>
+          <w:bCs/>
+          <w:sz w:val="24"/>
+          <w:szCs w:val="24"/>
+        </w:rPr>
+        <w:t xml:space="preserve"> composición es una relación fuerte donde un objeto está formado por otros objetos y estos no pueden existir de manera independiente del objeto principal. Si el objeto principal desaparece, las partes que lo componen también.</w:t>
+      </w:r>
+    </w:p>
+    <w:p>
+      <w:pPr>
+        <w:spacing w:after="0" w:line="240" w:lineRule="auto"/>
+        <w:ind w:left="708"/>
+        <w:rPr>
+          <w:rFonts w:cs="Calibri"/>
+          <w:bCs/>
+          <w:sz w:val="24"/>
+          <w:szCs w:val="24"/>
+        </w:rPr>
+      </w:pPr>
+      <w:r>
+        <w:rPr>
+          <w:rFonts w:cs="Calibri"/>
+          <w:b/>
+          <w:sz w:val="24"/>
+          <w:szCs w:val="24"/>
+        </w:rPr>
+        <w:t>Ejemplo:</w:t>
+      </w:r>
+      <w:r>
+        <w:rPr>
+          <w:rFonts w:cs="Calibri"/>
+          <w:b/>
+          <w:sz w:val="24"/>
+          <w:szCs w:val="24"/>
+        </w:rPr>
+        <w:t xml:space="preserve"> </w:t>
+      </w:r>
+      <w:r>
+        <w:rPr>
+          <w:rFonts w:cs="Calibri"/>
+          <w:bCs/>
+          <w:sz w:val="24"/>
+          <w:szCs w:val="24"/>
+        </w:rPr>
+        <w:t xml:space="preserve">Una casa y sus habitaciones, las </w:t>
+      </w:r>
+      <w:proofErr w:type="spellStart"/>
+      <w:r>
+        <w:rPr>
+          <w:rFonts w:cs="Calibri"/>
+          <w:bCs/>
+          <w:sz w:val="24"/>
+          <w:szCs w:val="24"/>
+        </w:rPr>
+        <w:t>abitaciones</w:t>
+      </w:r>
+      <w:proofErr w:type="spellEnd"/>
+      <w:r>
+        <w:rPr>
+          <w:rFonts w:cs="Calibri"/>
+          <w:bCs/>
+          <w:sz w:val="24"/>
+          <w:szCs w:val="24"/>
+        </w:rPr>
+        <w:t xml:space="preserve"> dependen de la casa si la casa no existe no hay habitaciones.</w:t>
+      </w:r>
+    </w:p>
+    <w:p>
+      <w:pPr>
+        <w:spacing w:after="0" w:line="240" w:lineRule="auto"/>
+        <w:rPr>
+          <w:rFonts w:cs="Calibri"/>
+          <w:b/>
+          <w:sz w:val="24"/>
+          <w:szCs w:val="24"/>
+        </w:rPr>
+      </w:pPr>
+      <w:r>
+        <w:rPr>
+          <w:rFonts w:cs="Calibri"/>
+          <w:b/>
+          <w:sz w:val="24"/>
+          <w:szCs w:val="24"/>
+        </w:rPr>
+        <w:t>Generalización</w:t>
+      </w:r>
+    </w:p>
+    <w:p>
+      <w:pPr>
+        <w:spacing w:after="0" w:line="240" w:lineRule="auto"/>
+        <w:ind w:left="708"/>
+        <w:rPr>
+          <w:rFonts w:cs="Calibri"/>
+          <w:bCs/>
+          <w:sz w:val="24"/>
+          <w:szCs w:val="24"/>
+        </w:rPr>
+      </w:pPr>
+      <w:r>
+        <w:rPr>
+          <w:rFonts w:cs="Calibri"/>
+          <w:b/>
+          <w:sz w:val="24"/>
+          <w:szCs w:val="24"/>
+        </w:rPr>
         <w:t>RTA:</w:t>
       </w:r>
+      <w:r>
+        <w:rPr>
+          <w:rFonts w:cs="Calibri"/>
+          <w:b/>
+          <w:sz w:val="24"/>
+          <w:szCs w:val="24"/>
+        </w:rPr>
+        <w:t xml:space="preserve"> </w:t>
+      </w:r>
+      <w:r>
+        <w:rPr>
+          <w:rFonts w:cs="Calibri"/>
+          <w:bCs/>
+          <w:sz w:val="24"/>
+          <w:szCs w:val="24"/>
+        </w:rPr>
+        <w:t>Es una relación de herencia donde una clase hija hereda atributos y métodos de una clase padre</w:t>
+      </w:r>
     </w:p>
     <w:p>
       <w:pPr>
@@ -9222,11 +9541,20 @@
         <w:ind w:left="708"/>
         <w:rPr>
           <w:rFonts w:cs="Calibri"/>
+          <w:bCs/>
+          <w:sz w:val="24"/>
+          <w:szCs w:val="24"/>
+        </w:rPr>
+      </w:pPr>
+      <w:r>
+        <w:rPr>
+          <w:rFonts w:cs="Calibri"/>
           <w:b/>
           <w:sz w:val="24"/>
           <w:szCs w:val="24"/>
         </w:rPr>
-      </w:pPr>
+        <w:t>Ejemplo:</w:t>
+      </w:r>
       <w:r>
         <w:rPr>
           <w:rFonts w:cs="Calibri"/>
@@ -9234,27 +9562,63 @@
           <w:sz w:val="24"/>
           <w:szCs w:val="24"/>
         </w:rPr>
-        <w:t>Ejemplo:</w:t>
-      </w:r>
-    </w:p>
-    <w:p>
-      <w:pPr>
-        <w:spacing w:after="0" w:line="240" w:lineRule="auto"/>
-        <w:rPr>
-          <w:rFonts w:cs="Calibri"/>
-          <w:b/>
-          <w:sz w:val="24"/>
-          <w:szCs w:val="24"/>
-        </w:rPr>
-      </w:pPr>
-      <w:r>
-        <w:rPr>
-          <w:rFonts w:cs="Calibri"/>
-          <w:b/>
-          <w:sz w:val="24"/>
-          <w:szCs w:val="24"/>
-        </w:rPr>
-        <w:t>Composición</w:t>
+        <w:t xml:space="preserve"> </w:t>
+      </w:r>
+      <w:r>
+        <w:rPr>
+          <w:rFonts w:cs="Calibri"/>
+          <w:bCs/>
+          <w:sz w:val="24"/>
+          <w:szCs w:val="24"/>
+        </w:rPr>
+        <w:t xml:space="preserve">La clase padre puede ser animal tener nombre, edad, funciones de comer, dormir, y la </w:t>
+      </w:r>
+      <w:proofErr w:type="gramStart"/>
+      <w:r>
+        <w:rPr>
+          <w:rFonts w:cs="Calibri"/>
+          <w:bCs/>
+          <w:sz w:val="24"/>
+          <w:szCs w:val="24"/>
+        </w:rPr>
+        <w:t>hija perro</w:t>
+      </w:r>
+      <w:proofErr w:type="gramEnd"/>
+      <w:r>
+        <w:rPr>
+          <w:rFonts w:cs="Calibri"/>
+          <w:bCs/>
+          <w:sz w:val="24"/>
+          <w:szCs w:val="24"/>
+        </w:rPr>
+        <w:t>,</w:t>
+      </w:r>
+      <w:r>
+        <w:rPr>
+          <w:rFonts w:cs="Calibri"/>
+          <w:bCs/>
+          <w:sz w:val="24"/>
+          <w:szCs w:val="24"/>
+        </w:rPr>
+        <w:t xml:space="preserve"> gato</w:t>
+      </w:r>
+      <w:r>
+        <w:rPr>
+          <w:rFonts w:cs="Calibri"/>
+          <w:bCs/>
+          <w:sz w:val="24"/>
+          <w:szCs w:val="24"/>
+        </w:rPr>
+        <w:t>.</w:t>
+      </w:r>
+      <w:r>
+        <w:rPr>
+          <w:rFonts w:cs="Calibri"/>
+          <w:bCs/>
+          <w:sz w:val="24"/>
+          <w:szCs w:val="24"/>
+        </w:rPr>
+        <w:t xml:space="preserve"> </w:t>
       </w:r>
     </w:p>
     <w:p>
@@ -9263,165 +9627,1073 @@
         <w:ind w:left="708"/>
         <w:rPr>
           <w:rFonts w:cs="Calibri"/>
-          <w:b/>
-          <w:sz w:val="24"/>
-          <w:szCs w:val="24"/>
-        </w:rPr>
-      </w:pPr>
-      <w:r>
-        <w:rPr>
-          <w:rFonts w:cs="Calibri"/>
-          <w:b/>
-          <w:sz w:val="24"/>
-          <w:szCs w:val="24"/>
-        </w:rPr>
-        <w:t>RTA:</w:t>
-      </w:r>
-    </w:p>
+          <w:bCs/>
+          <w:sz w:val="24"/>
+          <w:szCs w:val="24"/>
+        </w:rPr>
+      </w:pPr>
+    </w:p>
+    <w:tbl>
+      <w:tblPr>
+        <w:tblStyle w:val="Tablaconcuadrcula"/>
+        <w:tblW w:w="0" w:type="auto"/>
+        <w:tblInd w:w="-147" w:type="dxa"/>
+        <w:tblLook w:val="04A0" w:firstRow="1" w:lastRow="0" w:firstColumn="1" w:lastColumn="0" w:noHBand="0" w:noVBand="1"/>
+      </w:tblPr>
+      <w:tblGrid>
+        <w:gridCol w:w="1985"/>
+        <w:gridCol w:w="1976"/>
+        <w:gridCol w:w="1846"/>
+        <w:gridCol w:w="1990"/>
+        <w:gridCol w:w="1979"/>
+      </w:tblGrid>
+      <w:tr>
+        <w:tc>
+          <w:tcPr>
+            <w:tcW w:w="1985" w:type="dxa"/>
+            <w:shd w:val="clear" w:color="auto" w:fill="F9C1EC" w:themeFill="accent2" w:themeFillTint="33"/>
+            <w:hideMark/>
+          </w:tcPr>
+          <w:p>
+            <w:pPr>
+              <w:spacing w:after="0" w:line="240" w:lineRule="auto"/>
+              <w:jc w:val="center"/>
+              <w:rPr>
+                <w:rFonts w:eastAsia="Times New Roman" w:cs="Calibri"/>
+                <w:b/>
+                <w:bCs/>
+                <w:sz w:val="24"/>
+                <w:szCs w:val="24"/>
+                <w:lang w:eastAsia="es-CO"/>
+              </w:rPr>
+            </w:pPr>
+            <w:r>
+              <w:rPr>
+                <w:rFonts w:eastAsia="Times New Roman" w:cs="Calibri"/>
+                <w:b/>
+                <w:bCs/>
+                <w:sz w:val="24"/>
+                <w:szCs w:val="24"/>
+                <w:lang w:eastAsia="es-CO"/>
+              </w:rPr>
+              <w:t>Aspecto</w:t>
+            </w:r>
+          </w:p>
+        </w:tc>
+        <w:tc>
+          <w:tcPr>
+            <w:tcW w:w="1976" w:type="dxa"/>
+            <w:shd w:val="clear" w:color="auto" w:fill="F9C1EC" w:themeFill="accent2" w:themeFillTint="33"/>
+            <w:hideMark/>
+          </w:tcPr>
+          <w:p>
+            <w:pPr>
+              <w:spacing w:after="0" w:line="240" w:lineRule="auto"/>
+              <w:jc w:val="center"/>
+              <w:rPr>
+                <w:rFonts w:eastAsia="Times New Roman" w:cs="Calibri"/>
+                <w:b/>
+                <w:bCs/>
+                <w:sz w:val="24"/>
+                <w:szCs w:val="24"/>
+                <w:lang w:eastAsia="es-CO"/>
+              </w:rPr>
+            </w:pPr>
+            <w:r>
+              <w:rPr>
+                <w:rFonts w:eastAsia="Times New Roman" w:cs="Calibri"/>
+                <w:b/>
+                <w:bCs/>
+                <w:sz w:val="24"/>
+                <w:szCs w:val="24"/>
+                <w:lang w:eastAsia="es-CO"/>
+              </w:rPr>
+              <w:t>Asociación</w:t>
+            </w:r>
+          </w:p>
+        </w:tc>
+        <w:tc>
+          <w:tcPr>
+            <w:tcW w:w="0" w:type="auto"/>
+            <w:shd w:val="clear" w:color="auto" w:fill="F9C1EC" w:themeFill="accent2" w:themeFillTint="33"/>
+            <w:hideMark/>
+          </w:tcPr>
+          <w:p>
+            <w:pPr>
+              <w:spacing w:after="0" w:line="240" w:lineRule="auto"/>
+              <w:jc w:val="center"/>
+              <w:rPr>
+                <w:rFonts w:eastAsia="Times New Roman" w:cs="Calibri"/>
+                <w:b/>
+                <w:bCs/>
+                <w:sz w:val="24"/>
+                <w:szCs w:val="24"/>
+                <w:lang w:eastAsia="es-CO"/>
+              </w:rPr>
+            </w:pPr>
+            <w:r>
+              <w:rPr>
+                <w:rFonts w:eastAsia="Times New Roman" w:cs="Calibri"/>
+                <w:b/>
+                <w:bCs/>
+                <w:sz w:val="24"/>
+                <w:szCs w:val="24"/>
+                <w:lang w:eastAsia="es-CO"/>
+              </w:rPr>
+              <w:t>Agregación</w:t>
+            </w:r>
+          </w:p>
+        </w:tc>
+        <w:tc>
+          <w:tcPr>
+            <w:tcW w:w="1990" w:type="dxa"/>
+            <w:shd w:val="clear" w:color="auto" w:fill="F9C1EC" w:themeFill="accent2" w:themeFillTint="33"/>
+            <w:hideMark/>
+          </w:tcPr>
+          <w:p>
+            <w:pPr>
+              <w:spacing w:after="0" w:line="240" w:lineRule="auto"/>
+              <w:jc w:val="center"/>
+              <w:rPr>
+                <w:rFonts w:eastAsia="Times New Roman" w:cs="Calibri"/>
+                <w:b/>
+                <w:bCs/>
+                <w:sz w:val="24"/>
+                <w:szCs w:val="24"/>
+                <w:lang w:eastAsia="es-CO"/>
+              </w:rPr>
+            </w:pPr>
+            <w:r>
+              <w:rPr>
+                <w:rFonts w:eastAsia="Times New Roman" w:cs="Calibri"/>
+                <w:b/>
+                <w:bCs/>
+                <w:sz w:val="24"/>
+                <w:szCs w:val="24"/>
+                <w:lang w:eastAsia="es-CO"/>
+              </w:rPr>
+              <w:t>Composición</w:t>
+            </w:r>
+          </w:p>
+        </w:tc>
+        <w:tc>
+          <w:tcPr>
+            <w:tcW w:w="1979" w:type="dxa"/>
+            <w:shd w:val="clear" w:color="auto" w:fill="F9C1EC" w:themeFill="accent2" w:themeFillTint="33"/>
+            <w:hideMark/>
+          </w:tcPr>
+          <w:p>
+            <w:pPr>
+              <w:spacing w:after="0" w:line="240" w:lineRule="auto"/>
+              <w:jc w:val="center"/>
+              <w:rPr>
+                <w:rFonts w:eastAsia="Times New Roman" w:cs="Calibri"/>
+                <w:b/>
+                <w:bCs/>
+                <w:sz w:val="24"/>
+                <w:szCs w:val="24"/>
+                <w:lang w:eastAsia="es-CO"/>
+              </w:rPr>
+            </w:pPr>
+            <w:r>
+              <w:rPr>
+                <w:rFonts w:eastAsia="Times New Roman" w:cs="Calibri"/>
+                <w:b/>
+                <w:bCs/>
+                <w:sz w:val="24"/>
+                <w:szCs w:val="24"/>
+                <w:lang w:eastAsia="es-CO"/>
+              </w:rPr>
+              <w:t>Generalización</w:t>
+            </w:r>
+          </w:p>
+        </w:tc>
+      </w:tr>
+      <w:tr>
+        <w:tc>
+          <w:tcPr>
+            <w:tcW w:w="1985" w:type="dxa"/>
+            <w:hideMark/>
+          </w:tcPr>
+          <w:p>
+            <w:pPr>
+              <w:spacing w:after="0" w:line="240" w:lineRule="auto"/>
+              <w:rPr>
+                <w:rFonts w:eastAsia="Times New Roman" w:cs="Calibri"/>
+                <w:sz w:val="24"/>
+                <w:szCs w:val="24"/>
+                <w:lang w:eastAsia="es-CO"/>
+              </w:rPr>
+            </w:pPr>
+            <w:r>
+              <w:rPr>
+                <w:rFonts w:eastAsia="Times New Roman" w:cs="Calibri"/>
+                <w:sz w:val="24"/>
+                <w:szCs w:val="24"/>
+                <w:lang w:eastAsia="es-CO"/>
+              </w:rPr>
+              <w:t>¿Qué representa?</w:t>
+            </w:r>
+          </w:p>
+        </w:tc>
+        <w:tc>
+          <w:tcPr>
+            <w:tcW w:w="1976" w:type="dxa"/>
+            <w:hideMark/>
+          </w:tcPr>
+          <w:p>
+            <w:pPr>
+              <w:spacing w:after="0" w:line="240" w:lineRule="auto"/>
+              <w:rPr>
+                <w:rFonts w:eastAsia="Times New Roman" w:cs="Calibri"/>
+                <w:sz w:val="24"/>
+                <w:szCs w:val="24"/>
+                <w:lang w:eastAsia="es-CO"/>
+              </w:rPr>
+            </w:pPr>
+            <w:r>
+              <w:rPr>
+                <w:rFonts w:eastAsia="Times New Roman" w:cs="Calibri"/>
+                <w:sz w:val="24"/>
+                <w:szCs w:val="24"/>
+                <w:lang w:eastAsia="es-CO"/>
+              </w:rPr>
+              <w:t>Una relación entre clases.</w:t>
+            </w:r>
+          </w:p>
+        </w:tc>
+        <w:tc>
+          <w:tcPr>
+            <w:tcW w:w="0" w:type="auto"/>
+            <w:hideMark/>
+          </w:tcPr>
+          <w:p>
+            <w:pPr>
+              <w:spacing w:after="0" w:line="240" w:lineRule="auto"/>
+              <w:rPr>
+                <w:rFonts w:eastAsia="Times New Roman" w:cs="Calibri"/>
+                <w:sz w:val="24"/>
+                <w:szCs w:val="24"/>
+                <w:lang w:eastAsia="es-CO"/>
+              </w:rPr>
+            </w:pPr>
+            <w:r>
+              <w:rPr>
+                <w:rFonts w:eastAsia="Times New Roman" w:cs="Calibri"/>
+                <w:sz w:val="24"/>
+                <w:szCs w:val="24"/>
+                <w:lang w:eastAsia="es-CO"/>
+              </w:rPr>
+              <w:t>Una relación "tiene un" débil.</w:t>
+            </w:r>
+          </w:p>
+        </w:tc>
+        <w:tc>
+          <w:tcPr>
+            <w:tcW w:w="1990" w:type="dxa"/>
+            <w:hideMark/>
+          </w:tcPr>
+          <w:p>
+            <w:pPr>
+              <w:spacing w:after="0" w:line="240" w:lineRule="auto"/>
+              <w:rPr>
+                <w:rFonts w:eastAsia="Times New Roman" w:cs="Calibri"/>
+                <w:sz w:val="24"/>
+                <w:szCs w:val="24"/>
+                <w:lang w:eastAsia="es-CO"/>
+              </w:rPr>
+            </w:pPr>
+            <w:r>
+              <w:rPr>
+                <w:rFonts w:eastAsia="Times New Roman" w:cs="Calibri"/>
+                <w:sz w:val="24"/>
+                <w:szCs w:val="24"/>
+                <w:lang w:eastAsia="es-CO"/>
+              </w:rPr>
+              <w:t>Una relación "parte de" fuerte.</w:t>
+            </w:r>
+          </w:p>
+        </w:tc>
+        <w:tc>
+          <w:tcPr>
+            <w:tcW w:w="1979" w:type="dxa"/>
+            <w:hideMark/>
+          </w:tcPr>
+          <w:p>
+            <w:pPr>
+              <w:spacing w:after="0" w:line="240" w:lineRule="auto"/>
+              <w:rPr>
+                <w:rFonts w:eastAsia="Times New Roman" w:cs="Calibri"/>
+                <w:sz w:val="24"/>
+                <w:szCs w:val="24"/>
+                <w:lang w:eastAsia="es-CO"/>
+              </w:rPr>
+            </w:pPr>
+            <w:r>
+              <w:rPr>
+                <w:rFonts w:eastAsia="Times New Roman" w:cs="Calibri"/>
+                <w:sz w:val="24"/>
+                <w:szCs w:val="24"/>
+                <w:lang w:eastAsia="es-CO"/>
+              </w:rPr>
+              <w:t>Una relación de herencia.</w:t>
+            </w:r>
+          </w:p>
+        </w:tc>
+      </w:tr>
+      <w:tr>
+        <w:tc>
+          <w:tcPr>
+            <w:tcW w:w="1985" w:type="dxa"/>
+            <w:hideMark/>
+          </w:tcPr>
+          <w:p>
+            <w:pPr>
+              <w:spacing w:after="0" w:line="240" w:lineRule="auto"/>
+              <w:rPr>
+                <w:rFonts w:eastAsia="Times New Roman" w:cs="Calibri"/>
+                <w:sz w:val="24"/>
+                <w:szCs w:val="24"/>
+                <w:lang w:eastAsia="es-CO"/>
+              </w:rPr>
+            </w:pPr>
+            <w:r>
+              <w:rPr>
+                <w:rFonts w:eastAsia="Times New Roman" w:cs="Calibri"/>
+                <w:sz w:val="24"/>
+                <w:szCs w:val="24"/>
+                <w:lang w:eastAsia="es-CO"/>
+              </w:rPr>
+              <w:t>Dependencia</w:t>
+            </w:r>
+          </w:p>
+        </w:tc>
+        <w:tc>
+          <w:tcPr>
+            <w:tcW w:w="1976" w:type="dxa"/>
+            <w:hideMark/>
+          </w:tcPr>
+          <w:p>
+            <w:pPr>
+              <w:spacing w:after="0" w:line="240" w:lineRule="auto"/>
+              <w:rPr>
+                <w:rFonts w:eastAsia="Times New Roman" w:cs="Calibri"/>
+                <w:sz w:val="24"/>
+                <w:szCs w:val="24"/>
+                <w:lang w:eastAsia="es-CO"/>
+              </w:rPr>
+            </w:pPr>
+            <w:r>
+              <w:rPr>
+                <w:rFonts w:eastAsia="Times New Roman" w:cs="Calibri"/>
+                <w:sz w:val="24"/>
+                <w:szCs w:val="24"/>
+                <w:lang w:eastAsia="es-CO"/>
+              </w:rPr>
+              <w:t>Baja.</w:t>
+            </w:r>
+          </w:p>
+        </w:tc>
+        <w:tc>
+          <w:tcPr>
+            <w:tcW w:w="0" w:type="auto"/>
+            <w:hideMark/>
+          </w:tcPr>
+          <w:p>
+            <w:pPr>
+              <w:spacing w:after="0" w:line="240" w:lineRule="auto"/>
+              <w:rPr>
+                <w:rFonts w:eastAsia="Times New Roman" w:cs="Calibri"/>
+                <w:sz w:val="24"/>
+                <w:szCs w:val="24"/>
+                <w:lang w:eastAsia="es-CO"/>
+              </w:rPr>
+            </w:pPr>
+            <w:r>
+              <w:rPr>
+                <w:rFonts w:eastAsia="Times New Roman" w:cs="Calibri"/>
+                <w:sz w:val="24"/>
+                <w:szCs w:val="24"/>
+                <w:lang w:eastAsia="es-CO"/>
+              </w:rPr>
+              <w:t>Media.</w:t>
+            </w:r>
+          </w:p>
+        </w:tc>
+        <w:tc>
+          <w:tcPr>
+            <w:tcW w:w="1990" w:type="dxa"/>
+            <w:hideMark/>
+          </w:tcPr>
+          <w:p>
+            <w:pPr>
+              <w:spacing w:after="0" w:line="240" w:lineRule="auto"/>
+              <w:rPr>
+                <w:rFonts w:eastAsia="Times New Roman" w:cs="Calibri"/>
+                <w:sz w:val="24"/>
+                <w:szCs w:val="24"/>
+                <w:lang w:eastAsia="es-CO"/>
+              </w:rPr>
+            </w:pPr>
+            <w:r>
+              <w:rPr>
+                <w:rFonts w:eastAsia="Times New Roman" w:cs="Calibri"/>
+                <w:sz w:val="24"/>
+                <w:szCs w:val="24"/>
+                <w:lang w:eastAsia="es-CO"/>
+              </w:rPr>
+              <w:t>Alta.</w:t>
+            </w:r>
+          </w:p>
+        </w:tc>
+        <w:tc>
+          <w:tcPr>
+            <w:tcW w:w="1979" w:type="dxa"/>
+            <w:hideMark/>
+          </w:tcPr>
+          <w:p>
+            <w:pPr>
+              <w:spacing w:after="0" w:line="240" w:lineRule="auto"/>
+              <w:rPr>
+                <w:rFonts w:eastAsia="Times New Roman" w:cs="Calibri"/>
+                <w:sz w:val="24"/>
+                <w:szCs w:val="24"/>
+                <w:lang w:eastAsia="es-CO"/>
+              </w:rPr>
+            </w:pPr>
+            <w:r>
+              <w:rPr>
+                <w:rFonts w:eastAsia="Times New Roman" w:cs="Calibri"/>
+                <w:sz w:val="24"/>
+                <w:szCs w:val="24"/>
+                <w:lang w:eastAsia="es-CO"/>
+              </w:rPr>
+              <w:t>Herencia entre clases.</w:t>
+            </w:r>
+          </w:p>
+        </w:tc>
+      </w:tr>
+      <w:tr>
+        <w:tc>
+          <w:tcPr>
+            <w:tcW w:w="1985" w:type="dxa"/>
+            <w:hideMark/>
+          </w:tcPr>
+          <w:p>
+            <w:pPr>
+              <w:spacing w:after="0" w:line="240" w:lineRule="auto"/>
+              <w:rPr>
+                <w:rFonts w:eastAsia="Times New Roman" w:cs="Calibri"/>
+                <w:sz w:val="24"/>
+                <w:szCs w:val="24"/>
+                <w:lang w:eastAsia="es-CO"/>
+              </w:rPr>
+            </w:pPr>
+            <w:r>
+              <w:rPr>
+                <w:rFonts w:eastAsia="Times New Roman" w:cs="Calibri"/>
+                <w:sz w:val="24"/>
+                <w:szCs w:val="24"/>
+                <w:lang w:eastAsia="es-CO"/>
+              </w:rPr>
+              <w:t>¿Pueden existir por separado?</w:t>
+            </w:r>
+          </w:p>
+        </w:tc>
+        <w:tc>
+          <w:tcPr>
+            <w:tcW w:w="1976" w:type="dxa"/>
+            <w:hideMark/>
+          </w:tcPr>
+          <w:p>
+            <w:pPr>
+              <w:spacing w:after="0" w:line="240" w:lineRule="auto"/>
+              <w:rPr>
+                <w:rFonts w:eastAsia="Times New Roman" w:cs="Calibri"/>
+                <w:sz w:val="24"/>
+                <w:szCs w:val="24"/>
+                <w:lang w:eastAsia="es-CO"/>
+              </w:rPr>
+            </w:pPr>
+            <w:r>
+              <w:rPr>
+                <w:rFonts w:eastAsia="Times New Roman" w:cs="Calibri"/>
+                <w:sz w:val="24"/>
+                <w:szCs w:val="24"/>
+                <w:lang w:eastAsia="es-CO"/>
+              </w:rPr>
+              <w:t>Sí.</w:t>
+            </w:r>
+          </w:p>
+        </w:tc>
+        <w:tc>
+          <w:tcPr>
+            <w:tcW w:w="0" w:type="auto"/>
+            <w:hideMark/>
+          </w:tcPr>
+          <w:p>
+            <w:pPr>
+              <w:spacing w:after="0" w:line="240" w:lineRule="auto"/>
+              <w:rPr>
+                <w:rFonts w:eastAsia="Times New Roman" w:cs="Calibri"/>
+                <w:sz w:val="24"/>
+                <w:szCs w:val="24"/>
+                <w:lang w:eastAsia="es-CO"/>
+              </w:rPr>
+            </w:pPr>
+            <w:r>
+              <w:rPr>
+                <w:rFonts w:eastAsia="Times New Roman" w:cs="Calibri"/>
+                <w:sz w:val="24"/>
+                <w:szCs w:val="24"/>
+                <w:lang w:eastAsia="es-CO"/>
+              </w:rPr>
+              <w:t>Sí.</w:t>
+            </w:r>
+          </w:p>
+        </w:tc>
+        <w:tc>
+          <w:tcPr>
+            <w:tcW w:w="1990" w:type="dxa"/>
+            <w:hideMark/>
+          </w:tcPr>
+          <w:p>
+            <w:pPr>
+              <w:spacing w:after="0" w:line="240" w:lineRule="auto"/>
+              <w:rPr>
+                <w:rFonts w:eastAsia="Times New Roman" w:cs="Calibri"/>
+                <w:sz w:val="24"/>
+                <w:szCs w:val="24"/>
+                <w:lang w:eastAsia="es-CO"/>
+              </w:rPr>
+            </w:pPr>
+            <w:r>
+              <w:rPr>
+                <w:rFonts w:eastAsia="Times New Roman" w:cs="Calibri"/>
+                <w:sz w:val="24"/>
+                <w:szCs w:val="24"/>
+                <w:lang w:eastAsia="es-CO"/>
+              </w:rPr>
+              <w:t>No.</w:t>
+            </w:r>
+          </w:p>
+        </w:tc>
+        <w:tc>
+          <w:tcPr>
+            <w:tcW w:w="1979" w:type="dxa"/>
+            <w:hideMark/>
+          </w:tcPr>
+          <w:p>
+            <w:pPr>
+              <w:spacing w:after="0" w:line="240" w:lineRule="auto"/>
+              <w:rPr>
+                <w:rFonts w:eastAsia="Times New Roman" w:cs="Calibri"/>
+                <w:sz w:val="24"/>
+                <w:szCs w:val="24"/>
+                <w:lang w:eastAsia="es-CO"/>
+              </w:rPr>
+            </w:pPr>
+            <w:r>
+              <w:rPr>
+                <w:rFonts w:eastAsia="Times New Roman" w:cs="Calibri"/>
+                <w:sz w:val="24"/>
+                <w:szCs w:val="24"/>
+                <w:lang w:eastAsia="es-CO"/>
+              </w:rPr>
+              <w:t>Sí.</w:t>
+            </w:r>
+          </w:p>
+        </w:tc>
+      </w:tr>
+      <w:tr>
+        <w:tc>
+          <w:tcPr>
+            <w:tcW w:w="1985" w:type="dxa"/>
+            <w:hideMark/>
+          </w:tcPr>
+          <w:p>
+            <w:pPr>
+              <w:spacing w:after="0" w:line="240" w:lineRule="auto"/>
+              <w:rPr>
+                <w:rFonts w:eastAsia="Times New Roman" w:cs="Calibri"/>
+                <w:sz w:val="24"/>
+                <w:szCs w:val="24"/>
+                <w:lang w:eastAsia="es-CO"/>
+              </w:rPr>
+            </w:pPr>
+            <w:r>
+              <w:rPr>
+                <w:rFonts w:eastAsia="Times New Roman" w:cs="Calibri"/>
+                <w:sz w:val="24"/>
+                <w:szCs w:val="24"/>
+                <w:lang w:eastAsia="es-CO"/>
+              </w:rPr>
+              <w:t>Tipo de relación</w:t>
+            </w:r>
+          </w:p>
+        </w:tc>
+        <w:tc>
+          <w:tcPr>
+            <w:tcW w:w="1976" w:type="dxa"/>
+            <w:hideMark/>
+          </w:tcPr>
+          <w:p>
+            <w:pPr>
+              <w:spacing w:after="0" w:line="240" w:lineRule="auto"/>
+              <w:rPr>
+                <w:rFonts w:eastAsia="Times New Roman" w:cs="Calibri"/>
+                <w:sz w:val="24"/>
+                <w:szCs w:val="24"/>
+                <w:lang w:eastAsia="es-CO"/>
+              </w:rPr>
+            </w:pPr>
+            <w:r>
+              <w:rPr>
+                <w:rFonts w:eastAsia="Times New Roman" w:cs="Calibri"/>
+                <w:sz w:val="24"/>
+                <w:szCs w:val="24"/>
+                <w:lang w:eastAsia="es-CO"/>
+              </w:rPr>
+              <w:t>Uso o colaboración.</w:t>
+            </w:r>
+          </w:p>
+        </w:tc>
+        <w:tc>
+          <w:tcPr>
+            <w:tcW w:w="0" w:type="auto"/>
+            <w:hideMark/>
+          </w:tcPr>
+          <w:p>
+            <w:pPr>
+              <w:spacing w:after="0" w:line="240" w:lineRule="auto"/>
+              <w:rPr>
+                <w:rFonts w:eastAsia="Times New Roman" w:cs="Calibri"/>
+                <w:sz w:val="24"/>
+                <w:szCs w:val="24"/>
+                <w:lang w:eastAsia="es-CO"/>
+              </w:rPr>
+            </w:pPr>
+            <w:r>
+              <w:rPr>
+                <w:rFonts w:eastAsia="Times New Roman" w:cs="Calibri"/>
+                <w:sz w:val="24"/>
+                <w:szCs w:val="24"/>
+                <w:lang w:eastAsia="es-CO"/>
+              </w:rPr>
+              <w:t>Contención débil.</w:t>
+            </w:r>
+          </w:p>
+        </w:tc>
+        <w:tc>
+          <w:tcPr>
+            <w:tcW w:w="1990" w:type="dxa"/>
+            <w:hideMark/>
+          </w:tcPr>
+          <w:p>
+            <w:pPr>
+              <w:spacing w:after="0" w:line="240" w:lineRule="auto"/>
+              <w:rPr>
+                <w:rFonts w:eastAsia="Times New Roman" w:cs="Calibri"/>
+                <w:sz w:val="24"/>
+                <w:szCs w:val="24"/>
+                <w:lang w:eastAsia="es-CO"/>
+              </w:rPr>
+            </w:pPr>
+            <w:r>
+              <w:rPr>
+                <w:rFonts w:eastAsia="Times New Roman" w:cs="Calibri"/>
+                <w:sz w:val="24"/>
+                <w:szCs w:val="24"/>
+                <w:lang w:eastAsia="es-CO"/>
+              </w:rPr>
+              <w:t>Contención fuerte.</w:t>
+            </w:r>
+          </w:p>
+        </w:tc>
+        <w:tc>
+          <w:tcPr>
+            <w:tcW w:w="1979" w:type="dxa"/>
+            <w:hideMark/>
+          </w:tcPr>
+          <w:p>
+            <w:pPr>
+              <w:spacing w:after="0" w:line="240" w:lineRule="auto"/>
+              <w:rPr>
+                <w:rFonts w:eastAsia="Times New Roman" w:cs="Calibri"/>
+                <w:sz w:val="24"/>
+                <w:szCs w:val="24"/>
+                <w:lang w:eastAsia="es-CO"/>
+              </w:rPr>
+            </w:pPr>
+            <w:r>
+              <w:rPr>
+                <w:rFonts w:eastAsia="Times New Roman" w:cs="Calibri"/>
+                <w:sz w:val="24"/>
+                <w:szCs w:val="24"/>
+                <w:lang w:eastAsia="es-CO"/>
+              </w:rPr>
+              <w:t>Especialización.</w:t>
+            </w:r>
+          </w:p>
+        </w:tc>
+      </w:tr>
+      <w:tr>
+        <w:tc>
+          <w:tcPr>
+            <w:tcW w:w="1985" w:type="dxa"/>
+            <w:hideMark/>
+          </w:tcPr>
+          <w:p>
+            <w:pPr>
+              <w:spacing w:after="0" w:line="240" w:lineRule="auto"/>
+              <w:rPr>
+                <w:rFonts w:eastAsia="Times New Roman" w:cs="Calibri"/>
+                <w:sz w:val="24"/>
+                <w:szCs w:val="24"/>
+                <w:lang w:eastAsia="es-CO"/>
+              </w:rPr>
+            </w:pPr>
+            <w:r>
+              <w:rPr>
+                <w:rFonts w:eastAsia="Times New Roman" w:cs="Calibri"/>
+                <w:sz w:val="24"/>
+                <w:szCs w:val="24"/>
+                <w:lang w:eastAsia="es-CO"/>
+              </w:rPr>
+              <w:t>Símbolo UML</w:t>
+            </w:r>
+          </w:p>
+        </w:tc>
+        <w:tc>
+          <w:tcPr>
+            <w:tcW w:w="1976" w:type="dxa"/>
+            <w:hideMark/>
+          </w:tcPr>
+          <w:p>
+            <w:pPr>
+              <w:spacing w:after="0" w:line="240" w:lineRule="auto"/>
+              <w:rPr>
+                <w:rFonts w:eastAsia="Times New Roman" w:cs="Calibri"/>
+                <w:sz w:val="24"/>
+                <w:szCs w:val="24"/>
+                <w:lang w:eastAsia="es-CO"/>
+              </w:rPr>
+            </w:pPr>
+            <w:r>
+              <w:rPr>
+                <w:rFonts w:eastAsia="Times New Roman" w:cs="Calibri"/>
+                <w:sz w:val="24"/>
+                <w:szCs w:val="24"/>
+                <w:lang w:eastAsia="es-CO"/>
+              </w:rPr>
+              <w:t>Línea simple</w:t>
+            </w:r>
+          </w:p>
+        </w:tc>
+        <w:tc>
+          <w:tcPr>
+            <w:tcW w:w="0" w:type="auto"/>
+            <w:hideMark/>
+          </w:tcPr>
+          <w:p>
+            <w:pPr>
+              <w:spacing w:after="0" w:line="240" w:lineRule="auto"/>
+              <w:rPr>
+                <w:rFonts w:eastAsia="Times New Roman" w:cs="Calibri"/>
+                <w:sz w:val="24"/>
+                <w:szCs w:val="24"/>
+                <w:lang w:eastAsia="es-CO"/>
+              </w:rPr>
+            </w:pPr>
+            <w:r>
+              <w:rPr>
+                <w:rFonts w:eastAsia="Times New Roman" w:cs="Calibri"/>
+                <w:sz w:val="24"/>
+                <w:szCs w:val="24"/>
+                <w:lang w:eastAsia="es-CO"/>
+              </w:rPr>
+              <w:t xml:space="preserve">Rombo blanco </w:t>
+            </w:r>
+            <w:r>
+              <w:rPr>
+                <w:rFonts w:ascii="Cambria Math" w:eastAsia="Times New Roman" w:hAnsi="Cambria Math" w:cs="Cambria Math"/>
+                <w:sz w:val="24"/>
+                <w:szCs w:val="24"/>
+                <w:lang w:eastAsia="es-CO"/>
+              </w:rPr>
+              <w:t>◇</w:t>
+            </w:r>
+          </w:p>
+        </w:tc>
+        <w:tc>
+          <w:tcPr>
+            <w:tcW w:w="1990" w:type="dxa"/>
+            <w:hideMark/>
+          </w:tcPr>
+          <w:p>
+            <w:pPr>
+              <w:spacing w:after="0" w:line="240" w:lineRule="auto"/>
+              <w:rPr>
+                <w:rFonts w:eastAsia="Times New Roman" w:cs="Calibri"/>
+                <w:sz w:val="24"/>
+                <w:szCs w:val="24"/>
+                <w:lang w:eastAsia="es-CO"/>
+              </w:rPr>
+            </w:pPr>
+            <w:r>
+              <w:rPr>
+                <w:rFonts w:eastAsia="Times New Roman" w:cs="Calibri"/>
+                <w:sz w:val="24"/>
+                <w:szCs w:val="24"/>
+                <w:lang w:eastAsia="es-CO"/>
+              </w:rPr>
+              <w:t xml:space="preserve">Rombo negro </w:t>
+            </w:r>
+            <w:r>
+              <w:rPr>
+                <w:rFonts w:ascii="Cambria Math" w:eastAsia="Times New Roman" w:hAnsi="Cambria Math" w:cs="Cambria Math"/>
+                <w:sz w:val="24"/>
+                <w:szCs w:val="24"/>
+                <w:lang w:eastAsia="es-CO"/>
+              </w:rPr>
+              <w:t>◆</w:t>
+            </w:r>
+          </w:p>
+        </w:tc>
+        <w:tc>
+          <w:tcPr>
+            <w:tcW w:w="1979" w:type="dxa"/>
+            <w:hideMark/>
+          </w:tcPr>
+          <w:p>
+            <w:pPr>
+              <w:spacing w:after="0" w:line="240" w:lineRule="auto"/>
+              <w:rPr>
+                <w:rFonts w:eastAsia="Times New Roman" w:cs="Calibri"/>
+                <w:sz w:val="24"/>
+                <w:szCs w:val="24"/>
+                <w:lang w:eastAsia="es-CO"/>
+              </w:rPr>
+            </w:pPr>
+            <w:r>
+              <w:rPr>
+                <w:rFonts w:eastAsia="Times New Roman" w:cs="Calibri"/>
+                <w:sz w:val="24"/>
+                <w:szCs w:val="24"/>
+                <w:lang w:eastAsia="es-CO"/>
+              </w:rPr>
+              <w:t xml:space="preserve">Flecha con triángulo </w:t>
+            </w:r>
+            <w:r>
+              <w:rPr>
+                <w:rFonts w:ascii="Arial" w:eastAsia="Times New Roman" w:hAnsi="Arial" w:cs="Arial"/>
+                <w:sz w:val="24"/>
+                <w:szCs w:val="24"/>
+                <w:lang w:eastAsia="es-CO"/>
+              </w:rPr>
+              <w:t>▲</w:t>
+            </w:r>
+          </w:p>
+        </w:tc>
+      </w:tr>
+      <w:tr>
+        <w:tc>
+          <w:tcPr>
+            <w:tcW w:w="1985" w:type="dxa"/>
+            <w:hideMark/>
+          </w:tcPr>
+          <w:p>
+            <w:pPr>
+              <w:spacing w:after="0" w:line="240" w:lineRule="auto"/>
+              <w:rPr>
+                <w:rFonts w:eastAsia="Times New Roman" w:cs="Calibri"/>
+                <w:sz w:val="24"/>
+                <w:szCs w:val="24"/>
+                <w:lang w:eastAsia="es-CO"/>
+              </w:rPr>
+            </w:pPr>
+            <w:r>
+              <w:rPr>
+                <w:rFonts w:eastAsia="Times New Roman" w:cs="Calibri"/>
+                <w:sz w:val="24"/>
+                <w:szCs w:val="24"/>
+                <w:lang w:eastAsia="es-CO"/>
+              </w:rPr>
+              <w:t>Ejemplo</w:t>
+            </w:r>
+          </w:p>
+        </w:tc>
+        <w:tc>
+          <w:tcPr>
+            <w:tcW w:w="1976" w:type="dxa"/>
+            <w:hideMark/>
+          </w:tcPr>
+          <w:p>
+            <w:pPr>
+              <w:spacing w:after="0" w:line="240" w:lineRule="auto"/>
+              <w:rPr>
+                <w:rFonts w:eastAsia="Times New Roman" w:cs="Calibri"/>
+                <w:sz w:val="24"/>
+                <w:szCs w:val="24"/>
+                <w:lang w:eastAsia="es-CO"/>
+              </w:rPr>
+            </w:pPr>
+            <w:r>
+              <w:rPr>
+                <w:rFonts w:eastAsia="Times New Roman" w:cs="Calibri"/>
+                <w:sz w:val="24"/>
+                <w:szCs w:val="24"/>
+                <w:lang w:eastAsia="es-CO"/>
+              </w:rPr>
+              <w:t>Profesor — Curso</w:t>
+            </w:r>
+          </w:p>
+        </w:tc>
+        <w:tc>
+          <w:tcPr>
+            <w:tcW w:w="0" w:type="auto"/>
+            <w:hideMark/>
+          </w:tcPr>
+          <w:p>
+            <w:pPr>
+              <w:spacing w:after="0" w:line="240" w:lineRule="auto"/>
+              <w:rPr>
+                <w:rFonts w:eastAsia="Times New Roman" w:cs="Calibri"/>
+                <w:sz w:val="24"/>
+                <w:szCs w:val="24"/>
+                <w:lang w:eastAsia="es-CO"/>
+              </w:rPr>
+            </w:pPr>
+            <w:r>
+              <w:rPr>
+                <w:rFonts w:eastAsia="Times New Roman" w:cs="Calibri"/>
+                <w:sz w:val="24"/>
+                <w:szCs w:val="24"/>
+                <w:lang w:eastAsia="es-CO"/>
+              </w:rPr>
+              <w:t xml:space="preserve">Universidad </w:t>
+            </w:r>
+            <w:r>
+              <w:rPr>
+                <w:rFonts w:ascii="Cambria Math" w:eastAsia="Times New Roman" w:hAnsi="Cambria Math" w:cs="Cambria Math"/>
+                <w:sz w:val="24"/>
+                <w:szCs w:val="24"/>
+                <w:lang w:eastAsia="es-CO"/>
+              </w:rPr>
+              <w:t>◇</w:t>
+            </w:r>
+            <w:r>
+              <w:rPr>
+                <w:rFonts w:eastAsia="Times New Roman" w:cs="Calibri"/>
+                <w:sz w:val="24"/>
+                <w:szCs w:val="24"/>
+                <w:lang w:eastAsia="es-CO"/>
+              </w:rPr>
+              <w:t>— Estudiante</w:t>
+            </w:r>
+          </w:p>
+        </w:tc>
+        <w:tc>
+          <w:tcPr>
+            <w:tcW w:w="1990" w:type="dxa"/>
+            <w:hideMark/>
+          </w:tcPr>
+          <w:p>
+            <w:pPr>
+              <w:spacing w:after="0" w:line="240" w:lineRule="auto"/>
+              <w:rPr>
+                <w:rFonts w:eastAsia="Times New Roman" w:cs="Calibri"/>
+                <w:sz w:val="24"/>
+                <w:szCs w:val="24"/>
+                <w:lang w:eastAsia="es-CO"/>
+              </w:rPr>
+            </w:pPr>
+            <w:r>
+              <w:rPr>
+                <w:rFonts w:eastAsia="Times New Roman" w:cs="Calibri"/>
+                <w:sz w:val="24"/>
+                <w:szCs w:val="24"/>
+                <w:lang w:eastAsia="es-CO"/>
+              </w:rPr>
+              <w:t xml:space="preserve">Casa </w:t>
+            </w:r>
+            <w:r>
+              <w:rPr>
+                <w:rFonts w:ascii="Cambria Math" w:eastAsia="Times New Roman" w:hAnsi="Cambria Math" w:cs="Cambria Math"/>
+                <w:sz w:val="24"/>
+                <w:szCs w:val="24"/>
+                <w:lang w:eastAsia="es-CO"/>
+              </w:rPr>
+              <w:t>◆</w:t>
+            </w:r>
+            <w:r>
+              <w:rPr>
+                <w:rFonts w:eastAsia="Times New Roman" w:cs="Calibri"/>
+                <w:sz w:val="24"/>
+                <w:szCs w:val="24"/>
+                <w:lang w:eastAsia="es-CO"/>
+              </w:rPr>
+              <w:t>— Habitación</w:t>
+            </w:r>
+          </w:p>
+        </w:tc>
+        <w:tc>
+          <w:tcPr>
+            <w:tcW w:w="1979" w:type="dxa"/>
+            <w:hideMark/>
+          </w:tcPr>
+          <w:p>
+            <w:pPr>
+              <w:spacing w:after="0" w:line="240" w:lineRule="auto"/>
+              <w:rPr>
+                <w:rFonts w:eastAsia="Times New Roman" w:cs="Calibri"/>
+                <w:sz w:val="24"/>
+                <w:szCs w:val="24"/>
+                <w:lang w:eastAsia="es-CO"/>
+              </w:rPr>
+            </w:pPr>
+            <w:r>
+              <w:rPr>
+                <w:rFonts w:eastAsia="Times New Roman" w:cs="Calibri"/>
+                <w:sz w:val="24"/>
+                <w:szCs w:val="24"/>
+                <w:lang w:eastAsia="es-CO"/>
+              </w:rPr>
+              <w:t xml:space="preserve">Animal </w:t>
+            </w:r>
+            <w:r>
+              <w:rPr>
+                <w:rFonts w:ascii="Arial" w:eastAsia="Times New Roman" w:hAnsi="Arial" w:cs="Arial"/>
+                <w:sz w:val="24"/>
+                <w:szCs w:val="24"/>
+                <w:lang w:eastAsia="es-CO"/>
+              </w:rPr>
+              <w:t>▲</w:t>
+            </w:r>
+            <w:r>
+              <w:rPr>
+                <w:rFonts w:eastAsia="Times New Roman" w:cs="Calibri"/>
+                <w:sz w:val="24"/>
+                <w:szCs w:val="24"/>
+                <w:lang w:eastAsia="es-CO"/>
+              </w:rPr>
+              <w:t>— Perro</w:t>
+            </w:r>
+          </w:p>
+        </w:tc>
+      </w:tr>
+    </w:tbl>
     <w:p>
       <w:pPr>
         <w:spacing w:after="0" w:line="240" w:lineRule="auto"/>
         <w:ind w:left="708"/>
         <w:rPr>
           <w:rFonts w:cs="Calibri"/>
-          <w:b/>
-          <w:sz w:val="24"/>
-          <w:szCs w:val="24"/>
-        </w:rPr>
-      </w:pPr>
-      <w:r>
-        <w:rPr>
-          <w:rFonts w:cs="Calibri"/>
-          <w:b/>
-          <w:sz w:val="24"/>
-          <w:szCs w:val="24"/>
-        </w:rPr>
-        <w:t>Ejemplo:</w:t>
-      </w:r>
-    </w:p>
-    <w:p>
-      <w:pPr>
-        <w:spacing w:after="0" w:line="240" w:lineRule="auto"/>
-        <w:rPr>
-          <w:rFonts w:cs="Calibri"/>
-          <w:b/>
-          <w:sz w:val="24"/>
-          <w:szCs w:val="24"/>
-        </w:rPr>
-      </w:pPr>
-      <w:r>
-        <w:rPr>
-          <w:rFonts w:cs="Calibri"/>
-          <w:b/>
-          <w:sz w:val="24"/>
-          <w:szCs w:val="24"/>
-        </w:rPr>
-        <w:t>Generalización</w:t>
-      </w:r>
-    </w:p>
-    <w:p>
-      <w:pPr>
-        <w:spacing w:after="0" w:line="240" w:lineRule="auto"/>
-        <w:ind w:left="708"/>
-        <w:rPr>
-          <w:rFonts w:cs="Calibri"/>
-          <w:b/>
-          <w:sz w:val="24"/>
-          <w:szCs w:val="24"/>
-        </w:rPr>
-      </w:pPr>
-      <w:r>
-        <w:rPr>
-          <w:rFonts w:cs="Calibri"/>
-          <w:b/>
-          <w:sz w:val="24"/>
-          <w:szCs w:val="24"/>
-        </w:rPr>
-        <w:t>RTA:</w:t>
-      </w:r>
-    </w:p>
-    <w:p>
-      <w:pPr>
-        <w:spacing w:after="0" w:line="240" w:lineRule="auto"/>
-        <w:ind w:left="708"/>
-        <w:rPr>
-          <w:rFonts w:cs="Calibri"/>
-          <w:b/>
-          <w:sz w:val="24"/>
-          <w:szCs w:val="24"/>
-        </w:rPr>
-      </w:pPr>
-      <w:r>
-        <w:rPr>
-          <w:rFonts w:cs="Calibri"/>
-          <w:b/>
-          <w:sz w:val="24"/>
-          <w:szCs w:val="24"/>
-        </w:rPr>
-        <w:t>Ejemplo:</w:t>
-      </w:r>
-    </w:p>
-    <w:p>
-      <w:pPr>
-        <w:spacing w:after="0" w:line="240" w:lineRule="auto"/>
-        <w:rPr>
-          <w:rFonts w:cs="Calibri"/>
-          <w:b/>
-          <w:sz w:val="24"/>
-          <w:szCs w:val="24"/>
-        </w:rPr>
-      </w:pPr>
-      <w:r>
-        <w:rPr>
-          <w:rFonts w:cs="Calibri"/>
-          <w:b/>
-          <w:sz w:val="24"/>
-          <w:szCs w:val="24"/>
-        </w:rPr>
-        <w:t>Construir ejemplos para cada caso.</w:t>
-      </w:r>
-    </w:p>
-    <w:p>
-      <w:pPr>
-        <w:spacing w:after="0" w:line="240" w:lineRule="auto"/>
-        <w:ind w:left="708"/>
-        <w:rPr>
-          <w:rFonts w:cs="Calibri"/>
-          <w:b/>
-          <w:sz w:val="24"/>
-          <w:szCs w:val="24"/>
-        </w:rPr>
-      </w:pPr>
-      <w:r>
-        <w:rPr>
-          <w:rFonts w:cs="Calibri"/>
-          <w:b/>
-          <w:sz w:val="24"/>
-          <w:szCs w:val="24"/>
-        </w:rPr>
-        <w:t>RTA:</w:t>
-      </w:r>
-    </w:p>
-    <w:p>
-      <w:pPr>
-        <w:spacing w:after="0" w:line="240" w:lineRule="auto"/>
-        <w:ind w:left="708"/>
-        <w:rPr>
-          <w:rFonts w:cs="Calibri"/>
-          <w:b/>
-          <w:sz w:val="24"/>
-          <w:szCs w:val="24"/>
-        </w:rPr>
-      </w:pPr>
-      <w:r>
-        <w:rPr>
-          <w:rFonts w:cs="Calibri"/>
-          <w:b/>
-          <w:sz w:val="24"/>
-          <w:szCs w:val="24"/>
-        </w:rPr>
-        <w:t>Ejemplo:</w:t>
-      </w:r>
+          <w:bCs/>
+          <w:sz w:val="24"/>
+          <w:szCs w:val="24"/>
+        </w:rPr>
+      </w:pPr>
     </w:p>
     <w:p>
       <w:pPr>
@@ -9482,6 +10754,7 @@
           <w:sz w:val="24"/>
           <w:szCs w:val="24"/>
         </w:rPr>
+        <w:lastRenderedPageBreak/>
         <w:t>Informe académico que contenga:</w:t>
       </w:r>
     </w:p>
@@ -9934,7 +11207,6 @@
           <w:sz w:val="24"/>
           <w:szCs w:val="24"/>
         </w:rPr>
-        <w:lastRenderedPageBreak/>
         <w:t xml:space="preserve">Préstamos </w:t>
       </w:r>
     </w:p>
@@ -10405,6 +11677,7 @@
           <w:sz w:val="24"/>
           <w:szCs w:val="24"/>
         </w:rPr>
+        <w:lastRenderedPageBreak/>
         <w:pict w14:anchorId="66C27989">
           <v:rect id="_x0000_i1045" style="width:0;height:1.5pt" o:hralign="center" o:hrstd="t" o:hr="t" fillcolor="#a0a0a0" stroked="f"/>
         </w:pict>
@@ -10861,7 +12134,6 @@
           <w:sz w:val="24"/>
           <w:szCs w:val="24"/>
         </w:rPr>
-        <w:lastRenderedPageBreak/>
         <w:t>Una clínica necesita administrar:</w:t>
       </w:r>
     </w:p>
@@ -11322,6 +12594,7 @@
           <w:sz w:val="24"/>
           <w:szCs w:val="24"/>
         </w:rPr>
+        <w:lastRenderedPageBreak/>
         <w:t xml:space="preserve">Abstracción. </w:t>
       </w:r>
     </w:p>
@@ -11788,7 +13061,6 @@
           <w:sz w:val="24"/>
           <w:szCs w:val="24"/>
         </w:rPr>
-        <w:lastRenderedPageBreak/>
         <w:t>10 horas</w:t>
       </w:r>
     </w:p>
@@ -12717,6 +13989,7 @@
                 <w:sz w:val="24"/>
                 <w:szCs w:val="24"/>
               </w:rPr>
+              <w:lastRenderedPageBreak/>
               <w:t>Análisis</w:t>
             </w:r>
           </w:p>
@@ -13353,7 +14626,6 @@
           <w:sz w:val="24"/>
           <w:szCs w:val="24"/>
         </w:rPr>
-        <w:lastRenderedPageBreak/>
         <w:t xml:space="preserve">Composición. </w:t>
       </w:r>
     </w:p>
@@ -13903,6 +15175,7 @@
                 <w:rFonts w:cs="Calibri"/>
                 <w:bCs/>
               </w:rPr>
+              <w:lastRenderedPageBreak/>
               <w:t>Autor (es)</w:t>
             </w:r>
           </w:p>
@@ -21418,6 +22691,7 @@
   <w:style w:type="character" w:default="1" w:styleId="Fuentedeprrafopredeter">
     <w:name w:val="Default Paragraph Font"/>
     <w:uiPriority w:val="1"/>
+    <w:semiHidden/>
     <w:unhideWhenUsed/>
   </w:style>
   <w:style w:type="table" w:default="1" w:styleId="Tablanormal">
@@ -22551,6 +23825,17 @@
 </file>
 
 <file path=customXml/item1.xml><?xml version="1.0" encoding="utf-8"?>
+<p:properties xmlns:p="http://schemas.microsoft.com/office/2006/metadata/properties" xmlns:xsi="http://www.w3.org/2001/XMLSchema-instance" xmlns:pc="http://schemas.microsoft.com/office/infopath/2007/PartnerControls">
+  <documentManagement>
+    <lcf76f155ced4ddcb4097134ff3c332f xmlns="932546ec-9fd3-4385-85aa-a79281ebb4c5">
+      <Terms xmlns="http://schemas.microsoft.com/office/infopath/2007/PartnerControls"/>
+    </lcf76f155ced4ddcb4097134ff3c332f>
+    <TaxCatchAll xmlns="3b6d2153-ea30-4986-ad45-11d5a60cf126" xsi:nil="true"/>
+  </documentManagement>
+</p:properties>
+</file>
+
+<file path=customXml/item2.xml><?xml version="1.0" encoding="utf-8"?>
 <ct:contentTypeSchema xmlns:ct="http://schemas.microsoft.com/office/2006/metadata/contentType" xmlns:ma="http://schemas.microsoft.com/office/2006/metadata/properties/metaAttributes" ct:_="" ma:_="" ma:contentTypeName="Document" ma:contentTypeID="0x010100E6FB40559C53924D9947EEC60714F600" ma:contentTypeVersion="14" ma:contentTypeDescription="Create a new document." ma:contentTypeScope="" ma:versionID="cb94d2a05574536df82d0c972c1ab7f6">
   <xsd:schema xmlns:xsd="http://www.w3.org/2001/XMLSchema" xmlns:xs="http://www.w3.org/2001/XMLSchema" xmlns:p="http://schemas.microsoft.com/office/2006/metadata/properties" xmlns:ns2="932546ec-9fd3-4385-85aa-a79281ebb4c5" xmlns:ns3="3b6d2153-ea30-4986-ad45-11d5a60cf126" targetNamespace="http://schemas.microsoft.com/office/2006/metadata/properties" ma:root="true" ma:fieldsID="0dac74d9b28dc37fa479047abd5a0322" ns2:_="" ns3:_="">
     <xsd:import namespace="932546ec-9fd3-4385-85aa-a79281ebb4c5"/>
@@ -22779,22 +24064,7 @@
 </ct:contentTypeSchema>
 </file>
 
-<file path=customXml/item2.xml><?xml version="1.0" encoding="utf-8"?>
-<p:properties xmlns:p="http://schemas.microsoft.com/office/2006/metadata/properties" xmlns:xsi="http://www.w3.org/2001/XMLSchema-instance" xmlns:pc="http://schemas.microsoft.com/office/infopath/2007/PartnerControls">
-  <documentManagement>
-    <lcf76f155ced4ddcb4097134ff3c332f xmlns="932546ec-9fd3-4385-85aa-a79281ebb4c5">
-      <Terms xmlns="http://schemas.microsoft.com/office/infopath/2007/PartnerControls"/>
-    </lcf76f155ced4ddcb4097134ff3c332f>
-    <TaxCatchAll xmlns="3b6d2153-ea30-4986-ad45-11d5a60cf126" xsi:nil="true"/>
-  </documentManagement>
-</p:properties>
-</file>
-
 <file path=customXml/item3.xml><?xml version="1.0" encoding="utf-8"?>
-<b:Sources xmlns:b="http://schemas.openxmlformats.org/officeDocument/2006/bibliography" xmlns="http://schemas.openxmlformats.org/officeDocument/2006/bibliography" SelectedStyle="/APA.XSL" StyleName="APA"/>
-</file>
-
-<file path=customXml/item4.xml><?xml version="1.0" encoding="utf-8"?>
 <?mso-contentType ?>
 <FormTemplates xmlns="http://schemas.microsoft.com/sharepoint/v3/contenttype/forms">
   <Display>DocumentLibraryForm</Display>
@@ -22803,7 +24073,22 @@
 </FormTemplates>
 </file>
 
+<file path=customXml/item4.xml><?xml version="1.0" encoding="utf-8"?>
+<b:Sources xmlns:b="http://schemas.openxmlformats.org/officeDocument/2006/bibliography" xmlns="http://schemas.openxmlformats.org/officeDocument/2006/bibliography" SelectedStyle="/APA.XSL" StyleName="APA"/>
+</file>
+
 <file path=customXml/itemProps1.xml><?xml version="1.0" encoding="utf-8"?>
+<ds:datastoreItem xmlns:ds="http://schemas.openxmlformats.org/officeDocument/2006/customXml" ds:itemID="{148CFCA9-C04F-4472-9ACE-2C2B0713CCB5}">
+  <ds:schemaRefs>
+    <ds:schemaRef ds:uri="http://schemas.microsoft.com/office/2006/metadata/properties"/>
+    <ds:schemaRef ds:uri="http://schemas.microsoft.com/office/infopath/2007/PartnerControls"/>
+    <ds:schemaRef ds:uri="932546ec-9fd3-4385-85aa-a79281ebb4c5"/>
+    <ds:schemaRef ds:uri="3b6d2153-ea30-4986-ad45-11d5a60cf126"/>
+  </ds:schemaRefs>
+</ds:datastoreItem>
+</file>
+
+<file path=customXml/itemProps2.xml><?xml version="1.0" encoding="utf-8"?>
 <ds:datastoreItem xmlns:ds="http://schemas.openxmlformats.org/officeDocument/2006/customXml" ds:itemID="{3B1041A2-1341-4421-B5F5-50CA599F65C6}">
   <ds:schemaRefs>
     <ds:schemaRef ds:uri="http://schemas.microsoft.com/office/2006/metadata/contentType"/>
@@ -22822,29 +24107,18 @@
 </ds:datastoreItem>
 </file>
 
-<file path=customXml/itemProps2.xml><?xml version="1.0" encoding="utf-8"?>
-<ds:datastoreItem xmlns:ds="http://schemas.openxmlformats.org/officeDocument/2006/customXml" ds:itemID="{148CFCA9-C04F-4472-9ACE-2C2B0713CCB5}">
+<file path=customXml/itemProps3.xml><?xml version="1.0" encoding="utf-8"?>
+<ds:datastoreItem xmlns:ds="http://schemas.openxmlformats.org/officeDocument/2006/customXml" ds:itemID="{3F9D943A-8F73-4333-9169-A981417CD6FA}">
   <ds:schemaRefs>
-    <ds:schemaRef ds:uri="http://schemas.microsoft.com/office/2006/metadata/properties"/>
-    <ds:schemaRef ds:uri="http://schemas.microsoft.com/office/infopath/2007/PartnerControls"/>
-    <ds:schemaRef ds:uri="932546ec-9fd3-4385-85aa-a79281ebb4c5"/>
-    <ds:schemaRef ds:uri="3b6d2153-ea30-4986-ad45-11d5a60cf126"/>
+    <ds:schemaRef ds:uri="http://schemas.microsoft.com/sharepoint/v3/contenttype/forms"/>
   </ds:schemaRefs>
 </ds:datastoreItem>
 </file>
 
-<file path=customXml/itemProps3.xml><?xml version="1.0" encoding="utf-8"?>
+<file path=customXml/itemProps4.xml><?xml version="1.0" encoding="utf-8"?>
 <ds:datastoreItem xmlns:ds="http://schemas.openxmlformats.org/officeDocument/2006/customXml" ds:itemID="{8F77DE2A-42C6-4CA6-9039-80EF84878373}">
   <ds:schemaRefs>
     <ds:schemaRef ds:uri="http://schemas.openxmlformats.org/officeDocument/2006/bibliography"/>
   </ds:schemaRefs>
 </ds:datastoreItem>
-</file>
-
-<file path=customXml/itemProps4.xml><?xml version="1.0" encoding="utf-8"?>
-<ds:datastoreItem xmlns:ds="http://schemas.openxmlformats.org/officeDocument/2006/customXml" ds:itemID="{3F9D943A-8F73-4333-9169-A981417CD6FA}">
-  <ds:schemaRefs>
-    <ds:schemaRef ds:uri="http://schemas.microsoft.com/sharepoint/v3/contenttype/forms"/>
-  </ds:schemaRefs>
-</ds:datastoreItem>
 </file>
--- a/Timestre 1/evidencia_ADSO/Evidencias/POO/05. Guía de aprendizaje POO.docx
+++ b/Timestre 1/evidencia_ADSO/Evidencias/POO/05. Guía de aprendizaje POO.docx
@@ -9405,16 +9405,7 @@
           <w:sz w:val="24"/>
           <w:szCs w:val="24"/>
         </w:rPr>
-        <w:t>La</w:t>
-      </w:r>
-      <w:r>
-        <w:rPr>
-          <w:rFonts w:cs="Calibri"/>
-          <w:bCs/>
-          <w:sz w:val="24"/>
-          <w:szCs w:val="24"/>
-        </w:rPr>
-        <w:t xml:space="preserve"> composición es una relación fuerte donde un objeto está formado por otros objetos y estos no pueden existir de manera independiente del objeto principal. Si el objeto principal desaparece, las partes que lo componen también.</w:t>
+        <w:t>La composición es una relación fuerte donde un objeto está formado por otros objetos y estos no pueden existir de manera independiente del objeto principal. Si el objeto principal desaparece, las partes que lo componen también.</w:t>
       </w:r>
     </w:p>
     <w:p>
@@ -10880,23 +10871,15 @@
     </w:p>
     <w:p>
       <w:pPr>
-        <w:spacing w:after="0" w:line="240" w:lineRule="auto"/>
-        <w:rPr>
-          <w:rFonts w:cs="Calibri"/>
-          <w:b/>
-          <w:sz w:val="24"/>
-          <w:szCs w:val="24"/>
-        </w:rPr>
-      </w:pPr>
-      <w:r>
-        <w:rPr>
-          <w:rFonts w:cs="Calibri"/>
-          <w:b/>
-          <w:sz w:val="24"/>
-          <w:szCs w:val="24"/>
-        </w:rPr>
-        <w:t>RTAS: Aqui estarán los mapas conceptuales representaciones graficas y cuadros comparativos</w:t>
-      </w:r>
+        <w:pStyle w:val="Prrafodelista"/>
+        <w:spacing w:after="0" w:line="240" w:lineRule="auto"/>
+        <w:rPr>
+          <w:rFonts w:ascii="Calibri" w:hAnsi="Calibri" w:cs="Calibri"/>
+          <w:bCs/>
+          <w:sz w:val="24"/>
+          <w:szCs w:val="24"/>
+        </w:rPr>
+      </w:pPr>
     </w:p>
     <w:p>
       <w:pPr>
@@ -12045,6 +12028,1820 @@
           <w:szCs w:val="24"/>
         </w:rPr>
       </w:pPr>
+    </w:p>
+    <w:p>
+      <w:pPr>
+        <w:spacing w:after="0" w:line="240" w:lineRule="auto"/>
+        <w:rPr>
+          <w:rFonts w:cs="Calibri"/>
+          <w:b/>
+          <w:sz w:val="24"/>
+          <w:szCs w:val="24"/>
+        </w:rPr>
+      </w:pPr>
+      <w:r>
+        <w:rPr>
+          <w:rFonts w:cs="Calibri"/>
+          <w:b/>
+          <w:sz w:val="24"/>
+          <w:szCs w:val="24"/>
+        </w:rPr>
+        <w:t>RESPUESTAS:</w:t>
+      </w:r>
+    </w:p>
+    <w:p>
+      <w:pPr>
+        <w:spacing w:after="0" w:line="240" w:lineRule="auto"/>
+        <w:rPr>
+          <w:rFonts w:cs="Calibri"/>
+          <w:bCs/>
+          <w:sz w:val="24"/>
+          <w:szCs w:val="24"/>
+        </w:rPr>
+      </w:pPr>
+      <w:r>
+        <w:rPr>
+          <w:rFonts w:cs="Calibri"/>
+          <w:bCs/>
+          <w:sz w:val="24"/>
+          <w:szCs w:val="24"/>
+        </w:rPr>
+        <w:t xml:space="preserve"> </w:t>
+      </w:r>
+      <w:r>
+        <w:rPr>
+          <w:rFonts w:cs="Calibri"/>
+          <w:bCs/>
+          <w:sz w:val="24"/>
+          <w:szCs w:val="24"/>
+        </w:rPr>
+        <w:t>Clase Libro</w:t>
+      </w:r>
+    </w:p>
+    <w:p>
+      <w:pPr>
+        <w:spacing w:after="0" w:line="240" w:lineRule="auto"/>
+        <w:rPr>
+          <w:rFonts w:cs="Calibri"/>
+          <w:bCs/>
+          <w:sz w:val="24"/>
+          <w:szCs w:val="24"/>
+        </w:rPr>
+      </w:pPr>
+      <w:r>
+        <w:rPr>
+          <w:rFonts w:cs="Calibri"/>
+          <w:bCs/>
+          <w:sz w:val="24"/>
+          <w:szCs w:val="24"/>
+        </w:rPr>
+        <w:t>Atributos:</w:t>
+      </w:r>
+    </w:p>
+    <w:p>
+      <w:pPr>
+        <w:spacing w:after="0" w:line="240" w:lineRule="auto"/>
+        <w:rPr>
+          <w:rFonts w:cs="Calibri"/>
+          <w:bCs/>
+          <w:sz w:val="24"/>
+          <w:szCs w:val="24"/>
+        </w:rPr>
+      </w:pPr>
+      <w:r>
+        <w:rPr>
+          <w:rFonts w:cs="Calibri"/>
+          <w:bCs/>
+          <w:sz w:val="24"/>
+          <w:szCs w:val="24"/>
+        </w:rPr>
+        <w:t>Autor</w:t>
+      </w:r>
+    </w:p>
+    <w:p>
+      <w:pPr>
+        <w:spacing w:after="0" w:line="240" w:lineRule="auto"/>
+        <w:rPr>
+          <w:rFonts w:cs="Calibri"/>
+          <w:bCs/>
+          <w:sz w:val="24"/>
+          <w:szCs w:val="24"/>
+        </w:rPr>
+      </w:pPr>
+      <w:r>
+        <w:rPr>
+          <w:rFonts w:cs="Calibri"/>
+          <w:bCs/>
+          <w:sz w:val="24"/>
+          <w:szCs w:val="24"/>
+        </w:rPr>
+        <w:t>Género</w:t>
+      </w:r>
+    </w:p>
+    <w:p>
+      <w:pPr>
+        <w:spacing w:after="0" w:line="240" w:lineRule="auto"/>
+        <w:rPr>
+          <w:rFonts w:cs="Calibri"/>
+          <w:bCs/>
+          <w:sz w:val="24"/>
+          <w:szCs w:val="24"/>
+        </w:rPr>
+      </w:pPr>
+      <w:r>
+        <w:rPr>
+          <w:rFonts w:cs="Calibri"/>
+          <w:bCs/>
+          <w:sz w:val="24"/>
+          <w:szCs w:val="24"/>
+        </w:rPr>
+        <w:t>Subgénero</w:t>
+      </w:r>
+    </w:p>
+    <w:p>
+      <w:pPr>
+        <w:spacing w:after="0" w:line="240" w:lineRule="auto"/>
+        <w:rPr>
+          <w:rFonts w:cs="Calibri"/>
+          <w:bCs/>
+          <w:sz w:val="24"/>
+          <w:szCs w:val="24"/>
+        </w:rPr>
+      </w:pPr>
+      <w:r>
+        <w:rPr>
+          <w:rFonts w:cs="Calibri"/>
+          <w:bCs/>
+          <w:sz w:val="24"/>
+          <w:szCs w:val="24"/>
+        </w:rPr>
+        <w:t>Año de publicación</w:t>
+      </w:r>
+    </w:p>
+    <w:p>
+      <w:pPr>
+        <w:spacing w:after="0" w:line="240" w:lineRule="auto"/>
+        <w:rPr>
+          <w:rFonts w:cs="Calibri"/>
+          <w:bCs/>
+          <w:sz w:val="24"/>
+          <w:szCs w:val="24"/>
+        </w:rPr>
+      </w:pPr>
+      <w:r>
+        <w:rPr>
+          <w:rFonts w:cs="Calibri"/>
+          <w:bCs/>
+          <w:sz w:val="24"/>
+          <w:szCs w:val="24"/>
+        </w:rPr>
+        <w:t>Métodos:</w:t>
+      </w:r>
+    </w:p>
+    <w:p>
+      <w:pPr>
+        <w:spacing w:after="0" w:line="240" w:lineRule="auto"/>
+        <w:rPr>
+          <w:rFonts w:cs="Calibri"/>
+          <w:bCs/>
+          <w:sz w:val="24"/>
+          <w:szCs w:val="24"/>
+        </w:rPr>
+      </w:pPr>
+      <w:r>
+        <w:rPr>
+          <w:rFonts w:cs="Calibri"/>
+          <w:bCs/>
+          <w:sz w:val="24"/>
+          <w:szCs w:val="24"/>
+        </w:rPr>
+        <w:t>Prestar</w:t>
+      </w:r>
+    </w:p>
+    <w:p>
+      <w:pPr>
+        <w:spacing w:after="0" w:line="240" w:lineRule="auto"/>
+        <w:rPr>
+          <w:rFonts w:cs="Calibri"/>
+          <w:bCs/>
+          <w:sz w:val="24"/>
+          <w:szCs w:val="24"/>
+        </w:rPr>
+      </w:pPr>
+      <w:r>
+        <w:rPr>
+          <w:rFonts w:cs="Calibri"/>
+          <w:bCs/>
+          <w:sz w:val="24"/>
+          <w:szCs w:val="24"/>
+        </w:rPr>
+        <w:t>Devolver</w:t>
+      </w:r>
+    </w:p>
+    <w:p>
+      <w:pPr>
+        <w:spacing w:after="0" w:line="240" w:lineRule="auto"/>
+        <w:rPr>
+          <w:rFonts w:cs="Calibri"/>
+          <w:bCs/>
+          <w:sz w:val="24"/>
+          <w:szCs w:val="24"/>
+        </w:rPr>
+      </w:pPr>
+      <w:r>
+        <w:rPr>
+          <w:rFonts w:cs="Calibri"/>
+          <w:bCs/>
+          <w:sz w:val="24"/>
+          <w:szCs w:val="24"/>
+        </w:rPr>
+        <w:t>Reportar retraso</w:t>
+      </w:r>
+    </w:p>
+    <w:p>
+      <w:pPr>
+        <w:spacing w:after="0" w:line="240" w:lineRule="auto"/>
+        <w:rPr>
+          <w:rFonts w:cs="Calibri"/>
+          <w:bCs/>
+          <w:sz w:val="24"/>
+          <w:szCs w:val="24"/>
+        </w:rPr>
+      </w:pPr>
+      <w:r>
+        <w:rPr>
+          <w:rFonts w:cs="Calibri"/>
+          <w:bCs/>
+          <w:sz w:val="24"/>
+          <w:szCs w:val="24"/>
+        </w:rPr>
+        <w:t>Registrar devolución anticipada</w:t>
+      </w:r>
+    </w:p>
+    <w:p>
+      <w:pPr>
+        <w:spacing w:after="0" w:line="240" w:lineRule="auto"/>
+        <w:rPr>
+          <w:rFonts w:cs="Calibri"/>
+          <w:bCs/>
+          <w:sz w:val="24"/>
+          <w:szCs w:val="24"/>
+        </w:rPr>
+      </w:pPr>
+    </w:p>
+    <w:p>
+      <w:pPr>
+        <w:spacing w:after="0" w:line="240" w:lineRule="auto"/>
+        <w:rPr>
+          <w:rFonts w:cs="Calibri"/>
+          <w:bCs/>
+          <w:sz w:val="24"/>
+          <w:szCs w:val="24"/>
+        </w:rPr>
+      </w:pPr>
+      <w:r>
+        <w:rPr>
+          <w:rFonts w:cs="Calibri"/>
+          <w:bCs/>
+          <w:sz w:val="24"/>
+          <w:szCs w:val="24"/>
+        </w:rPr>
+        <w:t>Clase Persona</w:t>
+      </w:r>
+    </w:p>
+    <w:p>
+      <w:pPr>
+        <w:spacing w:after="0" w:line="240" w:lineRule="auto"/>
+        <w:rPr>
+          <w:rFonts w:cs="Calibri"/>
+          <w:bCs/>
+          <w:sz w:val="24"/>
+          <w:szCs w:val="24"/>
+        </w:rPr>
+      </w:pPr>
+      <w:r>
+        <w:rPr>
+          <w:rFonts w:cs="Calibri"/>
+          <w:bCs/>
+          <w:sz w:val="24"/>
+          <w:szCs w:val="24"/>
+        </w:rPr>
+        <w:t>Atributos:</w:t>
+      </w:r>
+    </w:p>
+    <w:p>
+      <w:pPr>
+        <w:spacing w:after="0" w:line="240" w:lineRule="auto"/>
+        <w:rPr>
+          <w:rFonts w:cs="Calibri"/>
+          <w:bCs/>
+          <w:sz w:val="24"/>
+          <w:szCs w:val="24"/>
+        </w:rPr>
+      </w:pPr>
+      <w:r>
+        <w:rPr>
+          <w:rFonts w:cs="Calibri"/>
+          <w:bCs/>
+          <w:sz w:val="24"/>
+          <w:szCs w:val="24"/>
+        </w:rPr>
+        <w:t>Edad</w:t>
+      </w:r>
+    </w:p>
+    <w:p>
+      <w:pPr>
+        <w:spacing w:after="0" w:line="240" w:lineRule="auto"/>
+        <w:rPr>
+          <w:rFonts w:cs="Calibri"/>
+          <w:bCs/>
+          <w:sz w:val="24"/>
+          <w:szCs w:val="24"/>
+        </w:rPr>
+      </w:pPr>
+      <w:r>
+        <w:rPr>
+          <w:rFonts w:cs="Calibri"/>
+          <w:bCs/>
+          <w:sz w:val="24"/>
+          <w:szCs w:val="24"/>
+        </w:rPr>
+        <w:t>Género</w:t>
+      </w:r>
+    </w:p>
+    <w:p>
+      <w:pPr>
+        <w:spacing w:after="0" w:line="240" w:lineRule="auto"/>
+        <w:rPr>
+          <w:rFonts w:cs="Calibri"/>
+          <w:bCs/>
+          <w:sz w:val="24"/>
+          <w:szCs w:val="24"/>
+        </w:rPr>
+      </w:pPr>
+      <w:r>
+        <w:rPr>
+          <w:rFonts w:cs="Calibri"/>
+          <w:bCs/>
+          <w:sz w:val="24"/>
+          <w:szCs w:val="24"/>
+        </w:rPr>
+        <w:t>Documento</w:t>
+      </w:r>
+    </w:p>
+    <w:p>
+      <w:pPr>
+        <w:spacing w:after="0" w:line="240" w:lineRule="auto"/>
+        <w:rPr>
+          <w:rFonts w:cs="Calibri"/>
+          <w:bCs/>
+          <w:sz w:val="24"/>
+          <w:szCs w:val="24"/>
+        </w:rPr>
+      </w:pPr>
+      <w:r>
+        <w:rPr>
+          <w:rFonts w:cs="Calibri"/>
+          <w:bCs/>
+          <w:sz w:val="24"/>
+          <w:szCs w:val="24"/>
+        </w:rPr>
+        <w:t>Número de contacto</w:t>
+      </w:r>
+    </w:p>
+    <w:p>
+      <w:pPr>
+        <w:spacing w:after="0" w:line="240" w:lineRule="auto"/>
+        <w:rPr>
+          <w:rFonts w:cs="Calibri"/>
+          <w:bCs/>
+          <w:sz w:val="24"/>
+          <w:szCs w:val="24"/>
+        </w:rPr>
+      </w:pPr>
+      <w:r>
+        <w:rPr>
+          <w:rFonts w:cs="Calibri"/>
+          <w:bCs/>
+          <w:sz w:val="24"/>
+          <w:szCs w:val="24"/>
+        </w:rPr>
+        <w:t>Correo electrónico</w:t>
+      </w:r>
+    </w:p>
+    <w:p>
+      <w:pPr>
+        <w:spacing w:after="0" w:line="240" w:lineRule="auto"/>
+        <w:rPr>
+          <w:rFonts w:cs="Calibri"/>
+          <w:bCs/>
+          <w:sz w:val="24"/>
+          <w:szCs w:val="24"/>
+        </w:rPr>
+      </w:pPr>
+      <w:r>
+        <w:rPr>
+          <w:rFonts w:cs="Calibri"/>
+          <w:bCs/>
+          <w:sz w:val="24"/>
+          <w:szCs w:val="24"/>
+        </w:rPr>
+        <w:t>Métodos:</w:t>
+      </w:r>
+    </w:p>
+    <w:p>
+      <w:pPr>
+        <w:spacing w:after="0" w:line="240" w:lineRule="auto"/>
+        <w:rPr>
+          <w:rFonts w:cs="Calibri"/>
+          <w:bCs/>
+          <w:sz w:val="24"/>
+          <w:szCs w:val="24"/>
+        </w:rPr>
+      </w:pPr>
+      <w:r>
+        <w:rPr>
+          <w:rFonts w:cs="Calibri"/>
+          <w:bCs/>
+          <w:sz w:val="24"/>
+          <w:szCs w:val="24"/>
+        </w:rPr>
+        <w:t>Ingresar</w:t>
+      </w:r>
+    </w:p>
+    <w:p>
+      <w:pPr>
+        <w:spacing w:after="0" w:line="240" w:lineRule="auto"/>
+        <w:rPr>
+          <w:rFonts w:cs="Calibri"/>
+          <w:bCs/>
+          <w:sz w:val="24"/>
+          <w:szCs w:val="24"/>
+        </w:rPr>
+      </w:pPr>
+      <w:r>
+        <w:rPr>
+          <w:rFonts w:cs="Calibri"/>
+          <w:bCs/>
+          <w:sz w:val="24"/>
+          <w:szCs w:val="24"/>
+        </w:rPr>
+        <w:t>Salir</w:t>
+      </w:r>
+    </w:p>
+    <w:p>
+      <w:pPr>
+        <w:spacing w:after="0" w:line="240" w:lineRule="auto"/>
+        <w:rPr>
+          <w:rFonts w:cs="Calibri"/>
+          <w:bCs/>
+          <w:sz w:val="24"/>
+          <w:szCs w:val="24"/>
+        </w:rPr>
+      </w:pPr>
+    </w:p>
+    <w:p>
+      <w:pPr>
+        <w:spacing w:after="0" w:line="240" w:lineRule="auto"/>
+        <w:rPr>
+          <w:rFonts w:cs="Calibri"/>
+          <w:bCs/>
+          <w:sz w:val="24"/>
+          <w:szCs w:val="24"/>
+        </w:rPr>
+      </w:pPr>
+      <w:r>
+        <w:rPr>
+          <w:rFonts w:cs="Calibri"/>
+          <w:bCs/>
+          <w:sz w:val="24"/>
+          <w:szCs w:val="24"/>
+        </w:rPr>
+        <w:lastRenderedPageBreak/>
+        <w:t>Herencia (Generalización)</w:t>
+      </w:r>
+    </w:p>
+    <w:p>
+      <w:pPr>
+        <w:spacing w:after="0" w:line="240" w:lineRule="auto"/>
+        <w:rPr>
+          <w:rFonts w:cs="Calibri"/>
+          <w:bCs/>
+          <w:sz w:val="24"/>
+          <w:szCs w:val="24"/>
+        </w:rPr>
+      </w:pPr>
+      <w:r>
+        <w:rPr>
+          <w:rFonts w:cs="Calibri"/>
+          <w:bCs/>
+          <w:sz w:val="24"/>
+          <w:szCs w:val="24"/>
+        </w:rPr>
+        <w:t>La clase Persona tiene dos clases hijas:</w:t>
+      </w:r>
+    </w:p>
+    <w:p>
+      <w:pPr>
+        <w:spacing w:after="0" w:line="240" w:lineRule="auto"/>
+        <w:rPr>
+          <w:rFonts w:cs="Calibri"/>
+          <w:bCs/>
+          <w:sz w:val="24"/>
+          <w:szCs w:val="24"/>
+        </w:rPr>
+      </w:pPr>
+      <w:r>
+        <w:rPr>
+          <w:rFonts w:cs="Calibri"/>
+          <w:bCs/>
+          <w:sz w:val="24"/>
+          <w:szCs w:val="24"/>
+        </w:rPr>
+        <w:t>Clase Usuario</w:t>
+      </w:r>
+    </w:p>
+    <w:p>
+      <w:pPr>
+        <w:spacing w:after="0" w:line="240" w:lineRule="auto"/>
+        <w:rPr>
+          <w:rFonts w:cs="Calibri"/>
+          <w:bCs/>
+          <w:sz w:val="24"/>
+          <w:szCs w:val="24"/>
+        </w:rPr>
+      </w:pPr>
+      <w:r>
+        <w:rPr>
+          <w:rFonts w:cs="Calibri"/>
+          <w:bCs/>
+          <w:sz w:val="24"/>
+          <w:szCs w:val="24"/>
+        </w:rPr>
+        <w:t>Atributos:</w:t>
+      </w:r>
+    </w:p>
+    <w:p>
+      <w:pPr>
+        <w:spacing w:after="0" w:line="240" w:lineRule="auto"/>
+        <w:rPr>
+          <w:rFonts w:cs="Calibri"/>
+          <w:bCs/>
+          <w:sz w:val="24"/>
+          <w:szCs w:val="24"/>
+        </w:rPr>
+      </w:pPr>
+      <w:r>
+        <w:rPr>
+          <w:rFonts w:cs="Calibri"/>
+          <w:bCs/>
+          <w:sz w:val="24"/>
+          <w:szCs w:val="24"/>
+        </w:rPr>
+        <w:t>Libro que lleva prestado</w:t>
+      </w:r>
+    </w:p>
+    <w:p>
+      <w:pPr>
+        <w:spacing w:after="0" w:line="240" w:lineRule="auto"/>
+        <w:rPr>
+          <w:rFonts w:cs="Calibri"/>
+          <w:bCs/>
+          <w:sz w:val="24"/>
+          <w:szCs w:val="24"/>
+        </w:rPr>
+      </w:pPr>
+      <w:r>
+        <w:rPr>
+          <w:rFonts w:cs="Calibri"/>
+          <w:bCs/>
+          <w:sz w:val="24"/>
+          <w:szCs w:val="24"/>
+        </w:rPr>
+        <w:t>Historial de préstamos</w:t>
+      </w:r>
+    </w:p>
+    <w:p>
+      <w:pPr>
+        <w:spacing w:after="0" w:line="240" w:lineRule="auto"/>
+        <w:rPr>
+          <w:rFonts w:cs="Calibri"/>
+          <w:bCs/>
+          <w:sz w:val="24"/>
+          <w:szCs w:val="24"/>
+        </w:rPr>
+      </w:pPr>
+      <w:r>
+        <w:rPr>
+          <w:rFonts w:cs="Calibri"/>
+          <w:bCs/>
+          <w:sz w:val="24"/>
+          <w:szCs w:val="24"/>
+        </w:rPr>
+        <w:t>Métodos:</w:t>
+      </w:r>
+    </w:p>
+    <w:p>
+      <w:pPr>
+        <w:spacing w:after="0" w:line="240" w:lineRule="auto"/>
+        <w:rPr>
+          <w:rFonts w:cs="Calibri"/>
+          <w:bCs/>
+          <w:sz w:val="24"/>
+          <w:szCs w:val="24"/>
+        </w:rPr>
+      </w:pPr>
+      <w:r>
+        <w:rPr>
+          <w:rFonts w:cs="Calibri"/>
+          <w:bCs/>
+          <w:sz w:val="24"/>
+          <w:szCs w:val="24"/>
+        </w:rPr>
+        <w:t>Devolver libro</w:t>
+      </w:r>
+    </w:p>
+    <w:p>
+      <w:pPr>
+        <w:spacing w:after="0" w:line="240" w:lineRule="auto"/>
+        <w:rPr>
+          <w:rFonts w:cs="Calibri"/>
+          <w:bCs/>
+          <w:sz w:val="24"/>
+          <w:szCs w:val="24"/>
+        </w:rPr>
+      </w:pPr>
+      <w:r>
+        <w:rPr>
+          <w:rFonts w:cs="Calibri"/>
+          <w:bCs/>
+          <w:sz w:val="24"/>
+          <w:szCs w:val="24"/>
+        </w:rPr>
+        <w:t>Consultar historial</w:t>
+      </w:r>
+    </w:p>
+    <w:p>
+      <w:pPr>
+        <w:spacing w:after="0" w:line="240" w:lineRule="auto"/>
+        <w:rPr>
+          <w:rFonts w:cs="Calibri"/>
+          <w:bCs/>
+          <w:sz w:val="24"/>
+          <w:szCs w:val="24"/>
+        </w:rPr>
+      </w:pPr>
+      <w:r>
+        <w:rPr>
+          <w:rFonts w:cs="Calibri"/>
+          <w:bCs/>
+          <w:sz w:val="24"/>
+          <w:szCs w:val="24"/>
+        </w:rPr>
+        <w:t>Crear cuenta</w:t>
+      </w:r>
+    </w:p>
+    <w:p>
+      <w:pPr>
+        <w:spacing w:after="0" w:line="240" w:lineRule="auto"/>
+        <w:rPr>
+          <w:rFonts w:cs="Calibri"/>
+          <w:bCs/>
+          <w:sz w:val="24"/>
+          <w:szCs w:val="24"/>
+        </w:rPr>
+      </w:pPr>
+      <w:r>
+        <w:rPr>
+          <w:rFonts w:cs="Calibri"/>
+          <w:bCs/>
+          <w:sz w:val="24"/>
+          <w:szCs w:val="24"/>
+        </w:rPr>
+        <w:t>Consultar cuenta</w:t>
+      </w:r>
+    </w:p>
+    <w:p>
+      <w:pPr>
+        <w:spacing w:after="0" w:line="240" w:lineRule="auto"/>
+        <w:rPr>
+          <w:rFonts w:cs="Calibri"/>
+          <w:bCs/>
+          <w:sz w:val="24"/>
+          <w:szCs w:val="24"/>
+        </w:rPr>
+      </w:pPr>
+      <w:r>
+        <w:rPr>
+          <w:rFonts w:cs="Calibri"/>
+          <w:bCs/>
+          <w:sz w:val="24"/>
+          <w:szCs w:val="24"/>
+        </w:rPr>
+        <w:t>Modificar cuenta</w:t>
+      </w:r>
+    </w:p>
+    <w:p>
+      <w:pPr>
+        <w:spacing w:after="0" w:line="240" w:lineRule="auto"/>
+        <w:rPr>
+          <w:rFonts w:cs="Calibri"/>
+          <w:bCs/>
+          <w:sz w:val="24"/>
+          <w:szCs w:val="24"/>
+        </w:rPr>
+      </w:pPr>
+    </w:p>
+    <w:p>
+      <w:pPr>
+        <w:spacing w:after="0" w:line="240" w:lineRule="auto"/>
+        <w:rPr>
+          <w:rFonts w:cs="Calibri"/>
+          <w:bCs/>
+          <w:sz w:val="24"/>
+          <w:szCs w:val="24"/>
+        </w:rPr>
+      </w:pPr>
+      <w:r>
+        <w:rPr>
+          <w:rFonts w:cs="Calibri"/>
+          <w:bCs/>
+          <w:sz w:val="24"/>
+          <w:szCs w:val="24"/>
+        </w:rPr>
+        <w:t>Clase Bibliotecario</w:t>
+      </w:r>
+    </w:p>
+    <w:p>
+      <w:pPr>
+        <w:spacing w:after="0" w:line="240" w:lineRule="auto"/>
+        <w:rPr>
+          <w:rFonts w:cs="Calibri"/>
+          <w:bCs/>
+          <w:sz w:val="24"/>
+          <w:szCs w:val="24"/>
+        </w:rPr>
+      </w:pPr>
+      <w:r>
+        <w:rPr>
+          <w:rFonts w:cs="Calibri"/>
+          <w:bCs/>
+          <w:sz w:val="24"/>
+          <w:szCs w:val="24"/>
+        </w:rPr>
+        <w:t>Atributos:</w:t>
+      </w:r>
+    </w:p>
+    <w:p>
+      <w:pPr>
+        <w:spacing w:after="0" w:line="240" w:lineRule="auto"/>
+        <w:rPr>
+          <w:rFonts w:cs="Calibri"/>
+          <w:bCs/>
+          <w:sz w:val="24"/>
+          <w:szCs w:val="24"/>
+        </w:rPr>
+      </w:pPr>
+      <w:r>
+        <w:rPr>
+          <w:rFonts w:cs="Calibri"/>
+          <w:bCs/>
+          <w:sz w:val="24"/>
+          <w:szCs w:val="24"/>
+        </w:rPr>
+        <w:t>Salario</w:t>
+      </w:r>
+    </w:p>
+    <w:p>
+      <w:pPr>
+        <w:spacing w:after="0" w:line="240" w:lineRule="auto"/>
+        <w:rPr>
+          <w:rFonts w:cs="Calibri"/>
+          <w:bCs/>
+          <w:sz w:val="24"/>
+          <w:szCs w:val="24"/>
+        </w:rPr>
+      </w:pPr>
+      <w:r>
+        <w:rPr>
+          <w:rFonts w:cs="Calibri"/>
+          <w:bCs/>
+          <w:sz w:val="24"/>
+          <w:szCs w:val="24"/>
+        </w:rPr>
+        <w:t>Tipo de contrato</w:t>
+      </w:r>
+    </w:p>
+    <w:p>
+      <w:pPr>
+        <w:spacing w:after="0" w:line="240" w:lineRule="auto"/>
+        <w:rPr>
+          <w:rFonts w:cs="Calibri"/>
+          <w:bCs/>
+          <w:sz w:val="24"/>
+          <w:szCs w:val="24"/>
+        </w:rPr>
+      </w:pPr>
+      <w:r>
+        <w:rPr>
+          <w:rFonts w:cs="Calibri"/>
+          <w:bCs/>
+          <w:sz w:val="24"/>
+          <w:szCs w:val="24"/>
+        </w:rPr>
+        <w:t>Métodos:</w:t>
+      </w:r>
+    </w:p>
+    <w:p>
+      <w:pPr>
+        <w:spacing w:after="0" w:line="240" w:lineRule="auto"/>
+        <w:rPr>
+          <w:rFonts w:cs="Calibri"/>
+          <w:bCs/>
+          <w:sz w:val="24"/>
+          <w:szCs w:val="24"/>
+        </w:rPr>
+      </w:pPr>
+      <w:r>
+        <w:rPr>
+          <w:rFonts w:cs="Calibri"/>
+          <w:bCs/>
+          <w:sz w:val="24"/>
+          <w:szCs w:val="24"/>
+        </w:rPr>
+        <w:t>Cobrar</w:t>
+      </w:r>
+    </w:p>
+    <w:p>
+      <w:pPr>
+        <w:spacing w:after="0" w:line="240" w:lineRule="auto"/>
+        <w:rPr>
+          <w:rFonts w:cs="Calibri"/>
+          <w:bCs/>
+          <w:sz w:val="24"/>
+          <w:szCs w:val="24"/>
+        </w:rPr>
+      </w:pPr>
+      <w:r>
+        <w:rPr>
+          <w:rFonts w:cs="Calibri"/>
+          <w:bCs/>
+          <w:sz w:val="24"/>
+          <w:szCs w:val="24"/>
+        </w:rPr>
+        <w:t>Recibir</w:t>
+      </w:r>
+    </w:p>
+    <w:p>
+      <w:pPr>
+        <w:spacing w:after="0" w:line="240" w:lineRule="auto"/>
+        <w:rPr>
+          <w:rFonts w:cs="Calibri"/>
+          <w:bCs/>
+          <w:sz w:val="24"/>
+          <w:szCs w:val="24"/>
+        </w:rPr>
+      </w:pPr>
+      <w:r>
+        <w:rPr>
+          <w:rFonts w:cs="Calibri"/>
+          <w:bCs/>
+          <w:sz w:val="24"/>
+          <w:szCs w:val="24"/>
+        </w:rPr>
+        <w:t>Entregar</w:t>
+      </w:r>
+    </w:p>
+    <w:p>
+      <w:pPr>
+        <w:spacing w:after="0" w:line="240" w:lineRule="auto"/>
+        <w:rPr>
+          <w:rFonts w:cs="Calibri"/>
+          <w:bCs/>
+          <w:sz w:val="24"/>
+          <w:szCs w:val="24"/>
+        </w:rPr>
+      </w:pPr>
+      <w:r>
+        <w:rPr>
+          <w:rFonts w:cs="Calibri"/>
+          <w:bCs/>
+          <w:sz w:val="24"/>
+          <w:szCs w:val="24"/>
+        </w:rPr>
+        <w:t>Organizar</w:t>
+      </w:r>
+    </w:p>
+    <w:p>
+      <w:pPr>
+        <w:spacing w:after="0" w:line="240" w:lineRule="auto"/>
+        <w:rPr>
+          <w:rFonts w:cs="Calibri"/>
+          <w:bCs/>
+          <w:sz w:val="24"/>
+          <w:szCs w:val="24"/>
+        </w:rPr>
+      </w:pPr>
+      <w:r>
+        <w:rPr>
+          <w:rFonts w:cs="Calibri"/>
+          <w:bCs/>
+          <w:sz w:val="24"/>
+          <w:szCs w:val="24"/>
+        </w:rPr>
+        <w:t>Principios de la Programación Orientada a Objetos</w:t>
+      </w:r>
+    </w:p>
+    <w:p>
+      <w:pPr>
+        <w:spacing w:after="0" w:line="240" w:lineRule="auto"/>
+        <w:rPr>
+          <w:rFonts w:cs="Calibri"/>
+          <w:bCs/>
+          <w:sz w:val="24"/>
+          <w:szCs w:val="24"/>
+        </w:rPr>
+      </w:pPr>
+    </w:p>
+    <w:p>
+      <w:pPr>
+        <w:spacing w:after="0" w:line="240" w:lineRule="auto"/>
+        <w:rPr>
+          <w:rFonts w:cs="Calibri"/>
+          <w:bCs/>
+          <w:sz w:val="24"/>
+          <w:szCs w:val="24"/>
+        </w:rPr>
+      </w:pPr>
+      <w:r>
+        <w:rPr>
+          <w:rFonts w:cs="Calibri"/>
+          <w:bCs/>
+          <w:sz w:val="24"/>
+          <w:szCs w:val="24"/>
+        </w:rPr>
+        <w:t>Abstracción</w:t>
+      </w:r>
+    </w:p>
+    <w:p>
+      <w:pPr>
+        <w:spacing w:after="0" w:line="240" w:lineRule="auto"/>
+        <w:rPr>
+          <w:rFonts w:cs="Calibri"/>
+          <w:bCs/>
+          <w:sz w:val="24"/>
+          <w:szCs w:val="24"/>
+        </w:rPr>
+      </w:pPr>
+      <w:r>
+        <w:rPr>
+          <w:rFonts w:cs="Calibri"/>
+          <w:bCs/>
+          <w:sz w:val="24"/>
+          <w:szCs w:val="24"/>
+        </w:rPr>
+        <w:t>Se aplica mediante funciones como:</w:t>
+      </w:r>
+    </w:p>
+    <w:p>
+      <w:pPr>
+        <w:spacing w:after="0" w:line="240" w:lineRule="auto"/>
+        <w:rPr>
+          <w:rFonts w:cs="Calibri"/>
+          <w:bCs/>
+          <w:sz w:val="24"/>
+          <w:szCs w:val="24"/>
+        </w:rPr>
+      </w:pPr>
+      <w:r>
+        <w:rPr>
+          <w:rFonts w:cs="Calibri"/>
+          <w:bCs/>
+          <w:sz w:val="24"/>
+          <w:szCs w:val="24"/>
+        </w:rPr>
+        <w:t>Organizar</w:t>
+      </w:r>
+    </w:p>
+    <w:p>
+      <w:pPr>
+        <w:spacing w:after="0" w:line="240" w:lineRule="auto"/>
+        <w:rPr>
+          <w:rFonts w:cs="Calibri"/>
+          <w:bCs/>
+          <w:sz w:val="24"/>
+          <w:szCs w:val="24"/>
+        </w:rPr>
+      </w:pPr>
+      <w:r>
+        <w:rPr>
+          <w:rFonts w:cs="Calibri"/>
+          <w:bCs/>
+          <w:sz w:val="24"/>
+          <w:szCs w:val="24"/>
+        </w:rPr>
+        <w:t>Cobrar</w:t>
+      </w:r>
+    </w:p>
+    <w:p>
+      <w:pPr>
+        <w:spacing w:after="0" w:line="240" w:lineRule="auto"/>
+        <w:rPr>
+          <w:rFonts w:cs="Calibri"/>
+          <w:bCs/>
+          <w:sz w:val="24"/>
+          <w:szCs w:val="24"/>
+        </w:rPr>
+      </w:pPr>
+      <w:r>
+        <w:rPr>
+          <w:rFonts w:cs="Calibri"/>
+          <w:bCs/>
+          <w:sz w:val="24"/>
+          <w:szCs w:val="24"/>
+        </w:rPr>
+        <w:t>Recibir</w:t>
+      </w:r>
+    </w:p>
+    <w:p>
+      <w:pPr>
+        <w:spacing w:after="0" w:line="240" w:lineRule="auto"/>
+        <w:rPr>
+          <w:rFonts w:cs="Calibri"/>
+          <w:bCs/>
+          <w:sz w:val="24"/>
+          <w:szCs w:val="24"/>
+        </w:rPr>
+      </w:pPr>
+      <w:r>
+        <w:rPr>
+          <w:rFonts w:cs="Calibri"/>
+          <w:bCs/>
+          <w:sz w:val="24"/>
+          <w:szCs w:val="24"/>
+        </w:rPr>
+        <w:t>Entregar</w:t>
+      </w:r>
+    </w:p>
+    <w:p>
+      <w:pPr>
+        <w:spacing w:after="0" w:line="240" w:lineRule="auto"/>
+        <w:rPr>
+          <w:rFonts w:cs="Calibri"/>
+          <w:bCs/>
+          <w:sz w:val="24"/>
+          <w:szCs w:val="24"/>
+        </w:rPr>
+      </w:pPr>
+      <w:r>
+        <w:rPr>
+          <w:rFonts w:cs="Calibri"/>
+          <w:bCs/>
+          <w:sz w:val="24"/>
+          <w:szCs w:val="24"/>
+        </w:rPr>
+        <w:t>El usuario conoce la función que realizan, pero no necesita saber cómo se ejecutan internamente.</w:t>
+      </w:r>
+    </w:p>
+    <w:p>
+      <w:pPr>
+        <w:spacing w:after="0" w:line="240" w:lineRule="auto"/>
+        <w:rPr>
+          <w:rFonts w:cs="Calibri"/>
+          <w:bCs/>
+          <w:sz w:val="24"/>
+          <w:szCs w:val="24"/>
+        </w:rPr>
+      </w:pPr>
+    </w:p>
+    <w:p>
+      <w:pPr>
+        <w:spacing w:after="0" w:line="240" w:lineRule="auto"/>
+        <w:rPr>
+          <w:rFonts w:cs="Calibri"/>
+          <w:bCs/>
+          <w:sz w:val="24"/>
+          <w:szCs w:val="24"/>
+        </w:rPr>
+      </w:pPr>
+      <w:r>
+        <w:rPr>
+          <w:rFonts w:cs="Calibri"/>
+          <w:bCs/>
+          <w:sz w:val="24"/>
+          <w:szCs w:val="24"/>
+        </w:rPr>
+        <w:t>Encapsulamiento</w:t>
+      </w:r>
+    </w:p>
+    <w:p>
+      <w:pPr>
+        <w:spacing w:after="0" w:line="240" w:lineRule="auto"/>
+        <w:rPr>
+          <w:rFonts w:cs="Calibri"/>
+          <w:bCs/>
+          <w:sz w:val="24"/>
+          <w:szCs w:val="24"/>
+        </w:rPr>
+      </w:pPr>
+      <w:r>
+        <w:rPr>
+          <w:rFonts w:cs="Calibri"/>
+          <w:bCs/>
+          <w:sz w:val="24"/>
+          <w:szCs w:val="24"/>
+        </w:rPr>
+        <w:t>Se encapsula el proceso de préstamo y la información de los usuarios para proteger la privacidad y controlar el acceso a los datos.</w:t>
+      </w:r>
+    </w:p>
+    <w:p>
+      <w:pPr>
+        <w:spacing w:after="0" w:line="240" w:lineRule="auto"/>
+        <w:rPr>
+          <w:rFonts w:cs="Calibri"/>
+          <w:bCs/>
+          <w:sz w:val="24"/>
+          <w:szCs w:val="24"/>
+        </w:rPr>
+      </w:pPr>
+      <w:r>
+        <w:rPr>
+          <w:rFonts w:cs="Calibri"/>
+          <w:bCs/>
+          <w:sz w:val="24"/>
+          <w:szCs w:val="24"/>
+        </w:rPr>
+        <w:t>Historial de préstamos</w:t>
+      </w:r>
+    </w:p>
+    <w:p>
+      <w:pPr>
+        <w:spacing w:after="0" w:line="240" w:lineRule="auto"/>
+        <w:rPr>
+          <w:rFonts w:cs="Calibri"/>
+          <w:bCs/>
+          <w:sz w:val="24"/>
+          <w:szCs w:val="24"/>
+        </w:rPr>
+      </w:pPr>
+      <w:r>
+        <w:rPr>
+          <w:rFonts w:cs="Calibri"/>
+          <w:bCs/>
+          <w:sz w:val="24"/>
+          <w:szCs w:val="24"/>
+        </w:rPr>
+        <w:t>Datos personales</w:t>
+      </w:r>
+    </w:p>
+    <w:p>
+      <w:pPr>
+        <w:spacing w:after="0" w:line="240" w:lineRule="auto"/>
+        <w:rPr>
+          <w:rFonts w:cs="Calibri"/>
+          <w:bCs/>
+          <w:sz w:val="24"/>
+          <w:szCs w:val="24"/>
+        </w:rPr>
+      </w:pPr>
+      <w:r>
+        <w:rPr>
+          <w:rFonts w:cs="Calibri"/>
+          <w:bCs/>
+          <w:sz w:val="24"/>
+          <w:szCs w:val="24"/>
+        </w:rPr>
+        <w:t>Estado de los préstamos</w:t>
+      </w:r>
+    </w:p>
+    <w:p>
+      <w:pPr>
+        <w:spacing w:after="0" w:line="240" w:lineRule="auto"/>
+        <w:rPr>
+          <w:rFonts w:cs="Calibri"/>
+          <w:bCs/>
+          <w:sz w:val="24"/>
+          <w:szCs w:val="24"/>
+        </w:rPr>
+      </w:pPr>
+    </w:p>
+    <w:p>
+      <w:pPr>
+        <w:spacing w:after="0" w:line="240" w:lineRule="auto"/>
+        <w:rPr>
+          <w:rFonts w:cs="Calibri"/>
+          <w:bCs/>
+          <w:sz w:val="24"/>
+          <w:szCs w:val="24"/>
+        </w:rPr>
+      </w:pPr>
+      <w:r>
+        <w:rPr>
+          <w:rFonts w:cs="Calibri"/>
+          <w:bCs/>
+          <w:sz w:val="24"/>
+          <w:szCs w:val="24"/>
+        </w:rPr>
+        <w:t>Herencia</w:t>
+      </w:r>
+    </w:p>
+    <w:p>
+      <w:pPr>
+        <w:spacing w:after="0" w:line="240" w:lineRule="auto"/>
+        <w:rPr>
+          <w:rFonts w:cs="Calibri"/>
+          <w:bCs/>
+          <w:sz w:val="24"/>
+          <w:szCs w:val="24"/>
+        </w:rPr>
+      </w:pPr>
+      <w:r>
+        <w:rPr>
+          <w:rFonts w:cs="Calibri"/>
+          <w:bCs/>
+          <w:sz w:val="24"/>
+          <w:szCs w:val="24"/>
+        </w:rPr>
+        <w:t>La clase Persona transmite características y comportamientos a las clases Usuario y Bibliotecario.</w:t>
+      </w:r>
+    </w:p>
+    <w:p>
+      <w:pPr>
+        <w:spacing w:after="0" w:line="240" w:lineRule="auto"/>
+        <w:rPr>
+          <w:rFonts w:cs="Calibri"/>
+          <w:bCs/>
+          <w:sz w:val="24"/>
+          <w:szCs w:val="24"/>
+        </w:rPr>
+      </w:pPr>
+      <w:r>
+        <w:rPr>
+          <w:rFonts w:cs="Calibri"/>
+          <w:bCs/>
+          <w:sz w:val="24"/>
+          <w:szCs w:val="24"/>
+        </w:rPr>
+        <w:t>Persona</w:t>
+      </w:r>
+    </w:p>
+    <w:p>
+      <w:pPr>
+        <w:spacing w:after="0" w:line="240" w:lineRule="auto"/>
+        <w:rPr>
+          <w:rFonts w:cs="Calibri"/>
+          <w:bCs/>
+          <w:sz w:val="24"/>
+          <w:szCs w:val="24"/>
+        </w:rPr>
+      </w:pPr>
+      <w:r>
+        <w:rPr>
+          <w:rFonts w:cs="Calibri"/>
+          <w:bCs/>
+          <w:sz w:val="24"/>
+          <w:szCs w:val="24"/>
+        </w:rPr>
+        <w:lastRenderedPageBreak/>
+        <w:t>Usuario</w:t>
+      </w:r>
+    </w:p>
+    <w:p>
+      <w:pPr>
+        <w:spacing w:after="0" w:line="240" w:lineRule="auto"/>
+        <w:rPr>
+          <w:rFonts w:cs="Calibri"/>
+          <w:bCs/>
+          <w:sz w:val="24"/>
+          <w:szCs w:val="24"/>
+        </w:rPr>
+      </w:pPr>
+      <w:r>
+        <w:rPr>
+          <w:rFonts w:cs="Calibri"/>
+          <w:bCs/>
+          <w:sz w:val="24"/>
+          <w:szCs w:val="24"/>
+        </w:rPr>
+        <w:t>Bibliotecario</w:t>
+      </w:r>
+    </w:p>
+    <w:p>
+      <w:pPr>
+        <w:spacing w:after="0" w:line="240" w:lineRule="auto"/>
+        <w:rPr>
+          <w:rFonts w:cs="Calibri"/>
+          <w:bCs/>
+          <w:sz w:val="24"/>
+          <w:szCs w:val="24"/>
+        </w:rPr>
+      </w:pPr>
+    </w:p>
+    <w:p>
+      <w:pPr>
+        <w:spacing w:after="0" w:line="240" w:lineRule="auto"/>
+        <w:rPr>
+          <w:rFonts w:cs="Calibri"/>
+          <w:bCs/>
+          <w:sz w:val="24"/>
+          <w:szCs w:val="24"/>
+        </w:rPr>
+      </w:pPr>
+      <w:r>
+        <w:rPr>
+          <w:rFonts w:cs="Calibri"/>
+          <w:bCs/>
+          <w:sz w:val="24"/>
+          <w:szCs w:val="24"/>
+        </w:rPr>
+        <w:t>Polimorfismo</w:t>
+      </w:r>
+    </w:p>
+    <w:p>
+      <w:pPr>
+        <w:spacing w:after="0" w:line="240" w:lineRule="auto"/>
+        <w:rPr>
+          <w:rFonts w:cs="Calibri"/>
+          <w:bCs/>
+          <w:sz w:val="24"/>
+          <w:szCs w:val="24"/>
+        </w:rPr>
+      </w:pPr>
+      <w:r>
+        <w:rPr>
+          <w:rFonts w:cs="Calibri"/>
+          <w:bCs/>
+          <w:sz w:val="24"/>
+          <w:szCs w:val="24"/>
+        </w:rPr>
+        <w:t>Se puede utilizar un mismo método con comportamientos diferentes.</w:t>
+      </w:r>
+    </w:p>
+    <w:p>
+      <w:pPr>
+        <w:spacing w:after="0" w:line="240" w:lineRule="auto"/>
+        <w:rPr>
+          <w:rFonts w:cs="Calibri"/>
+          <w:bCs/>
+          <w:sz w:val="24"/>
+          <w:szCs w:val="24"/>
+        </w:rPr>
+      </w:pPr>
+      <w:r>
+        <w:rPr>
+          <w:rFonts w:cs="Calibri"/>
+          <w:bCs/>
+          <w:sz w:val="24"/>
+          <w:szCs w:val="24"/>
+        </w:rPr>
+        <w:t>Método: Verificar</w:t>
+      </w:r>
+    </w:p>
+    <w:p>
+      <w:pPr>
+        <w:spacing w:after="0" w:line="240" w:lineRule="auto"/>
+        <w:rPr>
+          <w:rFonts w:cs="Calibri"/>
+          <w:bCs/>
+          <w:sz w:val="24"/>
+          <w:szCs w:val="24"/>
+        </w:rPr>
+      </w:pPr>
+      <w:r>
+        <w:rPr>
+          <w:rFonts w:cs="Calibri"/>
+          <w:bCs/>
+          <w:sz w:val="24"/>
+          <w:szCs w:val="24"/>
+        </w:rPr>
+        <w:t>Usuario: verifica si puede solicitar un libro.</w:t>
+      </w:r>
+    </w:p>
+    <w:p>
+      <w:pPr>
+        <w:spacing w:after="0" w:line="240" w:lineRule="auto"/>
+        <w:rPr>
+          <w:rFonts w:cs="Calibri"/>
+          <w:bCs/>
+          <w:sz w:val="24"/>
+          <w:szCs w:val="24"/>
+        </w:rPr>
+      </w:pPr>
+      <w:r>
+        <w:rPr>
+          <w:rFonts w:cs="Calibri"/>
+          <w:bCs/>
+          <w:sz w:val="24"/>
+          <w:szCs w:val="24"/>
+        </w:rPr>
+        <w:t>Bibliotecario: verifica la disponibilidad del libro.</w:t>
+      </w:r>
+    </w:p>
+    <w:p>
+      <w:pPr>
+        <w:spacing w:after="0" w:line="240" w:lineRule="auto"/>
+        <w:rPr>
+          <w:rFonts w:cs="Calibri"/>
+          <w:bCs/>
+          <w:sz w:val="24"/>
+          <w:szCs w:val="24"/>
+        </w:rPr>
+      </w:pPr>
+      <w:r>
+        <w:rPr>
+          <w:rFonts w:cs="Calibri"/>
+          <w:bCs/>
+          <w:sz w:val="24"/>
+          <w:szCs w:val="24"/>
+        </w:rPr>
+        <w:t>Método: Ubicar</w:t>
+      </w:r>
+    </w:p>
+    <w:p>
+      <w:pPr>
+        <w:spacing w:after="0" w:line="240" w:lineRule="auto"/>
+        <w:rPr>
+          <w:rFonts w:cs="Calibri"/>
+          <w:bCs/>
+          <w:sz w:val="24"/>
+          <w:szCs w:val="24"/>
+        </w:rPr>
+      </w:pPr>
+      <w:r>
+        <w:rPr>
+          <w:rFonts w:cs="Calibri"/>
+          <w:bCs/>
+          <w:sz w:val="24"/>
+          <w:szCs w:val="24"/>
+        </w:rPr>
+        <w:t>Usuario: ubica un libro para préstamo.</w:t>
+      </w:r>
+    </w:p>
+    <w:p>
+      <w:pPr>
+        <w:spacing w:after="0" w:line="240" w:lineRule="auto"/>
+        <w:rPr>
+          <w:rFonts w:cs="Calibri"/>
+          <w:bCs/>
+          <w:sz w:val="24"/>
+          <w:szCs w:val="24"/>
+        </w:rPr>
+      </w:pPr>
+      <w:r>
+        <w:rPr>
+          <w:rFonts w:cs="Calibri"/>
+          <w:bCs/>
+          <w:sz w:val="24"/>
+          <w:szCs w:val="24"/>
+        </w:rPr>
+        <w:t>Bibliotecario: ubica un libro dentro de la biblioteca.</w:t>
+      </w:r>
+    </w:p>
+    <w:p>
+      <w:pPr>
+        <w:spacing w:after="0" w:line="240" w:lineRule="auto"/>
+        <w:rPr>
+          <w:rFonts w:cs="Calibri"/>
+          <w:bCs/>
+          <w:sz w:val="24"/>
+          <w:szCs w:val="24"/>
+        </w:rPr>
+      </w:pPr>
+    </w:p>
+    <w:p>
+      <w:pPr>
+        <w:spacing w:after="0" w:line="240" w:lineRule="auto"/>
+        <w:rPr>
+          <w:rFonts w:cs="Calibri"/>
+          <w:bCs/>
+          <w:sz w:val="24"/>
+          <w:szCs w:val="24"/>
+        </w:rPr>
+      </w:pPr>
+      <w:r>
+        <w:rPr>
+          <w:rFonts w:cs="Calibri"/>
+          <w:bCs/>
+          <w:sz w:val="24"/>
+          <w:szCs w:val="24"/>
+        </w:rPr>
+        <w:t>Relaciones UML</w:t>
+      </w:r>
+    </w:p>
+    <w:p>
+      <w:pPr>
+        <w:spacing w:after="0" w:line="240" w:lineRule="auto"/>
+        <w:rPr>
+          <w:rFonts w:cs="Calibri"/>
+          <w:bCs/>
+          <w:sz w:val="24"/>
+          <w:szCs w:val="24"/>
+        </w:rPr>
+      </w:pPr>
+    </w:p>
+    <w:p>
+      <w:pPr>
+        <w:spacing w:after="0" w:line="240" w:lineRule="auto"/>
+        <w:rPr>
+          <w:rFonts w:cs="Calibri"/>
+          <w:bCs/>
+          <w:sz w:val="24"/>
+          <w:szCs w:val="24"/>
+        </w:rPr>
+      </w:pPr>
+      <w:r>
+        <w:rPr>
+          <w:rFonts w:cs="Calibri"/>
+          <w:bCs/>
+          <w:sz w:val="24"/>
+          <w:szCs w:val="24"/>
+        </w:rPr>
+        <w:t>Asociación</w:t>
+      </w:r>
+    </w:p>
+    <w:p>
+      <w:pPr>
+        <w:spacing w:after="0" w:line="240" w:lineRule="auto"/>
+        <w:rPr>
+          <w:rFonts w:cs="Calibri"/>
+          <w:bCs/>
+          <w:sz w:val="24"/>
+          <w:szCs w:val="24"/>
+        </w:rPr>
+      </w:pPr>
+      <w:r>
+        <w:rPr>
+          <w:rFonts w:cs="Calibri"/>
+          <w:bCs/>
+          <w:sz w:val="24"/>
+          <w:szCs w:val="24"/>
+        </w:rPr>
+        <w:t>Existe una relación entre Usuario y Libro, ya que los usuarios solicitan, consultan y devuelven libros.</w:t>
+      </w:r>
+    </w:p>
+    <w:p>
+      <w:pPr>
+        <w:spacing w:after="0" w:line="240" w:lineRule="auto"/>
+        <w:rPr>
+          <w:rFonts w:cs="Calibri"/>
+          <w:bCs/>
+          <w:sz w:val="24"/>
+          <w:szCs w:val="24"/>
+        </w:rPr>
+      </w:pPr>
+      <w:r>
+        <w:rPr>
+          <w:rFonts w:cs="Calibri"/>
+          <w:bCs/>
+          <w:sz w:val="24"/>
+          <w:szCs w:val="24"/>
+        </w:rPr>
+        <w:t>Usuario se relaciona con Libro.</w:t>
+      </w:r>
+    </w:p>
+    <w:p>
+      <w:pPr>
+        <w:spacing w:after="0" w:line="240" w:lineRule="auto"/>
+        <w:rPr>
+          <w:rFonts w:cs="Calibri"/>
+          <w:bCs/>
+          <w:sz w:val="24"/>
+          <w:szCs w:val="24"/>
+        </w:rPr>
+      </w:pPr>
+    </w:p>
+    <w:p>
+      <w:pPr>
+        <w:spacing w:after="0" w:line="240" w:lineRule="auto"/>
+        <w:rPr>
+          <w:rFonts w:cs="Calibri"/>
+          <w:bCs/>
+          <w:sz w:val="24"/>
+          <w:szCs w:val="24"/>
+        </w:rPr>
+      </w:pPr>
+      <w:r>
+        <w:rPr>
+          <w:rFonts w:cs="Calibri"/>
+          <w:bCs/>
+          <w:sz w:val="24"/>
+          <w:szCs w:val="24"/>
+        </w:rPr>
+        <w:t>Agregación</w:t>
+      </w:r>
+    </w:p>
+    <w:p>
+      <w:pPr>
+        <w:spacing w:after="0" w:line="240" w:lineRule="auto"/>
+        <w:rPr>
+          <w:rFonts w:cs="Calibri"/>
+          <w:bCs/>
+          <w:sz w:val="24"/>
+          <w:szCs w:val="24"/>
+        </w:rPr>
+      </w:pPr>
+      <w:r>
+        <w:rPr>
+          <w:rFonts w:cs="Calibri"/>
+          <w:bCs/>
+          <w:sz w:val="24"/>
+          <w:szCs w:val="24"/>
+        </w:rPr>
+        <w:t>La Biblioteca contiene Libros, pero los libros pueden existir independientemente de la biblioteca.</w:t>
+      </w:r>
+    </w:p>
+    <w:p>
+      <w:pPr>
+        <w:spacing w:after="0" w:line="240" w:lineRule="auto"/>
+        <w:rPr>
+          <w:rFonts w:cs="Calibri"/>
+          <w:bCs/>
+          <w:sz w:val="24"/>
+          <w:szCs w:val="24"/>
+        </w:rPr>
+      </w:pPr>
+      <w:r>
+        <w:rPr>
+          <w:rFonts w:cs="Calibri"/>
+          <w:bCs/>
+          <w:sz w:val="24"/>
+          <w:szCs w:val="24"/>
+        </w:rPr>
+        <w:t>Biblioteca contiene Libros.</w:t>
+      </w:r>
+    </w:p>
+    <w:p>
+      <w:pPr>
+        <w:spacing w:after="0" w:line="240" w:lineRule="auto"/>
+        <w:rPr>
+          <w:rFonts w:cs="Calibri"/>
+          <w:bCs/>
+          <w:sz w:val="24"/>
+          <w:szCs w:val="24"/>
+        </w:rPr>
+      </w:pPr>
+    </w:p>
+    <w:p>
+      <w:pPr>
+        <w:spacing w:after="0" w:line="240" w:lineRule="auto"/>
+        <w:rPr>
+          <w:rFonts w:cs="Calibri"/>
+          <w:bCs/>
+          <w:sz w:val="24"/>
+          <w:szCs w:val="24"/>
+        </w:rPr>
+      </w:pPr>
+      <w:r>
+        <w:rPr>
+          <w:rFonts w:cs="Calibri"/>
+          <w:bCs/>
+          <w:sz w:val="24"/>
+          <w:szCs w:val="24"/>
+        </w:rPr>
+        <w:t>Composición</w:t>
+      </w:r>
+    </w:p>
+    <w:p>
+      <w:pPr>
+        <w:spacing w:after="0" w:line="240" w:lineRule="auto"/>
+        <w:rPr>
+          <w:rFonts w:cs="Calibri"/>
+          <w:bCs/>
+          <w:sz w:val="24"/>
+          <w:szCs w:val="24"/>
+        </w:rPr>
+      </w:pPr>
+      <w:r>
+        <w:rPr>
+          <w:rFonts w:cs="Calibri"/>
+          <w:bCs/>
+          <w:sz w:val="24"/>
+          <w:szCs w:val="24"/>
+        </w:rPr>
+        <w:t>Sin paginas no hay libro</w:t>
+      </w:r>
+    </w:p>
+    <w:p>
+      <w:pPr>
+        <w:spacing w:after="0" w:line="240" w:lineRule="auto"/>
+        <w:rPr>
+          <w:rFonts w:cs="Calibri"/>
+          <w:bCs/>
+          <w:sz w:val="24"/>
+          <w:szCs w:val="24"/>
+        </w:rPr>
+      </w:pPr>
+      <w:r>
+        <w:rPr>
+          <w:rFonts w:cs="Calibri"/>
+          <w:bCs/>
+          <w:sz w:val="24"/>
+          <w:szCs w:val="24"/>
+        </w:rPr>
+        <w:t>Libro contiene Páginas.</w:t>
+      </w:r>
+    </w:p>
+    <w:p>
+      <w:pPr>
+        <w:spacing w:after="0" w:line="240" w:lineRule="auto"/>
+        <w:rPr>
+          <w:rFonts w:cs="Calibri"/>
+          <w:bCs/>
+          <w:sz w:val="24"/>
+          <w:szCs w:val="24"/>
+        </w:rPr>
+      </w:pPr>
+    </w:p>
+    <w:p>
+      <w:pPr>
+        <w:spacing w:after="0" w:line="240" w:lineRule="auto"/>
+        <w:rPr>
+          <w:rFonts w:cs="Calibri"/>
+          <w:bCs/>
+          <w:sz w:val="24"/>
+          <w:szCs w:val="24"/>
+        </w:rPr>
+      </w:pPr>
+      <w:r>
+        <w:rPr>
+          <w:rFonts w:cs="Calibri"/>
+          <w:bCs/>
+          <w:sz w:val="24"/>
+          <w:szCs w:val="24"/>
+        </w:rPr>
+        <w:t>Generalización</w:t>
+      </w:r>
+    </w:p>
+    <w:p>
+      <w:pPr>
+        <w:spacing w:after="0" w:line="240" w:lineRule="auto"/>
+        <w:rPr>
+          <w:rFonts w:cs="Calibri"/>
+          <w:bCs/>
+          <w:sz w:val="24"/>
+          <w:szCs w:val="24"/>
+        </w:rPr>
+      </w:pPr>
+      <w:r>
+        <w:rPr>
+          <w:rFonts w:cs="Calibri"/>
+          <w:bCs/>
+          <w:sz w:val="24"/>
+          <w:szCs w:val="24"/>
+        </w:rPr>
+        <w:t>Persona</w:t>
+      </w:r>
+    </w:p>
+    <w:p>
+      <w:pPr>
+        <w:spacing w:after="0" w:line="240" w:lineRule="auto"/>
+        <w:rPr>
+          <w:rFonts w:cs="Calibri"/>
+          <w:bCs/>
+          <w:sz w:val="24"/>
+          <w:szCs w:val="24"/>
+        </w:rPr>
+      </w:pPr>
+      <w:r>
+        <w:rPr>
+          <w:rFonts w:cs="Calibri"/>
+          <w:bCs/>
+          <w:sz w:val="24"/>
+          <w:szCs w:val="24"/>
+        </w:rPr>
+        <w:t>Usuario</w:t>
+      </w:r>
+    </w:p>
+    <w:p>
+      <w:pPr>
+        <w:spacing w:after="0" w:line="240" w:lineRule="auto"/>
+        <w:rPr>
+          <w:rFonts w:cs="Calibri"/>
+          <w:bCs/>
+          <w:sz w:val="24"/>
+          <w:szCs w:val="24"/>
+        </w:rPr>
+      </w:pPr>
+      <w:r>
+        <w:rPr>
+          <w:rFonts w:cs="Calibri"/>
+          <w:bCs/>
+          <w:sz w:val="24"/>
+          <w:szCs w:val="24"/>
+        </w:rPr>
+        <w:t>Bibliotecario</w:t>
+      </w:r>
+    </w:p>
+    <w:p>
+      <w:pPr>
+        <w:spacing w:after="0" w:line="240" w:lineRule="auto"/>
+        <w:rPr>
+          <w:rFonts w:cs="Calibri"/>
+          <w:bCs/>
+          <w:sz w:val="24"/>
+          <w:szCs w:val="24"/>
+        </w:rPr>
+      </w:pPr>
       <w:r>
         <w:rPr>
           <w:rFonts w:cs="Calibri"/>
@@ -12296,6 +14093,7 @@
           <w:sz w:val="24"/>
           <w:szCs w:val="24"/>
         </w:rPr>
+        <w:lastRenderedPageBreak/>
         <w:t>Actividades</w:t>
       </w:r>
     </w:p>
@@ -12594,7 +14392,6 @@
           <w:sz w:val="24"/>
           <w:szCs w:val="24"/>
         </w:rPr>
-        <w:lastRenderedPageBreak/>
         <w:t xml:space="preserve">Abstracción. </w:t>
       </w:r>
     </w:p>
@@ -13154,6 +14951,7 @@
                 <w:sz w:val="24"/>
                 <w:szCs w:val="24"/>
               </w:rPr>
+              <w:lastRenderedPageBreak/>
               <w:t>Fase</w:t>
             </w:r>
           </w:p>
@@ -13989,7 +15787,6 @@
                 <w:sz w:val="24"/>
                 <w:szCs w:val="24"/>
               </w:rPr>
-              <w:lastRenderedPageBreak/>
               <w:t>Análisis</w:t>
             </w:r>
           </w:p>
@@ -14716,6 +16513,7 @@
           <w:sz w:val="24"/>
           <w:szCs w:val="24"/>
         </w:rPr>
+        <w:lastRenderedPageBreak/>
         <w:t xml:space="preserve">UML y Patrones </w:t>
       </w:r>
     </w:p>
@@ -15175,7 +16973,6 @@
                 <w:rFonts w:cs="Calibri"/>
                 <w:bCs/>
               </w:rPr>
-              <w:lastRenderedPageBreak/>
               <w:t>Autor (es)</w:t>
             </w:r>
           </w:p>
@@ -23825,17 +25622,6 @@
 </file>
 
 <file path=customXml/item1.xml><?xml version="1.0" encoding="utf-8"?>
-<p:properties xmlns:p="http://schemas.microsoft.com/office/2006/metadata/properties" xmlns:xsi="http://www.w3.org/2001/XMLSchema-instance" xmlns:pc="http://schemas.microsoft.com/office/infopath/2007/PartnerControls">
-  <documentManagement>
-    <lcf76f155ced4ddcb4097134ff3c332f xmlns="932546ec-9fd3-4385-85aa-a79281ebb4c5">
-      <Terms xmlns="http://schemas.microsoft.com/office/infopath/2007/PartnerControls"/>
-    </lcf76f155ced4ddcb4097134ff3c332f>
-    <TaxCatchAll xmlns="3b6d2153-ea30-4986-ad45-11d5a60cf126" xsi:nil="true"/>
-  </documentManagement>
-</p:properties>
-</file>
-
-<file path=customXml/item2.xml><?xml version="1.0" encoding="utf-8"?>
 <ct:contentTypeSchema xmlns:ct="http://schemas.microsoft.com/office/2006/metadata/contentType" xmlns:ma="http://schemas.microsoft.com/office/2006/metadata/properties/metaAttributes" ct:_="" ma:_="" ma:contentTypeName="Document" ma:contentTypeID="0x010100E6FB40559C53924D9947EEC60714F600" ma:contentTypeVersion="14" ma:contentTypeDescription="Create a new document." ma:contentTypeScope="" ma:versionID="cb94d2a05574536df82d0c972c1ab7f6">
   <xsd:schema xmlns:xsd="http://www.w3.org/2001/XMLSchema" xmlns:xs="http://www.w3.org/2001/XMLSchema" xmlns:p="http://schemas.microsoft.com/office/2006/metadata/properties" xmlns:ns2="932546ec-9fd3-4385-85aa-a79281ebb4c5" xmlns:ns3="3b6d2153-ea30-4986-ad45-11d5a60cf126" targetNamespace="http://schemas.microsoft.com/office/2006/metadata/properties" ma:root="true" ma:fieldsID="0dac74d9b28dc37fa479047abd5a0322" ns2:_="" ns3:_="">
     <xsd:import namespace="932546ec-9fd3-4385-85aa-a79281ebb4c5"/>
@@ -24064,7 +25850,22 @@
 </ct:contentTypeSchema>
 </file>
 
+<file path=customXml/item2.xml><?xml version="1.0" encoding="utf-8"?>
+<p:properties xmlns:p="http://schemas.microsoft.com/office/2006/metadata/properties" xmlns:xsi="http://www.w3.org/2001/XMLSchema-instance" xmlns:pc="http://schemas.microsoft.com/office/infopath/2007/PartnerControls">
+  <documentManagement>
+    <lcf76f155ced4ddcb4097134ff3c332f xmlns="932546ec-9fd3-4385-85aa-a79281ebb4c5">
+      <Terms xmlns="http://schemas.microsoft.com/office/infopath/2007/PartnerControls"/>
+    </lcf76f155ced4ddcb4097134ff3c332f>
+    <TaxCatchAll xmlns="3b6d2153-ea30-4986-ad45-11d5a60cf126" xsi:nil="true"/>
+  </documentManagement>
+</p:properties>
+</file>
+
 <file path=customXml/item3.xml><?xml version="1.0" encoding="utf-8"?>
+<b:Sources xmlns:b="http://schemas.openxmlformats.org/officeDocument/2006/bibliography" xmlns="http://schemas.openxmlformats.org/officeDocument/2006/bibliography" SelectedStyle="/APA.XSL" StyleName="APA"/>
+</file>
+
+<file path=customXml/item4.xml><?xml version="1.0" encoding="utf-8"?>
 <?mso-contentType ?>
 <FormTemplates xmlns="http://schemas.microsoft.com/sharepoint/v3/contenttype/forms">
   <Display>DocumentLibraryForm</Display>
@@ -24073,22 +25874,7 @@
 </FormTemplates>
 </file>
 
-<file path=customXml/item4.xml><?xml version="1.0" encoding="utf-8"?>
-<b:Sources xmlns:b="http://schemas.openxmlformats.org/officeDocument/2006/bibliography" xmlns="http://schemas.openxmlformats.org/officeDocument/2006/bibliography" SelectedStyle="/APA.XSL" StyleName="APA"/>
-</file>
-
 <file path=customXml/itemProps1.xml><?xml version="1.0" encoding="utf-8"?>
-<ds:datastoreItem xmlns:ds="http://schemas.openxmlformats.org/officeDocument/2006/customXml" ds:itemID="{148CFCA9-C04F-4472-9ACE-2C2B0713CCB5}">
-  <ds:schemaRefs>
-    <ds:schemaRef ds:uri="http://schemas.microsoft.com/office/2006/metadata/properties"/>
-    <ds:schemaRef ds:uri="http://schemas.microsoft.com/office/infopath/2007/PartnerControls"/>
-    <ds:schemaRef ds:uri="932546ec-9fd3-4385-85aa-a79281ebb4c5"/>
-    <ds:schemaRef ds:uri="3b6d2153-ea30-4986-ad45-11d5a60cf126"/>
-  </ds:schemaRefs>
-</ds:datastoreItem>
-</file>
-
-<file path=customXml/itemProps2.xml><?xml version="1.0" encoding="utf-8"?>
 <ds:datastoreItem xmlns:ds="http://schemas.openxmlformats.org/officeDocument/2006/customXml" ds:itemID="{3B1041A2-1341-4421-B5F5-50CA599F65C6}">
   <ds:schemaRefs>
     <ds:schemaRef ds:uri="http://schemas.microsoft.com/office/2006/metadata/contentType"/>
@@ -24107,18 +25893,29 @@
 </ds:datastoreItem>
 </file>
 
+<file path=customXml/itemProps2.xml><?xml version="1.0" encoding="utf-8"?>
+<ds:datastoreItem xmlns:ds="http://schemas.openxmlformats.org/officeDocument/2006/customXml" ds:itemID="{148CFCA9-C04F-4472-9ACE-2C2B0713CCB5}">
+  <ds:schemaRefs>
+    <ds:schemaRef ds:uri="http://schemas.microsoft.com/office/2006/metadata/properties"/>
+    <ds:schemaRef ds:uri="http://schemas.microsoft.com/office/infopath/2007/PartnerControls"/>
+    <ds:schemaRef ds:uri="932546ec-9fd3-4385-85aa-a79281ebb4c5"/>
+    <ds:schemaRef ds:uri="3b6d2153-ea30-4986-ad45-11d5a60cf126"/>
+  </ds:schemaRefs>
+</ds:datastoreItem>
+</file>
+
 <file path=customXml/itemProps3.xml><?xml version="1.0" encoding="utf-8"?>
+<ds:datastoreItem xmlns:ds="http://schemas.openxmlformats.org/officeDocument/2006/customXml" ds:itemID="{8F77DE2A-42C6-4CA6-9039-80EF84878373}">
+  <ds:schemaRefs>
+    <ds:schemaRef ds:uri="http://schemas.openxmlformats.org/officeDocument/2006/bibliography"/>
+  </ds:schemaRefs>
+</ds:datastoreItem>
+</file>
+
+<file path=customXml/itemProps4.xml><?xml version="1.0" encoding="utf-8"?>
 <ds:datastoreItem xmlns:ds="http://schemas.openxmlformats.org/officeDocument/2006/customXml" ds:itemID="{3F9D943A-8F73-4333-9169-A981417CD6FA}">
   <ds:schemaRefs>
     <ds:schemaRef ds:uri="http://schemas.microsoft.com/sharepoint/v3/contenttype/forms"/>
   </ds:schemaRefs>
 </ds:datastoreItem>
-</file>
-
-<file path=customXml/itemProps4.xml><?xml version="1.0" encoding="utf-8"?>
-<ds:datastoreItem xmlns:ds="http://schemas.openxmlformats.org/officeDocument/2006/customXml" ds:itemID="{8F77DE2A-42C6-4CA6-9039-80EF84878373}">
-  <ds:schemaRefs>
-    <ds:schemaRef ds:uri="http://schemas.openxmlformats.org/officeDocument/2006/bibliography"/>
-  </ds:schemaRefs>
-</ds:datastoreItem>
 </file>
--- a/Timestre 1/evidencia_ADSO/Evidencias/POO/05. Guía de aprendizaje POO.docx
+++ b/Timestre 1/evidencia_ADSO/Evidencias/POO/05. Guía de aprendizaje POO.docx
@@ -14866,6 +14866,913 @@
         <w:spacing w:after="0" w:line="240" w:lineRule="auto"/>
         <w:rPr>
           <w:rFonts w:cs="Calibri"/>
+          <w:b/>
+          <w:sz w:val="24"/>
+          <w:szCs w:val="24"/>
+        </w:rPr>
+      </w:pPr>
+      <w:r>
+        <w:rPr>
+          <w:rFonts w:cs="Calibri"/>
+          <w:b/>
+          <w:sz w:val="24"/>
+          <w:szCs w:val="24"/>
+        </w:rPr>
+        <w:t>RESPUESTA:</w:t>
+      </w:r>
+    </w:p>
+    <w:p>
+      <w:pPr>
+        <w:spacing w:after="0" w:line="240" w:lineRule="auto"/>
+        <w:rPr>
+          <w:rFonts w:cs="Calibri"/>
+          <w:b/>
+          <w:sz w:val="24"/>
+          <w:szCs w:val="24"/>
+        </w:rPr>
+      </w:pPr>
+      <w:r>
+        <w:rPr>
+          <w:rFonts w:cs="Calibri"/>
+          <w:b/>
+          <w:sz w:val="24"/>
+          <w:szCs w:val="24"/>
+        </w:rPr>
+        <w:t>Clase de personas</w:t>
+      </w:r>
+      <w:r>
+        <w:rPr>
+          <w:rFonts w:cs="Calibri"/>
+          <w:b/>
+          <w:sz w:val="24"/>
+          <w:szCs w:val="24"/>
+        </w:rPr>
+        <w:t>:</w:t>
+      </w:r>
+    </w:p>
+    <w:p>
+      <w:pPr>
+        <w:spacing w:after="0" w:line="240" w:lineRule="auto"/>
+        <w:rPr>
+          <w:rFonts w:cs="Calibri"/>
+          <w:bCs/>
+          <w:sz w:val="24"/>
+          <w:szCs w:val="24"/>
+        </w:rPr>
+      </w:pPr>
+      <w:r>
+        <w:rPr>
+          <w:rFonts w:cs="Calibri"/>
+          <w:b/>
+          <w:sz w:val="24"/>
+          <w:szCs w:val="24"/>
+        </w:rPr>
+        <w:t xml:space="preserve">Atributos: </w:t>
+      </w:r>
+      <w:r>
+        <w:rPr>
+          <w:rFonts w:cs="Calibri"/>
+          <w:bCs/>
+          <w:sz w:val="24"/>
+          <w:szCs w:val="24"/>
+        </w:rPr>
+        <w:t xml:space="preserve">Edad, nombre, fecha de nacimiento, documento, numero de contacto, cosas </w:t>
+      </w:r>
+      <w:proofErr w:type="spellStart"/>
+      <w:r>
+        <w:rPr>
+          <w:rFonts w:cs="Calibri"/>
+          <w:bCs/>
+          <w:sz w:val="24"/>
+          <w:szCs w:val="24"/>
+        </w:rPr>
+        <w:t>mormales</w:t>
+      </w:r>
+      <w:proofErr w:type="spellEnd"/>
+      <w:r>
+        <w:rPr>
+          <w:rFonts w:cs="Calibri"/>
+          <w:bCs/>
+          <w:sz w:val="24"/>
+          <w:szCs w:val="24"/>
+        </w:rPr>
+        <w:t xml:space="preserve"> de todas las personas.</w:t>
+      </w:r>
+    </w:p>
+    <w:p>
+      <w:pPr>
+        <w:spacing w:after="0" w:line="240" w:lineRule="auto"/>
+        <w:rPr>
+          <w:rFonts w:cs="Calibri"/>
+          <w:b/>
+          <w:sz w:val="24"/>
+          <w:szCs w:val="24"/>
+        </w:rPr>
+      </w:pPr>
+      <w:proofErr w:type="spellStart"/>
+      <w:r>
+        <w:rPr>
+          <w:rFonts w:cs="Calibri"/>
+          <w:b/>
+          <w:sz w:val="24"/>
+          <w:szCs w:val="24"/>
+        </w:rPr>
+        <w:t>Metodos</w:t>
+      </w:r>
+      <w:proofErr w:type="spellEnd"/>
+      <w:r>
+        <w:rPr>
+          <w:rFonts w:cs="Calibri"/>
+          <w:b/>
+          <w:sz w:val="24"/>
+          <w:szCs w:val="24"/>
+        </w:rPr>
+        <w:t>: …</w:t>
+      </w:r>
+    </w:p>
+    <w:p>
+      <w:pPr>
+        <w:spacing w:after="0" w:line="240" w:lineRule="auto"/>
+        <w:rPr>
+          <w:rFonts w:cs="Calibri"/>
+          <w:b/>
+          <w:sz w:val="24"/>
+          <w:szCs w:val="24"/>
+        </w:rPr>
+      </w:pPr>
+    </w:p>
+    <w:p>
+      <w:pPr>
+        <w:spacing w:after="0" w:line="240" w:lineRule="auto"/>
+        <w:rPr>
+          <w:rFonts w:cs="Calibri"/>
+          <w:b/>
+          <w:sz w:val="24"/>
+          <w:szCs w:val="24"/>
+        </w:rPr>
+      </w:pPr>
+      <w:r>
+        <w:rPr>
+          <w:rFonts w:cs="Calibri"/>
+          <w:b/>
+          <w:sz w:val="24"/>
+          <w:szCs w:val="24"/>
+        </w:rPr>
+        <w:lastRenderedPageBreak/>
+        <w:t>Clase hija paciente:</w:t>
+      </w:r>
+    </w:p>
+    <w:p>
+      <w:pPr>
+        <w:spacing w:after="0" w:line="240" w:lineRule="auto"/>
+        <w:rPr>
+          <w:rFonts w:cs="Calibri"/>
+          <w:bCs/>
+          <w:sz w:val="24"/>
+          <w:szCs w:val="24"/>
+        </w:rPr>
+      </w:pPr>
+      <w:r>
+        <w:rPr>
+          <w:rFonts w:cs="Calibri"/>
+          <w:b/>
+          <w:sz w:val="24"/>
+          <w:szCs w:val="24"/>
+        </w:rPr>
+        <w:t xml:space="preserve">Atributos: </w:t>
+      </w:r>
+      <w:r>
+        <w:rPr>
+          <w:rFonts w:cs="Calibri"/>
+          <w:bCs/>
+          <w:sz w:val="24"/>
+          <w:szCs w:val="24"/>
+        </w:rPr>
+        <w:t>E</w:t>
+      </w:r>
+      <w:r>
+        <w:rPr>
+          <w:rFonts w:cs="Calibri"/>
+          <w:bCs/>
+          <w:sz w:val="24"/>
+          <w:szCs w:val="24"/>
+        </w:rPr>
+        <w:t>stado de salud, procedimientos, tratamientos, medicamentos, historial clínico,</w:t>
+      </w:r>
+      <w:r>
+        <w:rPr>
+          <w:rFonts w:cs="Calibri"/>
+          <w:b/>
+          <w:sz w:val="24"/>
+          <w:szCs w:val="24"/>
+        </w:rPr>
+        <w:t xml:space="preserve"> </w:t>
+      </w:r>
+      <w:r>
+        <w:rPr>
+          <w:rFonts w:cs="Calibri"/>
+          <w:bCs/>
+          <w:sz w:val="24"/>
+          <w:szCs w:val="24"/>
+        </w:rPr>
+        <w:t xml:space="preserve">tiempo internado, días de incapacidad, </w:t>
+      </w:r>
+      <w:proofErr w:type="spellStart"/>
+      <w:r>
+        <w:rPr>
+          <w:rFonts w:cs="Calibri"/>
+          <w:bCs/>
+          <w:sz w:val="24"/>
+          <w:szCs w:val="24"/>
+        </w:rPr>
+        <w:t>eps</w:t>
+      </w:r>
+      <w:proofErr w:type="spellEnd"/>
+      <w:r>
+        <w:rPr>
+          <w:rFonts w:cs="Calibri"/>
+          <w:bCs/>
+          <w:sz w:val="24"/>
+          <w:szCs w:val="24"/>
+        </w:rPr>
+        <w:t>, seguro de vida, etc.</w:t>
+      </w:r>
+    </w:p>
+    <w:p>
+      <w:pPr>
+        <w:spacing w:after="0" w:line="240" w:lineRule="auto"/>
+        <w:rPr>
+          <w:rFonts w:cs="Calibri"/>
+          <w:bCs/>
+          <w:sz w:val="24"/>
+          <w:szCs w:val="24"/>
+        </w:rPr>
+      </w:pPr>
+      <w:proofErr w:type="spellStart"/>
+      <w:r>
+        <w:rPr>
+          <w:rFonts w:cs="Calibri"/>
+          <w:b/>
+          <w:sz w:val="24"/>
+          <w:szCs w:val="24"/>
+        </w:rPr>
+        <w:t>Metodos</w:t>
+      </w:r>
+      <w:proofErr w:type="spellEnd"/>
+      <w:r>
+        <w:rPr>
+          <w:rFonts w:cs="Calibri"/>
+          <w:b/>
+          <w:sz w:val="24"/>
+          <w:szCs w:val="24"/>
+        </w:rPr>
+        <w:t xml:space="preserve">: </w:t>
+      </w:r>
+      <w:r>
+        <w:rPr>
+          <w:rFonts w:cs="Calibri"/>
+          <w:bCs/>
+          <w:sz w:val="24"/>
+          <w:szCs w:val="24"/>
+        </w:rPr>
+        <w:t xml:space="preserve">Ver estado de salud, cambiar estado, ver procedimientos, ver citas, modificar citas, cambiar estado de citas, </w:t>
+      </w:r>
+      <w:r>
+        <w:rPr>
+          <w:rFonts w:cs="Calibri"/>
+          <w:bCs/>
+          <w:sz w:val="24"/>
+          <w:szCs w:val="24"/>
+        </w:rPr>
+        <w:t xml:space="preserve">ver historiar clínico, solicitar historial, actualizar </w:t>
+      </w:r>
+      <w:proofErr w:type="gramStart"/>
+      <w:r>
+        <w:rPr>
+          <w:rFonts w:cs="Calibri"/>
+          <w:bCs/>
+          <w:sz w:val="24"/>
+          <w:szCs w:val="24"/>
+        </w:rPr>
+        <w:t>datos,  etc.</w:t>
+      </w:r>
+      <w:proofErr w:type="gramEnd"/>
+    </w:p>
+    <w:p>
+      <w:pPr>
+        <w:spacing w:after="0" w:line="240" w:lineRule="auto"/>
+        <w:rPr>
+          <w:rFonts w:cs="Calibri"/>
+          <w:b/>
+          <w:sz w:val="24"/>
+          <w:szCs w:val="24"/>
+        </w:rPr>
+      </w:pPr>
+      <w:r>
+        <w:rPr>
+          <w:rFonts w:cs="Calibri"/>
+          <w:b/>
+          <w:sz w:val="24"/>
+          <w:szCs w:val="24"/>
+        </w:rPr>
+        <w:t>Clase hija medico:</w:t>
+      </w:r>
+    </w:p>
+    <w:p>
+      <w:pPr>
+        <w:spacing w:after="0" w:line="240" w:lineRule="auto"/>
+        <w:rPr>
+          <w:rFonts w:cs="Calibri"/>
+          <w:bCs/>
+          <w:sz w:val="24"/>
+          <w:szCs w:val="24"/>
+        </w:rPr>
+      </w:pPr>
+      <w:r>
+        <w:rPr>
+          <w:rFonts w:cs="Calibri"/>
+          <w:b/>
+          <w:sz w:val="24"/>
+          <w:szCs w:val="24"/>
+        </w:rPr>
+        <w:t xml:space="preserve">Atributos: </w:t>
+      </w:r>
+      <w:r>
+        <w:rPr>
+          <w:rFonts w:cs="Calibri"/>
+          <w:bCs/>
+          <w:sz w:val="24"/>
+          <w:szCs w:val="24"/>
+        </w:rPr>
+        <w:t>horarios, sede,</w:t>
+      </w:r>
+      <w:r>
+        <w:rPr>
+          <w:rFonts w:cs="Calibri"/>
+          <w:b/>
+          <w:sz w:val="24"/>
+          <w:szCs w:val="24"/>
+        </w:rPr>
+        <w:t xml:space="preserve"> </w:t>
+      </w:r>
+      <w:r>
+        <w:rPr>
+          <w:rFonts w:cs="Calibri"/>
+          <w:bCs/>
+          <w:sz w:val="24"/>
+          <w:szCs w:val="24"/>
+        </w:rPr>
+        <w:t>especialidad</w:t>
+      </w:r>
+      <w:r>
+        <w:rPr>
+          <w:rFonts w:cs="Calibri"/>
+          <w:bCs/>
+          <w:sz w:val="24"/>
+          <w:szCs w:val="24"/>
+        </w:rPr>
+        <w:t>, nivel académico, etc.</w:t>
+      </w:r>
+    </w:p>
+    <w:p>
+      <w:pPr>
+        <w:spacing w:after="0" w:line="240" w:lineRule="auto"/>
+        <w:rPr>
+          <w:rFonts w:cs="Calibri"/>
+          <w:bCs/>
+          <w:sz w:val="24"/>
+          <w:szCs w:val="24"/>
+        </w:rPr>
+      </w:pPr>
+      <w:proofErr w:type="spellStart"/>
+      <w:r>
+        <w:rPr>
+          <w:rFonts w:cs="Calibri"/>
+          <w:b/>
+          <w:sz w:val="24"/>
+          <w:szCs w:val="24"/>
+        </w:rPr>
+        <w:t>Metodos</w:t>
+      </w:r>
+      <w:proofErr w:type="spellEnd"/>
+      <w:r>
+        <w:rPr>
+          <w:rFonts w:cs="Calibri"/>
+          <w:b/>
+          <w:sz w:val="24"/>
+          <w:szCs w:val="24"/>
+        </w:rPr>
+        <w:t>:</w:t>
+      </w:r>
+      <w:r>
+        <w:rPr>
+          <w:rFonts w:cs="Calibri"/>
+          <w:b/>
+          <w:sz w:val="24"/>
+          <w:szCs w:val="24"/>
+        </w:rPr>
+        <w:t xml:space="preserve"> </w:t>
+      </w:r>
+      <w:r>
+        <w:rPr>
+          <w:rFonts w:cs="Calibri"/>
+          <w:bCs/>
+          <w:sz w:val="24"/>
+          <w:szCs w:val="24"/>
+        </w:rPr>
+        <w:t>Consultar horarios, consultar sede, cambiar sede, consultar # de pacientes, consultar estado de pacientes, cambiar receta clínica, cambiar medicamentos de paciente, etc.</w:t>
+      </w:r>
+    </w:p>
+    <w:p>
+      <w:pPr>
+        <w:spacing w:after="0" w:line="240" w:lineRule="auto"/>
+        <w:rPr>
+          <w:rFonts w:cs="Calibri"/>
+          <w:bCs/>
+          <w:sz w:val="24"/>
+          <w:szCs w:val="24"/>
+        </w:rPr>
+      </w:pPr>
+      <w:r>
+        <w:rPr>
+          <w:rFonts w:cs="Calibri"/>
+          <w:b/>
+          <w:sz w:val="24"/>
+          <w:szCs w:val="24"/>
+        </w:rPr>
+        <w:t xml:space="preserve">Clases salientes de medico: </w:t>
+      </w:r>
+      <w:r>
+        <w:rPr>
+          <w:rFonts w:cs="Calibri"/>
+          <w:bCs/>
+          <w:sz w:val="24"/>
+          <w:szCs w:val="24"/>
+        </w:rPr>
+        <w:t>Estas clases se pueden generar debido a diferentes especialidades, pediatras, dermatólogos, neurólogos, etc.</w:t>
+      </w:r>
+    </w:p>
+    <w:p>
+      <w:pPr>
+        <w:spacing w:after="0" w:line="240" w:lineRule="auto"/>
+        <w:rPr>
+          <w:rFonts w:cs="Calibri"/>
+          <w:bCs/>
+          <w:sz w:val="24"/>
+          <w:szCs w:val="24"/>
+        </w:rPr>
+      </w:pPr>
+      <w:proofErr w:type="spellStart"/>
+      <w:r>
+        <w:rPr>
+          <w:rFonts w:cs="Calibri"/>
+          <w:b/>
+          <w:sz w:val="24"/>
+          <w:szCs w:val="24"/>
+        </w:rPr>
+        <w:t>Asociacion</w:t>
+      </w:r>
+      <w:proofErr w:type="spellEnd"/>
+      <w:r>
+        <w:rPr>
+          <w:rFonts w:cs="Calibri"/>
+          <w:b/>
+          <w:sz w:val="24"/>
+          <w:szCs w:val="24"/>
+        </w:rPr>
+        <w:t xml:space="preserve">: </w:t>
+      </w:r>
+      <w:r>
+        <w:rPr>
+          <w:rFonts w:cs="Calibri"/>
+          <w:bCs/>
+          <w:sz w:val="24"/>
+          <w:szCs w:val="24"/>
+        </w:rPr>
+        <w:t>médicos atienden pacientes, y pacientes acuden a medico cuando les pasa algo</w:t>
+      </w:r>
+    </w:p>
+    <w:p>
+      <w:pPr>
+        <w:spacing w:after="0" w:line="240" w:lineRule="auto"/>
+        <w:rPr>
+          <w:rFonts w:cs="Calibri"/>
+          <w:bCs/>
+          <w:sz w:val="24"/>
+          <w:szCs w:val="24"/>
+        </w:rPr>
+      </w:pPr>
+      <w:proofErr w:type="spellStart"/>
+      <w:r>
+        <w:rPr>
+          <w:rFonts w:cs="Calibri"/>
+          <w:b/>
+          <w:sz w:val="24"/>
+          <w:szCs w:val="24"/>
+        </w:rPr>
+        <w:t>Agregacion</w:t>
+      </w:r>
+      <w:proofErr w:type="spellEnd"/>
+      <w:r>
+        <w:rPr>
+          <w:rFonts w:cs="Calibri"/>
+          <w:b/>
+          <w:sz w:val="24"/>
+          <w:szCs w:val="24"/>
+        </w:rPr>
+        <w:t xml:space="preserve">: </w:t>
+      </w:r>
+      <w:proofErr w:type="spellStart"/>
+      <w:r>
+        <w:rPr>
+          <w:rFonts w:cs="Calibri"/>
+          <w:bCs/>
+          <w:sz w:val="24"/>
+          <w:szCs w:val="24"/>
+        </w:rPr>
+        <w:t>Eps</w:t>
+      </w:r>
+      <w:proofErr w:type="spellEnd"/>
+      <w:r>
+        <w:rPr>
+          <w:rFonts w:cs="Calibri"/>
+          <w:bCs/>
+          <w:sz w:val="24"/>
+          <w:szCs w:val="24"/>
+        </w:rPr>
+        <w:t xml:space="preserve"> contiene médicos, pero si se termina la </w:t>
+      </w:r>
+      <w:proofErr w:type="spellStart"/>
+      <w:r>
+        <w:rPr>
+          <w:rFonts w:cs="Calibri"/>
+          <w:bCs/>
+          <w:sz w:val="24"/>
+          <w:szCs w:val="24"/>
+        </w:rPr>
+        <w:t>eps</w:t>
+      </w:r>
+      <w:proofErr w:type="spellEnd"/>
+      <w:r>
+        <w:rPr>
+          <w:rFonts w:cs="Calibri"/>
+          <w:bCs/>
+          <w:sz w:val="24"/>
+          <w:szCs w:val="24"/>
+        </w:rPr>
+        <w:t xml:space="preserve">, los médicos </w:t>
+      </w:r>
+      <w:proofErr w:type="spellStart"/>
+      <w:r>
+        <w:rPr>
+          <w:rFonts w:cs="Calibri"/>
+          <w:bCs/>
+          <w:sz w:val="24"/>
+          <w:szCs w:val="24"/>
+        </w:rPr>
+        <w:t>aun</w:t>
+      </w:r>
+      <w:proofErr w:type="spellEnd"/>
+      <w:r>
+        <w:rPr>
+          <w:rFonts w:cs="Calibri"/>
+          <w:bCs/>
+          <w:sz w:val="24"/>
+          <w:szCs w:val="24"/>
+        </w:rPr>
+        <w:t xml:space="preserve"> existen, </w:t>
+      </w:r>
+    </w:p>
+    <w:p>
+      <w:pPr>
+        <w:spacing w:after="0" w:line="240" w:lineRule="auto"/>
+        <w:rPr>
+          <w:rFonts w:cs="Calibri"/>
+          <w:bCs/>
+          <w:sz w:val="24"/>
+          <w:szCs w:val="24"/>
+        </w:rPr>
+      </w:pPr>
+      <w:proofErr w:type="spellStart"/>
+      <w:r>
+        <w:rPr>
+          <w:rFonts w:cs="Calibri"/>
+          <w:b/>
+          <w:sz w:val="24"/>
+          <w:szCs w:val="24"/>
+        </w:rPr>
+        <w:t>Compocision</w:t>
+      </w:r>
+      <w:proofErr w:type="spellEnd"/>
+      <w:r>
+        <w:rPr>
+          <w:rFonts w:cs="Calibri"/>
+          <w:b/>
+          <w:sz w:val="24"/>
+          <w:szCs w:val="24"/>
+        </w:rPr>
+        <w:t xml:space="preserve">: </w:t>
+      </w:r>
+      <w:r>
+        <w:rPr>
+          <w:rFonts w:cs="Calibri"/>
+          <w:bCs/>
+          <w:sz w:val="24"/>
+          <w:szCs w:val="24"/>
+        </w:rPr>
+        <w:t xml:space="preserve">Historial </w:t>
+      </w:r>
+      <w:proofErr w:type="spellStart"/>
+      <w:r>
+        <w:rPr>
+          <w:rFonts w:cs="Calibri"/>
+          <w:bCs/>
+          <w:sz w:val="24"/>
+          <w:szCs w:val="24"/>
+        </w:rPr>
+        <w:t>medico</w:t>
+      </w:r>
+      <w:proofErr w:type="spellEnd"/>
+      <w:r>
+        <w:rPr>
+          <w:rFonts w:cs="Calibri"/>
+          <w:bCs/>
+          <w:sz w:val="24"/>
+          <w:szCs w:val="24"/>
+        </w:rPr>
+        <w:t xml:space="preserve"> depende de que exista una persona para existir.</w:t>
+      </w:r>
+    </w:p>
+    <w:p>
+      <w:pPr>
+        <w:spacing w:after="0" w:line="240" w:lineRule="auto"/>
+        <w:rPr>
+          <w:rFonts w:cs="Calibri"/>
+          <w:bCs/>
+          <w:sz w:val="24"/>
+          <w:szCs w:val="24"/>
+        </w:rPr>
+      </w:pPr>
+      <w:proofErr w:type="spellStart"/>
+      <w:r>
+        <w:rPr>
+          <w:rFonts w:cs="Calibri"/>
+          <w:b/>
+          <w:sz w:val="24"/>
+          <w:szCs w:val="24"/>
+        </w:rPr>
+        <w:t>Generalizacion</w:t>
+      </w:r>
+      <w:proofErr w:type="spellEnd"/>
+      <w:r>
+        <w:rPr>
+          <w:rFonts w:cs="Calibri"/>
+          <w:b/>
+          <w:sz w:val="24"/>
+          <w:szCs w:val="24"/>
+        </w:rPr>
+        <w:t xml:space="preserve">: </w:t>
+      </w:r>
+      <w:r>
+        <w:rPr>
+          <w:rFonts w:cs="Calibri"/>
+          <w:bCs/>
+          <w:sz w:val="24"/>
+          <w:szCs w:val="24"/>
+        </w:rPr>
+        <w:t xml:space="preserve">personas, médicos o usuarios. </w:t>
+      </w:r>
+      <w:proofErr w:type="gramStart"/>
+      <w:r>
+        <w:rPr>
+          <w:rFonts w:cs="Calibri"/>
+          <w:bCs/>
+          <w:sz w:val="24"/>
+          <w:szCs w:val="24"/>
+        </w:rPr>
+        <w:t>Médicos ,</w:t>
+      </w:r>
+      <w:proofErr w:type="gramEnd"/>
+      <w:r>
+        <w:rPr>
+          <w:rFonts w:cs="Calibri"/>
+          <w:bCs/>
+          <w:sz w:val="24"/>
+          <w:szCs w:val="24"/>
+        </w:rPr>
+        <w:t xml:space="preserve"> especializaciones.</w:t>
+      </w:r>
+    </w:p>
+    <w:p>
+      <w:pPr>
+        <w:spacing w:after="0" w:line="240" w:lineRule="auto"/>
+        <w:rPr>
+          <w:rFonts w:cs="Calibri"/>
+          <w:bCs/>
+          <w:sz w:val="24"/>
+          <w:szCs w:val="24"/>
+        </w:rPr>
+      </w:pPr>
+      <w:r>
+        <w:rPr>
+          <w:rFonts w:cs="Calibri"/>
+          <w:b/>
+          <w:sz w:val="24"/>
+          <w:szCs w:val="24"/>
+        </w:rPr>
+        <w:t xml:space="preserve">Herencia: </w:t>
+      </w:r>
+      <w:r>
+        <w:rPr>
+          <w:rFonts w:cs="Calibri"/>
+          <w:bCs/>
+          <w:sz w:val="24"/>
+          <w:szCs w:val="24"/>
+        </w:rPr>
+        <w:t>personas&gt;usuario y medico</w:t>
+      </w:r>
+    </w:p>
+    <w:p>
+      <w:pPr>
+        <w:spacing w:after="0" w:line="240" w:lineRule="auto"/>
+        <w:rPr>
+          <w:rFonts w:cs="Calibri"/>
+          <w:bCs/>
+          <w:sz w:val="24"/>
+          <w:szCs w:val="24"/>
+        </w:rPr>
+      </w:pPr>
+      <w:proofErr w:type="spellStart"/>
+      <w:r>
+        <w:rPr>
+          <w:rFonts w:cs="Calibri"/>
+          <w:b/>
+          <w:sz w:val="24"/>
+          <w:szCs w:val="24"/>
+        </w:rPr>
+        <w:t>Polimorfosis</w:t>
+      </w:r>
+      <w:proofErr w:type="spellEnd"/>
+      <w:r>
+        <w:rPr>
+          <w:rFonts w:cs="Calibri"/>
+          <w:b/>
+          <w:sz w:val="24"/>
+          <w:szCs w:val="24"/>
+        </w:rPr>
+        <w:t>:</w:t>
+      </w:r>
+      <w:r>
+        <w:rPr>
+          <w:rFonts w:cs="Calibri"/>
+          <w:bCs/>
+          <w:sz w:val="24"/>
+          <w:szCs w:val="24"/>
+        </w:rPr>
+        <w:t xml:space="preserve"> </w:t>
+      </w:r>
+      <w:r>
+        <w:rPr>
+          <w:rFonts w:cs="Calibri"/>
+          <w:bCs/>
+          <w:sz w:val="24"/>
+          <w:szCs w:val="24"/>
+        </w:rPr>
+        <w:t xml:space="preserve">si compruebo el estado de los pacientes por una función la enfermedad será </w:t>
+      </w:r>
+      <w:proofErr w:type="gramStart"/>
+      <w:r>
+        <w:rPr>
+          <w:rFonts w:cs="Calibri"/>
+          <w:bCs/>
+          <w:sz w:val="24"/>
+          <w:szCs w:val="24"/>
+        </w:rPr>
+        <w:t>diferente</w:t>
+      </w:r>
+      <w:proofErr w:type="gramEnd"/>
+      <w:r>
+        <w:rPr>
+          <w:rFonts w:cs="Calibri"/>
+          <w:bCs/>
+          <w:sz w:val="24"/>
+          <w:szCs w:val="24"/>
+        </w:rPr>
+        <w:t xml:space="preserve"> aunque se use el mismo método.</w:t>
+      </w:r>
+    </w:p>
+    <w:p>
+      <w:pPr>
+        <w:spacing w:after="0" w:line="240" w:lineRule="auto"/>
+        <w:rPr>
+          <w:rFonts w:cs="Calibri"/>
+          <w:bCs/>
+          <w:sz w:val="24"/>
+          <w:szCs w:val="24"/>
+        </w:rPr>
+      </w:pPr>
+      <w:proofErr w:type="spellStart"/>
+      <w:r>
+        <w:rPr>
+          <w:rFonts w:cs="Calibri"/>
+          <w:b/>
+          <w:sz w:val="24"/>
+          <w:szCs w:val="24"/>
+        </w:rPr>
+        <w:t>Abstracion</w:t>
+      </w:r>
+      <w:proofErr w:type="spellEnd"/>
+      <w:r>
+        <w:rPr>
+          <w:rFonts w:cs="Calibri"/>
+          <w:b/>
+          <w:sz w:val="24"/>
+          <w:szCs w:val="24"/>
+        </w:rPr>
+        <w:t>:</w:t>
+      </w:r>
+      <w:r>
+        <w:rPr>
+          <w:rFonts w:cs="Calibri"/>
+          <w:b/>
+          <w:sz w:val="24"/>
+          <w:szCs w:val="24"/>
+        </w:rPr>
+        <w:t xml:space="preserve"> </w:t>
+      </w:r>
+      <w:r>
+        <w:rPr>
+          <w:rFonts w:cs="Calibri"/>
+          <w:bCs/>
+          <w:sz w:val="24"/>
+          <w:szCs w:val="24"/>
+        </w:rPr>
+        <w:t>si se interna un paciente, no se necesita saber todo el proceso solo que ha sido internado correctamente</w:t>
+      </w:r>
+    </w:p>
+    <w:p>
+      <w:pPr>
+        <w:spacing w:after="0" w:line="240" w:lineRule="auto"/>
+        <w:rPr>
+          <w:rFonts w:cs="Calibri"/>
+          <w:bCs/>
+          <w:sz w:val="24"/>
+          <w:szCs w:val="24"/>
+        </w:rPr>
+      </w:pPr>
+      <w:r>
+        <w:rPr>
+          <w:rFonts w:cs="Calibri"/>
+          <w:b/>
+          <w:sz w:val="24"/>
+          <w:szCs w:val="24"/>
+        </w:rPr>
+        <w:t>Encapsulamiento:</w:t>
+      </w:r>
+      <w:r>
+        <w:rPr>
+          <w:rFonts w:cs="Calibri"/>
+          <w:b/>
+          <w:sz w:val="24"/>
+          <w:szCs w:val="24"/>
+        </w:rPr>
+        <w:t xml:space="preserve"> </w:t>
+      </w:r>
+      <w:r>
+        <w:rPr>
+          <w:rFonts w:cs="Calibri"/>
+          <w:bCs/>
+          <w:sz w:val="24"/>
+          <w:szCs w:val="24"/>
+        </w:rPr>
+        <w:t xml:space="preserve">protege los datos sensibles de los </w:t>
+      </w:r>
+      <w:proofErr w:type="spellStart"/>
+      <w:r>
+        <w:rPr>
+          <w:rFonts w:cs="Calibri"/>
+          <w:bCs/>
+          <w:sz w:val="24"/>
+          <w:szCs w:val="24"/>
+        </w:rPr>
+        <w:t>pasientes</w:t>
+      </w:r>
+      <w:proofErr w:type="spellEnd"/>
+      <w:r>
+        <w:rPr>
+          <w:rFonts w:cs="Calibri"/>
+          <w:bCs/>
+          <w:sz w:val="24"/>
+          <w:szCs w:val="24"/>
+        </w:rPr>
+        <w:t xml:space="preserve"> para guardar su privacidad</w:t>
+      </w:r>
+    </w:p>
+    <w:p>
+      <w:pPr>
+        <w:spacing w:after="0" w:line="240" w:lineRule="auto"/>
+        <w:rPr>
+          <w:rFonts w:cs="Calibri"/>
           <w:bCs/>
           <w:sz w:val="24"/>
           <w:szCs w:val="24"/>
@@ -14951,7 +15858,6 @@
                 <w:sz w:val="24"/>
                 <w:szCs w:val="24"/>
               </w:rPr>
-              <w:lastRenderedPageBreak/>
               <w:t>Fase</w:t>
             </w:r>
           </w:p>
@@ -15945,6 +16851,7 @@
           <w:sz w:val="24"/>
           <w:szCs w:val="24"/>
         </w:rPr>
+        <w:lastRenderedPageBreak/>
         <w:pict w14:anchorId="7D9DB2F6">
           <v:rect id="_x0000_i1057" style="width:0;height:1.5pt" o:hralign="center" o:hrstd="t" o:hr="t" fillcolor="#a0a0a0" stroked="f"/>
         </w:pict>
@@ -16513,7 +17420,6 @@
           <w:sz w:val="24"/>
           <w:szCs w:val="24"/>
         </w:rPr>
-        <w:lastRenderedPageBreak/>
         <w:t xml:space="preserve">UML y Patrones </w:t>
       </w:r>
     </w:p>
@@ -24488,7 +25394,6 @@
   <w:style w:type="character" w:default="1" w:styleId="Fuentedeprrafopredeter">
     <w:name w:val="Default Paragraph Font"/>
     <w:uiPriority w:val="1"/>
-    <w:semiHidden/>
     <w:unhideWhenUsed/>
   </w:style>
   <w:style w:type="table" w:default="1" w:styleId="Tablanormal">
@@ -25622,6 +26527,17 @@
 </file>
 
 <file path=customXml/item1.xml><?xml version="1.0" encoding="utf-8"?>
+<p:properties xmlns:p="http://schemas.microsoft.com/office/2006/metadata/properties" xmlns:xsi="http://www.w3.org/2001/XMLSchema-instance" xmlns:pc="http://schemas.microsoft.com/office/infopath/2007/PartnerControls">
+  <documentManagement>
+    <lcf76f155ced4ddcb4097134ff3c332f xmlns="932546ec-9fd3-4385-85aa-a79281ebb4c5">
+      <Terms xmlns="http://schemas.microsoft.com/office/infopath/2007/PartnerControls"/>
+    </lcf76f155ced4ddcb4097134ff3c332f>
+    <TaxCatchAll xmlns="3b6d2153-ea30-4986-ad45-11d5a60cf126" xsi:nil="true"/>
+  </documentManagement>
+</p:properties>
+</file>
+
+<file path=customXml/item2.xml><?xml version="1.0" encoding="utf-8"?>
 <ct:contentTypeSchema xmlns:ct="http://schemas.microsoft.com/office/2006/metadata/contentType" xmlns:ma="http://schemas.microsoft.com/office/2006/metadata/properties/metaAttributes" ct:_="" ma:_="" ma:contentTypeName="Document" ma:contentTypeID="0x010100E6FB40559C53924D9947EEC60714F600" ma:contentTypeVersion="14" ma:contentTypeDescription="Create a new document." ma:contentTypeScope="" ma:versionID="cb94d2a05574536df82d0c972c1ab7f6">
   <xsd:schema xmlns:xsd="http://www.w3.org/2001/XMLSchema" xmlns:xs="http://www.w3.org/2001/XMLSchema" xmlns:p="http://schemas.microsoft.com/office/2006/metadata/properties" xmlns:ns2="932546ec-9fd3-4385-85aa-a79281ebb4c5" xmlns:ns3="3b6d2153-ea30-4986-ad45-11d5a60cf126" targetNamespace="http://schemas.microsoft.com/office/2006/metadata/properties" ma:root="true" ma:fieldsID="0dac74d9b28dc37fa479047abd5a0322" ns2:_="" ns3:_="">
     <xsd:import namespace="932546ec-9fd3-4385-85aa-a79281ebb4c5"/>
@@ -25850,22 +26766,7 @@
 </ct:contentTypeSchema>
 </file>
 
-<file path=customXml/item2.xml><?xml version="1.0" encoding="utf-8"?>
-<p:properties xmlns:p="http://schemas.microsoft.com/office/2006/metadata/properties" xmlns:xsi="http://www.w3.org/2001/XMLSchema-instance" xmlns:pc="http://schemas.microsoft.com/office/infopath/2007/PartnerControls">
-  <documentManagement>
-    <lcf76f155ced4ddcb4097134ff3c332f xmlns="932546ec-9fd3-4385-85aa-a79281ebb4c5">
-      <Terms xmlns="http://schemas.microsoft.com/office/infopath/2007/PartnerControls"/>
-    </lcf76f155ced4ddcb4097134ff3c332f>
-    <TaxCatchAll xmlns="3b6d2153-ea30-4986-ad45-11d5a60cf126" xsi:nil="true"/>
-  </documentManagement>
-</p:properties>
-</file>
-
 <file path=customXml/item3.xml><?xml version="1.0" encoding="utf-8"?>
-<b:Sources xmlns:b="http://schemas.openxmlformats.org/officeDocument/2006/bibliography" xmlns="http://schemas.openxmlformats.org/officeDocument/2006/bibliography" SelectedStyle="/APA.XSL" StyleName="APA"/>
-</file>
-
-<file path=customXml/item4.xml><?xml version="1.0" encoding="utf-8"?>
 <?mso-contentType ?>
 <FormTemplates xmlns="http://schemas.microsoft.com/sharepoint/v3/contenttype/forms">
   <Display>DocumentLibraryForm</Display>
@@ -25874,7 +26775,22 @@
 </FormTemplates>
 </file>
 
+<file path=customXml/item4.xml><?xml version="1.0" encoding="utf-8"?>
+<b:Sources xmlns:b="http://schemas.openxmlformats.org/officeDocument/2006/bibliography" xmlns="http://schemas.openxmlformats.org/officeDocument/2006/bibliography" SelectedStyle="/APA.XSL" StyleName="APA"/>
+</file>
+
 <file path=customXml/itemProps1.xml><?xml version="1.0" encoding="utf-8"?>
+<ds:datastoreItem xmlns:ds="http://schemas.openxmlformats.org/officeDocument/2006/customXml" ds:itemID="{148CFCA9-C04F-4472-9ACE-2C2B0713CCB5}">
+  <ds:schemaRefs>
+    <ds:schemaRef ds:uri="http://schemas.microsoft.com/office/2006/metadata/properties"/>
+    <ds:schemaRef ds:uri="http://schemas.microsoft.com/office/infopath/2007/PartnerControls"/>
+    <ds:schemaRef ds:uri="932546ec-9fd3-4385-85aa-a79281ebb4c5"/>
+    <ds:schemaRef ds:uri="3b6d2153-ea30-4986-ad45-11d5a60cf126"/>
+  </ds:schemaRefs>
+</ds:datastoreItem>
+</file>
+
+<file path=customXml/itemProps2.xml><?xml version="1.0" encoding="utf-8"?>
 <ds:datastoreItem xmlns:ds="http://schemas.openxmlformats.org/officeDocument/2006/customXml" ds:itemID="{3B1041A2-1341-4421-B5F5-50CA599F65C6}">
   <ds:schemaRefs>
     <ds:schemaRef ds:uri="http://schemas.microsoft.com/office/2006/metadata/contentType"/>
@@ -25893,29 +26809,18 @@
 </ds:datastoreItem>
 </file>
 
-<file path=customXml/itemProps2.xml><?xml version="1.0" encoding="utf-8"?>
-<ds:datastoreItem xmlns:ds="http://schemas.openxmlformats.org/officeDocument/2006/customXml" ds:itemID="{148CFCA9-C04F-4472-9ACE-2C2B0713CCB5}">
+<file path=customXml/itemProps3.xml><?xml version="1.0" encoding="utf-8"?>
+<ds:datastoreItem xmlns:ds="http://schemas.openxmlformats.org/officeDocument/2006/customXml" ds:itemID="{3F9D943A-8F73-4333-9169-A981417CD6FA}">
   <ds:schemaRefs>
-    <ds:schemaRef ds:uri="http://schemas.microsoft.com/office/2006/metadata/properties"/>
-    <ds:schemaRef ds:uri="http://schemas.microsoft.com/office/infopath/2007/PartnerControls"/>
-    <ds:schemaRef ds:uri="932546ec-9fd3-4385-85aa-a79281ebb4c5"/>
-    <ds:schemaRef ds:uri="3b6d2153-ea30-4986-ad45-11d5a60cf126"/>
+    <ds:schemaRef ds:uri="http://schemas.microsoft.com/sharepoint/v3/contenttype/forms"/>
   </ds:schemaRefs>
 </ds:datastoreItem>
 </file>
 
-<file path=customXml/itemProps3.xml><?xml version="1.0" encoding="utf-8"?>
+<file path=customXml/itemProps4.xml><?xml version="1.0" encoding="utf-8"?>
 <ds:datastoreItem xmlns:ds="http://schemas.openxmlformats.org/officeDocument/2006/customXml" ds:itemID="{8F77DE2A-42C6-4CA6-9039-80EF84878373}">
   <ds:schemaRefs>
     <ds:schemaRef ds:uri="http://schemas.openxmlformats.org/officeDocument/2006/bibliography"/>
   </ds:schemaRefs>
 </ds:datastoreItem>
-</file>
-
-<file path=customXml/itemProps4.xml><?xml version="1.0" encoding="utf-8"?>
-<ds:datastoreItem xmlns:ds="http://schemas.openxmlformats.org/officeDocument/2006/customXml" ds:itemID="{3F9D943A-8F73-4333-9169-A981417CD6FA}">
-  <ds:schemaRefs>
-    <ds:schemaRef ds:uri="http://schemas.microsoft.com/sharepoint/v3/contenttype/forms"/>
-  </ds:schemaRefs>
-</ds:datastoreItem>
 </file>